--- a/285_Машковцев СА_УП/Демоэкзамен/Демоэкзамен.docx
+++ b/285_Машковцев СА_УП/Демоэкзамен/Демоэкзамен.docx
@@ -121,15 +121,7 @@
           <w:sz w:val="28"/>
           <w:szCs w:val="28"/>
         </w:rPr>
-        <w:t>четные данные пользователей (логин, пароль)</w:t>
-      </w:r>
-      <w:r>
-        <w:rPr>
-          <w:rFonts w:ascii="Times New Roman" w:hAnsi="Times New Roman" w:cs="Times New Roman"/>
-          <w:sz w:val="28"/>
-          <w:szCs w:val="28"/>
-        </w:rPr>
-        <w:t>;</w:t>
+        <w:t>четные данные пользователей (логин, пароль);</w:t>
       </w:r>
     </w:p>
     <w:p>
@@ -157,15 +149,7 @@
           <w:sz w:val="28"/>
           <w:szCs w:val="28"/>
         </w:rPr>
-        <w:t>анные от заказчиков (тип оборудования, модель, описание проблемы)</w:t>
-      </w:r>
-      <w:r>
-        <w:rPr>
-          <w:rFonts w:ascii="Times New Roman" w:hAnsi="Times New Roman" w:cs="Times New Roman"/>
-          <w:sz w:val="28"/>
-          <w:szCs w:val="28"/>
-        </w:rPr>
-        <w:t>;</w:t>
+        <w:t>анные от заказчиков (тип оборудования, модель, описание проблемы);</w:t>
       </w:r>
     </w:p>
     <w:p>
@@ -241,15 +225,7 @@
           <w:sz w:val="28"/>
           <w:szCs w:val="28"/>
         </w:rPr>
-        <w:t>писки заявок с фильтрацией по статусам, клиентам или специалистам</w:t>
-      </w:r>
-      <w:r>
-        <w:rPr>
-          <w:rFonts w:ascii="Times New Roman" w:hAnsi="Times New Roman" w:cs="Times New Roman"/>
-          <w:sz w:val="28"/>
-          <w:szCs w:val="28"/>
-        </w:rPr>
-        <w:t>;</w:t>
+        <w:t>писки заявок с фильтрацией по статусам, клиентам или специалистам;</w:t>
       </w:r>
     </w:p>
     <w:p>
@@ -277,15 +253,7 @@
           <w:sz w:val="28"/>
           <w:szCs w:val="28"/>
         </w:rPr>
-        <w:t>ведомления системы об ошибках или успешных действиях</w:t>
-      </w:r>
-      <w:r>
-        <w:rPr>
-          <w:rFonts w:ascii="Times New Roman" w:hAnsi="Times New Roman" w:cs="Times New Roman"/>
-          <w:sz w:val="28"/>
-          <w:szCs w:val="28"/>
-        </w:rPr>
-        <w:t>;</w:t>
+        <w:t>ведомления системы об ошибках или успешных действиях;</w:t>
       </w:r>
     </w:p>
     <w:p>
@@ -361,15 +329,7 @@
           <w:sz w:val="28"/>
           <w:szCs w:val="28"/>
         </w:rPr>
-        <w:t>татистика неисправностей)</w:t>
-      </w:r>
-      <w:r>
-        <w:rPr>
-          <w:rFonts w:ascii="Times New Roman" w:hAnsi="Times New Roman" w:cs="Times New Roman"/>
-          <w:sz w:val="28"/>
-          <w:szCs w:val="28"/>
-        </w:rPr>
-        <w:t>;</w:t>
+        <w:t>татистика неисправностей);</w:t>
       </w:r>
     </w:p>
     <w:p>
@@ -513,7 +473,7 @@
                     </pic:cNvPicPr>
                   </pic:nvPicPr>
                   <pic:blipFill>
-                    <a:blip r:embed="rId4">
+                    <a:blip r:embed="rId5">
                       <a:extLst>
                         <a:ext uri="{28A0092B-C50C-407E-A947-70E740481C1C}">
                           <a14:useLocalDpi xmlns:a14="http://schemas.microsoft.com/office/drawing/2010/main" val="0"/>
@@ -672,7 +632,7 @@
                     </pic:cNvPicPr>
                   </pic:nvPicPr>
                   <pic:blipFill>
-                    <a:blip r:embed="rId5">
+                    <a:blip r:embed="rId6">
                       <a:extLst>
                         <a:ext uri="{28A0092B-C50C-407E-A947-70E740481C1C}">
                           <a14:useLocalDpi xmlns:a14="http://schemas.microsoft.com/office/drawing/2010/main" val="0"/>
@@ -1187,15 +1147,13 @@
           <w:rFonts w:ascii="Times New Roman" w:hAnsi="Times New Roman" w:cs="Times New Roman"/>
           <w:sz w:val="28"/>
           <w:szCs w:val="28"/>
-          <w:lang w:val="en-US"/>
-        </w:rPr>
-      </w:pPr>
-      <w:r>
-        <w:rPr>
-          <w:rFonts w:ascii="Times New Roman" w:hAnsi="Times New Roman" w:cs="Times New Roman"/>
-          <w:sz w:val="28"/>
-          <w:szCs w:val="28"/>
-          <w:lang w:val="en-US"/>
+        </w:rPr>
+      </w:pPr>
+      <w:r>
+        <w:rPr>
+          <w:rFonts w:ascii="Times New Roman" w:hAnsi="Times New Roman" w:cs="Times New Roman"/>
+          <w:sz w:val="28"/>
+          <w:szCs w:val="28"/>
         </w:rPr>
         <w:t xml:space="preserve">3) </w:t>
       </w:r>
@@ -1215,7 +1173,15 @@
           <w:szCs w:val="28"/>
           <w:lang w:val="en-US"/>
         </w:rPr>
-        <w:t>sers (</w:t>
+        <w:t>sers</w:t>
+      </w:r>
+      <w:r>
+        <w:rPr>
+          <w:rFonts w:ascii="Times New Roman" w:hAnsi="Times New Roman" w:cs="Times New Roman"/>
+          <w:sz w:val="28"/>
+          <w:szCs w:val="28"/>
+        </w:rPr>
+        <w:t xml:space="preserve"> (</w:t>
       </w:r>
       <w:r>
         <w:rPr>
@@ -1238,7 +1204,6 @@
           <w:rFonts w:ascii="Times New Roman" w:hAnsi="Times New Roman" w:cs="Times New Roman"/>
           <w:sz w:val="28"/>
           <w:szCs w:val="28"/>
-          <w:lang w:val="en-US"/>
         </w:rPr>
         <w:t xml:space="preserve">): </w:t>
       </w:r>
@@ -1252,15 +1217,13 @@
           <w:rFonts w:ascii="Times New Roman" w:hAnsi="Times New Roman" w:cs="Times New Roman"/>
           <w:sz w:val="28"/>
           <w:szCs w:val="28"/>
-          <w:lang w:val="en-US"/>
-        </w:rPr>
-      </w:pPr>
-      <w:r>
-        <w:rPr>
-          <w:rFonts w:ascii="Times New Roman" w:hAnsi="Times New Roman" w:cs="Times New Roman"/>
-          <w:sz w:val="28"/>
-          <w:szCs w:val="28"/>
-          <w:lang w:val="en-US"/>
+        </w:rPr>
+      </w:pPr>
+      <w:r>
+        <w:rPr>
+          <w:rFonts w:ascii="Times New Roman" w:hAnsi="Times New Roman" w:cs="Times New Roman"/>
+          <w:sz w:val="28"/>
+          <w:szCs w:val="28"/>
         </w:rPr>
         <w:t xml:space="preserve">– </w:t>
       </w:r>
@@ -1280,6 +1243,347 @@
           <w:rFonts w:ascii="Times New Roman" w:hAnsi="Times New Roman" w:cs="Times New Roman"/>
           <w:sz w:val="28"/>
           <w:szCs w:val="28"/>
+        </w:rPr>
+        <w:t xml:space="preserve"> (</w:t>
+      </w:r>
+      <w:r>
+        <w:rPr>
+          <w:rFonts w:ascii="Times New Roman" w:hAnsi="Times New Roman" w:cs="Times New Roman"/>
+          <w:sz w:val="28"/>
+          <w:szCs w:val="28"/>
+          <w:lang w:val="en-US"/>
+        </w:rPr>
+        <w:t>PK</w:t>
+      </w:r>
+      <w:r>
+        <w:rPr>
+          <w:rFonts w:ascii="Times New Roman" w:hAnsi="Times New Roman" w:cs="Times New Roman"/>
+          <w:sz w:val="28"/>
+          <w:szCs w:val="28"/>
+        </w:rPr>
+        <w:t>)</w:t>
+      </w:r>
+      <w:r>
+        <w:rPr>
+          <w:rFonts w:ascii="Times New Roman" w:hAnsi="Times New Roman" w:cs="Times New Roman"/>
+          <w:sz w:val="28"/>
+          <w:szCs w:val="28"/>
+        </w:rPr>
+        <w:t>;</w:t>
+      </w:r>
+    </w:p>
+    <w:p>
+      <w:pPr>
+        <w:spacing w:after="0" w:line="240" w:lineRule="auto"/>
+        <w:ind w:left="284" w:right="282" w:firstLine="709"/>
+        <w:jc w:val="both"/>
+        <w:rPr>
+          <w:rFonts w:ascii="Times New Roman" w:hAnsi="Times New Roman" w:cs="Times New Roman"/>
+          <w:sz w:val="28"/>
+          <w:szCs w:val="28"/>
+        </w:rPr>
+      </w:pPr>
+      <w:r>
+        <w:rPr>
+          <w:rFonts w:ascii="Times New Roman" w:hAnsi="Times New Roman" w:cs="Times New Roman"/>
+          <w:sz w:val="28"/>
+          <w:szCs w:val="28"/>
+        </w:rPr>
+        <w:t xml:space="preserve">– </w:t>
+      </w:r>
+      <w:proofErr w:type="spellStart"/>
+      <w:r>
+        <w:rPr>
+          <w:rFonts w:ascii="Times New Roman" w:hAnsi="Times New Roman" w:cs="Times New Roman"/>
+          <w:sz w:val="28"/>
+          <w:szCs w:val="28"/>
+          <w:lang w:val="en-US"/>
+        </w:rPr>
+        <w:t>fio</w:t>
+      </w:r>
+      <w:proofErr w:type="spellEnd"/>
+      <w:r>
+        <w:rPr>
+          <w:rFonts w:ascii="Times New Roman" w:hAnsi="Times New Roman" w:cs="Times New Roman"/>
+          <w:sz w:val="28"/>
+          <w:szCs w:val="28"/>
+        </w:rPr>
+        <w:t>;</w:t>
+      </w:r>
+    </w:p>
+    <w:p>
+      <w:pPr>
+        <w:spacing w:after="0" w:line="240" w:lineRule="auto"/>
+        <w:ind w:left="284" w:right="282" w:firstLine="709"/>
+        <w:jc w:val="both"/>
+        <w:rPr>
+          <w:rFonts w:ascii="Times New Roman" w:hAnsi="Times New Roman" w:cs="Times New Roman"/>
+          <w:sz w:val="28"/>
+          <w:szCs w:val="28"/>
+          <w:lang w:val="en-US"/>
+        </w:rPr>
+      </w:pPr>
+      <w:r>
+        <w:rPr>
+          <w:rFonts w:ascii="Times New Roman" w:hAnsi="Times New Roman" w:cs="Times New Roman"/>
+          <w:sz w:val="28"/>
+          <w:szCs w:val="28"/>
+          <w:lang w:val="en-US"/>
+        </w:rPr>
+        <w:t xml:space="preserve">– </w:t>
+      </w:r>
+      <w:r>
+        <w:rPr>
+          <w:rFonts w:ascii="Times New Roman" w:hAnsi="Times New Roman" w:cs="Times New Roman"/>
+          <w:sz w:val="28"/>
+          <w:szCs w:val="28"/>
+          <w:lang w:val="en-US"/>
+        </w:rPr>
+        <w:t>phone</w:t>
+      </w:r>
+      <w:r>
+        <w:rPr>
+          <w:rFonts w:ascii="Times New Roman" w:hAnsi="Times New Roman" w:cs="Times New Roman"/>
+          <w:sz w:val="28"/>
+          <w:szCs w:val="28"/>
+          <w:lang w:val="en-US"/>
+        </w:rPr>
+        <w:t>;</w:t>
+      </w:r>
+    </w:p>
+    <w:p>
+      <w:pPr>
+        <w:spacing w:after="0" w:line="240" w:lineRule="auto"/>
+        <w:ind w:left="284" w:right="282" w:firstLine="709"/>
+        <w:jc w:val="both"/>
+        <w:rPr>
+          <w:rFonts w:ascii="Times New Roman" w:hAnsi="Times New Roman" w:cs="Times New Roman"/>
+          <w:sz w:val="28"/>
+          <w:szCs w:val="28"/>
+          <w:lang w:val="en-US"/>
+        </w:rPr>
+      </w:pPr>
+      <w:r>
+        <w:rPr>
+          <w:rFonts w:ascii="Times New Roman" w:hAnsi="Times New Roman" w:cs="Times New Roman"/>
+          <w:sz w:val="28"/>
+          <w:szCs w:val="28"/>
+          <w:lang w:val="en-US"/>
+        </w:rPr>
+        <w:t xml:space="preserve">– </w:t>
+      </w:r>
+      <w:r>
+        <w:rPr>
+          <w:rFonts w:ascii="Times New Roman" w:hAnsi="Times New Roman" w:cs="Times New Roman"/>
+          <w:sz w:val="28"/>
+          <w:szCs w:val="28"/>
+          <w:lang w:val="en-US"/>
+        </w:rPr>
+        <w:t>login</w:t>
+      </w:r>
+      <w:r>
+        <w:rPr>
+          <w:rFonts w:ascii="Times New Roman" w:hAnsi="Times New Roman" w:cs="Times New Roman"/>
+          <w:sz w:val="28"/>
+          <w:szCs w:val="28"/>
+          <w:lang w:val="en-US"/>
+        </w:rPr>
+        <w:t>;</w:t>
+      </w:r>
+    </w:p>
+    <w:p>
+      <w:pPr>
+        <w:spacing w:after="0" w:line="240" w:lineRule="auto"/>
+        <w:ind w:left="284" w:right="282" w:firstLine="709"/>
+        <w:jc w:val="both"/>
+        <w:rPr>
+          <w:rFonts w:ascii="Times New Roman" w:hAnsi="Times New Roman" w:cs="Times New Roman"/>
+          <w:sz w:val="28"/>
+          <w:szCs w:val="28"/>
+          <w:lang w:val="en-US"/>
+        </w:rPr>
+      </w:pPr>
+      <w:r>
+        <w:rPr>
+          <w:rFonts w:ascii="Times New Roman" w:hAnsi="Times New Roman" w:cs="Times New Roman"/>
+          <w:sz w:val="28"/>
+          <w:szCs w:val="28"/>
+          <w:lang w:val="en-US"/>
+        </w:rPr>
+        <w:t xml:space="preserve">– </w:t>
+      </w:r>
+      <w:r>
+        <w:rPr>
+          <w:rFonts w:ascii="Times New Roman" w:hAnsi="Times New Roman" w:cs="Times New Roman"/>
+          <w:sz w:val="28"/>
+          <w:szCs w:val="28"/>
+          <w:lang w:val="en-US"/>
+        </w:rPr>
+        <w:t>password</w:t>
+      </w:r>
+      <w:r>
+        <w:rPr>
+          <w:rFonts w:ascii="Times New Roman" w:hAnsi="Times New Roman" w:cs="Times New Roman"/>
+          <w:sz w:val="28"/>
+          <w:szCs w:val="28"/>
+          <w:lang w:val="en-US"/>
+        </w:rPr>
+        <w:t>;</w:t>
+      </w:r>
+    </w:p>
+    <w:p>
+      <w:pPr>
+        <w:spacing w:after="0" w:line="240" w:lineRule="auto"/>
+        <w:ind w:left="284" w:right="282" w:firstLine="709"/>
+        <w:jc w:val="both"/>
+        <w:rPr>
+          <w:rFonts w:ascii="Times New Roman" w:hAnsi="Times New Roman" w:cs="Times New Roman"/>
+          <w:sz w:val="28"/>
+          <w:szCs w:val="28"/>
+          <w:lang w:val="en-US"/>
+        </w:rPr>
+      </w:pPr>
+      <w:r>
+        <w:rPr>
+          <w:rFonts w:ascii="Times New Roman" w:hAnsi="Times New Roman" w:cs="Times New Roman"/>
+          <w:sz w:val="28"/>
+          <w:szCs w:val="28"/>
+          <w:lang w:val="en-US"/>
+        </w:rPr>
+        <w:t xml:space="preserve">– </w:t>
+      </w:r>
+      <w:proofErr w:type="spellStart"/>
+      <w:r>
+        <w:rPr>
+          <w:rFonts w:ascii="Times New Roman" w:hAnsi="Times New Roman" w:cs="Times New Roman"/>
+          <w:sz w:val="28"/>
+          <w:szCs w:val="28"/>
+          <w:lang w:val="en-US"/>
+        </w:rPr>
+        <w:t>roleID</w:t>
+      </w:r>
+      <w:proofErr w:type="spellEnd"/>
+      <w:r>
+        <w:rPr>
+          <w:rFonts w:ascii="Times New Roman" w:hAnsi="Times New Roman" w:cs="Times New Roman"/>
+          <w:sz w:val="28"/>
+          <w:szCs w:val="28"/>
+          <w:lang w:val="en-US"/>
+        </w:rPr>
+        <w:t xml:space="preserve"> (FK)</w:t>
+      </w:r>
+      <w:r>
+        <w:rPr>
+          <w:rFonts w:ascii="Times New Roman" w:hAnsi="Times New Roman" w:cs="Times New Roman"/>
+          <w:sz w:val="28"/>
+          <w:szCs w:val="28"/>
+          <w:lang w:val="en-US"/>
+        </w:rPr>
+        <w:t>;</w:t>
+      </w:r>
+    </w:p>
+    <w:p>
+      <w:pPr>
+        <w:spacing w:after="0" w:line="240" w:lineRule="auto"/>
+        <w:ind w:left="284" w:right="282" w:firstLine="709"/>
+        <w:jc w:val="both"/>
+        <w:rPr>
+          <w:rFonts w:ascii="Times New Roman" w:hAnsi="Times New Roman" w:cs="Times New Roman"/>
+          <w:sz w:val="28"/>
+          <w:szCs w:val="28"/>
+          <w:lang w:val="en-US"/>
+        </w:rPr>
+      </w:pPr>
+      <w:r>
+        <w:rPr>
+          <w:rFonts w:ascii="Times New Roman" w:hAnsi="Times New Roman" w:cs="Times New Roman"/>
+          <w:sz w:val="28"/>
+          <w:szCs w:val="28"/>
+          <w:lang w:val="en-US"/>
+        </w:rPr>
+        <w:t xml:space="preserve">4) </w:t>
+      </w:r>
+      <w:r>
+        <w:rPr>
+          <w:rFonts w:ascii="Times New Roman" w:hAnsi="Times New Roman" w:cs="Times New Roman"/>
+          <w:sz w:val="28"/>
+          <w:szCs w:val="28"/>
+          <w:lang w:val="en-US"/>
+        </w:rPr>
+        <w:t>r</w:t>
+      </w:r>
+      <w:r>
+        <w:rPr>
+          <w:rFonts w:ascii="Times New Roman" w:hAnsi="Times New Roman" w:cs="Times New Roman"/>
+          <w:sz w:val="28"/>
+          <w:szCs w:val="28"/>
+          <w:lang w:val="en-US"/>
+        </w:rPr>
+        <w:t>equests (</w:t>
+      </w:r>
+      <w:r>
+        <w:rPr>
+          <w:rFonts w:ascii="Times New Roman" w:hAnsi="Times New Roman" w:cs="Times New Roman"/>
+          <w:sz w:val="28"/>
+          <w:szCs w:val="28"/>
+        </w:rPr>
+        <w:t>з</w:t>
+      </w:r>
+      <w:r>
+        <w:rPr>
+          <w:rFonts w:ascii="Times New Roman" w:hAnsi="Times New Roman" w:cs="Times New Roman"/>
+          <w:sz w:val="28"/>
+          <w:szCs w:val="28"/>
+        </w:rPr>
+        <w:t>аявки</w:t>
+      </w:r>
+      <w:r>
+        <w:rPr>
+          <w:rFonts w:ascii="Times New Roman" w:hAnsi="Times New Roman" w:cs="Times New Roman"/>
+          <w:sz w:val="28"/>
+          <w:szCs w:val="28"/>
+          <w:lang w:val="en-US"/>
+        </w:rPr>
+        <w:t xml:space="preserve">): </w:t>
+      </w:r>
+    </w:p>
+    <w:p>
+      <w:pPr>
+        <w:spacing w:after="0" w:line="240" w:lineRule="auto"/>
+        <w:ind w:left="284" w:right="282" w:firstLine="709"/>
+        <w:jc w:val="both"/>
+        <w:rPr>
+          <w:rFonts w:ascii="Times New Roman" w:hAnsi="Times New Roman" w:cs="Times New Roman"/>
+          <w:sz w:val="28"/>
+          <w:szCs w:val="28"/>
+          <w:lang w:val="en-US"/>
+        </w:rPr>
+      </w:pPr>
+      <w:r>
+        <w:rPr>
+          <w:rFonts w:ascii="Times New Roman" w:hAnsi="Times New Roman" w:cs="Times New Roman"/>
+          <w:sz w:val="28"/>
+          <w:szCs w:val="28"/>
+          <w:lang w:val="en-US"/>
+        </w:rPr>
+        <w:t xml:space="preserve">– </w:t>
+      </w:r>
+      <w:proofErr w:type="spellStart"/>
+      <w:r>
+        <w:rPr>
+          <w:rFonts w:ascii="Times New Roman" w:hAnsi="Times New Roman" w:cs="Times New Roman"/>
+          <w:sz w:val="28"/>
+          <w:szCs w:val="28"/>
+          <w:lang w:val="en-US"/>
+        </w:rPr>
+        <w:t>requestID</w:t>
+      </w:r>
+      <w:proofErr w:type="spellEnd"/>
+      <w:r>
+        <w:rPr>
+          <w:rFonts w:ascii="Times New Roman" w:hAnsi="Times New Roman" w:cs="Times New Roman"/>
+          <w:sz w:val="28"/>
+          <w:szCs w:val="28"/>
           <w:lang w:val="en-US"/>
         </w:rPr>
         <w:t xml:space="preserve"> (PK)</w:t>
@@ -1323,7 +1627,7 @@
           <w:szCs w:val="28"/>
           <w:lang w:val="en-US"/>
         </w:rPr>
-        <w:t>fio</w:t>
+        <w:t>startDate</w:t>
       </w:r>
       <w:proofErr w:type="spellEnd"/>
       <w:r>
@@ -1357,15 +1661,17 @@
         </w:rPr>
         <w:t xml:space="preserve">– </w:t>
       </w:r>
-      <w:r>
-        <w:rPr>
-          <w:rFonts w:ascii="Times New Roman" w:hAnsi="Times New Roman" w:cs="Times New Roman"/>
-          <w:sz w:val="28"/>
-          <w:szCs w:val="28"/>
-          <w:lang w:val="en-US"/>
-        </w:rPr>
-        <w:t>phone</w:t>
-      </w:r>
+      <w:proofErr w:type="spellStart"/>
+      <w:r>
+        <w:rPr>
+          <w:rFonts w:ascii="Times New Roman" w:hAnsi="Times New Roman" w:cs="Times New Roman"/>
+          <w:sz w:val="28"/>
+          <w:szCs w:val="28"/>
+          <w:lang w:val="en-US"/>
+        </w:rPr>
+        <w:t>climateTechType</w:t>
+      </w:r>
+      <w:proofErr w:type="spellEnd"/>
       <w:r>
         <w:rPr>
           <w:rFonts w:ascii="Times New Roman" w:hAnsi="Times New Roman" w:cs="Times New Roman"/>
@@ -1397,15 +1703,17 @@
         </w:rPr>
         <w:t xml:space="preserve">– </w:t>
       </w:r>
-      <w:r>
-        <w:rPr>
-          <w:rFonts w:ascii="Times New Roman" w:hAnsi="Times New Roman" w:cs="Times New Roman"/>
-          <w:sz w:val="28"/>
-          <w:szCs w:val="28"/>
-          <w:lang w:val="en-US"/>
-        </w:rPr>
-        <w:t>login</w:t>
-      </w:r>
+      <w:proofErr w:type="spellStart"/>
+      <w:r>
+        <w:rPr>
+          <w:rFonts w:ascii="Times New Roman" w:hAnsi="Times New Roman" w:cs="Times New Roman"/>
+          <w:sz w:val="28"/>
+          <w:szCs w:val="28"/>
+          <w:lang w:val="en-US"/>
+        </w:rPr>
+        <w:t>climateTechModel</w:t>
+      </w:r>
+      <w:proofErr w:type="spellEnd"/>
       <w:r>
         <w:rPr>
           <w:rFonts w:ascii="Times New Roman" w:hAnsi="Times New Roman" w:cs="Times New Roman"/>
@@ -1437,15 +1745,17 @@
         </w:rPr>
         <w:t xml:space="preserve">– </w:t>
       </w:r>
-      <w:r>
-        <w:rPr>
-          <w:rFonts w:ascii="Times New Roman" w:hAnsi="Times New Roman" w:cs="Times New Roman"/>
-          <w:sz w:val="28"/>
-          <w:szCs w:val="28"/>
-          <w:lang w:val="en-US"/>
-        </w:rPr>
-        <w:t>password</w:t>
-      </w:r>
+      <w:proofErr w:type="spellStart"/>
+      <w:r>
+        <w:rPr>
+          <w:rFonts w:ascii="Times New Roman" w:hAnsi="Times New Roman" w:cs="Times New Roman"/>
+          <w:sz w:val="28"/>
+          <w:szCs w:val="28"/>
+          <w:lang w:val="en-US"/>
+        </w:rPr>
+        <w:t>problemDescription</w:t>
+      </w:r>
+      <w:proofErr w:type="spellEnd"/>
       <w:r>
         <w:rPr>
           <w:rFonts w:ascii="Times New Roman" w:hAnsi="Times New Roman" w:cs="Times New Roman"/>
@@ -1485,7 +1795,7 @@
           <w:szCs w:val="28"/>
           <w:lang w:val="en-US"/>
         </w:rPr>
-        <w:t>roleID</w:t>
+        <w:t>statusID</w:t>
       </w:r>
       <w:proofErr w:type="spellEnd"/>
       <w:r>
@@ -1526,41 +1836,227 @@
           <w:szCs w:val="28"/>
           <w:lang w:val="en-US"/>
         </w:rPr>
-        <w:t xml:space="preserve">4) </w:t>
-      </w:r>
-      <w:r>
-        <w:rPr>
-          <w:rFonts w:ascii="Times New Roman" w:hAnsi="Times New Roman" w:cs="Times New Roman"/>
-          <w:sz w:val="28"/>
-          <w:szCs w:val="28"/>
-          <w:lang w:val="en-US"/>
-        </w:rPr>
-        <w:t>r</w:t>
-      </w:r>
-      <w:r>
-        <w:rPr>
-          <w:rFonts w:ascii="Times New Roman" w:hAnsi="Times New Roman" w:cs="Times New Roman"/>
-          <w:sz w:val="28"/>
-          <w:szCs w:val="28"/>
-          <w:lang w:val="en-US"/>
-        </w:rPr>
-        <w:t>equests (</w:t>
-      </w:r>
-      <w:r>
-        <w:rPr>
-          <w:rFonts w:ascii="Times New Roman" w:hAnsi="Times New Roman" w:cs="Times New Roman"/>
-          <w:sz w:val="28"/>
-          <w:szCs w:val="28"/>
-        </w:rPr>
-        <w:t>з</w:t>
-      </w:r>
-      <w:r>
-        <w:rPr>
-          <w:rFonts w:ascii="Times New Roman" w:hAnsi="Times New Roman" w:cs="Times New Roman"/>
-          <w:sz w:val="28"/>
-          <w:szCs w:val="28"/>
-        </w:rPr>
-        <w:t>аявки</w:t>
+        <w:t xml:space="preserve">– </w:t>
+      </w:r>
+      <w:proofErr w:type="spellStart"/>
+      <w:r>
+        <w:rPr>
+          <w:rFonts w:ascii="Times New Roman" w:hAnsi="Times New Roman" w:cs="Times New Roman"/>
+          <w:sz w:val="28"/>
+          <w:szCs w:val="28"/>
+          <w:lang w:val="en-US"/>
+        </w:rPr>
+        <w:t>completionDate</w:t>
+      </w:r>
+      <w:proofErr w:type="spellEnd"/>
+      <w:r>
+        <w:rPr>
+          <w:rFonts w:ascii="Times New Roman" w:hAnsi="Times New Roman" w:cs="Times New Roman"/>
+          <w:sz w:val="28"/>
+          <w:szCs w:val="28"/>
+          <w:lang w:val="en-US"/>
+        </w:rPr>
+        <w:t>;</w:t>
+      </w:r>
+    </w:p>
+    <w:p>
+      <w:pPr>
+        <w:spacing w:after="0" w:line="240" w:lineRule="auto"/>
+        <w:ind w:left="284" w:right="282" w:firstLine="709"/>
+        <w:jc w:val="both"/>
+        <w:rPr>
+          <w:rFonts w:ascii="Times New Roman" w:hAnsi="Times New Roman" w:cs="Times New Roman"/>
+          <w:sz w:val="28"/>
+          <w:szCs w:val="28"/>
+          <w:lang w:val="en-US"/>
+        </w:rPr>
+      </w:pPr>
+      <w:r>
+        <w:rPr>
+          <w:rFonts w:ascii="Times New Roman" w:hAnsi="Times New Roman" w:cs="Times New Roman"/>
+          <w:sz w:val="28"/>
+          <w:szCs w:val="28"/>
+          <w:lang w:val="en-US"/>
+        </w:rPr>
+        <w:t xml:space="preserve">– </w:t>
+      </w:r>
+      <w:proofErr w:type="spellStart"/>
+      <w:r>
+        <w:rPr>
+          <w:rFonts w:ascii="Times New Roman" w:hAnsi="Times New Roman" w:cs="Times New Roman"/>
+          <w:sz w:val="28"/>
+          <w:szCs w:val="28"/>
+          <w:lang w:val="en-US"/>
+        </w:rPr>
+        <w:t>repairParts</w:t>
+      </w:r>
+      <w:proofErr w:type="spellEnd"/>
+      <w:r>
+        <w:rPr>
+          <w:rFonts w:ascii="Times New Roman" w:hAnsi="Times New Roman" w:cs="Times New Roman"/>
+          <w:sz w:val="28"/>
+          <w:szCs w:val="28"/>
+          <w:lang w:val="en-US"/>
+        </w:rPr>
+        <w:t>;</w:t>
+      </w:r>
+    </w:p>
+    <w:p>
+      <w:pPr>
+        <w:spacing w:after="0" w:line="240" w:lineRule="auto"/>
+        <w:ind w:left="284" w:right="282" w:firstLine="709"/>
+        <w:jc w:val="both"/>
+        <w:rPr>
+          <w:rFonts w:ascii="Times New Roman" w:hAnsi="Times New Roman" w:cs="Times New Roman"/>
+          <w:sz w:val="28"/>
+          <w:szCs w:val="28"/>
+          <w:lang w:val="en-US"/>
+        </w:rPr>
+      </w:pPr>
+      <w:r>
+        <w:rPr>
+          <w:rFonts w:ascii="Times New Roman" w:hAnsi="Times New Roman" w:cs="Times New Roman"/>
+          <w:sz w:val="28"/>
+          <w:szCs w:val="28"/>
+          <w:lang w:val="en-US"/>
+        </w:rPr>
+        <w:t xml:space="preserve">– </w:t>
+      </w:r>
+      <w:proofErr w:type="spellStart"/>
+      <w:r>
+        <w:rPr>
+          <w:rFonts w:ascii="Times New Roman" w:hAnsi="Times New Roman" w:cs="Times New Roman"/>
+          <w:sz w:val="28"/>
+          <w:szCs w:val="28"/>
+          <w:lang w:val="en-US"/>
+        </w:rPr>
+        <w:t>masterID</w:t>
+      </w:r>
+      <w:proofErr w:type="spellEnd"/>
+      <w:r>
+        <w:rPr>
+          <w:rFonts w:ascii="Times New Roman" w:hAnsi="Times New Roman" w:cs="Times New Roman"/>
+          <w:sz w:val="28"/>
+          <w:szCs w:val="28"/>
+          <w:lang w:val="en-US"/>
+        </w:rPr>
+        <w:t xml:space="preserve"> (FK)</w:t>
+      </w:r>
+      <w:r>
+        <w:rPr>
+          <w:rFonts w:ascii="Times New Roman" w:hAnsi="Times New Roman" w:cs="Times New Roman"/>
+          <w:sz w:val="28"/>
+          <w:szCs w:val="28"/>
+          <w:lang w:val="en-US"/>
+        </w:rPr>
+        <w:t>;</w:t>
+      </w:r>
+    </w:p>
+    <w:p>
+      <w:pPr>
+        <w:spacing w:after="0" w:line="240" w:lineRule="auto"/>
+        <w:ind w:left="284" w:right="282" w:firstLine="709"/>
+        <w:jc w:val="both"/>
+        <w:rPr>
+          <w:rFonts w:ascii="Times New Roman" w:hAnsi="Times New Roman" w:cs="Times New Roman"/>
+          <w:sz w:val="28"/>
+          <w:szCs w:val="28"/>
+          <w:lang w:val="en-US"/>
+        </w:rPr>
+      </w:pPr>
+      <w:r>
+        <w:rPr>
+          <w:rFonts w:ascii="Times New Roman" w:hAnsi="Times New Roman" w:cs="Times New Roman"/>
+          <w:sz w:val="28"/>
+          <w:szCs w:val="28"/>
+          <w:lang w:val="en-US"/>
+        </w:rPr>
+        <w:t xml:space="preserve">– </w:t>
+      </w:r>
+      <w:proofErr w:type="spellStart"/>
+      <w:r>
+        <w:rPr>
+          <w:rFonts w:ascii="Times New Roman" w:hAnsi="Times New Roman" w:cs="Times New Roman"/>
+          <w:sz w:val="28"/>
+          <w:szCs w:val="28"/>
+          <w:lang w:val="en-US"/>
+        </w:rPr>
+        <w:t>clientID</w:t>
+      </w:r>
+      <w:proofErr w:type="spellEnd"/>
+      <w:r>
+        <w:rPr>
+          <w:rFonts w:ascii="Times New Roman" w:hAnsi="Times New Roman" w:cs="Times New Roman"/>
+          <w:sz w:val="28"/>
+          <w:szCs w:val="28"/>
+          <w:lang w:val="en-US"/>
+        </w:rPr>
+        <w:t xml:space="preserve"> (FK)</w:t>
+      </w:r>
+      <w:r>
+        <w:rPr>
+          <w:rFonts w:ascii="Times New Roman" w:hAnsi="Times New Roman" w:cs="Times New Roman"/>
+          <w:sz w:val="28"/>
+          <w:szCs w:val="28"/>
+          <w:lang w:val="en-US"/>
+        </w:rPr>
+        <w:t>;</w:t>
+      </w:r>
+    </w:p>
+    <w:p>
+      <w:pPr>
+        <w:spacing w:after="0" w:line="240" w:lineRule="auto"/>
+        <w:ind w:left="284" w:right="282" w:firstLine="709"/>
+        <w:jc w:val="both"/>
+        <w:rPr>
+          <w:rFonts w:ascii="Times New Roman" w:hAnsi="Times New Roman" w:cs="Times New Roman"/>
+          <w:sz w:val="28"/>
+          <w:szCs w:val="28"/>
+          <w:lang w:val="en-US"/>
+        </w:rPr>
+      </w:pPr>
+      <w:r>
+        <w:rPr>
+          <w:rFonts w:ascii="Times New Roman" w:hAnsi="Times New Roman" w:cs="Times New Roman"/>
+          <w:sz w:val="28"/>
+          <w:szCs w:val="28"/>
+          <w:lang w:val="en-US"/>
+        </w:rPr>
+        <w:t xml:space="preserve">5) </w:t>
+      </w:r>
+      <w:r>
+        <w:rPr>
+          <w:rFonts w:ascii="Times New Roman" w:hAnsi="Times New Roman" w:cs="Times New Roman"/>
+          <w:sz w:val="28"/>
+          <w:szCs w:val="28"/>
+          <w:lang w:val="en-US"/>
+        </w:rPr>
+        <w:t>c</w:t>
+      </w:r>
+      <w:r>
+        <w:rPr>
+          <w:rFonts w:ascii="Times New Roman" w:hAnsi="Times New Roman" w:cs="Times New Roman"/>
+          <w:sz w:val="28"/>
+          <w:szCs w:val="28"/>
+          <w:lang w:val="en-US"/>
+        </w:rPr>
+        <w:t>omments (</w:t>
+      </w:r>
+      <w:r>
+        <w:rPr>
+          <w:rFonts w:ascii="Times New Roman" w:hAnsi="Times New Roman" w:cs="Times New Roman"/>
+          <w:sz w:val="28"/>
+          <w:szCs w:val="28"/>
+        </w:rPr>
+        <w:t>к</w:t>
+      </w:r>
+      <w:r>
+        <w:rPr>
+          <w:rFonts w:ascii="Times New Roman" w:hAnsi="Times New Roman" w:cs="Times New Roman"/>
+          <w:sz w:val="28"/>
+          <w:szCs w:val="28"/>
+        </w:rPr>
+        <w:t>омментарии</w:t>
       </w:r>
       <w:r>
         <w:rPr>
@@ -1601,6 +2097,148 @@
           <w:szCs w:val="28"/>
           <w:lang w:val="en-US"/>
         </w:rPr>
+        <w:t>commentID</w:t>
+      </w:r>
+      <w:proofErr w:type="spellEnd"/>
+      <w:r>
+        <w:rPr>
+          <w:rFonts w:ascii="Times New Roman" w:hAnsi="Times New Roman" w:cs="Times New Roman"/>
+          <w:sz w:val="28"/>
+          <w:szCs w:val="28"/>
+          <w:lang w:val="en-US"/>
+        </w:rPr>
+        <w:t xml:space="preserve"> (PK)</w:t>
+      </w:r>
+      <w:r>
+        <w:rPr>
+          <w:rFonts w:ascii="Times New Roman" w:hAnsi="Times New Roman" w:cs="Times New Roman"/>
+          <w:sz w:val="28"/>
+          <w:szCs w:val="28"/>
+          <w:lang w:val="en-US"/>
+        </w:rPr>
+        <w:t>;</w:t>
+      </w:r>
+    </w:p>
+    <w:p>
+      <w:pPr>
+        <w:spacing w:after="0" w:line="240" w:lineRule="auto"/>
+        <w:ind w:left="284" w:right="282" w:firstLine="709"/>
+        <w:jc w:val="both"/>
+        <w:rPr>
+          <w:rFonts w:ascii="Times New Roman" w:hAnsi="Times New Roman" w:cs="Times New Roman"/>
+          <w:sz w:val="28"/>
+          <w:szCs w:val="28"/>
+          <w:lang w:val="en-US"/>
+        </w:rPr>
+      </w:pPr>
+      <w:r>
+        <w:rPr>
+          <w:rFonts w:ascii="Times New Roman" w:hAnsi="Times New Roman" w:cs="Times New Roman"/>
+          <w:sz w:val="28"/>
+          <w:szCs w:val="28"/>
+          <w:lang w:val="en-US"/>
+        </w:rPr>
+        <w:t xml:space="preserve">– </w:t>
+      </w:r>
+      <w:r>
+        <w:rPr>
+          <w:rFonts w:ascii="Times New Roman" w:hAnsi="Times New Roman" w:cs="Times New Roman"/>
+          <w:sz w:val="28"/>
+          <w:szCs w:val="28"/>
+          <w:lang w:val="en-US"/>
+        </w:rPr>
+        <w:t>message</w:t>
+      </w:r>
+      <w:r>
+        <w:rPr>
+          <w:rFonts w:ascii="Times New Roman" w:hAnsi="Times New Roman" w:cs="Times New Roman"/>
+          <w:sz w:val="28"/>
+          <w:szCs w:val="28"/>
+          <w:lang w:val="en-US"/>
+        </w:rPr>
+        <w:t>;</w:t>
+      </w:r>
+    </w:p>
+    <w:p>
+      <w:pPr>
+        <w:spacing w:after="0" w:line="240" w:lineRule="auto"/>
+        <w:ind w:left="284" w:right="282" w:firstLine="709"/>
+        <w:jc w:val="both"/>
+        <w:rPr>
+          <w:rFonts w:ascii="Times New Roman" w:hAnsi="Times New Roman" w:cs="Times New Roman"/>
+          <w:sz w:val="28"/>
+          <w:szCs w:val="28"/>
+          <w:lang w:val="en-US"/>
+        </w:rPr>
+      </w:pPr>
+      <w:r>
+        <w:rPr>
+          <w:rFonts w:ascii="Times New Roman" w:hAnsi="Times New Roman" w:cs="Times New Roman"/>
+          <w:sz w:val="28"/>
+          <w:szCs w:val="28"/>
+          <w:lang w:val="en-US"/>
+        </w:rPr>
+        <w:t xml:space="preserve">– </w:t>
+      </w:r>
+      <w:proofErr w:type="spellStart"/>
+      <w:r>
+        <w:rPr>
+          <w:rFonts w:ascii="Times New Roman" w:hAnsi="Times New Roman" w:cs="Times New Roman"/>
+          <w:sz w:val="28"/>
+          <w:szCs w:val="28"/>
+          <w:lang w:val="en-US"/>
+        </w:rPr>
+        <w:t>masterID</w:t>
+      </w:r>
+      <w:proofErr w:type="spellEnd"/>
+      <w:r>
+        <w:rPr>
+          <w:rFonts w:ascii="Times New Roman" w:hAnsi="Times New Roman" w:cs="Times New Roman"/>
+          <w:sz w:val="28"/>
+          <w:szCs w:val="28"/>
+          <w:lang w:val="en-US"/>
+        </w:rPr>
+        <w:t xml:space="preserve"> (FK)</w:t>
+      </w:r>
+      <w:r>
+        <w:rPr>
+          <w:rFonts w:ascii="Times New Roman" w:hAnsi="Times New Roman" w:cs="Times New Roman"/>
+          <w:sz w:val="28"/>
+          <w:szCs w:val="28"/>
+          <w:lang w:val="en-US"/>
+        </w:rPr>
+        <w:t>;</w:t>
+      </w:r>
+    </w:p>
+    <w:p>
+      <w:pPr>
+        <w:spacing w:after="0" w:line="240" w:lineRule="auto"/>
+        <w:ind w:left="284" w:right="282" w:firstLine="709"/>
+        <w:jc w:val="both"/>
+        <w:rPr>
+          <w:rFonts w:ascii="Times New Roman" w:hAnsi="Times New Roman" w:cs="Times New Roman"/>
+          <w:sz w:val="28"/>
+          <w:szCs w:val="28"/>
+          <w:lang w:val="en-US"/>
+        </w:rPr>
+      </w:pPr>
+      <w:r>
+        <w:rPr>
+          <w:rFonts w:ascii="Times New Roman" w:hAnsi="Times New Roman" w:cs="Times New Roman"/>
+          <w:sz w:val="28"/>
+          <w:szCs w:val="28"/>
+          <w:lang w:val="en-US"/>
+        </w:rPr>
+        <w:t xml:space="preserve">– </w:t>
+      </w:r>
+      <w:proofErr w:type="spellStart"/>
+      <w:r>
+        <w:rPr>
+          <w:rFonts w:ascii="Times New Roman" w:hAnsi="Times New Roman" w:cs="Times New Roman"/>
+          <w:sz w:val="28"/>
+          <w:szCs w:val="28"/>
+          <w:lang w:val="en-US"/>
+        </w:rPr>
         <w:t>requestID</w:t>
       </w:r>
       <w:proofErr w:type="spellEnd"/>
@@ -1611,14 +2249,130 @@
           <w:szCs w:val="28"/>
           <w:lang w:val="en-US"/>
         </w:rPr>
-        <w:t xml:space="preserve"> (PK)</w:t>
-      </w:r>
-      <w:r>
-        <w:rPr>
-          <w:rFonts w:ascii="Times New Roman" w:hAnsi="Times New Roman" w:cs="Times New Roman"/>
-          <w:sz w:val="28"/>
-          <w:szCs w:val="28"/>
-          <w:lang w:val="en-US"/>
+        <w:t xml:space="preserve"> (FK)</w:t>
+      </w:r>
+      <w:r>
+        <w:rPr>
+          <w:rFonts w:ascii="Times New Roman" w:hAnsi="Times New Roman" w:cs="Times New Roman"/>
+          <w:sz w:val="28"/>
+          <w:szCs w:val="28"/>
+          <w:lang w:val="en-US"/>
+        </w:rPr>
+        <w:t>.</w:t>
+      </w:r>
+    </w:p>
+    <w:p>
+      <w:pPr>
+        <w:spacing w:after="0" w:line="240" w:lineRule="auto"/>
+        <w:ind w:left="284" w:right="282" w:firstLine="709"/>
+        <w:jc w:val="both"/>
+        <w:rPr>
+          <w:rFonts w:ascii="Times New Roman" w:hAnsi="Times New Roman" w:cs="Times New Roman"/>
+          <w:sz w:val="28"/>
+          <w:szCs w:val="28"/>
+          <w:lang w:val="en-US"/>
+        </w:rPr>
+      </w:pPr>
+      <w:r>
+        <w:rPr>
+          <w:rFonts w:ascii="Times New Roman" w:hAnsi="Times New Roman" w:cs="Times New Roman"/>
+          <w:sz w:val="28"/>
+          <w:szCs w:val="28"/>
+        </w:rPr>
+        <w:t>Связи</w:t>
+      </w:r>
+      <w:r>
+        <w:rPr>
+          <w:rFonts w:ascii="Times New Roman" w:hAnsi="Times New Roman" w:cs="Times New Roman"/>
+          <w:sz w:val="28"/>
+          <w:szCs w:val="28"/>
+          <w:lang w:val="en-US"/>
+        </w:rPr>
+        <w:t xml:space="preserve"> </w:t>
+      </w:r>
+      <w:r>
+        <w:rPr>
+          <w:rFonts w:ascii="Times New Roman" w:hAnsi="Times New Roman" w:cs="Times New Roman"/>
+          <w:sz w:val="28"/>
+          <w:szCs w:val="28"/>
+        </w:rPr>
+        <w:t>между</w:t>
+      </w:r>
+      <w:r>
+        <w:rPr>
+          <w:rFonts w:ascii="Times New Roman" w:hAnsi="Times New Roman" w:cs="Times New Roman"/>
+          <w:sz w:val="28"/>
+          <w:szCs w:val="28"/>
+          <w:lang w:val="en-US"/>
+        </w:rPr>
+        <w:t xml:space="preserve"> </w:t>
+      </w:r>
+      <w:r>
+        <w:rPr>
+          <w:rFonts w:ascii="Times New Roman" w:hAnsi="Times New Roman" w:cs="Times New Roman"/>
+          <w:sz w:val="28"/>
+          <w:szCs w:val="28"/>
+        </w:rPr>
+        <w:t>сущностями</w:t>
+      </w:r>
+      <w:r>
+        <w:rPr>
+          <w:rFonts w:ascii="Times New Roman" w:hAnsi="Times New Roman" w:cs="Times New Roman"/>
+          <w:sz w:val="28"/>
+          <w:szCs w:val="28"/>
+          <w:lang w:val="en-US"/>
+        </w:rPr>
+        <w:t>:</w:t>
+      </w:r>
+    </w:p>
+    <w:p>
+      <w:pPr>
+        <w:spacing w:after="0" w:line="240" w:lineRule="auto"/>
+        <w:ind w:left="284" w:right="282" w:firstLine="709"/>
+        <w:jc w:val="both"/>
+        <w:rPr>
+          <w:rFonts w:ascii="Times New Roman" w:hAnsi="Times New Roman" w:cs="Times New Roman"/>
+          <w:sz w:val="28"/>
+          <w:szCs w:val="28"/>
+        </w:rPr>
+      </w:pPr>
+      <w:r>
+        <w:rPr>
+          <w:rFonts w:ascii="Times New Roman" w:hAnsi="Times New Roman" w:cs="Times New Roman"/>
+          <w:sz w:val="28"/>
+          <w:szCs w:val="28"/>
+        </w:rPr>
+        <w:t xml:space="preserve">– </w:t>
+      </w:r>
+      <w:r>
+        <w:rPr>
+          <w:rFonts w:ascii="Times New Roman" w:hAnsi="Times New Roman" w:cs="Times New Roman"/>
+          <w:sz w:val="28"/>
+          <w:szCs w:val="28"/>
+        </w:rPr>
+        <w:t>роли и пользователи (один ко многим)</w:t>
+      </w:r>
+      <w:r>
+        <w:rPr>
+          <w:rFonts w:ascii="Times New Roman" w:hAnsi="Times New Roman" w:cs="Times New Roman"/>
+          <w:sz w:val="28"/>
+          <w:szCs w:val="28"/>
+        </w:rPr>
+        <w:t xml:space="preserve">: </w:t>
+      </w:r>
+      <w:r>
+        <w:rPr>
+          <w:rFonts w:ascii="Times New Roman" w:hAnsi="Times New Roman" w:cs="Times New Roman"/>
+          <w:sz w:val="28"/>
+          <w:szCs w:val="28"/>
+        </w:rPr>
+        <w:t>одна роль может быть у нескольких пользователей</w:t>
+      </w:r>
+      <w:r>
+        <w:rPr>
+          <w:rFonts w:ascii="Times New Roman" w:hAnsi="Times New Roman" w:cs="Times New Roman"/>
+          <w:sz w:val="28"/>
+          <w:szCs w:val="28"/>
         </w:rPr>
         <w:t>;</w:t>
       </w:r>
@@ -1632,35 +2386,53 @@
           <w:rFonts w:ascii="Times New Roman" w:hAnsi="Times New Roman" w:cs="Times New Roman"/>
           <w:sz w:val="28"/>
           <w:szCs w:val="28"/>
-          <w:lang w:val="en-US"/>
-        </w:rPr>
-      </w:pPr>
-      <w:r>
-        <w:rPr>
-          <w:rFonts w:ascii="Times New Roman" w:hAnsi="Times New Roman" w:cs="Times New Roman"/>
-          <w:sz w:val="28"/>
-          <w:szCs w:val="28"/>
-          <w:lang w:val="en-US"/>
+        </w:rPr>
+      </w:pPr>
+      <w:r>
+        <w:rPr>
+          <w:rFonts w:ascii="Times New Roman" w:hAnsi="Times New Roman" w:cs="Times New Roman"/>
+          <w:sz w:val="28"/>
+          <w:szCs w:val="28"/>
         </w:rPr>
         <w:t xml:space="preserve">– </w:t>
       </w:r>
-      <w:proofErr w:type="spellStart"/>
-      <w:r>
-        <w:rPr>
-          <w:rFonts w:ascii="Times New Roman" w:hAnsi="Times New Roman" w:cs="Times New Roman"/>
-          <w:sz w:val="28"/>
-          <w:szCs w:val="28"/>
-          <w:lang w:val="en-US"/>
-        </w:rPr>
-        <w:t>startDate</w:t>
-      </w:r>
-      <w:proofErr w:type="spellEnd"/>
-      <w:r>
-        <w:rPr>
-          <w:rFonts w:ascii="Times New Roman" w:hAnsi="Times New Roman" w:cs="Times New Roman"/>
-          <w:sz w:val="28"/>
-          <w:szCs w:val="28"/>
-          <w:lang w:val="en-US"/>
+      <w:r>
+        <w:rPr>
+          <w:rFonts w:ascii="Times New Roman" w:hAnsi="Times New Roman" w:cs="Times New Roman"/>
+          <w:sz w:val="28"/>
+          <w:szCs w:val="28"/>
+        </w:rPr>
+        <w:t xml:space="preserve">статусы и заявки </w:t>
+      </w:r>
+      <w:r>
+        <w:rPr>
+          <w:rFonts w:ascii="Times New Roman" w:hAnsi="Times New Roman" w:cs="Times New Roman"/>
+          <w:sz w:val="28"/>
+          <w:szCs w:val="28"/>
+        </w:rPr>
+        <w:t>(один ко многим)</w:t>
+      </w:r>
+      <w:r>
+        <w:rPr>
+          <w:rFonts w:ascii="Times New Roman" w:hAnsi="Times New Roman" w:cs="Times New Roman"/>
+          <w:sz w:val="28"/>
+          <w:szCs w:val="28"/>
+        </w:rPr>
+        <w:t>:</w:t>
+      </w:r>
+      <w:r>
+        <w:rPr>
+          <w:rFonts w:ascii="Times New Roman" w:hAnsi="Times New Roman" w:cs="Times New Roman"/>
+          <w:sz w:val="28"/>
+          <w:szCs w:val="28"/>
+        </w:rPr>
+        <w:t xml:space="preserve"> один статус может быть у множества заявок</w:t>
+      </w:r>
+      <w:r>
+        <w:rPr>
+          <w:rFonts w:ascii="Times New Roman" w:hAnsi="Times New Roman" w:cs="Times New Roman"/>
+          <w:sz w:val="28"/>
+          <w:szCs w:val="28"/>
         </w:rPr>
         <w:t>;</w:t>
       </w:r>
@@ -1674,35 +2446,53 @@
           <w:rFonts w:ascii="Times New Roman" w:hAnsi="Times New Roman" w:cs="Times New Roman"/>
           <w:sz w:val="28"/>
           <w:szCs w:val="28"/>
-          <w:lang w:val="en-US"/>
-        </w:rPr>
-      </w:pPr>
-      <w:r>
-        <w:rPr>
-          <w:rFonts w:ascii="Times New Roman" w:hAnsi="Times New Roman" w:cs="Times New Roman"/>
-          <w:sz w:val="28"/>
-          <w:szCs w:val="28"/>
-          <w:lang w:val="en-US"/>
+        </w:rPr>
+      </w:pPr>
+      <w:r>
+        <w:rPr>
+          <w:rFonts w:ascii="Times New Roman" w:hAnsi="Times New Roman" w:cs="Times New Roman"/>
+          <w:sz w:val="28"/>
+          <w:szCs w:val="28"/>
         </w:rPr>
         <w:t xml:space="preserve">– </w:t>
       </w:r>
-      <w:proofErr w:type="spellStart"/>
-      <w:r>
-        <w:rPr>
-          <w:rFonts w:ascii="Times New Roman" w:hAnsi="Times New Roman" w:cs="Times New Roman"/>
-          <w:sz w:val="28"/>
-          <w:szCs w:val="28"/>
-          <w:lang w:val="en-US"/>
-        </w:rPr>
-        <w:t>climateTechType</w:t>
-      </w:r>
-      <w:proofErr w:type="spellEnd"/>
-      <w:r>
-        <w:rPr>
-          <w:rFonts w:ascii="Times New Roman" w:hAnsi="Times New Roman" w:cs="Times New Roman"/>
-          <w:sz w:val="28"/>
-          <w:szCs w:val="28"/>
-          <w:lang w:val="en-US"/>
+      <w:r>
+        <w:rPr>
+          <w:rFonts w:ascii="Times New Roman" w:hAnsi="Times New Roman" w:cs="Times New Roman"/>
+          <w:sz w:val="28"/>
+          <w:szCs w:val="28"/>
+        </w:rPr>
+        <w:t xml:space="preserve">пользователи и мастера </w:t>
+      </w:r>
+      <w:r>
+        <w:rPr>
+          <w:rFonts w:ascii="Times New Roman" w:hAnsi="Times New Roman" w:cs="Times New Roman"/>
+          <w:sz w:val="28"/>
+          <w:szCs w:val="28"/>
+        </w:rPr>
+        <w:t>(один ко многим)</w:t>
+      </w:r>
+      <w:r>
+        <w:rPr>
+          <w:rFonts w:ascii="Times New Roman" w:hAnsi="Times New Roman" w:cs="Times New Roman"/>
+          <w:sz w:val="28"/>
+          <w:szCs w:val="28"/>
+        </w:rPr>
+        <w:t>:</w:t>
+      </w:r>
+      <w:r>
+        <w:rPr>
+          <w:rFonts w:ascii="Times New Roman" w:hAnsi="Times New Roman" w:cs="Times New Roman"/>
+          <w:sz w:val="28"/>
+          <w:szCs w:val="28"/>
+        </w:rPr>
+        <w:t xml:space="preserve"> один мастер может выполнять множество заявок</w:t>
+      </w:r>
+      <w:r>
+        <w:rPr>
+          <w:rFonts w:ascii="Times New Roman" w:hAnsi="Times New Roman" w:cs="Times New Roman"/>
+          <w:sz w:val="28"/>
+          <w:szCs w:val="28"/>
         </w:rPr>
         <w:t>;</w:t>
       </w:r>
@@ -1716,35 +2506,53 @@
           <w:rFonts w:ascii="Times New Roman" w:hAnsi="Times New Roman" w:cs="Times New Roman"/>
           <w:sz w:val="28"/>
           <w:szCs w:val="28"/>
-          <w:lang w:val="en-US"/>
-        </w:rPr>
-      </w:pPr>
-      <w:r>
-        <w:rPr>
-          <w:rFonts w:ascii="Times New Roman" w:hAnsi="Times New Roman" w:cs="Times New Roman"/>
-          <w:sz w:val="28"/>
-          <w:szCs w:val="28"/>
-          <w:lang w:val="en-US"/>
+        </w:rPr>
+      </w:pPr>
+      <w:r>
+        <w:rPr>
+          <w:rFonts w:ascii="Times New Roman" w:hAnsi="Times New Roman" w:cs="Times New Roman"/>
+          <w:sz w:val="28"/>
+          <w:szCs w:val="28"/>
         </w:rPr>
         <w:t xml:space="preserve">– </w:t>
       </w:r>
-      <w:proofErr w:type="spellStart"/>
-      <w:r>
-        <w:rPr>
-          <w:rFonts w:ascii="Times New Roman" w:hAnsi="Times New Roman" w:cs="Times New Roman"/>
-          <w:sz w:val="28"/>
-          <w:szCs w:val="28"/>
-          <w:lang w:val="en-US"/>
-        </w:rPr>
-        <w:t>climateTechModel</w:t>
-      </w:r>
-      <w:proofErr w:type="spellEnd"/>
-      <w:r>
-        <w:rPr>
-          <w:rFonts w:ascii="Times New Roman" w:hAnsi="Times New Roman" w:cs="Times New Roman"/>
-          <w:sz w:val="28"/>
-          <w:szCs w:val="28"/>
-          <w:lang w:val="en-US"/>
+      <w:r>
+        <w:rPr>
+          <w:rFonts w:ascii="Times New Roman" w:hAnsi="Times New Roman" w:cs="Times New Roman"/>
+          <w:sz w:val="28"/>
+          <w:szCs w:val="28"/>
+        </w:rPr>
+        <w:t xml:space="preserve">пользователи и клиенты </w:t>
+      </w:r>
+      <w:r>
+        <w:rPr>
+          <w:rFonts w:ascii="Times New Roman" w:hAnsi="Times New Roman" w:cs="Times New Roman"/>
+          <w:sz w:val="28"/>
+          <w:szCs w:val="28"/>
+        </w:rPr>
+        <w:t>(один ко многим)</w:t>
+      </w:r>
+      <w:r>
+        <w:rPr>
+          <w:rFonts w:ascii="Times New Roman" w:hAnsi="Times New Roman" w:cs="Times New Roman"/>
+          <w:sz w:val="28"/>
+          <w:szCs w:val="28"/>
+        </w:rPr>
+        <w:t>:</w:t>
+      </w:r>
+      <w:r>
+        <w:rPr>
+          <w:rFonts w:ascii="Times New Roman" w:hAnsi="Times New Roman" w:cs="Times New Roman"/>
+          <w:sz w:val="28"/>
+          <w:szCs w:val="28"/>
+        </w:rPr>
+        <w:t xml:space="preserve"> один клиент может оставить множество заявок</w:t>
+      </w:r>
+      <w:r>
+        <w:rPr>
+          <w:rFonts w:ascii="Times New Roman" w:hAnsi="Times New Roman" w:cs="Times New Roman"/>
+          <w:sz w:val="28"/>
+          <w:szCs w:val="28"/>
         </w:rPr>
         <w:t>;</w:t>
       </w:r>
@@ -1758,659 +2566,74 @@
           <w:rFonts w:ascii="Times New Roman" w:hAnsi="Times New Roman" w:cs="Times New Roman"/>
           <w:sz w:val="28"/>
           <w:szCs w:val="28"/>
-          <w:lang w:val="en-US"/>
-        </w:rPr>
-      </w:pPr>
-      <w:r>
-        <w:rPr>
-          <w:rFonts w:ascii="Times New Roman" w:hAnsi="Times New Roman" w:cs="Times New Roman"/>
-          <w:sz w:val="28"/>
-          <w:szCs w:val="28"/>
-          <w:lang w:val="en-US"/>
+        </w:rPr>
+      </w:pPr>
+      <w:r>
+        <w:rPr>
+          <w:rFonts w:ascii="Times New Roman" w:hAnsi="Times New Roman" w:cs="Times New Roman"/>
+          <w:sz w:val="28"/>
+          <w:szCs w:val="28"/>
         </w:rPr>
         <w:t xml:space="preserve">– </w:t>
       </w:r>
-      <w:proofErr w:type="spellStart"/>
-      <w:r>
-        <w:rPr>
-          <w:rFonts w:ascii="Times New Roman" w:hAnsi="Times New Roman" w:cs="Times New Roman"/>
-          <w:sz w:val="28"/>
-          <w:szCs w:val="28"/>
-          <w:lang w:val="en-US"/>
-        </w:rPr>
-        <w:t>problemDescription</w:t>
-      </w:r>
-      <w:proofErr w:type="spellEnd"/>
-      <w:r>
-        <w:rPr>
-          <w:rFonts w:ascii="Times New Roman" w:hAnsi="Times New Roman" w:cs="Times New Roman"/>
-          <w:sz w:val="28"/>
-          <w:szCs w:val="28"/>
-          <w:lang w:val="en-US"/>
-        </w:rPr>
-        <w:t>;</w:t>
-      </w:r>
-    </w:p>
-    <w:p>
-      <w:pPr>
-        <w:spacing w:after="0" w:line="240" w:lineRule="auto"/>
-        <w:ind w:left="284" w:right="282" w:firstLine="709"/>
-        <w:jc w:val="both"/>
-        <w:rPr>
-          <w:rFonts w:ascii="Times New Roman" w:hAnsi="Times New Roman" w:cs="Times New Roman"/>
-          <w:sz w:val="28"/>
-          <w:szCs w:val="28"/>
-          <w:lang w:val="en-US"/>
-        </w:rPr>
-      </w:pPr>
-      <w:r>
-        <w:rPr>
-          <w:rFonts w:ascii="Times New Roman" w:hAnsi="Times New Roman" w:cs="Times New Roman"/>
-          <w:sz w:val="28"/>
-          <w:szCs w:val="28"/>
-          <w:lang w:val="en-US"/>
-        </w:rPr>
-        <w:t xml:space="preserve">– </w:t>
-      </w:r>
-      <w:proofErr w:type="spellStart"/>
-      <w:r>
-        <w:rPr>
-          <w:rFonts w:ascii="Times New Roman" w:hAnsi="Times New Roman" w:cs="Times New Roman"/>
-          <w:sz w:val="28"/>
-          <w:szCs w:val="28"/>
-          <w:lang w:val="en-US"/>
-        </w:rPr>
-        <w:t>statusID</w:t>
-      </w:r>
-      <w:proofErr w:type="spellEnd"/>
-      <w:r>
-        <w:rPr>
-          <w:rFonts w:ascii="Times New Roman" w:hAnsi="Times New Roman" w:cs="Times New Roman"/>
-          <w:sz w:val="28"/>
-          <w:szCs w:val="28"/>
-          <w:lang w:val="en-US"/>
-        </w:rPr>
-        <w:t xml:space="preserve"> (FK)</w:t>
-      </w:r>
-      <w:r>
-        <w:rPr>
-          <w:rFonts w:ascii="Times New Roman" w:hAnsi="Times New Roman" w:cs="Times New Roman"/>
-          <w:sz w:val="28"/>
-          <w:szCs w:val="28"/>
-          <w:lang w:val="en-US"/>
-        </w:rPr>
-        <w:t>;</w:t>
-      </w:r>
-    </w:p>
-    <w:p>
-      <w:pPr>
-        <w:spacing w:after="0" w:line="240" w:lineRule="auto"/>
-        <w:ind w:left="284" w:right="282" w:firstLine="709"/>
-        <w:jc w:val="both"/>
-        <w:rPr>
-          <w:rFonts w:ascii="Times New Roman" w:hAnsi="Times New Roman" w:cs="Times New Roman"/>
-          <w:sz w:val="28"/>
-          <w:szCs w:val="28"/>
-          <w:lang w:val="en-US"/>
-        </w:rPr>
-      </w:pPr>
-      <w:r>
-        <w:rPr>
-          <w:rFonts w:ascii="Times New Roman" w:hAnsi="Times New Roman" w:cs="Times New Roman"/>
-          <w:sz w:val="28"/>
-          <w:szCs w:val="28"/>
-          <w:lang w:val="en-US"/>
-        </w:rPr>
-        <w:t xml:space="preserve">– </w:t>
-      </w:r>
-      <w:proofErr w:type="spellStart"/>
-      <w:r>
-        <w:rPr>
-          <w:rFonts w:ascii="Times New Roman" w:hAnsi="Times New Roman" w:cs="Times New Roman"/>
-          <w:sz w:val="28"/>
-          <w:szCs w:val="28"/>
-          <w:lang w:val="en-US"/>
-        </w:rPr>
-        <w:t>completionDate</w:t>
-      </w:r>
-      <w:proofErr w:type="spellEnd"/>
-      <w:r>
-        <w:rPr>
-          <w:rFonts w:ascii="Times New Roman" w:hAnsi="Times New Roman" w:cs="Times New Roman"/>
-          <w:sz w:val="28"/>
-          <w:szCs w:val="28"/>
-          <w:lang w:val="en-US"/>
-        </w:rPr>
-        <w:t>;</w:t>
-      </w:r>
-    </w:p>
-    <w:p>
-      <w:pPr>
-        <w:spacing w:after="0" w:line="240" w:lineRule="auto"/>
-        <w:ind w:left="284" w:right="282" w:firstLine="709"/>
-        <w:jc w:val="both"/>
-        <w:rPr>
-          <w:rFonts w:ascii="Times New Roman" w:hAnsi="Times New Roman" w:cs="Times New Roman"/>
-          <w:sz w:val="28"/>
-          <w:szCs w:val="28"/>
-          <w:lang w:val="en-US"/>
-        </w:rPr>
-      </w:pPr>
-      <w:r>
-        <w:rPr>
-          <w:rFonts w:ascii="Times New Roman" w:hAnsi="Times New Roman" w:cs="Times New Roman"/>
-          <w:sz w:val="28"/>
-          <w:szCs w:val="28"/>
-          <w:lang w:val="en-US"/>
-        </w:rPr>
-        <w:t xml:space="preserve">– </w:t>
-      </w:r>
-      <w:proofErr w:type="spellStart"/>
-      <w:r>
-        <w:rPr>
-          <w:rFonts w:ascii="Times New Roman" w:hAnsi="Times New Roman" w:cs="Times New Roman"/>
-          <w:sz w:val="28"/>
-          <w:szCs w:val="28"/>
-          <w:lang w:val="en-US"/>
-        </w:rPr>
-        <w:t>repairParts</w:t>
-      </w:r>
-      <w:proofErr w:type="spellEnd"/>
-      <w:r>
-        <w:rPr>
-          <w:rFonts w:ascii="Times New Roman" w:hAnsi="Times New Roman" w:cs="Times New Roman"/>
-          <w:sz w:val="28"/>
-          <w:szCs w:val="28"/>
-          <w:lang w:val="en-US"/>
-        </w:rPr>
-        <w:t>;</w:t>
-      </w:r>
-    </w:p>
-    <w:p>
-      <w:pPr>
-        <w:spacing w:after="0" w:line="240" w:lineRule="auto"/>
-        <w:ind w:left="284" w:right="282" w:firstLine="709"/>
-        <w:jc w:val="both"/>
-        <w:rPr>
-          <w:rFonts w:ascii="Times New Roman" w:hAnsi="Times New Roman" w:cs="Times New Roman"/>
-          <w:sz w:val="28"/>
-          <w:szCs w:val="28"/>
-          <w:lang w:val="en-US"/>
-        </w:rPr>
-      </w:pPr>
-      <w:r>
-        <w:rPr>
-          <w:rFonts w:ascii="Times New Roman" w:hAnsi="Times New Roman" w:cs="Times New Roman"/>
-          <w:sz w:val="28"/>
-          <w:szCs w:val="28"/>
-          <w:lang w:val="en-US"/>
-        </w:rPr>
-        <w:t xml:space="preserve">– </w:t>
-      </w:r>
-      <w:proofErr w:type="spellStart"/>
-      <w:r>
-        <w:rPr>
-          <w:rFonts w:ascii="Times New Roman" w:hAnsi="Times New Roman" w:cs="Times New Roman"/>
-          <w:sz w:val="28"/>
-          <w:szCs w:val="28"/>
-          <w:lang w:val="en-US"/>
-        </w:rPr>
-        <w:t>masterID</w:t>
-      </w:r>
-      <w:proofErr w:type="spellEnd"/>
-      <w:r>
-        <w:rPr>
-          <w:rFonts w:ascii="Times New Roman" w:hAnsi="Times New Roman" w:cs="Times New Roman"/>
-          <w:sz w:val="28"/>
-          <w:szCs w:val="28"/>
-          <w:lang w:val="en-US"/>
-        </w:rPr>
-        <w:t xml:space="preserve"> (FK)</w:t>
-      </w:r>
-      <w:r>
-        <w:rPr>
-          <w:rFonts w:ascii="Times New Roman" w:hAnsi="Times New Roman" w:cs="Times New Roman"/>
-          <w:sz w:val="28"/>
-          <w:szCs w:val="28"/>
-          <w:lang w:val="en-US"/>
-        </w:rPr>
-        <w:t>;</w:t>
-      </w:r>
-    </w:p>
-    <w:p>
-      <w:pPr>
-        <w:spacing w:after="0" w:line="240" w:lineRule="auto"/>
-        <w:ind w:left="284" w:right="282" w:firstLine="709"/>
-        <w:jc w:val="both"/>
-        <w:rPr>
-          <w:rFonts w:ascii="Times New Roman" w:hAnsi="Times New Roman" w:cs="Times New Roman"/>
-          <w:sz w:val="28"/>
-          <w:szCs w:val="28"/>
-          <w:lang w:val="en-US"/>
-        </w:rPr>
-      </w:pPr>
-      <w:r>
-        <w:rPr>
-          <w:rFonts w:ascii="Times New Roman" w:hAnsi="Times New Roman" w:cs="Times New Roman"/>
-          <w:sz w:val="28"/>
-          <w:szCs w:val="28"/>
-          <w:lang w:val="en-US"/>
-        </w:rPr>
-        <w:t xml:space="preserve">– </w:t>
-      </w:r>
-      <w:proofErr w:type="spellStart"/>
-      <w:r>
-        <w:rPr>
-          <w:rFonts w:ascii="Times New Roman" w:hAnsi="Times New Roman" w:cs="Times New Roman"/>
-          <w:sz w:val="28"/>
-          <w:szCs w:val="28"/>
-          <w:lang w:val="en-US"/>
-        </w:rPr>
-        <w:t>clientID</w:t>
-      </w:r>
-      <w:proofErr w:type="spellEnd"/>
-      <w:r>
-        <w:rPr>
-          <w:rFonts w:ascii="Times New Roman" w:hAnsi="Times New Roman" w:cs="Times New Roman"/>
-          <w:sz w:val="28"/>
-          <w:szCs w:val="28"/>
-          <w:lang w:val="en-US"/>
-        </w:rPr>
-        <w:t xml:space="preserve"> (FK)</w:t>
-      </w:r>
-      <w:r>
-        <w:rPr>
-          <w:rFonts w:ascii="Times New Roman" w:hAnsi="Times New Roman" w:cs="Times New Roman"/>
-          <w:sz w:val="28"/>
-          <w:szCs w:val="28"/>
-          <w:lang w:val="en-US"/>
-        </w:rPr>
-        <w:t>;</w:t>
-      </w:r>
-    </w:p>
-    <w:p>
-      <w:pPr>
-        <w:spacing w:after="0" w:line="240" w:lineRule="auto"/>
-        <w:ind w:left="284" w:right="282" w:firstLine="709"/>
-        <w:jc w:val="both"/>
-        <w:rPr>
-          <w:rFonts w:ascii="Times New Roman" w:hAnsi="Times New Roman" w:cs="Times New Roman"/>
-          <w:sz w:val="28"/>
-          <w:szCs w:val="28"/>
-          <w:lang w:val="en-US"/>
-        </w:rPr>
-      </w:pPr>
-      <w:r>
-        <w:rPr>
-          <w:rFonts w:ascii="Times New Roman" w:hAnsi="Times New Roman" w:cs="Times New Roman"/>
-          <w:sz w:val="28"/>
-          <w:szCs w:val="28"/>
-          <w:lang w:val="en-US"/>
-        </w:rPr>
-        <w:t xml:space="preserve">5) </w:t>
-      </w:r>
-      <w:r>
-        <w:rPr>
-          <w:rFonts w:ascii="Times New Roman" w:hAnsi="Times New Roman" w:cs="Times New Roman"/>
-          <w:sz w:val="28"/>
-          <w:szCs w:val="28"/>
-          <w:lang w:val="en-US"/>
-        </w:rPr>
-        <w:t>c</w:t>
-      </w:r>
-      <w:r>
-        <w:rPr>
-          <w:rFonts w:ascii="Times New Roman" w:hAnsi="Times New Roman" w:cs="Times New Roman"/>
-          <w:sz w:val="28"/>
-          <w:szCs w:val="28"/>
-          <w:lang w:val="en-US"/>
-        </w:rPr>
-        <w:t>omments (</w:t>
-      </w:r>
-      <w:r>
-        <w:rPr>
-          <w:rFonts w:ascii="Times New Roman" w:hAnsi="Times New Roman" w:cs="Times New Roman"/>
-          <w:sz w:val="28"/>
-          <w:szCs w:val="28"/>
-        </w:rPr>
-        <w:t>к</w:t>
-      </w:r>
-      <w:r>
-        <w:rPr>
-          <w:rFonts w:ascii="Times New Roman" w:hAnsi="Times New Roman" w:cs="Times New Roman"/>
-          <w:sz w:val="28"/>
-          <w:szCs w:val="28"/>
-        </w:rPr>
-        <w:t>омментарии</w:t>
-      </w:r>
-      <w:r>
-        <w:rPr>
-          <w:rFonts w:ascii="Times New Roman" w:hAnsi="Times New Roman" w:cs="Times New Roman"/>
-          <w:sz w:val="28"/>
-          <w:szCs w:val="28"/>
-          <w:lang w:val="en-US"/>
-        </w:rPr>
-        <w:t xml:space="preserve">): </w:t>
-      </w:r>
-    </w:p>
-    <w:p>
-      <w:pPr>
-        <w:spacing w:after="0" w:line="240" w:lineRule="auto"/>
-        <w:ind w:left="284" w:right="282" w:firstLine="709"/>
-        <w:jc w:val="both"/>
-        <w:rPr>
-          <w:rFonts w:ascii="Times New Roman" w:hAnsi="Times New Roman" w:cs="Times New Roman"/>
-          <w:sz w:val="28"/>
-          <w:szCs w:val="28"/>
-          <w:lang w:val="en-US"/>
-        </w:rPr>
-      </w:pPr>
-      <w:r>
-        <w:rPr>
-          <w:rFonts w:ascii="Times New Roman" w:hAnsi="Times New Roman" w:cs="Times New Roman"/>
-          <w:sz w:val="28"/>
-          <w:szCs w:val="28"/>
-          <w:lang w:val="en-US"/>
-        </w:rPr>
-        <w:t xml:space="preserve">– </w:t>
-      </w:r>
-      <w:proofErr w:type="spellStart"/>
-      <w:r>
-        <w:rPr>
-          <w:rFonts w:ascii="Times New Roman" w:hAnsi="Times New Roman" w:cs="Times New Roman"/>
-          <w:sz w:val="28"/>
-          <w:szCs w:val="28"/>
-          <w:lang w:val="en-US"/>
-        </w:rPr>
-        <w:t>commentID</w:t>
-      </w:r>
-      <w:proofErr w:type="spellEnd"/>
-      <w:r>
-        <w:rPr>
-          <w:rFonts w:ascii="Times New Roman" w:hAnsi="Times New Roman" w:cs="Times New Roman"/>
-          <w:sz w:val="28"/>
-          <w:szCs w:val="28"/>
-          <w:lang w:val="en-US"/>
-        </w:rPr>
-        <w:t xml:space="preserve"> (PK)</w:t>
-      </w:r>
-      <w:r>
-        <w:rPr>
-          <w:rFonts w:ascii="Times New Roman" w:hAnsi="Times New Roman" w:cs="Times New Roman"/>
-          <w:sz w:val="28"/>
-          <w:szCs w:val="28"/>
-          <w:lang w:val="en-US"/>
-        </w:rPr>
-        <w:t>;</w:t>
-      </w:r>
-    </w:p>
-    <w:p>
-      <w:pPr>
-        <w:spacing w:after="0" w:line="240" w:lineRule="auto"/>
-        <w:ind w:left="284" w:right="282" w:firstLine="709"/>
-        <w:jc w:val="both"/>
-        <w:rPr>
-          <w:rFonts w:ascii="Times New Roman" w:hAnsi="Times New Roman" w:cs="Times New Roman"/>
-          <w:sz w:val="28"/>
-          <w:szCs w:val="28"/>
-          <w:lang w:val="en-US"/>
-        </w:rPr>
-      </w:pPr>
-      <w:r>
-        <w:rPr>
-          <w:rFonts w:ascii="Times New Roman" w:hAnsi="Times New Roman" w:cs="Times New Roman"/>
-          <w:sz w:val="28"/>
-          <w:szCs w:val="28"/>
-          <w:lang w:val="en-US"/>
-        </w:rPr>
-        <w:t xml:space="preserve">– </w:t>
-      </w:r>
-      <w:r>
-        <w:rPr>
-          <w:rFonts w:ascii="Times New Roman" w:hAnsi="Times New Roman" w:cs="Times New Roman"/>
-          <w:sz w:val="28"/>
-          <w:szCs w:val="28"/>
-          <w:lang w:val="en-US"/>
-        </w:rPr>
-        <w:t>message</w:t>
-      </w:r>
-      <w:r>
-        <w:rPr>
-          <w:rFonts w:ascii="Times New Roman" w:hAnsi="Times New Roman" w:cs="Times New Roman"/>
-          <w:sz w:val="28"/>
-          <w:szCs w:val="28"/>
-          <w:lang w:val="en-US"/>
-        </w:rPr>
-        <w:t>;</w:t>
-      </w:r>
-    </w:p>
-    <w:p>
-      <w:pPr>
-        <w:spacing w:after="0" w:line="240" w:lineRule="auto"/>
-        <w:ind w:left="284" w:right="282" w:firstLine="709"/>
-        <w:jc w:val="both"/>
-        <w:rPr>
-          <w:rFonts w:ascii="Times New Roman" w:hAnsi="Times New Roman" w:cs="Times New Roman"/>
-          <w:sz w:val="28"/>
-          <w:szCs w:val="28"/>
-          <w:lang w:val="en-US"/>
-        </w:rPr>
-      </w:pPr>
-      <w:r>
-        <w:rPr>
-          <w:rFonts w:ascii="Times New Roman" w:hAnsi="Times New Roman" w:cs="Times New Roman"/>
-          <w:sz w:val="28"/>
-          <w:szCs w:val="28"/>
-          <w:lang w:val="en-US"/>
-        </w:rPr>
-        <w:t xml:space="preserve">– </w:t>
-      </w:r>
-      <w:proofErr w:type="spellStart"/>
-      <w:r>
-        <w:rPr>
-          <w:rFonts w:ascii="Times New Roman" w:hAnsi="Times New Roman" w:cs="Times New Roman"/>
-          <w:sz w:val="28"/>
-          <w:szCs w:val="28"/>
-          <w:lang w:val="en-US"/>
-        </w:rPr>
-        <w:t>masterID</w:t>
-      </w:r>
-      <w:proofErr w:type="spellEnd"/>
-      <w:r>
-        <w:rPr>
-          <w:rFonts w:ascii="Times New Roman" w:hAnsi="Times New Roman" w:cs="Times New Roman"/>
-          <w:sz w:val="28"/>
-          <w:szCs w:val="28"/>
-          <w:lang w:val="en-US"/>
-        </w:rPr>
-        <w:t xml:space="preserve"> (FK)</w:t>
-      </w:r>
-      <w:r>
-        <w:rPr>
-          <w:rFonts w:ascii="Times New Roman" w:hAnsi="Times New Roman" w:cs="Times New Roman"/>
-          <w:sz w:val="28"/>
-          <w:szCs w:val="28"/>
-          <w:lang w:val="en-US"/>
-        </w:rPr>
-        <w:t>;</w:t>
-      </w:r>
-    </w:p>
-    <w:p>
-      <w:pPr>
-        <w:spacing w:after="0" w:line="240" w:lineRule="auto"/>
-        <w:ind w:left="284" w:right="282" w:firstLine="709"/>
-        <w:jc w:val="both"/>
-        <w:rPr>
-          <w:rFonts w:ascii="Times New Roman" w:hAnsi="Times New Roman" w:cs="Times New Roman"/>
-          <w:sz w:val="28"/>
-          <w:szCs w:val="28"/>
-          <w:lang w:val="en-US"/>
-        </w:rPr>
-      </w:pPr>
-      <w:r>
-        <w:rPr>
-          <w:rFonts w:ascii="Times New Roman" w:hAnsi="Times New Roman" w:cs="Times New Roman"/>
-          <w:sz w:val="28"/>
-          <w:szCs w:val="28"/>
-          <w:lang w:val="en-US"/>
-        </w:rPr>
-        <w:t xml:space="preserve">– </w:t>
-      </w:r>
-      <w:proofErr w:type="spellStart"/>
-      <w:r>
-        <w:rPr>
-          <w:rFonts w:ascii="Times New Roman" w:hAnsi="Times New Roman" w:cs="Times New Roman"/>
-          <w:sz w:val="28"/>
-          <w:szCs w:val="28"/>
-          <w:lang w:val="en-US"/>
-        </w:rPr>
-        <w:t>requestID</w:t>
-      </w:r>
-      <w:proofErr w:type="spellEnd"/>
-      <w:r>
-        <w:rPr>
-          <w:rFonts w:ascii="Times New Roman" w:hAnsi="Times New Roman" w:cs="Times New Roman"/>
-          <w:sz w:val="28"/>
-          <w:szCs w:val="28"/>
-          <w:lang w:val="en-US"/>
-        </w:rPr>
-        <w:t xml:space="preserve"> (FK)</w:t>
-      </w:r>
-      <w:r>
-        <w:rPr>
-          <w:rFonts w:ascii="Times New Roman" w:hAnsi="Times New Roman" w:cs="Times New Roman"/>
-          <w:sz w:val="28"/>
-          <w:szCs w:val="28"/>
-          <w:lang w:val="en-US"/>
+      <w:r>
+        <w:rPr>
+          <w:rFonts w:ascii="Times New Roman" w:hAnsi="Times New Roman" w:cs="Times New Roman"/>
+          <w:sz w:val="28"/>
+          <w:szCs w:val="28"/>
+        </w:rPr>
+        <w:t xml:space="preserve">заявки и комментарии </w:t>
+      </w:r>
+      <w:r>
+        <w:rPr>
+          <w:rFonts w:ascii="Times New Roman" w:hAnsi="Times New Roman" w:cs="Times New Roman"/>
+          <w:sz w:val="28"/>
+          <w:szCs w:val="28"/>
+        </w:rPr>
+        <w:t>(один ко многим)</w:t>
+      </w:r>
+      <w:r>
+        <w:rPr>
+          <w:rFonts w:ascii="Times New Roman" w:hAnsi="Times New Roman" w:cs="Times New Roman"/>
+          <w:sz w:val="28"/>
+          <w:szCs w:val="28"/>
+        </w:rPr>
+        <w:t>:</w:t>
+      </w:r>
+      <w:r>
+        <w:rPr>
+          <w:rFonts w:ascii="Times New Roman" w:hAnsi="Times New Roman" w:cs="Times New Roman"/>
+          <w:sz w:val="28"/>
+          <w:szCs w:val="28"/>
+        </w:rPr>
+        <w:t xml:space="preserve"> одна заявка может иметь несколько комментариев</w:t>
+      </w:r>
+      <w:r>
+        <w:rPr>
+          <w:rFonts w:ascii="Times New Roman" w:hAnsi="Times New Roman" w:cs="Times New Roman"/>
+          <w:sz w:val="28"/>
+          <w:szCs w:val="28"/>
         </w:rPr>
         <w:t>.</w:t>
       </w:r>
     </w:p>
     <w:p>
       <w:pPr>
-        <w:spacing w:after="0" w:line="240" w:lineRule="auto"/>
-        <w:ind w:left="284" w:right="282" w:firstLine="709"/>
-        <w:jc w:val="both"/>
-        <w:rPr>
-          <w:rFonts w:ascii="Times New Roman" w:hAnsi="Times New Roman" w:cs="Times New Roman"/>
-          <w:sz w:val="28"/>
-          <w:szCs w:val="28"/>
-          <w:lang w:val="en-US"/>
-        </w:rPr>
-      </w:pPr>
-    </w:p>
-    <w:p>
-      <w:pPr>
-        <w:spacing w:after="0" w:line="240" w:lineRule="auto"/>
-        <w:ind w:left="284" w:right="282" w:firstLine="709"/>
-        <w:jc w:val="both"/>
-        <w:rPr>
-          <w:rFonts w:ascii="Times New Roman" w:hAnsi="Times New Roman" w:cs="Times New Roman"/>
-          <w:sz w:val="28"/>
-          <w:szCs w:val="28"/>
-          <w:lang w:val="en-US"/>
-        </w:rPr>
-      </w:pPr>
-      <w:r>
-        <w:rPr>
-          <w:rFonts w:ascii="Times New Roman" w:hAnsi="Times New Roman" w:cs="Times New Roman"/>
-          <w:sz w:val="28"/>
-          <w:szCs w:val="28"/>
-        </w:rPr>
-        <w:t>Связи между сущностями</w:t>
-      </w:r>
-      <w:r>
-        <w:rPr>
-          <w:rFonts w:ascii="Times New Roman" w:hAnsi="Times New Roman" w:cs="Times New Roman"/>
-          <w:sz w:val="28"/>
-          <w:szCs w:val="28"/>
-          <w:lang w:val="en-US"/>
-        </w:rPr>
-        <w:t>:</w:t>
-      </w:r>
-    </w:p>
-    <w:p>
-      <w:pPr>
-        <w:spacing w:after="0" w:line="240" w:lineRule="auto"/>
-        <w:ind w:left="284" w:right="282" w:firstLine="709"/>
-        <w:jc w:val="both"/>
-        <w:rPr>
-          <w:rFonts w:ascii="Times New Roman" w:hAnsi="Times New Roman" w:cs="Times New Roman"/>
-          <w:sz w:val="28"/>
-          <w:szCs w:val="28"/>
-          <w:lang w:val="en-US"/>
-        </w:rPr>
-      </w:pPr>
-      <w:r>
-        <w:rPr>
-          <w:rFonts w:ascii="Times New Roman" w:hAnsi="Times New Roman" w:cs="Times New Roman"/>
-          <w:sz w:val="28"/>
-          <w:szCs w:val="28"/>
-          <w:lang w:val="en-US"/>
-        </w:rPr>
-        <w:t>– ;</w:t>
-      </w:r>
-    </w:p>
-    <w:p>
-      <w:pPr>
-        <w:spacing w:after="0" w:line="240" w:lineRule="auto"/>
-        <w:ind w:left="284" w:right="282" w:firstLine="709"/>
-        <w:jc w:val="both"/>
-        <w:rPr>
-          <w:rFonts w:ascii="Times New Roman" w:hAnsi="Times New Roman" w:cs="Times New Roman"/>
-          <w:sz w:val="28"/>
-          <w:szCs w:val="28"/>
-          <w:lang w:val="en-US"/>
-        </w:rPr>
-      </w:pPr>
-      <w:r>
-        <w:rPr>
-          <w:rFonts w:ascii="Times New Roman" w:hAnsi="Times New Roman" w:cs="Times New Roman"/>
-          <w:sz w:val="28"/>
-          <w:szCs w:val="28"/>
-          <w:lang w:val="en-US"/>
-        </w:rPr>
-        <w:t>–</w:t>
-      </w:r>
-      <w:r>
-        <w:rPr>
-          <w:rFonts w:ascii="Times New Roman" w:hAnsi="Times New Roman" w:cs="Times New Roman"/>
-          <w:sz w:val="28"/>
-          <w:szCs w:val="28"/>
-          <w:lang w:val="en-US"/>
-        </w:rPr>
-        <w:t xml:space="preserve"> ;</w:t>
-      </w:r>
-    </w:p>
-    <w:p>
-      <w:pPr>
-        <w:spacing w:after="0" w:line="240" w:lineRule="auto"/>
-        <w:ind w:left="284" w:right="282" w:firstLine="709"/>
-        <w:jc w:val="both"/>
-        <w:rPr>
-          <w:rFonts w:ascii="Times New Roman" w:hAnsi="Times New Roman" w:cs="Times New Roman"/>
-          <w:sz w:val="28"/>
-          <w:szCs w:val="28"/>
-          <w:lang w:val="en-US"/>
-        </w:rPr>
-      </w:pPr>
-      <w:r>
-        <w:rPr>
-          <w:rFonts w:ascii="Times New Roman" w:hAnsi="Times New Roman" w:cs="Times New Roman"/>
-          <w:sz w:val="28"/>
-          <w:szCs w:val="28"/>
-          <w:lang w:val="en-US"/>
-        </w:rPr>
-        <w:t>–</w:t>
-      </w:r>
-      <w:r>
-        <w:rPr>
-          <w:rFonts w:ascii="Times New Roman" w:hAnsi="Times New Roman" w:cs="Times New Roman"/>
-          <w:sz w:val="28"/>
-          <w:szCs w:val="28"/>
-          <w:lang w:val="en-US"/>
-        </w:rPr>
-        <w:t xml:space="preserve"> .</w:t>
+        <w:rPr>
+          <w:rFonts w:ascii="Times New Roman" w:hAnsi="Times New Roman" w:cs="Times New Roman"/>
+          <w:sz w:val="28"/>
+          <w:szCs w:val="28"/>
+          <w:lang w:val="en-US"/>
+        </w:rPr>
+      </w:pPr>
+      <w:r>
+        <w:rPr>
+          <w:rFonts w:ascii="Times New Roman" w:hAnsi="Times New Roman" w:cs="Times New Roman"/>
+          <w:sz w:val="28"/>
+          <w:szCs w:val="28"/>
+          <w:lang w:val="en-US"/>
+        </w:rPr>
+        <w:br w:type="page"/>
       </w:r>
     </w:p>
     <w:p>
@@ -2445,6 +2668,15 @@
           <w:lang w:val="en-US"/>
         </w:rPr>
         <w:t>ER</w:t>
+      </w:r>
+      <w:r>
+        <w:rPr>
+          <w:rFonts w:ascii="Times New Roman" w:hAnsi="Times New Roman" w:cs="Times New Roman"/>
+          <w:sz w:val="28"/>
+          <w:szCs w:val="28"/>
+          <w:lang w:val="en-US"/>
+        </w:rPr>
+        <w:t>D</w:t>
       </w:r>
       <w:r>
         <w:rPr>
@@ -2486,6 +2718,61 @@
           <w:szCs w:val="28"/>
         </w:rPr>
       </w:pPr>
+      <w:r>
+        <w:rPr>
+          <w:noProof/>
+        </w:rPr>
+        <w:drawing>
+          <wp:inline distT="0" distB="0" distL="0" distR="0" wp14:anchorId="50869EC8" wp14:editId="1ABCD119">
+            <wp:extent cx="5187425" cy="3456305"/>
+            <wp:effectExtent l="19050" t="19050" r="13335" b="10795"/>
+            <wp:docPr id="2" name="Рисунок 2"/>
+            <wp:cNvGraphicFramePr>
+              <a:graphicFrameLocks xmlns:a="http://schemas.openxmlformats.org/drawingml/2006/main" noChangeAspect="1"/>
+            </wp:cNvGraphicFramePr>
+            <a:graphic xmlns:a="http://schemas.openxmlformats.org/drawingml/2006/main">
+              <a:graphicData uri="http://schemas.openxmlformats.org/drawingml/2006/picture">
+                <pic:pic xmlns:pic="http://schemas.openxmlformats.org/drawingml/2006/picture">
+                  <pic:nvPicPr>
+                    <pic:cNvPr id="0" name="Picture 1"/>
+                    <pic:cNvPicPr>
+                      <a:picLocks noChangeAspect="1" noChangeArrowheads="1"/>
+                    </pic:cNvPicPr>
+                  </pic:nvPicPr>
+                  <pic:blipFill>
+                    <a:blip r:embed="rId7">
+                      <a:extLst>
+                        <a:ext uri="{28A0092B-C50C-407E-A947-70E740481C1C}">
+                          <a14:useLocalDpi xmlns:a14="http://schemas.microsoft.com/office/drawing/2010/main" val="0"/>
+                        </a:ext>
+                      </a:extLst>
+                    </a:blip>
+                    <a:srcRect/>
+                    <a:stretch>
+                      <a:fillRect/>
+                    </a:stretch>
+                  </pic:blipFill>
+                  <pic:spPr bwMode="auto">
+                    <a:xfrm>
+                      <a:off x="0" y="0"/>
+                      <a:ext cx="5192825" cy="3459903"/>
+                    </a:xfrm>
+                    <a:prstGeom prst="rect">
+                      <a:avLst/>
+                    </a:prstGeom>
+                    <a:noFill/>
+                    <a:ln>
+                      <a:solidFill>
+                        <a:schemeClr val="tx1"/>
+                      </a:solidFill>
+                    </a:ln>
+                  </pic:spPr>
+                </pic:pic>
+              </a:graphicData>
+            </a:graphic>
+          </wp:inline>
+        </w:drawing>
+      </w:r>
     </w:p>
     <w:p>
       <w:pPr>
@@ -2513,7 +2800,25 @@
           <w:szCs w:val="28"/>
           <w:lang w:val="en-US"/>
         </w:rPr>
-        <w:t>ER-</w:t>
+        <w:t>ER</w:t>
+      </w:r>
+      <w:r>
+        <w:rPr>
+          <w:rFonts w:ascii="Times New Roman" w:hAnsi="Times New Roman" w:cs="Times New Roman"/>
+          <w:sz w:val="28"/>
+          <w:szCs w:val="28"/>
+          <w:lang w:val="en-US"/>
+        </w:rPr>
+        <w:t>D</w:t>
+      </w:r>
+      <w:r>
+        <w:rPr>
+          <w:rFonts w:ascii="Times New Roman" w:hAnsi="Times New Roman" w:cs="Times New Roman"/>
+          <w:sz w:val="28"/>
+          <w:szCs w:val="28"/>
+          <w:lang w:val="en-US"/>
+        </w:rPr>
+        <w:t>-</w:t>
       </w:r>
       <w:r>
         <w:rPr>
@@ -2539,7 +2844,7 @@
     <w:p>
       <w:pPr>
         <w:spacing w:after="0" w:line="240" w:lineRule="auto"/>
-        <w:ind w:left="284" w:right="282" w:firstLine="709"/>
+        <w:ind w:left="284" w:right="282"/>
         <w:jc w:val="both"/>
         <w:rPr>
           <w:rFonts w:ascii="Times New Roman" w:hAnsi="Times New Roman" w:cs="Times New Roman"/>
@@ -2558,6 +2863,12 @@
     </w:p>
     <w:p>
       <w:pPr>
+        <w:pBdr>
+          <w:top w:val="single" w:sz="4" w:space="1" w:color="auto"/>
+          <w:left w:val="single" w:sz="4" w:space="0" w:color="auto"/>
+          <w:bottom w:val="single" w:sz="4" w:space="1" w:color="auto"/>
+          <w:right w:val="single" w:sz="4" w:space="4" w:color="auto"/>
+        </w:pBdr>
         <w:spacing w:after="0" w:line="240" w:lineRule="auto"/>
         <w:ind w:left="284" w:right="282" w:firstLine="709"/>
         <w:jc w:val="both"/>
@@ -2621,22 +2932,27 @@
     </w:p>
     <w:p>
       <w:pPr>
-        <w:spacing w:after="0" w:line="240" w:lineRule="auto"/>
-        <w:ind w:left="284" w:right="282" w:firstLine="709"/>
-        <w:jc w:val="both"/>
-        <w:rPr>
-          <w:rFonts w:ascii="Courier New" w:hAnsi="Courier New" w:cs="Courier New"/>
-          <w:sz w:val="24"/>
-          <w:szCs w:val="24"/>
-          <w:lang w:val="en-US"/>
-        </w:rPr>
-      </w:pPr>
-      <w:r>
-        <w:rPr>
-          <w:rFonts w:ascii="Courier New" w:hAnsi="Courier New" w:cs="Courier New"/>
-          <w:sz w:val="24"/>
-          <w:szCs w:val="24"/>
-          <w:lang w:val="en-US"/>
+        <w:pBdr>
+          <w:top w:val="single" w:sz="4" w:space="1" w:color="auto"/>
+          <w:left w:val="single" w:sz="4" w:space="0" w:color="auto"/>
+          <w:bottom w:val="single" w:sz="4" w:space="1" w:color="auto"/>
+          <w:right w:val="single" w:sz="4" w:space="4" w:color="auto"/>
+        </w:pBdr>
+        <w:spacing w:after="0" w:line="240" w:lineRule="auto"/>
+        <w:ind w:left="284" w:right="282" w:firstLine="709"/>
+        <w:jc w:val="both"/>
+        <w:rPr>
+          <w:rFonts w:ascii="Courier New" w:hAnsi="Courier New" w:cs="Courier New"/>
+          <w:sz w:val="24"/>
+          <w:szCs w:val="24"/>
+          <w:lang w:val="en-US"/>
+        </w:rPr>
+      </w:pPr>
+      <w:r>
+        <w:rPr>
+          <w:rFonts w:ascii="Courier New" w:hAnsi="Courier New" w:cs="Courier New"/>
+          <w:sz w:val="24"/>
+          <w:szCs w:val="24"/>
         </w:rPr>
         <w:t xml:space="preserve">    </w:t>
       </w:r>
@@ -2681,6 +2997,12 @@
     </w:p>
     <w:p>
       <w:pPr>
+        <w:pBdr>
+          <w:top w:val="single" w:sz="4" w:space="1" w:color="auto"/>
+          <w:left w:val="single" w:sz="4" w:space="0" w:color="auto"/>
+          <w:bottom w:val="single" w:sz="4" w:space="1" w:color="auto"/>
+          <w:right w:val="single" w:sz="4" w:space="4" w:color="auto"/>
+        </w:pBdr>
         <w:spacing w:after="0" w:line="240" w:lineRule="auto"/>
         <w:ind w:left="284" w:right="282" w:firstLine="709"/>
         <w:jc w:val="both"/>
@@ -2743,6 +3065,12 @@
     </w:p>
     <w:p>
       <w:pPr>
+        <w:pBdr>
+          <w:top w:val="single" w:sz="4" w:space="1" w:color="auto"/>
+          <w:left w:val="single" w:sz="4" w:space="0" w:color="auto"/>
+          <w:bottom w:val="single" w:sz="4" w:space="1" w:color="auto"/>
+          <w:right w:val="single" w:sz="4" w:space="4" w:color="auto"/>
+        </w:pBdr>
         <w:spacing w:after="0" w:line="240" w:lineRule="auto"/>
         <w:ind w:left="284" w:right="282" w:firstLine="709"/>
         <w:jc w:val="both"/>
@@ -2765,19 +3093,31 @@
     </w:p>
     <w:p>
       <w:pPr>
-        <w:spacing w:after="0" w:line="240" w:lineRule="auto"/>
-        <w:ind w:left="284" w:right="282" w:firstLine="709"/>
-        <w:jc w:val="both"/>
-        <w:rPr>
-          <w:rFonts w:ascii="Courier New" w:hAnsi="Courier New" w:cs="Courier New"/>
-          <w:sz w:val="24"/>
-          <w:szCs w:val="24"/>
-          <w:lang w:val="en-US"/>
-        </w:rPr>
-      </w:pPr>
-    </w:p>
-    <w:p>
-      <w:pPr>
+        <w:pBdr>
+          <w:top w:val="single" w:sz="4" w:space="1" w:color="auto"/>
+          <w:left w:val="single" w:sz="4" w:space="0" w:color="auto"/>
+          <w:bottom w:val="single" w:sz="4" w:space="1" w:color="auto"/>
+          <w:right w:val="single" w:sz="4" w:space="4" w:color="auto"/>
+        </w:pBdr>
+        <w:spacing w:after="0" w:line="240" w:lineRule="auto"/>
+        <w:ind w:left="284" w:right="282" w:firstLine="709"/>
+        <w:jc w:val="both"/>
+        <w:rPr>
+          <w:rFonts w:ascii="Courier New" w:hAnsi="Courier New" w:cs="Courier New"/>
+          <w:sz w:val="24"/>
+          <w:szCs w:val="24"/>
+          <w:lang w:val="en-US"/>
+        </w:rPr>
+      </w:pPr>
+    </w:p>
+    <w:p>
+      <w:pPr>
+        <w:pBdr>
+          <w:top w:val="single" w:sz="4" w:space="1" w:color="auto"/>
+          <w:left w:val="single" w:sz="4" w:space="0" w:color="auto"/>
+          <w:bottom w:val="single" w:sz="4" w:space="1" w:color="auto"/>
+          <w:right w:val="single" w:sz="4" w:space="4" w:color="auto"/>
+        </w:pBdr>
         <w:spacing w:after="0" w:line="240" w:lineRule="auto"/>
         <w:ind w:left="284" w:right="282" w:firstLine="709"/>
         <w:jc w:val="both"/>
@@ -2800,6 +3140,12 @@
     </w:p>
     <w:p>
       <w:pPr>
+        <w:pBdr>
+          <w:top w:val="single" w:sz="4" w:space="1" w:color="auto"/>
+          <w:left w:val="single" w:sz="4" w:space="0" w:color="auto"/>
+          <w:bottom w:val="single" w:sz="4" w:space="1" w:color="auto"/>
+          <w:right w:val="single" w:sz="4" w:space="4" w:color="auto"/>
+        </w:pBdr>
         <w:spacing w:after="0" w:line="240" w:lineRule="auto"/>
         <w:ind w:left="284" w:right="282" w:firstLine="709"/>
         <w:jc w:val="both"/>
@@ -2869,6 +3215,12 @@
     </w:p>
     <w:p>
       <w:pPr>
+        <w:pBdr>
+          <w:top w:val="single" w:sz="4" w:space="1" w:color="auto"/>
+          <w:left w:val="single" w:sz="4" w:space="0" w:color="auto"/>
+          <w:bottom w:val="single" w:sz="4" w:space="1" w:color="auto"/>
+          <w:right w:val="single" w:sz="4" w:space="4" w:color="auto"/>
+        </w:pBdr>
         <w:spacing w:after="0" w:line="240" w:lineRule="auto"/>
         <w:ind w:left="284" w:right="282" w:firstLine="709"/>
         <w:jc w:val="both"/>
@@ -2931,6 +3283,12 @@
     </w:p>
     <w:p>
       <w:pPr>
+        <w:pBdr>
+          <w:top w:val="single" w:sz="4" w:space="1" w:color="auto"/>
+          <w:left w:val="single" w:sz="4" w:space="0" w:color="auto"/>
+          <w:bottom w:val="single" w:sz="4" w:space="1" w:color="auto"/>
+          <w:right w:val="single" w:sz="4" w:space="4" w:color="auto"/>
+        </w:pBdr>
         <w:spacing w:after="0" w:line="240" w:lineRule="auto"/>
         <w:ind w:left="284" w:right="282" w:firstLine="709"/>
         <w:jc w:val="both"/>
@@ -2953,19 +3311,31 @@
     </w:p>
     <w:p>
       <w:pPr>
-        <w:spacing w:after="0" w:line="240" w:lineRule="auto"/>
-        <w:ind w:left="284" w:right="282" w:firstLine="709"/>
-        <w:jc w:val="both"/>
-        <w:rPr>
-          <w:rFonts w:ascii="Courier New" w:hAnsi="Courier New" w:cs="Courier New"/>
-          <w:sz w:val="24"/>
-          <w:szCs w:val="24"/>
-          <w:lang w:val="en-US"/>
-        </w:rPr>
-      </w:pPr>
-    </w:p>
-    <w:p>
-      <w:pPr>
+        <w:pBdr>
+          <w:top w:val="single" w:sz="4" w:space="1" w:color="auto"/>
+          <w:left w:val="single" w:sz="4" w:space="0" w:color="auto"/>
+          <w:bottom w:val="single" w:sz="4" w:space="1" w:color="auto"/>
+          <w:right w:val="single" w:sz="4" w:space="4" w:color="auto"/>
+        </w:pBdr>
+        <w:spacing w:after="0" w:line="240" w:lineRule="auto"/>
+        <w:ind w:left="284" w:right="282" w:firstLine="709"/>
+        <w:jc w:val="both"/>
+        <w:rPr>
+          <w:rFonts w:ascii="Courier New" w:hAnsi="Courier New" w:cs="Courier New"/>
+          <w:sz w:val="24"/>
+          <w:szCs w:val="24"/>
+          <w:lang w:val="en-US"/>
+        </w:rPr>
+      </w:pPr>
+    </w:p>
+    <w:p>
+      <w:pPr>
+        <w:pBdr>
+          <w:top w:val="single" w:sz="4" w:space="1" w:color="auto"/>
+          <w:left w:val="single" w:sz="4" w:space="0" w:color="auto"/>
+          <w:bottom w:val="single" w:sz="4" w:space="1" w:color="auto"/>
+          <w:right w:val="single" w:sz="4" w:space="4" w:color="auto"/>
+        </w:pBdr>
         <w:spacing w:after="0" w:line="240" w:lineRule="auto"/>
         <w:ind w:left="284" w:right="282" w:firstLine="709"/>
         <w:jc w:val="both"/>
@@ -2988,24 +3358,528 @@
     </w:p>
     <w:p>
       <w:pPr>
-        <w:spacing w:after="0" w:line="240" w:lineRule="auto"/>
-        <w:ind w:left="284" w:right="282" w:firstLine="709"/>
-        <w:jc w:val="both"/>
-        <w:rPr>
-          <w:rFonts w:ascii="Courier New" w:hAnsi="Courier New" w:cs="Courier New"/>
-          <w:sz w:val="24"/>
-          <w:szCs w:val="24"/>
-          <w:lang w:val="en-US"/>
-        </w:rPr>
-      </w:pPr>
-      <w:r>
-        <w:rPr>
-          <w:rFonts w:ascii="Courier New" w:hAnsi="Courier New" w:cs="Courier New"/>
-          <w:sz w:val="24"/>
-          <w:szCs w:val="24"/>
-          <w:lang w:val="en-US"/>
+        <w:pBdr>
+          <w:top w:val="single" w:sz="4" w:space="1" w:color="auto"/>
+          <w:left w:val="single" w:sz="4" w:space="0" w:color="auto"/>
+          <w:bottom w:val="single" w:sz="4" w:space="1" w:color="auto"/>
+          <w:right w:val="single" w:sz="4" w:space="4" w:color="auto"/>
+        </w:pBdr>
+        <w:spacing w:after="0" w:line="240" w:lineRule="auto"/>
+        <w:ind w:left="284" w:right="282" w:firstLine="709"/>
+        <w:jc w:val="both"/>
+        <w:rPr>
+          <w:rFonts w:ascii="Courier New" w:hAnsi="Courier New" w:cs="Courier New"/>
+          <w:sz w:val="24"/>
+          <w:szCs w:val="24"/>
+          <w:lang w:val="en-US"/>
+        </w:rPr>
+      </w:pPr>
+      <w:r>
+        <w:rPr>
+          <w:rFonts w:ascii="Courier New" w:hAnsi="Courier New" w:cs="Courier New"/>
+          <w:sz w:val="24"/>
+          <w:szCs w:val="24"/>
+          <w:lang w:val="en-US"/>
+        </w:rPr>
+        <w:t xml:space="preserve">    </w:t>
+      </w:r>
+      <w:proofErr w:type="spellStart"/>
+      <w:r>
+        <w:rPr>
+          <w:rFonts w:ascii="Courier New" w:hAnsi="Courier New" w:cs="Courier New"/>
+          <w:sz w:val="24"/>
+          <w:szCs w:val="24"/>
+          <w:lang w:val="en-US"/>
+        </w:rPr>
+        <w:t>userID</w:t>
+      </w:r>
+      <w:proofErr w:type="spellEnd"/>
+      <w:r>
+        <w:rPr>
+          <w:rFonts w:ascii="Courier New" w:hAnsi="Courier New" w:cs="Courier New"/>
+          <w:sz w:val="24"/>
+          <w:szCs w:val="24"/>
+          <w:lang w:val="en-US"/>
+        </w:rPr>
+        <w:t xml:space="preserve"> </w:t>
+      </w:r>
+      <w:r>
+        <w:rPr>
+          <w:rFonts w:ascii="Courier New" w:hAnsi="Courier New" w:cs="Courier New"/>
+          <w:sz w:val="24"/>
+          <w:szCs w:val="24"/>
+          <w:lang w:val="en-US"/>
+        </w:rPr>
+        <w:t>SERIAL</w:t>
+      </w:r>
+      <w:r>
+        <w:rPr>
+          <w:rFonts w:ascii="Courier New" w:hAnsi="Courier New" w:cs="Courier New"/>
+          <w:sz w:val="24"/>
+          <w:szCs w:val="24"/>
+          <w:lang w:val="en-US"/>
+        </w:rPr>
+        <w:t xml:space="preserve"> PRIMARY KEY</w:t>
+      </w:r>
+      <w:r>
+        <w:rPr>
+          <w:rFonts w:ascii="Courier New" w:hAnsi="Courier New" w:cs="Courier New"/>
+          <w:sz w:val="24"/>
+          <w:szCs w:val="24"/>
+          <w:lang w:val="en-US"/>
+        </w:rPr>
+        <w:t>,</w:t>
+      </w:r>
+    </w:p>
+    <w:p>
+      <w:pPr>
+        <w:pBdr>
+          <w:top w:val="single" w:sz="4" w:space="1" w:color="auto"/>
+          <w:left w:val="single" w:sz="4" w:space="0" w:color="auto"/>
+          <w:bottom w:val="single" w:sz="4" w:space="1" w:color="auto"/>
+          <w:right w:val="single" w:sz="4" w:space="4" w:color="auto"/>
+        </w:pBdr>
+        <w:spacing w:after="0" w:line="240" w:lineRule="auto"/>
+        <w:ind w:left="284" w:right="282" w:firstLine="709"/>
+        <w:jc w:val="both"/>
+        <w:rPr>
+          <w:rFonts w:ascii="Courier New" w:hAnsi="Courier New" w:cs="Courier New"/>
+          <w:sz w:val="24"/>
+          <w:szCs w:val="24"/>
+          <w:lang w:val="en-US"/>
+        </w:rPr>
+      </w:pPr>
+      <w:r>
+        <w:rPr>
+          <w:rFonts w:ascii="Courier New" w:hAnsi="Courier New" w:cs="Courier New"/>
+          <w:sz w:val="24"/>
+          <w:szCs w:val="24"/>
+          <w:lang w:val="en-US"/>
+        </w:rPr>
+        <w:t xml:space="preserve">    </w:t>
+      </w:r>
+      <w:proofErr w:type="spellStart"/>
+      <w:r>
+        <w:rPr>
+          <w:rFonts w:ascii="Courier New" w:hAnsi="Courier New" w:cs="Courier New"/>
+          <w:sz w:val="24"/>
+          <w:szCs w:val="24"/>
+          <w:lang w:val="en-US"/>
+        </w:rPr>
+        <w:t>fio</w:t>
+      </w:r>
+      <w:proofErr w:type="spellEnd"/>
+      <w:r>
+        <w:rPr>
+          <w:rFonts w:ascii="Courier New" w:hAnsi="Courier New" w:cs="Courier New"/>
+          <w:sz w:val="24"/>
+          <w:szCs w:val="24"/>
+          <w:lang w:val="en-US"/>
+        </w:rPr>
+        <w:t xml:space="preserve"> </w:t>
+      </w:r>
+      <w:proofErr w:type="gramStart"/>
+      <w:r>
+        <w:rPr>
+          <w:rFonts w:ascii="Courier New" w:hAnsi="Courier New" w:cs="Courier New"/>
+          <w:sz w:val="24"/>
+          <w:szCs w:val="24"/>
+          <w:lang w:val="en-US"/>
+        </w:rPr>
+        <w:t>VARCHAR(</w:t>
+      </w:r>
+      <w:proofErr w:type="gramEnd"/>
+      <w:r>
+        <w:rPr>
+          <w:rFonts w:ascii="Courier New" w:hAnsi="Courier New" w:cs="Courier New"/>
+          <w:sz w:val="24"/>
+          <w:szCs w:val="24"/>
+          <w:lang w:val="en-US"/>
+        </w:rPr>
+        <w:t>150) NOT NULL,</w:t>
+      </w:r>
+    </w:p>
+    <w:p>
+      <w:pPr>
+        <w:pBdr>
+          <w:top w:val="single" w:sz="4" w:space="1" w:color="auto"/>
+          <w:left w:val="single" w:sz="4" w:space="0" w:color="auto"/>
+          <w:bottom w:val="single" w:sz="4" w:space="1" w:color="auto"/>
+          <w:right w:val="single" w:sz="4" w:space="4" w:color="auto"/>
+        </w:pBdr>
+        <w:spacing w:after="0" w:line="240" w:lineRule="auto"/>
+        <w:ind w:left="284" w:right="282" w:firstLine="709"/>
+        <w:jc w:val="both"/>
+        <w:rPr>
+          <w:rFonts w:ascii="Courier New" w:hAnsi="Courier New" w:cs="Courier New"/>
+          <w:sz w:val="24"/>
+          <w:szCs w:val="24"/>
+          <w:lang w:val="en-US"/>
+        </w:rPr>
+      </w:pPr>
+      <w:r>
+        <w:rPr>
+          <w:rFonts w:ascii="Courier New" w:hAnsi="Courier New" w:cs="Courier New"/>
+          <w:sz w:val="24"/>
+          <w:szCs w:val="24"/>
+          <w:lang w:val="en-US"/>
+        </w:rPr>
+        <w:t xml:space="preserve">    phone </w:t>
+      </w:r>
+      <w:proofErr w:type="gramStart"/>
+      <w:r>
+        <w:rPr>
+          <w:rFonts w:ascii="Courier New" w:hAnsi="Courier New" w:cs="Courier New"/>
+          <w:sz w:val="24"/>
+          <w:szCs w:val="24"/>
+          <w:lang w:val="en-US"/>
+        </w:rPr>
+        <w:t>VARCHAR(</w:t>
+      </w:r>
+      <w:proofErr w:type="gramEnd"/>
+      <w:r>
+        <w:rPr>
+          <w:rFonts w:ascii="Courier New" w:hAnsi="Courier New" w:cs="Courier New"/>
+          <w:sz w:val="24"/>
+          <w:szCs w:val="24"/>
+          <w:lang w:val="en-US"/>
+        </w:rPr>
+        <w:t>20),</w:t>
+      </w:r>
+    </w:p>
+    <w:p>
+      <w:pPr>
+        <w:pBdr>
+          <w:top w:val="single" w:sz="4" w:space="1" w:color="auto"/>
+          <w:left w:val="single" w:sz="4" w:space="0" w:color="auto"/>
+          <w:bottom w:val="single" w:sz="4" w:space="1" w:color="auto"/>
+          <w:right w:val="single" w:sz="4" w:space="4" w:color="auto"/>
+        </w:pBdr>
+        <w:spacing w:after="0" w:line="240" w:lineRule="auto"/>
+        <w:ind w:left="284" w:right="282" w:firstLine="709"/>
+        <w:jc w:val="both"/>
+        <w:rPr>
+          <w:rFonts w:ascii="Courier New" w:hAnsi="Courier New" w:cs="Courier New"/>
+          <w:sz w:val="24"/>
+          <w:szCs w:val="24"/>
+          <w:lang w:val="en-US"/>
+        </w:rPr>
+      </w:pPr>
+      <w:r>
+        <w:rPr>
+          <w:rFonts w:ascii="Courier New" w:hAnsi="Courier New" w:cs="Courier New"/>
+          <w:sz w:val="24"/>
+          <w:szCs w:val="24"/>
+          <w:lang w:val="en-US"/>
+        </w:rPr>
+        <w:t xml:space="preserve">    login </w:t>
+      </w:r>
+      <w:proofErr w:type="gramStart"/>
+      <w:r>
+        <w:rPr>
+          <w:rFonts w:ascii="Courier New" w:hAnsi="Courier New" w:cs="Courier New"/>
+          <w:sz w:val="24"/>
+          <w:szCs w:val="24"/>
+          <w:lang w:val="en-US"/>
+        </w:rPr>
+        <w:t>VARCHAR(</w:t>
+      </w:r>
+      <w:proofErr w:type="gramEnd"/>
+      <w:r>
+        <w:rPr>
+          <w:rFonts w:ascii="Courier New" w:hAnsi="Courier New" w:cs="Courier New"/>
+          <w:sz w:val="24"/>
+          <w:szCs w:val="24"/>
+          <w:lang w:val="en-US"/>
+        </w:rPr>
+        <w:t>50) UNIQUE NOT NULL,</w:t>
+      </w:r>
+    </w:p>
+    <w:p>
+      <w:pPr>
+        <w:pBdr>
+          <w:top w:val="single" w:sz="4" w:space="1" w:color="auto"/>
+          <w:left w:val="single" w:sz="4" w:space="0" w:color="auto"/>
+          <w:bottom w:val="single" w:sz="4" w:space="1" w:color="auto"/>
+          <w:right w:val="single" w:sz="4" w:space="4" w:color="auto"/>
+        </w:pBdr>
+        <w:spacing w:after="0" w:line="240" w:lineRule="auto"/>
+        <w:ind w:left="284" w:right="282" w:firstLine="709"/>
+        <w:jc w:val="both"/>
+        <w:rPr>
+          <w:rFonts w:ascii="Courier New" w:hAnsi="Courier New" w:cs="Courier New"/>
+          <w:sz w:val="24"/>
+          <w:szCs w:val="24"/>
+          <w:lang w:val="en-US"/>
+        </w:rPr>
+      </w:pPr>
+      <w:r>
+        <w:rPr>
+          <w:rFonts w:ascii="Courier New" w:hAnsi="Courier New" w:cs="Courier New"/>
+          <w:sz w:val="24"/>
+          <w:szCs w:val="24"/>
+          <w:lang w:val="en-US"/>
+        </w:rPr>
+        <w:t xml:space="preserve">    password </w:t>
+      </w:r>
+      <w:proofErr w:type="gramStart"/>
+      <w:r>
+        <w:rPr>
+          <w:rFonts w:ascii="Courier New" w:hAnsi="Courier New" w:cs="Courier New"/>
+          <w:sz w:val="24"/>
+          <w:szCs w:val="24"/>
+          <w:lang w:val="en-US"/>
+        </w:rPr>
+        <w:t>VARCHAR(</w:t>
+      </w:r>
+      <w:proofErr w:type="gramEnd"/>
+      <w:r>
+        <w:rPr>
+          <w:rFonts w:ascii="Courier New" w:hAnsi="Courier New" w:cs="Courier New"/>
+          <w:sz w:val="24"/>
+          <w:szCs w:val="24"/>
+          <w:lang w:val="en-US"/>
+        </w:rPr>
+        <w:t>50) NOT NULL,</w:t>
+      </w:r>
+    </w:p>
+    <w:p>
+      <w:pPr>
+        <w:pBdr>
+          <w:top w:val="single" w:sz="4" w:space="1" w:color="auto"/>
+          <w:left w:val="single" w:sz="4" w:space="0" w:color="auto"/>
+          <w:bottom w:val="single" w:sz="4" w:space="1" w:color="auto"/>
+          <w:right w:val="single" w:sz="4" w:space="4" w:color="auto"/>
+        </w:pBdr>
+        <w:spacing w:after="0" w:line="240" w:lineRule="auto"/>
+        <w:ind w:left="284" w:right="282" w:firstLine="709"/>
+        <w:jc w:val="both"/>
+        <w:rPr>
+          <w:rFonts w:ascii="Courier New" w:hAnsi="Courier New" w:cs="Courier New"/>
+          <w:sz w:val="24"/>
+          <w:szCs w:val="24"/>
+          <w:lang w:val="en-US"/>
+        </w:rPr>
+      </w:pPr>
+      <w:r>
+        <w:rPr>
+          <w:rFonts w:ascii="Courier New" w:hAnsi="Courier New" w:cs="Courier New"/>
+          <w:sz w:val="24"/>
+          <w:szCs w:val="24"/>
+          <w:lang w:val="en-US"/>
+        </w:rPr>
+        <w:t xml:space="preserve">    </w:t>
+      </w:r>
+      <w:proofErr w:type="spellStart"/>
+      <w:r>
+        <w:rPr>
+          <w:rFonts w:ascii="Courier New" w:hAnsi="Courier New" w:cs="Courier New"/>
+          <w:sz w:val="24"/>
+          <w:szCs w:val="24"/>
+          <w:lang w:val="en-US"/>
+        </w:rPr>
+        <w:t>roleID</w:t>
+      </w:r>
+      <w:proofErr w:type="spellEnd"/>
+      <w:r>
+        <w:rPr>
+          <w:rFonts w:ascii="Courier New" w:hAnsi="Courier New" w:cs="Courier New"/>
+          <w:sz w:val="24"/>
+          <w:szCs w:val="24"/>
+          <w:lang w:val="en-US"/>
+        </w:rPr>
+        <w:t xml:space="preserve"> INTEGER NOT NULL,</w:t>
+      </w:r>
+    </w:p>
+    <w:p>
+      <w:pPr>
+        <w:pBdr>
+          <w:top w:val="single" w:sz="4" w:space="1" w:color="auto"/>
+          <w:left w:val="single" w:sz="4" w:space="0" w:color="auto"/>
+          <w:bottom w:val="single" w:sz="4" w:space="1" w:color="auto"/>
+          <w:right w:val="single" w:sz="4" w:space="4" w:color="auto"/>
+        </w:pBdr>
+        <w:spacing w:after="0" w:line="240" w:lineRule="auto"/>
+        <w:ind w:left="284" w:right="282" w:firstLine="709"/>
+        <w:jc w:val="both"/>
+        <w:rPr>
+          <w:rFonts w:ascii="Courier New" w:hAnsi="Courier New" w:cs="Courier New"/>
+          <w:sz w:val="24"/>
+          <w:szCs w:val="24"/>
+          <w:lang w:val="en-US"/>
+        </w:rPr>
+      </w:pPr>
+      <w:r>
+        <w:rPr>
+          <w:rFonts w:ascii="Courier New" w:hAnsi="Courier New" w:cs="Courier New"/>
+          <w:sz w:val="24"/>
+          <w:szCs w:val="24"/>
+          <w:lang w:val="en-US"/>
+        </w:rPr>
+        <w:t xml:space="preserve">    FOREIGN KEY (</w:t>
+      </w:r>
+      <w:proofErr w:type="spellStart"/>
+      <w:r>
+        <w:rPr>
+          <w:rFonts w:ascii="Courier New" w:hAnsi="Courier New" w:cs="Courier New"/>
+          <w:sz w:val="24"/>
+          <w:szCs w:val="24"/>
+          <w:lang w:val="en-US"/>
+        </w:rPr>
+        <w:t>roleID</w:t>
+      </w:r>
+      <w:proofErr w:type="spellEnd"/>
+      <w:r>
+        <w:rPr>
+          <w:rFonts w:ascii="Courier New" w:hAnsi="Courier New" w:cs="Courier New"/>
+          <w:sz w:val="24"/>
+          <w:szCs w:val="24"/>
+          <w:lang w:val="en-US"/>
+        </w:rPr>
+        <w:t>) REFERENCES Roles(</w:t>
+      </w:r>
+      <w:proofErr w:type="spellStart"/>
+      <w:r>
+        <w:rPr>
+          <w:rFonts w:ascii="Courier New" w:hAnsi="Courier New" w:cs="Courier New"/>
+          <w:sz w:val="24"/>
+          <w:szCs w:val="24"/>
+          <w:lang w:val="en-US"/>
+        </w:rPr>
+        <w:t>roleID</w:t>
+      </w:r>
+      <w:proofErr w:type="spellEnd"/>
+      <w:r>
+        <w:rPr>
+          <w:rFonts w:ascii="Courier New" w:hAnsi="Courier New" w:cs="Courier New"/>
+          <w:sz w:val="24"/>
+          <w:szCs w:val="24"/>
+          <w:lang w:val="en-US"/>
+        </w:rPr>
+        <w:t>)</w:t>
+      </w:r>
+    </w:p>
+    <w:p>
+      <w:pPr>
+        <w:pBdr>
+          <w:top w:val="single" w:sz="4" w:space="1" w:color="auto"/>
+          <w:left w:val="single" w:sz="4" w:space="0" w:color="auto"/>
+          <w:bottom w:val="single" w:sz="4" w:space="1" w:color="auto"/>
+          <w:right w:val="single" w:sz="4" w:space="4" w:color="auto"/>
+        </w:pBdr>
+        <w:spacing w:after="0" w:line="240" w:lineRule="auto"/>
+        <w:ind w:left="284" w:right="282" w:firstLine="709"/>
+        <w:jc w:val="both"/>
+        <w:rPr>
+          <w:rFonts w:ascii="Courier New" w:hAnsi="Courier New" w:cs="Courier New"/>
+          <w:sz w:val="24"/>
+          <w:szCs w:val="24"/>
+          <w:lang w:val="en-US"/>
+        </w:rPr>
+      </w:pPr>
+      <w:r>
+        <w:rPr>
+          <w:rFonts w:ascii="Courier New" w:hAnsi="Courier New" w:cs="Courier New"/>
+          <w:sz w:val="24"/>
+          <w:szCs w:val="24"/>
+          <w:lang w:val="en-US"/>
+        </w:rPr>
+        <w:t>);</w:t>
+      </w:r>
+    </w:p>
+    <w:p>
+      <w:pPr>
+        <w:rPr>
+          <w:rFonts w:ascii="Courier New" w:hAnsi="Courier New" w:cs="Courier New"/>
+          <w:sz w:val="24"/>
+          <w:szCs w:val="24"/>
+          <w:lang w:val="en-US"/>
+        </w:rPr>
+      </w:pPr>
+      <w:r>
+        <w:rPr>
+          <w:rFonts w:ascii="Courier New" w:hAnsi="Courier New" w:cs="Courier New"/>
+          <w:sz w:val="24"/>
+          <w:szCs w:val="24"/>
+          <w:lang w:val="en-US"/>
+        </w:rPr>
+        <w:br w:type="page"/>
+      </w:r>
+    </w:p>
+    <w:p>
+      <w:pPr>
+        <w:spacing w:after="0" w:line="240" w:lineRule="auto"/>
+        <w:ind w:left="284" w:right="282"/>
+        <w:jc w:val="both"/>
+        <w:rPr>
+          <w:rFonts w:ascii="Times New Roman" w:hAnsi="Times New Roman" w:cs="Times New Roman"/>
+          <w:sz w:val="28"/>
+          <w:szCs w:val="28"/>
+        </w:rPr>
+      </w:pPr>
+      <w:r>
+        <w:rPr>
+          <w:rFonts w:ascii="Times New Roman" w:hAnsi="Times New Roman" w:cs="Times New Roman"/>
+          <w:sz w:val="28"/>
+          <w:szCs w:val="28"/>
         </w:rPr>
         <w:lastRenderedPageBreak/>
+        <w:t>Продолжение листинга 1</w:t>
+      </w:r>
+    </w:p>
+    <w:p>
+      <w:pPr>
+        <w:pBdr>
+          <w:top w:val="single" w:sz="4" w:space="1" w:color="auto"/>
+          <w:left w:val="single" w:sz="4" w:space="0" w:color="auto"/>
+          <w:bottom w:val="single" w:sz="4" w:space="1" w:color="auto"/>
+          <w:right w:val="single" w:sz="4" w:space="4" w:color="auto"/>
+        </w:pBdr>
+        <w:spacing w:after="0" w:line="240" w:lineRule="auto"/>
+        <w:ind w:left="284" w:right="282" w:firstLine="709"/>
+        <w:jc w:val="both"/>
+        <w:rPr>
+          <w:rFonts w:ascii="Courier New" w:hAnsi="Courier New" w:cs="Courier New"/>
+          <w:sz w:val="24"/>
+          <w:szCs w:val="24"/>
+          <w:lang w:val="en-US"/>
+        </w:rPr>
+      </w:pPr>
+      <w:r>
+        <w:rPr>
+          <w:rFonts w:ascii="Courier New" w:hAnsi="Courier New" w:cs="Courier New"/>
+          <w:sz w:val="24"/>
+          <w:szCs w:val="24"/>
+          <w:lang w:val="en-US"/>
+        </w:rPr>
+        <w:t>CREATE TABLE Requests (</w:t>
+      </w:r>
+    </w:p>
+    <w:p>
+      <w:pPr>
+        <w:pBdr>
+          <w:top w:val="single" w:sz="4" w:space="1" w:color="auto"/>
+          <w:left w:val="single" w:sz="4" w:space="0" w:color="auto"/>
+          <w:bottom w:val="single" w:sz="4" w:space="1" w:color="auto"/>
+          <w:right w:val="single" w:sz="4" w:space="4" w:color="auto"/>
+        </w:pBdr>
+        <w:spacing w:after="0" w:line="240" w:lineRule="auto"/>
+        <w:ind w:left="284" w:right="282" w:firstLine="709"/>
+        <w:jc w:val="both"/>
+        <w:rPr>
+          <w:rFonts w:ascii="Courier New" w:hAnsi="Courier New" w:cs="Courier New"/>
+          <w:sz w:val="24"/>
+          <w:szCs w:val="24"/>
+          <w:lang w:val="en-US"/>
+        </w:rPr>
+      </w:pPr>
+      <w:r>
+        <w:rPr>
+          <w:rFonts w:ascii="Courier New" w:hAnsi="Courier New" w:cs="Courier New"/>
+          <w:sz w:val="24"/>
+          <w:szCs w:val="24"/>
+          <w:lang w:val="en-US"/>
+        </w:rPr>
         <w:t xml:space="preserve">    </w:t>
       </w:r>
       <w:proofErr w:type="spellStart"/>
@@ -3016,6 +3890,641 @@
           <w:szCs w:val="24"/>
           <w:lang w:val="en-US"/>
         </w:rPr>
+        <w:t>requestID</w:t>
+      </w:r>
+      <w:proofErr w:type="spellEnd"/>
+      <w:r>
+        <w:rPr>
+          <w:rFonts w:ascii="Courier New" w:hAnsi="Courier New" w:cs="Courier New"/>
+          <w:sz w:val="24"/>
+          <w:szCs w:val="24"/>
+          <w:lang w:val="en-US"/>
+        </w:rPr>
+        <w:t xml:space="preserve"> </w:t>
+      </w:r>
+      <w:r>
+        <w:rPr>
+          <w:rFonts w:ascii="Courier New" w:hAnsi="Courier New" w:cs="Courier New"/>
+          <w:sz w:val="24"/>
+          <w:szCs w:val="24"/>
+          <w:lang w:val="en-US"/>
+        </w:rPr>
+        <w:t>SERIAL</w:t>
+      </w:r>
+      <w:r>
+        <w:rPr>
+          <w:rFonts w:ascii="Courier New" w:hAnsi="Courier New" w:cs="Courier New"/>
+          <w:sz w:val="24"/>
+          <w:szCs w:val="24"/>
+          <w:lang w:val="en-US"/>
+        </w:rPr>
+        <w:t xml:space="preserve"> PRIMARY KEY</w:t>
+      </w:r>
+      <w:r>
+        <w:rPr>
+          <w:rFonts w:ascii="Courier New" w:hAnsi="Courier New" w:cs="Courier New"/>
+          <w:sz w:val="24"/>
+          <w:szCs w:val="24"/>
+          <w:lang w:val="en-US"/>
+        </w:rPr>
+        <w:t>,</w:t>
+      </w:r>
+    </w:p>
+    <w:p>
+      <w:pPr>
+        <w:pBdr>
+          <w:top w:val="single" w:sz="4" w:space="1" w:color="auto"/>
+          <w:left w:val="single" w:sz="4" w:space="0" w:color="auto"/>
+          <w:bottom w:val="single" w:sz="4" w:space="1" w:color="auto"/>
+          <w:right w:val="single" w:sz="4" w:space="4" w:color="auto"/>
+        </w:pBdr>
+        <w:spacing w:after="0" w:line="240" w:lineRule="auto"/>
+        <w:ind w:left="284" w:right="282" w:firstLine="709"/>
+        <w:jc w:val="both"/>
+        <w:rPr>
+          <w:rFonts w:ascii="Courier New" w:hAnsi="Courier New" w:cs="Courier New"/>
+          <w:sz w:val="24"/>
+          <w:szCs w:val="24"/>
+          <w:lang w:val="en-US"/>
+        </w:rPr>
+      </w:pPr>
+      <w:r>
+        <w:rPr>
+          <w:rFonts w:ascii="Courier New" w:hAnsi="Courier New" w:cs="Courier New"/>
+          <w:sz w:val="24"/>
+          <w:szCs w:val="24"/>
+          <w:lang w:val="en-US"/>
+        </w:rPr>
+        <w:t xml:space="preserve">    </w:t>
+      </w:r>
+      <w:proofErr w:type="spellStart"/>
+      <w:r>
+        <w:rPr>
+          <w:rFonts w:ascii="Courier New" w:hAnsi="Courier New" w:cs="Courier New"/>
+          <w:sz w:val="24"/>
+          <w:szCs w:val="24"/>
+          <w:lang w:val="en-US"/>
+        </w:rPr>
+        <w:t>startDate</w:t>
+      </w:r>
+      <w:proofErr w:type="spellEnd"/>
+      <w:r>
+        <w:rPr>
+          <w:rFonts w:ascii="Courier New" w:hAnsi="Courier New" w:cs="Courier New"/>
+          <w:sz w:val="24"/>
+          <w:szCs w:val="24"/>
+          <w:lang w:val="en-US"/>
+        </w:rPr>
+        <w:t xml:space="preserve"> DATE NOT NULL,</w:t>
+      </w:r>
+    </w:p>
+    <w:p>
+      <w:pPr>
+        <w:pBdr>
+          <w:top w:val="single" w:sz="4" w:space="1" w:color="auto"/>
+          <w:left w:val="single" w:sz="4" w:space="0" w:color="auto"/>
+          <w:bottom w:val="single" w:sz="4" w:space="1" w:color="auto"/>
+          <w:right w:val="single" w:sz="4" w:space="4" w:color="auto"/>
+        </w:pBdr>
+        <w:spacing w:after="0" w:line="240" w:lineRule="auto"/>
+        <w:ind w:left="284" w:right="282" w:firstLine="709"/>
+        <w:jc w:val="both"/>
+        <w:rPr>
+          <w:rFonts w:ascii="Courier New" w:hAnsi="Courier New" w:cs="Courier New"/>
+          <w:sz w:val="24"/>
+          <w:szCs w:val="24"/>
+          <w:lang w:val="en-US"/>
+        </w:rPr>
+      </w:pPr>
+      <w:r>
+        <w:rPr>
+          <w:rFonts w:ascii="Courier New" w:hAnsi="Courier New" w:cs="Courier New"/>
+          <w:sz w:val="24"/>
+          <w:szCs w:val="24"/>
+          <w:lang w:val="en-US"/>
+        </w:rPr>
+        <w:t xml:space="preserve">    </w:t>
+      </w:r>
+      <w:proofErr w:type="spellStart"/>
+      <w:r>
+        <w:rPr>
+          <w:rFonts w:ascii="Courier New" w:hAnsi="Courier New" w:cs="Courier New"/>
+          <w:sz w:val="24"/>
+          <w:szCs w:val="24"/>
+          <w:lang w:val="en-US"/>
+        </w:rPr>
+        <w:t>climateTechType</w:t>
+      </w:r>
+      <w:proofErr w:type="spellEnd"/>
+      <w:r>
+        <w:rPr>
+          <w:rFonts w:ascii="Courier New" w:hAnsi="Courier New" w:cs="Courier New"/>
+          <w:sz w:val="24"/>
+          <w:szCs w:val="24"/>
+          <w:lang w:val="en-US"/>
+        </w:rPr>
+        <w:t xml:space="preserve"> </w:t>
+      </w:r>
+      <w:proofErr w:type="gramStart"/>
+      <w:r>
+        <w:rPr>
+          <w:rFonts w:ascii="Courier New" w:hAnsi="Courier New" w:cs="Courier New"/>
+          <w:sz w:val="24"/>
+          <w:szCs w:val="24"/>
+          <w:lang w:val="en-US"/>
+        </w:rPr>
+        <w:t>VARCHAR(</w:t>
+      </w:r>
+      <w:proofErr w:type="gramEnd"/>
+      <w:r>
+        <w:rPr>
+          <w:rFonts w:ascii="Courier New" w:hAnsi="Courier New" w:cs="Courier New"/>
+          <w:sz w:val="24"/>
+          <w:szCs w:val="24"/>
+          <w:lang w:val="en-US"/>
+        </w:rPr>
+        <w:t>100) NOT NULL,</w:t>
+      </w:r>
+    </w:p>
+    <w:p>
+      <w:pPr>
+        <w:pBdr>
+          <w:top w:val="single" w:sz="4" w:space="1" w:color="auto"/>
+          <w:left w:val="single" w:sz="4" w:space="0" w:color="auto"/>
+          <w:bottom w:val="single" w:sz="4" w:space="1" w:color="auto"/>
+          <w:right w:val="single" w:sz="4" w:space="4" w:color="auto"/>
+        </w:pBdr>
+        <w:spacing w:after="0" w:line="240" w:lineRule="auto"/>
+        <w:ind w:left="284" w:right="282" w:firstLine="709"/>
+        <w:jc w:val="both"/>
+        <w:rPr>
+          <w:rFonts w:ascii="Courier New" w:hAnsi="Courier New" w:cs="Courier New"/>
+          <w:sz w:val="24"/>
+          <w:szCs w:val="24"/>
+          <w:lang w:val="en-US"/>
+        </w:rPr>
+      </w:pPr>
+      <w:r>
+        <w:rPr>
+          <w:rFonts w:ascii="Courier New" w:hAnsi="Courier New" w:cs="Courier New"/>
+          <w:sz w:val="24"/>
+          <w:szCs w:val="24"/>
+          <w:lang w:val="en-US"/>
+        </w:rPr>
+        <w:t xml:space="preserve">    </w:t>
+      </w:r>
+      <w:proofErr w:type="spellStart"/>
+      <w:r>
+        <w:rPr>
+          <w:rFonts w:ascii="Courier New" w:hAnsi="Courier New" w:cs="Courier New"/>
+          <w:sz w:val="24"/>
+          <w:szCs w:val="24"/>
+          <w:lang w:val="en-US"/>
+        </w:rPr>
+        <w:t>climateTechModel</w:t>
+      </w:r>
+      <w:proofErr w:type="spellEnd"/>
+      <w:r>
+        <w:rPr>
+          <w:rFonts w:ascii="Courier New" w:hAnsi="Courier New" w:cs="Courier New"/>
+          <w:sz w:val="24"/>
+          <w:szCs w:val="24"/>
+          <w:lang w:val="en-US"/>
+        </w:rPr>
+        <w:t xml:space="preserve"> </w:t>
+      </w:r>
+      <w:proofErr w:type="gramStart"/>
+      <w:r>
+        <w:rPr>
+          <w:rFonts w:ascii="Courier New" w:hAnsi="Courier New" w:cs="Courier New"/>
+          <w:sz w:val="24"/>
+          <w:szCs w:val="24"/>
+          <w:lang w:val="en-US"/>
+        </w:rPr>
+        <w:t>VARCHAR(</w:t>
+      </w:r>
+      <w:proofErr w:type="gramEnd"/>
+      <w:r>
+        <w:rPr>
+          <w:rFonts w:ascii="Courier New" w:hAnsi="Courier New" w:cs="Courier New"/>
+          <w:sz w:val="24"/>
+          <w:szCs w:val="24"/>
+          <w:lang w:val="en-US"/>
+        </w:rPr>
+        <w:t>100) NOT NULL,</w:t>
+      </w:r>
+    </w:p>
+    <w:p>
+      <w:pPr>
+        <w:pBdr>
+          <w:top w:val="single" w:sz="4" w:space="1" w:color="auto"/>
+          <w:left w:val="single" w:sz="4" w:space="0" w:color="auto"/>
+          <w:bottom w:val="single" w:sz="4" w:space="1" w:color="auto"/>
+          <w:right w:val="single" w:sz="4" w:space="4" w:color="auto"/>
+        </w:pBdr>
+        <w:spacing w:after="0" w:line="240" w:lineRule="auto"/>
+        <w:ind w:left="284" w:right="282" w:firstLine="709"/>
+        <w:jc w:val="both"/>
+        <w:rPr>
+          <w:rFonts w:ascii="Courier New" w:hAnsi="Courier New" w:cs="Courier New"/>
+          <w:sz w:val="24"/>
+          <w:szCs w:val="24"/>
+          <w:lang w:val="en-US"/>
+        </w:rPr>
+      </w:pPr>
+      <w:r>
+        <w:rPr>
+          <w:rFonts w:ascii="Courier New" w:hAnsi="Courier New" w:cs="Courier New"/>
+          <w:sz w:val="24"/>
+          <w:szCs w:val="24"/>
+          <w:lang w:val="en-US"/>
+        </w:rPr>
+        <w:t xml:space="preserve">    </w:t>
+      </w:r>
+      <w:proofErr w:type="spellStart"/>
+      <w:r>
+        <w:rPr>
+          <w:rFonts w:ascii="Courier New" w:hAnsi="Courier New" w:cs="Courier New"/>
+          <w:sz w:val="24"/>
+          <w:szCs w:val="24"/>
+          <w:lang w:val="en-US"/>
+        </w:rPr>
+        <w:t>problemDescription</w:t>
+      </w:r>
+      <w:proofErr w:type="spellEnd"/>
+      <w:r>
+        <w:rPr>
+          <w:rFonts w:ascii="Courier New" w:hAnsi="Courier New" w:cs="Courier New"/>
+          <w:sz w:val="24"/>
+          <w:szCs w:val="24"/>
+          <w:lang w:val="en-US"/>
+        </w:rPr>
+        <w:t xml:space="preserve"> TEXT NOT NULL,</w:t>
+      </w:r>
+    </w:p>
+    <w:p>
+      <w:pPr>
+        <w:pBdr>
+          <w:top w:val="single" w:sz="4" w:space="1" w:color="auto"/>
+          <w:left w:val="single" w:sz="4" w:space="0" w:color="auto"/>
+          <w:bottom w:val="single" w:sz="4" w:space="1" w:color="auto"/>
+          <w:right w:val="single" w:sz="4" w:space="4" w:color="auto"/>
+        </w:pBdr>
+        <w:spacing w:after="0" w:line="240" w:lineRule="auto"/>
+        <w:ind w:left="284" w:right="282" w:firstLine="709"/>
+        <w:jc w:val="both"/>
+        <w:rPr>
+          <w:rFonts w:ascii="Courier New" w:hAnsi="Courier New" w:cs="Courier New"/>
+          <w:sz w:val="24"/>
+          <w:szCs w:val="24"/>
+          <w:lang w:val="en-US"/>
+        </w:rPr>
+      </w:pPr>
+      <w:r>
+        <w:rPr>
+          <w:rFonts w:ascii="Courier New" w:hAnsi="Courier New" w:cs="Courier New"/>
+          <w:sz w:val="24"/>
+          <w:szCs w:val="24"/>
+          <w:lang w:val="en-US"/>
+        </w:rPr>
+        <w:t xml:space="preserve">    </w:t>
+      </w:r>
+      <w:proofErr w:type="spellStart"/>
+      <w:r>
+        <w:rPr>
+          <w:rFonts w:ascii="Courier New" w:hAnsi="Courier New" w:cs="Courier New"/>
+          <w:sz w:val="24"/>
+          <w:szCs w:val="24"/>
+          <w:lang w:val="en-US"/>
+        </w:rPr>
+        <w:t>statusID</w:t>
+      </w:r>
+      <w:proofErr w:type="spellEnd"/>
+      <w:r>
+        <w:rPr>
+          <w:rFonts w:ascii="Courier New" w:hAnsi="Courier New" w:cs="Courier New"/>
+          <w:sz w:val="24"/>
+          <w:szCs w:val="24"/>
+          <w:lang w:val="en-US"/>
+        </w:rPr>
+        <w:t xml:space="preserve"> INTEGER NOT NULL,</w:t>
+      </w:r>
+    </w:p>
+    <w:p>
+      <w:pPr>
+        <w:pBdr>
+          <w:top w:val="single" w:sz="4" w:space="1" w:color="auto"/>
+          <w:left w:val="single" w:sz="4" w:space="0" w:color="auto"/>
+          <w:bottom w:val="single" w:sz="4" w:space="1" w:color="auto"/>
+          <w:right w:val="single" w:sz="4" w:space="4" w:color="auto"/>
+        </w:pBdr>
+        <w:spacing w:after="0" w:line="240" w:lineRule="auto"/>
+        <w:ind w:left="284" w:right="282" w:firstLine="709"/>
+        <w:jc w:val="both"/>
+        <w:rPr>
+          <w:rFonts w:ascii="Courier New" w:hAnsi="Courier New" w:cs="Courier New"/>
+          <w:sz w:val="24"/>
+          <w:szCs w:val="24"/>
+          <w:lang w:val="en-US"/>
+        </w:rPr>
+      </w:pPr>
+      <w:r>
+        <w:rPr>
+          <w:rFonts w:ascii="Courier New" w:hAnsi="Courier New" w:cs="Courier New"/>
+          <w:sz w:val="24"/>
+          <w:szCs w:val="24"/>
+          <w:lang w:val="en-US"/>
+        </w:rPr>
+        <w:t xml:space="preserve">    </w:t>
+      </w:r>
+      <w:proofErr w:type="spellStart"/>
+      <w:r>
+        <w:rPr>
+          <w:rFonts w:ascii="Courier New" w:hAnsi="Courier New" w:cs="Courier New"/>
+          <w:sz w:val="24"/>
+          <w:szCs w:val="24"/>
+          <w:lang w:val="en-US"/>
+        </w:rPr>
+        <w:t>completionDate</w:t>
+      </w:r>
+      <w:proofErr w:type="spellEnd"/>
+      <w:r>
+        <w:rPr>
+          <w:rFonts w:ascii="Courier New" w:hAnsi="Courier New" w:cs="Courier New"/>
+          <w:sz w:val="24"/>
+          <w:szCs w:val="24"/>
+          <w:lang w:val="en-US"/>
+        </w:rPr>
+        <w:t xml:space="preserve"> DATE,</w:t>
+      </w:r>
+    </w:p>
+    <w:p>
+      <w:pPr>
+        <w:pBdr>
+          <w:top w:val="single" w:sz="4" w:space="1" w:color="auto"/>
+          <w:left w:val="single" w:sz="4" w:space="0" w:color="auto"/>
+          <w:bottom w:val="single" w:sz="4" w:space="1" w:color="auto"/>
+          <w:right w:val="single" w:sz="4" w:space="4" w:color="auto"/>
+        </w:pBdr>
+        <w:spacing w:after="0" w:line="240" w:lineRule="auto"/>
+        <w:ind w:left="284" w:right="282" w:firstLine="709"/>
+        <w:jc w:val="both"/>
+        <w:rPr>
+          <w:rFonts w:ascii="Courier New" w:hAnsi="Courier New" w:cs="Courier New"/>
+          <w:sz w:val="24"/>
+          <w:szCs w:val="24"/>
+          <w:lang w:val="en-US"/>
+        </w:rPr>
+      </w:pPr>
+      <w:r>
+        <w:rPr>
+          <w:rFonts w:ascii="Courier New" w:hAnsi="Courier New" w:cs="Courier New"/>
+          <w:sz w:val="24"/>
+          <w:szCs w:val="24"/>
+          <w:lang w:val="en-US"/>
+        </w:rPr>
+        <w:t xml:space="preserve">    </w:t>
+      </w:r>
+      <w:proofErr w:type="spellStart"/>
+      <w:r>
+        <w:rPr>
+          <w:rFonts w:ascii="Courier New" w:hAnsi="Courier New" w:cs="Courier New"/>
+          <w:sz w:val="24"/>
+          <w:szCs w:val="24"/>
+          <w:lang w:val="en-US"/>
+        </w:rPr>
+        <w:t>repairParts</w:t>
+      </w:r>
+      <w:proofErr w:type="spellEnd"/>
+      <w:r>
+        <w:rPr>
+          <w:rFonts w:ascii="Courier New" w:hAnsi="Courier New" w:cs="Courier New"/>
+          <w:sz w:val="24"/>
+          <w:szCs w:val="24"/>
+          <w:lang w:val="en-US"/>
+        </w:rPr>
+        <w:t xml:space="preserve"> TEXT,</w:t>
+      </w:r>
+    </w:p>
+    <w:p>
+      <w:pPr>
+        <w:pBdr>
+          <w:top w:val="single" w:sz="4" w:space="1" w:color="auto"/>
+          <w:left w:val="single" w:sz="4" w:space="0" w:color="auto"/>
+          <w:bottom w:val="single" w:sz="4" w:space="1" w:color="auto"/>
+          <w:right w:val="single" w:sz="4" w:space="4" w:color="auto"/>
+        </w:pBdr>
+        <w:spacing w:after="0" w:line="240" w:lineRule="auto"/>
+        <w:ind w:left="284" w:right="282" w:firstLine="709"/>
+        <w:jc w:val="both"/>
+        <w:rPr>
+          <w:rFonts w:ascii="Courier New" w:hAnsi="Courier New" w:cs="Courier New"/>
+          <w:sz w:val="24"/>
+          <w:szCs w:val="24"/>
+          <w:lang w:val="en-US"/>
+        </w:rPr>
+      </w:pPr>
+      <w:r>
+        <w:rPr>
+          <w:rFonts w:ascii="Courier New" w:hAnsi="Courier New" w:cs="Courier New"/>
+          <w:sz w:val="24"/>
+          <w:szCs w:val="24"/>
+          <w:lang w:val="en-US"/>
+        </w:rPr>
+        <w:t xml:space="preserve">    </w:t>
+      </w:r>
+      <w:proofErr w:type="spellStart"/>
+      <w:r>
+        <w:rPr>
+          <w:rFonts w:ascii="Courier New" w:hAnsi="Courier New" w:cs="Courier New"/>
+          <w:sz w:val="24"/>
+          <w:szCs w:val="24"/>
+          <w:lang w:val="en-US"/>
+        </w:rPr>
+        <w:t>masterID</w:t>
+      </w:r>
+      <w:proofErr w:type="spellEnd"/>
+      <w:r>
+        <w:rPr>
+          <w:rFonts w:ascii="Courier New" w:hAnsi="Courier New" w:cs="Courier New"/>
+          <w:sz w:val="24"/>
+          <w:szCs w:val="24"/>
+          <w:lang w:val="en-US"/>
+        </w:rPr>
+        <w:t xml:space="preserve"> INTEGER,</w:t>
+      </w:r>
+    </w:p>
+    <w:p>
+      <w:pPr>
+        <w:pBdr>
+          <w:top w:val="single" w:sz="4" w:space="1" w:color="auto"/>
+          <w:left w:val="single" w:sz="4" w:space="0" w:color="auto"/>
+          <w:bottom w:val="single" w:sz="4" w:space="1" w:color="auto"/>
+          <w:right w:val="single" w:sz="4" w:space="4" w:color="auto"/>
+        </w:pBdr>
+        <w:spacing w:after="0" w:line="240" w:lineRule="auto"/>
+        <w:ind w:left="284" w:right="282" w:firstLine="709"/>
+        <w:jc w:val="both"/>
+        <w:rPr>
+          <w:rFonts w:ascii="Courier New" w:hAnsi="Courier New" w:cs="Courier New"/>
+          <w:sz w:val="24"/>
+          <w:szCs w:val="24"/>
+          <w:lang w:val="en-US"/>
+        </w:rPr>
+      </w:pPr>
+      <w:r>
+        <w:rPr>
+          <w:rFonts w:ascii="Courier New" w:hAnsi="Courier New" w:cs="Courier New"/>
+          <w:sz w:val="24"/>
+          <w:szCs w:val="24"/>
+          <w:lang w:val="en-US"/>
+        </w:rPr>
+        <w:t xml:space="preserve">    </w:t>
+      </w:r>
+      <w:proofErr w:type="spellStart"/>
+      <w:r>
+        <w:rPr>
+          <w:rFonts w:ascii="Courier New" w:hAnsi="Courier New" w:cs="Courier New"/>
+          <w:sz w:val="24"/>
+          <w:szCs w:val="24"/>
+          <w:lang w:val="en-US"/>
+        </w:rPr>
+        <w:t>clientID</w:t>
+      </w:r>
+      <w:proofErr w:type="spellEnd"/>
+      <w:r>
+        <w:rPr>
+          <w:rFonts w:ascii="Courier New" w:hAnsi="Courier New" w:cs="Courier New"/>
+          <w:sz w:val="24"/>
+          <w:szCs w:val="24"/>
+          <w:lang w:val="en-US"/>
+        </w:rPr>
+        <w:t xml:space="preserve"> INTEGER NOT NULL,</w:t>
+      </w:r>
+    </w:p>
+    <w:p>
+      <w:pPr>
+        <w:pBdr>
+          <w:top w:val="single" w:sz="4" w:space="1" w:color="auto"/>
+          <w:left w:val="single" w:sz="4" w:space="0" w:color="auto"/>
+          <w:bottom w:val="single" w:sz="4" w:space="1" w:color="auto"/>
+          <w:right w:val="single" w:sz="4" w:space="4" w:color="auto"/>
+        </w:pBdr>
+        <w:spacing w:after="0" w:line="240" w:lineRule="auto"/>
+        <w:ind w:left="284" w:right="282" w:firstLine="709"/>
+        <w:jc w:val="both"/>
+        <w:rPr>
+          <w:rFonts w:ascii="Courier New" w:hAnsi="Courier New" w:cs="Courier New"/>
+          <w:sz w:val="24"/>
+          <w:szCs w:val="24"/>
+          <w:lang w:val="en-US"/>
+        </w:rPr>
+      </w:pPr>
+      <w:r>
+        <w:rPr>
+          <w:rFonts w:ascii="Courier New" w:hAnsi="Courier New" w:cs="Courier New"/>
+          <w:sz w:val="24"/>
+          <w:szCs w:val="24"/>
+          <w:lang w:val="en-US"/>
+        </w:rPr>
+        <w:t xml:space="preserve">    FOREIGN KEY (</w:t>
+      </w:r>
+      <w:proofErr w:type="spellStart"/>
+      <w:r>
+        <w:rPr>
+          <w:rFonts w:ascii="Courier New" w:hAnsi="Courier New" w:cs="Courier New"/>
+          <w:sz w:val="24"/>
+          <w:szCs w:val="24"/>
+          <w:lang w:val="en-US"/>
+        </w:rPr>
+        <w:t>statusID</w:t>
+      </w:r>
+      <w:proofErr w:type="spellEnd"/>
+      <w:r>
+        <w:rPr>
+          <w:rFonts w:ascii="Courier New" w:hAnsi="Courier New" w:cs="Courier New"/>
+          <w:sz w:val="24"/>
+          <w:szCs w:val="24"/>
+          <w:lang w:val="en-US"/>
+        </w:rPr>
+        <w:t>) REFERENCES Statuses(</w:t>
+      </w:r>
+      <w:proofErr w:type="spellStart"/>
+      <w:r>
+        <w:rPr>
+          <w:rFonts w:ascii="Courier New" w:hAnsi="Courier New" w:cs="Courier New"/>
+          <w:sz w:val="24"/>
+          <w:szCs w:val="24"/>
+          <w:lang w:val="en-US"/>
+        </w:rPr>
+        <w:t>statusID</w:t>
+      </w:r>
+      <w:proofErr w:type="spellEnd"/>
+      <w:r>
+        <w:rPr>
+          <w:rFonts w:ascii="Courier New" w:hAnsi="Courier New" w:cs="Courier New"/>
+          <w:sz w:val="24"/>
+          <w:szCs w:val="24"/>
+          <w:lang w:val="en-US"/>
+        </w:rPr>
+        <w:t>),</w:t>
+      </w:r>
+    </w:p>
+    <w:p>
+      <w:pPr>
+        <w:pBdr>
+          <w:top w:val="single" w:sz="4" w:space="1" w:color="auto"/>
+          <w:left w:val="single" w:sz="4" w:space="0" w:color="auto"/>
+          <w:bottom w:val="single" w:sz="4" w:space="1" w:color="auto"/>
+          <w:right w:val="single" w:sz="4" w:space="4" w:color="auto"/>
+        </w:pBdr>
+        <w:spacing w:after="0" w:line="240" w:lineRule="auto"/>
+        <w:ind w:left="284" w:right="282" w:firstLine="709"/>
+        <w:jc w:val="both"/>
+        <w:rPr>
+          <w:rFonts w:ascii="Courier New" w:hAnsi="Courier New" w:cs="Courier New"/>
+          <w:sz w:val="24"/>
+          <w:szCs w:val="24"/>
+          <w:lang w:val="en-US"/>
+        </w:rPr>
+      </w:pPr>
+      <w:r>
+        <w:rPr>
+          <w:rFonts w:ascii="Courier New" w:hAnsi="Courier New" w:cs="Courier New"/>
+          <w:sz w:val="24"/>
+          <w:szCs w:val="24"/>
+          <w:lang w:val="en-US"/>
+        </w:rPr>
+        <w:t xml:space="preserve">    FOREIGN KEY (</w:t>
+      </w:r>
+      <w:proofErr w:type="spellStart"/>
+      <w:r>
+        <w:rPr>
+          <w:rFonts w:ascii="Courier New" w:hAnsi="Courier New" w:cs="Courier New"/>
+          <w:sz w:val="24"/>
+          <w:szCs w:val="24"/>
+          <w:lang w:val="en-US"/>
+        </w:rPr>
+        <w:t>masterID</w:t>
+      </w:r>
+      <w:proofErr w:type="spellEnd"/>
+      <w:r>
+        <w:rPr>
+          <w:rFonts w:ascii="Courier New" w:hAnsi="Courier New" w:cs="Courier New"/>
+          <w:sz w:val="24"/>
+          <w:szCs w:val="24"/>
+          <w:lang w:val="en-US"/>
+        </w:rPr>
+        <w:t>) REFERENCES Users(</w:t>
+      </w:r>
+      <w:proofErr w:type="spellStart"/>
+      <w:r>
+        <w:rPr>
+          <w:rFonts w:ascii="Courier New" w:hAnsi="Courier New" w:cs="Courier New"/>
+          <w:sz w:val="24"/>
+          <w:szCs w:val="24"/>
+          <w:lang w:val="en-US"/>
+        </w:rPr>
         <w:t>userID</w:t>
       </w:r>
       <w:proofErr w:type="spellEnd"/>
@@ -3026,6 +4535,197 @@
           <w:szCs w:val="24"/>
           <w:lang w:val="en-US"/>
         </w:rPr>
+        <w:t>),</w:t>
+      </w:r>
+    </w:p>
+    <w:p>
+      <w:pPr>
+        <w:pBdr>
+          <w:top w:val="single" w:sz="4" w:space="1" w:color="auto"/>
+          <w:left w:val="single" w:sz="4" w:space="0" w:color="auto"/>
+          <w:bottom w:val="single" w:sz="4" w:space="1" w:color="auto"/>
+          <w:right w:val="single" w:sz="4" w:space="4" w:color="auto"/>
+        </w:pBdr>
+        <w:spacing w:after="0" w:line="240" w:lineRule="auto"/>
+        <w:ind w:left="284" w:right="282" w:firstLine="709"/>
+        <w:jc w:val="both"/>
+        <w:rPr>
+          <w:rFonts w:ascii="Courier New" w:hAnsi="Courier New" w:cs="Courier New"/>
+          <w:sz w:val="24"/>
+          <w:szCs w:val="24"/>
+          <w:lang w:val="en-US"/>
+        </w:rPr>
+      </w:pPr>
+      <w:r>
+        <w:rPr>
+          <w:rFonts w:ascii="Courier New" w:hAnsi="Courier New" w:cs="Courier New"/>
+          <w:sz w:val="24"/>
+          <w:szCs w:val="24"/>
+          <w:lang w:val="en-US"/>
+        </w:rPr>
+        <w:t xml:space="preserve">    FOREIGN KEY (</w:t>
+      </w:r>
+      <w:proofErr w:type="spellStart"/>
+      <w:r>
+        <w:rPr>
+          <w:rFonts w:ascii="Courier New" w:hAnsi="Courier New" w:cs="Courier New"/>
+          <w:sz w:val="24"/>
+          <w:szCs w:val="24"/>
+          <w:lang w:val="en-US"/>
+        </w:rPr>
+        <w:t>clientID</w:t>
+      </w:r>
+      <w:proofErr w:type="spellEnd"/>
+      <w:r>
+        <w:rPr>
+          <w:rFonts w:ascii="Courier New" w:hAnsi="Courier New" w:cs="Courier New"/>
+          <w:sz w:val="24"/>
+          <w:szCs w:val="24"/>
+          <w:lang w:val="en-US"/>
+        </w:rPr>
+        <w:t>) REFERENCES Users(</w:t>
+      </w:r>
+      <w:proofErr w:type="spellStart"/>
+      <w:r>
+        <w:rPr>
+          <w:rFonts w:ascii="Courier New" w:hAnsi="Courier New" w:cs="Courier New"/>
+          <w:sz w:val="24"/>
+          <w:szCs w:val="24"/>
+          <w:lang w:val="en-US"/>
+        </w:rPr>
+        <w:t>userID</w:t>
+      </w:r>
+      <w:proofErr w:type="spellEnd"/>
+      <w:r>
+        <w:rPr>
+          <w:rFonts w:ascii="Courier New" w:hAnsi="Courier New" w:cs="Courier New"/>
+          <w:sz w:val="24"/>
+          <w:szCs w:val="24"/>
+          <w:lang w:val="en-US"/>
+        </w:rPr>
+        <w:t>)</w:t>
+      </w:r>
+    </w:p>
+    <w:p>
+      <w:pPr>
+        <w:pBdr>
+          <w:top w:val="single" w:sz="4" w:space="1" w:color="auto"/>
+          <w:left w:val="single" w:sz="4" w:space="0" w:color="auto"/>
+          <w:bottom w:val="single" w:sz="4" w:space="1" w:color="auto"/>
+          <w:right w:val="single" w:sz="4" w:space="4" w:color="auto"/>
+        </w:pBdr>
+        <w:spacing w:after="0" w:line="240" w:lineRule="auto"/>
+        <w:ind w:left="284" w:right="282" w:firstLine="709"/>
+        <w:jc w:val="both"/>
+        <w:rPr>
+          <w:rFonts w:ascii="Courier New" w:hAnsi="Courier New" w:cs="Courier New"/>
+          <w:sz w:val="24"/>
+          <w:szCs w:val="24"/>
+          <w:lang w:val="en-US"/>
+        </w:rPr>
+      </w:pPr>
+      <w:r>
+        <w:rPr>
+          <w:rFonts w:ascii="Courier New" w:hAnsi="Courier New" w:cs="Courier New"/>
+          <w:sz w:val="24"/>
+          <w:szCs w:val="24"/>
+          <w:lang w:val="en-US"/>
+        </w:rPr>
+        <w:t>);</w:t>
+      </w:r>
+    </w:p>
+    <w:p>
+      <w:pPr>
+        <w:pBdr>
+          <w:top w:val="single" w:sz="4" w:space="1" w:color="auto"/>
+          <w:left w:val="single" w:sz="4" w:space="0" w:color="auto"/>
+          <w:bottom w:val="single" w:sz="4" w:space="1" w:color="auto"/>
+          <w:right w:val="single" w:sz="4" w:space="4" w:color="auto"/>
+        </w:pBdr>
+        <w:spacing w:after="0" w:line="240" w:lineRule="auto"/>
+        <w:ind w:left="284" w:right="282" w:firstLine="709"/>
+        <w:jc w:val="both"/>
+        <w:rPr>
+          <w:rFonts w:ascii="Courier New" w:hAnsi="Courier New" w:cs="Courier New"/>
+          <w:sz w:val="24"/>
+          <w:szCs w:val="24"/>
+          <w:lang w:val="en-US"/>
+        </w:rPr>
+      </w:pPr>
+    </w:p>
+    <w:p>
+      <w:pPr>
+        <w:pBdr>
+          <w:top w:val="single" w:sz="4" w:space="1" w:color="auto"/>
+          <w:left w:val="single" w:sz="4" w:space="0" w:color="auto"/>
+          <w:bottom w:val="single" w:sz="4" w:space="1" w:color="auto"/>
+          <w:right w:val="single" w:sz="4" w:space="4" w:color="auto"/>
+        </w:pBdr>
+        <w:spacing w:after="0" w:line="240" w:lineRule="auto"/>
+        <w:ind w:left="284" w:right="282" w:firstLine="709"/>
+        <w:jc w:val="both"/>
+        <w:rPr>
+          <w:rFonts w:ascii="Courier New" w:hAnsi="Courier New" w:cs="Courier New"/>
+          <w:sz w:val="24"/>
+          <w:szCs w:val="24"/>
+          <w:lang w:val="en-US"/>
+        </w:rPr>
+      </w:pPr>
+      <w:r>
+        <w:rPr>
+          <w:rFonts w:ascii="Courier New" w:hAnsi="Courier New" w:cs="Courier New"/>
+          <w:sz w:val="24"/>
+          <w:szCs w:val="24"/>
+          <w:lang w:val="en-US"/>
+        </w:rPr>
+        <w:t>CREATE TABLE Comments (</w:t>
+      </w:r>
+    </w:p>
+    <w:p>
+      <w:pPr>
+        <w:pBdr>
+          <w:top w:val="single" w:sz="4" w:space="1" w:color="auto"/>
+          <w:left w:val="single" w:sz="4" w:space="0" w:color="auto"/>
+          <w:bottom w:val="single" w:sz="4" w:space="1" w:color="auto"/>
+          <w:right w:val="single" w:sz="4" w:space="4" w:color="auto"/>
+        </w:pBdr>
+        <w:spacing w:after="0" w:line="240" w:lineRule="auto"/>
+        <w:ind w:left="284" w:right="282" w:firstLine="709"/>
+        <w:jc w:val="both"/>
+        <w:rPr>
+          <w:rFonts w:ascii="Courier New" w:hAnsi="Courier New" w:cs="Courier New"/>
+          <w:sz w:val="24"/>
+          <w:szCs w:val="24"/>
+          <w:lang w:val="en-US"/>
+        </w:rPr>
+      </w:pPr>
+      <w:r>
+        <w:rPr>
+          <w:rFonts w:ascii="Courier New" w:hAnsi="Courier New" w:cs="Courier New"/>
+          <w:sz w:val="24"/>
+          <w:szCs w:val="24"/>
+          <w:lang w:val="en-US"/>
+        </w:rPr>
+        <w:t xml:space="preserve">    </w:t>
+      </w:r>
+      <w:proofErr w:type="spellStart"/>
+      <w:r>
+        <w:rPr>
+          <w:rFonts w:ascii="Courier New" w:hAnsi="Courier New" w:cs="Courier New"/>
+          <w:sz w:val="24"/>
+          <w:szCs w:val="24"/>
+          <w:lang w:val="en-US"/>
+        </w:rPr>
+        <w:t>commentID</w:t>
+      </w:r>
+      <w:proofErr w:type="spellEnd"/>
+      <w:r>
+        <w:rPr>
+          <w:rFonts w:ascii="Courier New" w:hAnsi="Courier New" w:cs="Courier New"/>
+          <w:sz w:val="24"/>
+          <w:szCs w:val="24"/>
+          <w:lang w:val="en-US"/>
+        </w:rPr>
         <w:t xml:space="preserve"> </w:t>
       </w:r>
       <w:r>
@@ -3058,6 +4758,40 @@
     </w:p>
     <w:p>
       <w:pPr>
+        <w:pBdr>
+          <w:top w:val="single" w:sz="4" w:space="1" w:color="auto"/>
+          <w:left w:val="single" w:sz="4" w:space="0" w:color="auto"/>
+          <w:bottom w:val="single" w:sz="4" w:space="1" w:color="auto"/>
+          <w:right w:val="single" w:sz="4" w:space="4" w:color="auto"/>
+        </w:pBdr>
+        <w:spacing w:after="0" w:line="240" w:lineRule="auto"/>
+        <w:ind w:left="284" w:right="282" w:firstLine="709"/>
+        <w:jc w:val="both"/>
+        <w:rPr>
+          <w:rFonts w:ascii="Courier New" w:hAnsi="Courier New" w:cs="Courier New"/>
+          <w:sz w:val="24"/>
+          <w:szCs w:val="24"/>
+          <w:lang w:val="en-US"/>
+        </w:rPr>
+      </w:pPr>
+      <w:r>
+        <w:rPr>
+          <w:rFonts w:ascii="Courier New" w:hAnsi="Courier New" w:cs="Courier New"/>
+          <w:sz w:val="24"/>
+          <w:szCs w:val="24"/>
+          <w:lang w:val="en-US"/>
+        </w:rPr>
+        <w:t xml:space="preserve">    message TEXT NOT NULL,</w:t>
+      </w:r>
+    </w:p>
+    <w:p>
+      <w:pPr>
+        <w:pBdr>
+          <w:top w:val="single" w:sz="4" w:space="1" w:color="auto"/>
+          <w:left w:val="single" w:sz="4" w:space="0" w:color="auto"/>
+          <w:bottom w:val="single" w:sz="4" w:space="1" w:color="auto"/>
+          <w:right w:val="single" w:sz="4" w:space="4" w:color="auto"/>
+        </w:pBdr>
         <w:spacing w:after="0" w:line="240" w:lineRule="auto"/>
         <w:ind w:left="284" w:right="282" w:firstLine="709"/>
         <w:jc w:val="both"/>
@@ -3085,6 +4819,544 @@
           <w:szCs w:val="24"/>
           <w:lang w:val="en-US"/>
         </w:rPr>
+        <w:t>masterID</w:t>
+      </w:r>
+      <w:proofErr w:type="spellEnd"/>
+      <w:r>
+        <w:rPr>
+          <w:rFonts w:ascii="Courier New" w:hAnsi="Courier New" w:cs="Courier New"/>
+          <w:sz w:val="24"/>
+          <w:szCs w:val="24"/>
+          <w:lang w:val="en-US"/>
+        </w:rPr>
+        <w:t xml:space="preserve"> INTEGER NOT NULL,</w:t>
+      </w:r>
+    </w:p>
+    <w:p>
+      <w:pPr>
+        <w:pBdr>
+          <w:top w:val="single" w:sz="4" w:space="1" w:color="auto"/>
+          <w:left w:val="single" w:sz="4" w:space="0" w:color="auto"/>
+          <w:bottom w:val="single" w:sz="4" w:space="1" w:color="auto"/>
+          <w:right w:val="single" w:sz="4" w:space="4" w:color="auto"/>
+        </w:pBdr>
+        <w:spacing w:after="0" w:line="240" w:lineRule="auto"/>
+        <w:ind w:left="284" w:right="282" w:firstLine="709"/>
+        <w:jc w:val="both"/>
+        <w:rPr>
+          <w:rFonts w:ascii="Courier New" w:hAnsi="Courier New" w:cs="Courier New"/>
+          <w:sz w:val="24"/>
+          <w:szCs w:val="24"/>
+          <w:lang w:val="en-US"/>
+        </w:rPr>
+      </w:pPr>
+      <w:r>
+        <w:rPr>
+          <w:rFonts w:ascii="Courier New" w:hAnsi="Courier New" w:cs="Courier New"/>
+          <w:sz w:val="24"/>
+          <w:szCs w:val="24"/>
+          <w:lang w:val="en-US"/>
+        </w:rPr>
+        <w:t xml:space="preserve">    </w:t>
+      </w:r>
+      <w:proofErr w:type="spellStart"/>
+      <w:r>
+        <w:rPr>
+          <w:rFonts w:ascii="Courier New" w:hAnsi="Courier New" w:cs="Courier New"/>
+          <w:sz w:val="24"/>
+          <w:szCs w:val="24"/>
+          <w:lang w:val="en-US"/>
+        </w:rPr>
+        <w:t>requestID</w:t>
+      </w:r>
+      <w:proofErr w:type="spellEnd"/>
+      <w:r>
+        <w:rPr>
+          <w:rFonts w:ascii="Courier New" w:hAnsi="Courier New" w:cs="Courier New"/>
+          <w:sz w:val="24"/>
+          <w:szCs w:val="24"/>
+          <w:lang w:val="en-US"/>
+        </w:rPr>
+        <w:t xml:space="preserve"> INTEGER NOT NULL,</w:t>
+      </w:r>
+    </w:p>
+    <w:p>
+      <w:pPr>
+        <w:pBdr>
+          <w:top w:val="single" w:sz="4" w:space="1" w:color="auto"/>
+          <w:left w:val="single" w:sz="4" w:space="0" w:color="auto"/>
+          <w:bottom w:val="single" w:sz="4" w:space="1" w:color="auto"/>
+          <w:right w:val="single" w:sz="4" w:space="4" w:color="auto"/>
+        </w:pBdr>
+        <w:spacing w:after="0" w:line="240" w:lineRule="auto"/>
+        <w:ind w:left="284" w:right="282" w:firstLine="709"/>
+        <w:jc w:val="both"/>
+        <w:rPr>
+          <w:rFonts w:ascii="Courier New" w:hAnsi="Courier New" w:cs="Courier New"/>
+          <w:sz w:val="24"/>
+          <w:szCs w:val="24"/>
+          <w:lang w:val="en-US"/>
+        </w:rPr>
+      </w:pPr>
+      <w:r>
+        <w:rPr>
+          <w:rFonts w:ascii="Courier New" w:hAnsi="Courier New" w:cs="Courier New"/>
+          <w:sz w:val="24"/>
+          <w:szCs w:val="24"/>
+          <w:lang w:val="en-US"/>
+        </w:rPr>
+        <w:t xml:space="preserve">    FOREIGN KEY (</w:t>
+      </w:r>
+      <w:proofErr w:type="spellStart"/>
+      <w:r>
+        <w:rPr>
+          <w:rFonts w:ascii="Courier New" w:hAnsi="Courier New" w:cs="Courier New"/>
+          <w:sz w:val="24"/>
+          <w:szCs w:val="24"/>
+          <w:lang w:val="en-US"/>
+        </w:rPr>
+        <w:t>masterID</w:t>
+      </w:r>
+      <w:proofErr w:type="spellEnd"/>
+      <w:r>
+        <w:rPr>
+          <w:rFonts w:ascii="Courier New" w:hAnsi="Courier New" w:cs="Courier New"/>
+          <w:sz w:val="24"/>
+          <w:szCs w:val="24"/>
+          <w:lang w:val="en-US"/>
+        </w:rPr>
+        <w:t>) REFERENCES Users(</w:t>
+      </w:r>
+      <w:proofErr w:type="spellStart"/>
+      <w:r>
+        <w:rPr>
+          <w:rFonts w:ascii="Courier New" w:hAnsi="Courier New" w:cs="Courier New"/>
+          <w:sz w:val="24"/>
+          <w:szCs w:val="24"/>
+          <w:lang w:val="en-US"/>
+        </w:rPr>
+        <w:t>userID</w:t>
+      </w:r>
+      <w:proofErr w:type="spellEnd"/>
+      <w:r>
+        <w:rPr>
+          <w:rFonts w:ascii="Courier New" w:hAnsi="Courier New" w:cs="Courier New"/>
+          <w:sz w:val="24"/>
+          <w:szCs w:val="24"/>
+          <w:lang w:val="en-US"/>
+        </w:rPr>
+        <w:t>),</w:t>
+      </w:r>
+    </w:p>
+    <w:p>
+      <w:pPr>
+        <w:pBdr>
+          <w:top w:val="single" w:sz="4" w:space="1" w:color="auto"/>
+          <w:left w:val="single" w:sz="4" w:space="0" w:color="auto"/>
+          <w:bottom w:val="single" w:sz="4" w:space="1" w:color="auto"/>
+          <w:right w:val="single" w:sz="4" w:space="4" w:color="auto"/>
+        </w:pBdr>
+        <w:spacing w:after="0" w:line="240" w:lineRule="auto"/>
+        <w:ind w:left="284" w:right="282" w:firstLine="709"/>
+        <w:jc w:val="both"/>
+        <w:rPr>
+          <w:rFonts w:ascii="Courier New" w:hAnsi="Courier New" w:cs="Courier New"/>
+          <w:sz w:val="24"/>
+          <w:szCs w:val="24"/>
+          <w:lang w:val="en-US"/>
+        </w:rPr>
+      </w:pPr>
+      <w:r>
+        <w:rPr>
+          <w:rFonts w:ascii="Courier New" w:hAnsi="Courier New" w:cs="Courier New"/>
+          <w:sz w:val="24"/>
+          <w:szCs w:val="24"/>
+          <w:lang w:val="en-US"/>
+        </w:rPr>
+        <w:t xml:space="preserve">    FOREIGN KEY (</w:t>
+      </w:r>
+      <w:proofErr w:type="spellStart"/>
+      <w:r>
+        <w:rPr>
+          <w:rFonts w:ascii="Courier New" w:hAnsi="Courier New" w:cs="Courier New"/>
+          <w:sz w:val="24"/>
+          <w:szCs w:val="24"/>
+          <w:lang w:val="en-US"/>
+        </w:rPr>
+        <w:t>requestID</w:t>
+      </w:r>
+      <w:proofErr w:type="spellEnd"/>
+      <w:r>
+        <w:rPr>
+          <w:rFonts w:ascii="Courier New" w:hAnsi="Courier New" w:cs="Courier New"/>
+          <w:sz w:val="24"/>
+          <w:szCs w:val="24"/>
+          <w:lang w:val="en-US"/>
+        </w:rPr>
+        <w:t>) REFERENCES Requests(</w:t>
+      </w:r>
+      <w:proofErr w:type="spellStart"/>
+      <w:r>
+        <w:rPr>
+          <w:rFonts w:ascii="Courier New" w:hAnsi="Courier New" w:cs="Courier New"/>
+          <w:sz w:val="24"/>
+          <w:szCs w:val="24"/>
+          <w:lang w:val="en-US"/>
+        </w:rPr>
+        <w:t>requestID</w:t>
+      </w:r>
+      <w:proofErr w:type="spellEnd"/>
+      <w:r>
+        <w:rPr>
+          <w:rFonts w:ascii="Courier New" w:hAnsi="Courier New" w:cs="Courier New"/>
+          <w:sz w:val="24"/>
+          <w:szCs w:val="24"/>
+          <w:lang w:val="en-US"/>
+        </w:rPr>
+        <w:t>)</w:t>
+      </w:r>
+    </w:p>
+    <w:p>
+      <w:pPr>
+        <w:pBdr>
+          <w:top w:val="single" w:sz="4" w:space="1" w:color="auto"/>
+          <w:left w:val="single" w:sz="4" w:space="0" w:color="auto"/>
+          <w:bottom w:val="single" w:sz="4" w:space="1" w:color="auto"/>
+          <w:right w:val="single" w:sz="4" w:space="4" w:color="auto"/>
+        </w:pBdr>
+        <w:spacing w:after="0" w:line="240" w:lineRule="auto"/>
+        <w:ind w:left="284" w:right="282" w:firstLine="709"/>
+        <w:jc w:val="both"/>
+        <w:rPr>
+          <w:rFonts w:ascii="Courier New" w:hAnsi="Courier New" w:cs="Courier New"/>
+          <w:sz w:val="24"/>
+          <w:szCs w:val="24"/>
+        </w:rPr>
+      </w:pPr>
+      <w:r>
+        <w:rPr>
+          <w:rFonts w:ascii="Courier New" w:hAnsi="Courier New" w:cs="Courier New"/>
+          <w:sz w:val="24"/>
+          <w:szCs w:val="24"/>
+        </w:rPr>
+        <w:t>);</w:t>
+      </w:r>
+    </w:p>
+    <w:p>
+      <w:pPr>
+        <w:spacing w:after="0" w:line="240" w:lineRule="auto"/>
+        <w:ind w:left="284" w:right="282" w:firstLine="709"/>
+        <w:jc w:val="both"/>
+        <w:rPr>
+          <w:rFonts w:ascii="Times New Roman" w:hAnsi="Times New Roman" w:cs="Times New Roman"/>
+          <w:sz w:val="28"/>
+          <w:szCs w:val="28"/>
+        </w:rPr>
+      </w:pPr>
+    </w:p>
+    <w:p>
+      <w:pPr>
+        <w:spacing w:after="0" w:line="240" w:lineRule="auto"/>
+        <w:ind w:left="284" w:right="282" w:firstLine="709"/>
+        <w:jc w:val="both"/>
+        <w:rPr>
+          <w:rFonts w:ascii="Times New Roman" w:hAnsi="Times New Roman" w:cs="Times New Roman"/>
+          <w:sz w:val="28"/>
+          <w:szCs w:val="28"/>
+        </w:rPr>
+      </w:pPr>
+      <w:r>
+        <w:rPr>
+          <w:rFonts w:ascii="Times New Roman" w:hAnsi="Times New Roman" w:cs="Times New Roman"/>
+          <w:sz w:val="28"/>
+          <w:szCs w:val="28"/>
+        </w:rPr>
+        <w:t>После создания таблиц были сформированы запросы для вставления данных, они представлены в листинге 2.</w:t>
+      </w:r>
+    </w:p>
+    <w:p>
+      <w:pPr>
+        <w:spacing w:after="0" w:line="240" w:lineRule="auto"/>
+        <w:ind w:left="284" w:right="282" w:firstLine="709"/>
+        <w:jc w:val="both"/>
+        <w:rPr>
+          <w:rFonts w:ascii="Times New Roman" w:hAnsi="Times New Roman" w:cs="Times New Roman"/>
+          <w:sz w:val="28"/>
+          <w:szCs w:val="28"/>
+        </w:rPr>
+      </w:pPr>
+    </w:p>
+    <w:p>
+      <w:pPr>
+        <w:spacing w:after="0" w:line="240" w:lineRule="auto"/>
+        <w:ind w:left="284" w:right="282"/>
+        <w:jc w:val="both"/>
+        <w:rPr>
+          <w:rFonts w:ascii="Times New Roman" w:hAnsi="Times New Roman" w:cs="Times New Roman"/>
+          <w:sz w:val="28"/>
+          <w:szCs w:val="28"/>
+        </w:rPr>
+      </w:pPr>
+      <w:r>
+        <w:rPr>
+          <w:rFonts w:ascii="Times New Roman" w:hAnsi="Times New Roman" w:cs="Times New Roman"/>
+          <w:sz w:val="28"/>
+          <w:szCs w:val="28"/>
+        </w:rPr>
+        <w:t>Листинг 2 – Заполнение базы данных исходными данными</w:t>
+      </w:r>
+    </w:p>
+    <w:p>
+      <w:pPr>
+        <w:pBdr>
+          <w:top w:val="single" w:sz="4" w:space="1" w:color="auto"/>
+          <w:left w:val="single" w:sz="4" w:space="4" w:color="auto"/>
+          <w:bottom w:val="single" w:sz="4" w:space="1" w:color="auto"/>
+          <w:right w:val="single" w:sz="4" w:space="4" w:color="auto"/>
+        </w:pBdr>
+        <w:spacing w:after="0" w:line="240" w:lineRule="auto"/>
+        <w:ind w:left="284" w:right="282" w:firstLine="709"/>
+        <w:jc w:val="both"/>
+        <w:rPr>
+          <w:rFonts w:ascii="Courier New" w:hAnsi="Courier New" w:cs="Courier New"/>
+          <w:sz w:val="24"/>
+          <w:szCs w:val="24"/>
+          <w:lang w:val="en-US"/>
+        </w:rPr>
+      </w:pPr>
+      <w:r>
+        <w:rPr>
+          <w:rFonts w:ascii="Courier New" w:hAnsi="Courier New" w:cs="Courier New"/>
+          <w:sz w:val="24"/>
+          <w:szCs w:val="24"/>
+          <w:lang w:val="en-US"/>
+        </w:rPr>
+        <w:t>INSERT INTO Roles (</w:t>
+      </w:r>
+      <w:proofErr w:type="spellStart"/>
+      <w:r>
+        <w:rPr>
+          <w:rFonts w:ascii="Courier New" w:hAnsi="Courier New" w:cs="Courier New"/>
+          <w:sz w:val="24"/>
+          <w:szCs w:val="24"/>
+          <w:lang w:val="en-US"/>
+        </w:rPr>
+        <w:t>roleName</w:t>
+      </w:r>
+      <w:proofErr w:type="spellEnd"/>
+      <w:r>
+        <w:rPr>
+          <w:rFonts w:ascii="Courier New" w:hAnsi="Courier New" w:cs="Courier New"/>
+          <w:sz w:val="24"/>
+          <w:szCs w:val="24"/>
+          <w:lang w:val="en-US"/>
+        </w:rPr>
+        <w:t>) VALUES ('</w:t>
+      </w:r>
+      <w:r>
+        <w:rPr>
+          <w:rFonts w:ascii="Courier New" w:hAnsi="Courier New" w:cs="Courier New"/>
+          <w:sz w:val="24"/>
+          <w:szCs w:val="24"/>
+        </w:rPr>
+        <w:t>Менеджер</w:t>
+      </w:r>
+      <w:r>
+        <w:rPr>
+          <w:rFonts w:ascii="Courier New" w:hAnsi="Courier New" w:cs="Courier New"/>
+          <w:sz w:val="24"/>
+          <w:szCs w:val="24"/>
+          <w:lang w:val="en-US"/>
+        </w:rPr>
+        <w:t>'), ('</w:t>
+      </w:r>
+      <w:r>
+        <w:rPr>
+          <w:rFonts w:ascii="Courier New" w:hAnsi="Courier New" w:cs="Courier New"/>
+          <w:sz w:val="24"/>
+          <w:szCs w:val="24"/>
+        </w:rPr>
+        <w:t>Специалист</w:t>
+      </w:r>
+      <w:r>
+        <w:rPr>
+          <w:rFonts w:ascii="Courier New" w:hAnsi="Courier New" w:cs="Courier New"/>
+          <w:sz w:val="24"/>
+          <w:szCs w:val="24"/>
+          <w:lang w:val="en-US"/>
+        </w:rPr>
+        <w:t>'), ('</w:t>
+      </w:r>
+      <w:r>
+        <w:rPr>
+          <w:rFonts w:ascii="Courier New" w:hAnsi="Courier New" w:cs="Courier New"/>
+          <w:sz w:val="24"/>
+          <w:szCs w:val="24"/>
+        </w:rPr>
+        <w:t>Оператор</w:t>
+      </w:r>
+      <w:r>
+        <w:rPr>
+          <w:rFonts w:ascii="Courier New" w:hAnsi="Courier New" w:cs="Courier New"/>
+          <w:sz w:val="24"/>
+          <w:szCs w:val="24"/>
+          <w:lang w:val="en-US"/>
+        </w:rPr>
+        <w:t>'), ('</w:t>
+      </w:r>
+      <w:r>
+        <w:rPr>
+          <w:rFonts w:ascii="Courier New" w:hAnsi="Courier New" w:cs="Courier New"/>
+          <w:sz w:val="24"/>
+          <w:szCs w:val="24"/>
+        </w:rPr>
+        <w:t>Заказчик</w:t>
+      </w:r>
+      <w:r>
+        <w:rPr>
+          <w:rFonts w:ascii="Courier New" w:hAnsi="Courier New" w:cs="Courier New"/>
+          <w:sz w:val="24"/>
+          <w:szCs w:val="24"/>
+          <w:lang w:val="en-US"/>
+        </w:rPr>
+        <w:t>');</w:t>
+      </w:r>
+    </w:p>
+    <w:p>
+      <w:pPr>
+        <w:pBdr>
+          <w:top w:val="single" w:sz="4" w:space="1" w:color="auto"/>
+          <w:left w:val="single" w:sz="4" w:space="4" w:color="auto"/>
+          <w:bottom w:val="single" w:sz="4" w:space="1" w:color="auto"/>
+          <w:right w:val="single" w:sz="4" w:space="4" w:color="auto"/>
+        </w:pBdr>
+        <w:spacing w:after="0" w:line="240" w:lineRule="auto"/>
+        <w:ind w:left="284" w:right="282" w:firstLine="709"/>
+        <w:jc w:val="both"/>
+        <w:rPr>
+          <w:rFonts w:ascii="Courier New" w:hAnsi="Courier New" w:cs="Courier New"/>
+          <w:sz w:val="24"/>
+          <w:szCs w:val="24"/>
+        </w:rPr>
+      </w:pPr>
+      <w:r>
+        <w:rPr>
+          <w:rFonts w:ascii="Courier New" w:hAnsi="Courier New" w:cs="Courier New"/>
+          <w:sz w:val="24"/>
+          <w:szCs w:val="24"/>
+        </w:rPr>
+        <w:t xml:space="preserve">INSERT INTO </w:t>
+      </w:r>
+      <w:proofErr w:type="spellStart"/>
+      <w:r>
+        <w:rPr>
+          <w:rFonts w:ascii="Courier New" w:hAnsi="Courier New" w:cs="Courier New"/>
+          <w:sz w:val="24"/>
+          <w:szCs w:val="24"/>
+        </w:rPr>
+        <w:t>Statuses</w:t>
+      </w:r>
+      <w:proofErr w:type="spellEnd"/>
+      <w:r>
+        <w:rPr>
+          <w:rFonts w:ascii="Courier New" w:hAnsi="Courier New" w:cs="Courier New"/>
+          <w:sz w:val="24"/>
+          <w:szCs w:val="24"/>
+        </w:rPr>
+        <w:t xml:space="preserve"> (</w:t>
+      </w:r>
+      <w:proofErr w:type="spellStart"/>
+      <w:r>
+        <w:rPr>
+          <w:rFonts w:ascii="Courier New" w:hAnsi="Courier New" w:cs="Courier New"/>
+          <w:sz w:val="24"/>
+          <w:szCs w:val="24"/>
+        </w:rPr>
+        <w:t>statusName</w:t>
+      </w:r>
+      <w:proofErr w:type="spellEnd"/>
+      <w:r>
+        <w:rPr>
+          <w:rFonts w:ascii="Courier New" w:hAnsi="Courier New" w:cs="Courier New"/>
+          <w:sz w:val="24"/>
+          <w:szCs w:val="24"/>
+        </w:rPr>
+        <w:t>) VALUES ('В процессе ремонта'), ('Готова к выдаче'), ('Новая заявка');</w:t>
+      </w:r>
+    </w:p>
+    <w:p>
+      <w:pPr>
+        <w:pBdr>
+          <w:top w:val="single" w:sz="4" w:space="1" w:color="auto"/>
+          <w:left w:val="single" w:sz="4" w:space="4" w:color="auto"/>
+          <w:bottom w:val="single" w:sz="4" w:space="1" w:color="auto"/>
+          <w:right w:val="single" w:sz="4" w:space="4" w:color="auto"/>
+        </w:pBdr>
+        <w:spacing w:after="0" w:line="240" w:lineRule="auto"/>
+        <w:ind w:left="284" w:right="282" w:firstLine="709"/>
+        <w:jc w:val="both"/>
+        <w:rPr>
+          <w:rFonts w:ascii="Courier New" w:hAnsi="Courier New" w:cs="Courier New"/>
+          <w:sz w:val="24"/>
+          <w:szCs w:val="24"/>
+        </w:rPr>
+      </w:pPr>
+    </w:p>
+    <w:p>
+      <w:pPr>
+        <w:pBdr>
+          <w:top w:val="single" w:sz="4" w:space="1" w:color="auto"/>
+          <w:left w:val="single" w:sz="4" w:space="4" w:color="auto"/>
+          <w:bottom w:val="single" w:sz="4" w:space="1" w:color="auto"/>
+          <w:right w:val="single" w:sz="4" w:space="4" w:color="auto"/>
+        </w:pBdr>
+        <w:spacing w:after="0" w:line="240" w:lineRule="auto"/>
+        <w:ind w:left="284" w:right="282" w:firstLine="709"/>
+        <w:jc w:val="both"/>
+        <w:rPr>
+          <w:rFonts w:ascii="Courier New" w:hAnsi="Courier New" w:cs="Courier New"/>
+          <w:sz w:val="24"/>
+          <w:szCs w:val="24"/>
+          <w:lang w:val="en-US"/>
+        </w:rPr>
+      </w:pPr>
+      <w:r>
+        <w:rPr>
+          <w:rFonts w:ascii="Courier New" w:hAnsi="Courier New" w:cs="Courier New"/>
+          <w:sz w:val="24"/>
+          <w:szCs w:val="24"/>
+          <w:lang w:val="en-US"/>
+        </w:rPr>
+        <w:t>INSERT INTO Users (</w:t>
+      </w:r>
+      <w:proofErr w:type="spellStart"/>
+      <w:r>
+        <w:rPr>
+          <w:rFonts w:ascii="Courier New" w:hAnsi="Courier New" w:cs="Courier New"/>
+          <w:sz w:val="24"/>
+          <w:szCs w:val="24"/>
+          <w:lang w:val="en-US"/>
+        </w:rPr>
+        <w:t>userID</w:t>
+      </w:r>
+      <w:proofErr w:type="spellEnd"/>
+      <w:r>
+        <w:rPr>
+          <w:rFonts w:ascii="Courier New" w:hAnsi="Courier New" w:cs="Courier New"/>
+          <w:sz w:val="24"/>
+          <w:szCs w:val="24"/>
+          <w:lang w:val="en-US"/>
+        </w:rPr>
+        <w:t xml:space="preserve">, </w:t>
+      </w:r>
+      <w:proofErr w:type="spellStart"/>
+      <w:r>
+        <w:rPr>
+          <w:rFonts w:ascii="Courier New" w:hAnsi="Courier New" w:cs="Courier New"/>
+          <w:sz w:val="24"/>
+          <w:szCs w:val="24"/>
+          <w:lang w:val="en-US"/>
+        </w:rPr>
         <w:t>fio</w:t>
       </w:r>
       <w:proofErr w:type="spellEnd"/>
@@ -3095,336 +5367,1069 @@
           <w:szCs w:val="24"/>
           <w:lang w:val="en-US"/>
         </w:rPr>
+        <w:t xml:space="preserve">, phone, login, password, </w:t>
+      </w:r>
+      <w:proofErr w:type="spellStart"/>
+      <w:r>
+        <w:rPr>
+          <w:rFonts w:ascii="Courier New" w:hAnsi="Courier New" w:cs="Courier New"/>
+          <w:sz w:val="24"/>
+          <w:szCs w:val="24"/>
+          <w:lang w:val="en-US"/>
+        </w:rPr>
+        <w:t>roleID</w:t>
+      </w:r>
+      <w:proofErr w:type="spellEnd"/>
+      <w:r>
+        <w:rPr>
+          <w:rFonts w:ascii="Courier New" w:hAnsi="Courier New" w:cs="Courier New"/>
+          <w:sz w:val="24"/>
+          <w:szCs w:val="24"/>
+          <w:lang w:val="en-US"/>
+        </w:rPr>
+        <w:t>) VALUES</w:t>
+      </w:r>
+    </w:p>
+    <w:p>
+      <w:pPr>
+        <w:pBdr>
+          <w:top w:val="single" w:sz="4" w:space="1" w:color="auto"/>
+          <w:left w:val="single" w:sz="4" w:space="4" w:color="auto"/>
+          <w:bottom w:val="single" w:sz="4" w:space="1" w:color="auto"/>
+          <w:right w:val="single" w:sz="4" w:space="4" w:color="auto"/>
+        </w:pBdr>
+        <w:spacing w:after="0" w:line="240" w:lineRule="auto"/>
+        <w:ind w:left="284" w:right="282" w:firstLine="709"/>
+        <w:jc w:val="both"/>
+        <w:rPr>
+          <w:rFonts w:ascii="Courier New" w:hAnsi="Courier New" w:cs="Courier New"/>
+          <w:sz w:val="24"/>
+          <w:szCs w:val="24"/>
+        </w:rPr>
+      </w:pPr>
+      <w:r>
+        <w:rPr>
+          <w:rFonts w:ascii="Courier New" w:hAnsi="Courier New" w:cs="Courier New"/>
+          <w:sz w:val="24"/>
+          <w:szCs w:val="24"/>
+        </w:rPr>
+        <w:t>(1, 'Широков Василий Матвеевич', '89210563128', 'login1', 'pass1', 1),</w:t>
+      </w:r>
+    </w:p>
+    <w:p>
+      <w:pPr>
+        <w:pBdr>
+          <w:top w:val="single" w:sz="4" w:space="1" w:color="auto"/>
+          <w:left w:val="single" w:sz="4" w:space="4" w:color="auto"/>
+          <w:bottom w:val="single" w:sz="4" w:space="1" w:color="auto"/>
+          <w:right w:val="single" w:sz="4" w:space="4" w:color="auto"/>
+        </w:pBdr>
+        <w:spacing w:after="0" w:line="240" w:lineRule="auto"/>
+        <w:ind w:left="284" w:right="282" w:firstLine="709"/>
+        <w:jc w:val="both"/>
+        <w:rPr>
+          <w:rFonts w:ascii="Courier New" w:hAnsi="Courier New" w:cs="Courier New"/>
+          <w:sz w:val="24"/>
+          <w:szCs w:val="24"/>
+        </w:rPr>
+      </w:pPr>
+      <w:r>
+        <w:rPr>
+          <w:rFonts w:ascii="Courier New" w:hAnsi="Courier New" w:cs="Courier New"/>
+          <w:sz w:val="24"/>
+          <w:szCs w:val="24"/>
+        </w:rPr>
+        <w:t>(2, 'Кудрявцева Ева Ивановна', '89535078985', 'login2', 'pass2', 2),</w:t>
+      </w:r>
+    </w:p>
+    <w:p>
+      <w:pPr>
+        <w:pBdr>
+          <w:top w:val="single" w:sz="4" w:space="1" w:color="auto"/>
+          <w:left w:val="single" w:sz="4" w:space="4" w:color="auto"/>
+          <w:bottom w:val="single" w:sz="4" w:space="1" w:color="auto"/>
+          <w:right w:val="single" w:sz="4" w:space="4" w:color="auto"/>
+        </w:pBdr>
+        <w:spacing w:after="0" w:line="240" w:lineRule="auto"/>
+        <w:ind w:left="284" w:right="282" w:firstLine="709"/>
+        <w:jc w:val="both"/>
+        <w:rPr>
+          <w:rFonts w:ascii="Courier New" w:hAnsi="Courier New" w:cs="Courier New"/>
+          <w:sz w:val="24"/>
+          <w:szCs w:val="24"/>
+        </w:rPr>
+      </w:pPr>
+      <w:r>
+        <w:rPr>
+          <w:rFonts w:ascii="Courier New" w:hAnsi="Courier New" w:cs="Courier New"/>
+          <w:sz w:val="24"/>
+          <w:szCs w:val="24"/>
+        </w:rPr>
+        <w:t xml:space="preserve">(3, 'Гончарова Ульяна </w:t>
+      </w:r>
+      <w:proofErr w:type="spellStart"/>
+      <w:r>
+        <w:rPr>
+          <w:rFonts w:ascii="Courier New" w:hAnsi="Courier New" w:cs="Courier New"/>
+          <w:sz w:val="24"/>
+          <w:szCs w:val="24"/>
+        </w:rPr>
+        <w:t>Ярославовна</w:t>
+      </w:r>
+      <w:proofErr w:type="spellEnd"/>
+      <w:r>
+        <w:rPr>
+          <w:rFonts w:ascii="Courier New" w:hAnsi="Courier New" w:cs="Courier New"/>
+          <w:sz w:val="24"/>
+          <w:szCs w:val="24"/>
+        </w:rPr>
+        <w:t>', '89210673849', 'login3', 'pass3', 2),</w:t>
+      </w:r>
+    </w:p>
+    <w:p>
+      <w:pPr>
+        <w:pBdr>
+          <w:top w:val="single" w:sz="4" w:space="1" w:color="auto"/>
+          <w:left w:val="single" w:sz="4" w:space="4" w:color="auto"/>
+          <w:bottom w:val="single" w:sz="4" w:space="1" w:color="auto"/>
+          <w:right w:val="single" w:sz="4" w:space="4" w:color="auto"/>
+        </w:pBdr>
+        <w:spacing w:after="0" w:line="240" w:lineRule="auto"/>
+        <w:ind w:left="284" w:right="282" w:firstLine="709"/>
+        <w:jc w:val="both"/>
+        <w:rPr>
+          <w:rFonts w:ascii="Courier New" w:hAnsi="Courier New" w:cs="Courier New"/>
+          <w:sz w:val="24"/>
+          <w:szCs w:val="24"/>
+        </w:rPr>
+      </w:pPr>
+      <w:r>
+        <w:rPr>
+          <w:rFonts w:ascii="Courier New" w:hAnsi="Courier New" w:cs="Courier New"/>
+          <w:sz w:val="24"/>
+          <w:szCs w:val="24"/>
+        </w:rPr>
+        <w:t>(4, 'Гусева Виктория Данииловна', '89990563748', 'login4', 'pass4', 3),</w:t>
+      </w:r>
+    </w:p>
+    <w:p>
+      <w:pPr>
+        <w:pBdr>
+          <w:top w:val="single" w:sz="4" w:space="1" w:color="auto"/>
+          <w:left w:val="single" w:sz="4" w:space="4" w:color="auto"/>
+          <w:bottom w:val="single" w:sz="4" w:space="1" w:color="auto"/>
+          <w:right w:val="single" w:sz="4" w:space="4" w:color="auto"/>
+        </w:pBdr>
+        <w:spacing w:after="0" w:line="240" w:lineRule="auto"/>
+        <w:ind w:left="284" w:right="282" w:firstLine="709"/>
+        <w:jc w:val="both"/>
+        <w:rPr>
+          <w:rFonts w:ascii="Courier New" w:hAnsi="Courier New" w:cs="Courier New"/>
+          <w:sz w:val="24"/>
+          <w:szCs w:val="24"/>
+        </w:rPr>
+      </w:pPr>
+      <w:r>
+        <w:rPr>
+          <w:rFonts w:ascii="Courier New" w:hAnsi="Courier New" w:cs="Courier New"/>
+          <w:sz w:val="24"/>
+          <w:szCs w:val="24"/>
+        </w:rPr>
+        <w:t>(5, 'Баранов Артём Юрьевич', '89994563847', 'login5', 'pass5', 3),</w:t>
+      </w:r>
+    </w:p>
+    <w:p>
+      <w:pPr>
+        <w:pBdr>
+          <w:top w:val="single" w:sz="4" w:space="1" w:color="auto"/>
+          <w:left w:val="single" w:sz="4" w:space="4" w:color="auto"/>
+          <w:bottom w:val="single" w:sz="4" w:space="1" w:color="auto"/>
+          <w:right w:val="single" w:sz="4" w:space="4" w:color="auto"/>
+        </w:pBdr>
+        <w:spacing w:after="0" w:line="240" w:lineRule="auto"/>
+        <w:ind w:left="284" w:right="282" w:firstLine="709"/>
+        <w:jc w:val="both"/>
+        <w:rPr>
+          <w:rFonts w:ascii="Courier New" w:hAnsi="Courier New" w:cs="Courier New"/>
+          <w:sz w:val="24"/>
+          <w:szCs w:val="24"/>
+        </w:rPr>
+      </w:pPr>
+      <w:r>
+        <w:rPr>
+          <w:rFonts w:ascii="Courier New" w:hAnsi="Courier New" w:cs="Courier New"/>
+          <w:sz w:val="24"/>
+          <w:szCs w:val="24"/>
+        </w:rPr>
+        <w:t>(6, 'Овчинников Фёдор Никитич', '89219567849', 'login6', 'pass6', 4),</w:t>
+      </w:r>
+    </w:p>
+    <w:p>
+      <w:pPr>
+        <w:pBdr>
+          <w:top w:val="single" w:sz="4" w:space="1" w:color="auto"/>
+          <w:left w:val="single" w:sz="4" w:space="4" w:color="auto"/>
+          <w:bottom w:val="single" w:sz="4" w:space="1" w:color="auto"/>
+          <w:right w:val="single" w:sz="4" w:space="4" w:color="auto"/>
+        </w:pBdr>
+        <w:spacing w:after="0" w:line="240" w:lineRule="auto"/>
+        <w:ind w:left="284" w:right="282" w:firstLine="709"/>
+        <w:jc w:val="both"/>
+        <w:rPr>
+          <w:rFonts w:ascii="Courier New" w:hAnsi="Courier New" w:cs="Courier New"/>
+          <w:sz w:val="24"/>
+          <w:szCs w:val="24"/>
+        </w:rPr>
+      </w:pPr>
+      <w:r>
+        <w:rPr>
+          <w:rFonts w:ascii="Courier New" w:hAnsi="Courier New" w:cs="Courier New"/>
+          <w:sz w:val="24"/>
+          <w:szCs w:val="24"/>
+        </w:rPr>
+        <w:t>(7, 'Петров Никита Артёмович', '89219567841', 'login7', 'pass7', 4),</w:t>
+      </w:r>
+    </w:p>
+    <w:p>
+      <w:pPr>
+        <w:rPr>
+          <w:rFonts w:ascii="Courier New" w:hAnsi="Courier New" w:cs="Courier New"/>
+          <w:sz w:val="24"/>
+          <w:szCs w:val="24"/>
+        </w:rPr>
+      </w:pPr>
+      <w:r>
+        <w:rPr>
+          <w:rFonts w:ascii="Courier New" w:hAnsi="Courier New" w:cs="Courier New"/>
+          <w:sz w:val="24"/>
+          <w:szCs w:val="24"/>
+        </w:rPr>
+        <w:br w:type="page"/>
+      </w:r>
+    </w:p>
+    <w:p>
+      <w:pPr>
+        <w:spacing w:after="0" w:line="240" w:lineRule="auto"/>
+        <w:ind w:left="284" w:right="282"/>
+        <w:jc w:val="both"/>
+        <w:rPr>
+          <w:rFonts w:ascii="Times New Roman" w:hAnsi="Times New Roman" w:cs="Times New Roman"/>
+          <w:sz w:val="28"/>
+          <w:szCs w:val="28"/>
+        </w:rPr>
+      </w:pPr>
+      <w:r>
+        <w:rPr>
+          <w:rFonts w:ascii="Times New Roman" w:hAnsi="Times New Roman" w:cs="Times New Roman"/>
+          <w:sz w:val="28"/>
+          <w:szCs w:val="28"/>
+        </w:rPr>
+        <w:lastRenderedPageBreak/>
+        <w:t>Продолжение листинга 2</w:t>
+      </w:r>
+    </w:p>
+    <w:p>
+      <w:pPr>
+        <w:pBdr>
+          <w:top w:val="single" w:sz="4" w:space="1" w:color="auto"/>
+          <w:left w:val="single" w:sz="4" w:space="4" w:color="auto"/>
+          <w:bottom w:val="single" w:sz="4" w:space="1" w:color="auto"/>
+          <w:right w:val="single" w:sz="4" w:space="4" w:color="auto"/>
+        </w:pBdr>
+        <w:spacing w:after="0" w:line="240" w:lineRule="auto"/>
+        <w:ind w:left="284" w:right="282" w:firstLine="709"/>
+        <w:jc w:val="both"/>
+        <w:rPr>
+          <w:rFonts w:ascii="Courier New" w:hAnsi="Courier New" w:cs="Courier New"/>
+          <w:sz w:val="24"/>
+          <w:szCs w:val="24"/>
+        </w:rPr>
+      </w:pPr>
+      <w:r>
+        <w:rPr>
+          <w:rFonts w:ascii="Courier New" w:hAnsi="Courier New" w:cs="Courier New"/>
+          <w:sz w:val="24"/>
+          <w:szCs w:val="24"/>
+        </w:rPr>
+        <w:t>(8, 'Ковалева Софья Владимировна', '89219567842', 'login8', 'pass8', 4),</w:t>
+      </w:r>
+    </w:p>
+    <w:p>
+      <w:pPr>
+        <w:pBdr>
+          <w:top w:val="single" w:sz="4" w:space="1" w:color="auto"/>
+          <w:left w:val="single" w:sz="4" w:space="4" w:color="auto"/>
+          <w:bottom w:val="single" w:sz="4" w:space="1" w:color="auto"/>
+          <w:right w:val="single" w:sz="4" w:space="4" w:color="auto"/>
+        </w:pBdr>
+        <w:spacing w:after="0" w:line="240" w:lineRule="auto"/>
+        <w:ind w:left="284" w:right="282" w:firstLine="709"/>
+        <w:jc w:val="both"/>
+        <w:rPr>
+          <w:rFonts w:ascii="Courier New" w:hAnsi="Courier New" w:cs="Courier New"/>
+          <w:sz w:val="24"/>
+          <w:szCs w:val="24"/>
+        </w:rPr>
+      </w:pPr>
+      <w:r>
+        <w:rPr>
+          <w:rFonts w:ascii="Courier New" w:hAnsi="Courier New" w:cs="Courier New"/>
+          <w:sz w:val="24"/>
+          <w:szCs w:val="24"/>
+        </w:rPr>
+        <w:t>(9, 'Кузнецов Сергей Матвеевич', '89219567843', 'login9', 'pass9', 4),</w:t>
+      </w:r>
+    </w:p>
+    <w:p>
+      <w:pPr>
+        <w:pBdr>
+          <w:top w:val="single" w:sz="4" w:space="1" w:color="auto"/>
+          <w:left w:val="single" w:sz="4" w:space="4" w:color="auto"/>
+          <w:bottom w:val="single" w:sz="4" w:space="1" w:color="auto"/>
+          <w:right w:val="single" w:sz="4" w:space="4" w:color="auto"/>
+        </w:pBdr>
+        <w:spacing w:after="0" w:line="240" w:lineRule="auto"/>
+        <w:ind w:left="284" w:right="282" w:firstLine="709"/>
+        <w:jc w:val="both"/>
+        <w:rPr>
+          <w:rFonts w:ascii="Courier New" w:hAnsi="Courier New" w:cs="Courier New"/>
+          <w:sz w:val="24"/>
+          <w:szCs w:val="24"/>
+        </w:rPr>
+      </w:pPr>
+      <w:r>
+        <w:rPr>
+          <w:rFonts w:ascii="Courier New" w:hAnsi="Courier New" w:cs="Courier New"/>
+          <w:sz w:val="24"/>
+          <w:szCs w:val="24"/>
+        </w:rPr>
+        <w:t xml:space="preserve">(10, 'Беспалова Екатерина </w:t>
+      </w:r>
+      <w:proofErr w:type="spellStart"/>
+      <w:r>
+        <w:rPr>
+          <w:rFonts w:ascii="Courier New" w:hAnsi="Courier New" w:cs="Courier New"/>
+          <w:sz w:val="24"/>
+          <w:szCs w:val="24"/>
+        </w:rPr>
+        <w:t>Даниэльевна</w:t>
+      </w:r>
+      <w:proofErr w:type="spellEnd"/>
+      <w:r>
+        <w:rPr>
+          <w:rFonts w:ascii="Courier New" w:hAnsi="Courier New" w:cs="Courier New"/>
+          <w:sz w:val="24"/>
+          <w:szCs w:val="24"/>
+        </w:rPr>
+        <w:t>', '89219567844', 'login10', 'pass10', 2);</w:t>
+      </w:r>
+    </w:p>
+    <w:p>
+      <w:pPr>
+        <w:pBdr>
+          <w:top w:val="single" w:sz="4" w:space="1" w:color="auto"/>
+          <w:left w:val="single" w:sz="4" w:space="4" w:color="auto"/>
+          <w:bottom w:val="single" w:sz="4" w:space="1" w:color="auto"/>
+          <w:right w:val="single" w:sz="4" w:space="4" w:color="auto"/>
+        </w:pBdr>
+        <w:spacing w:after="0" w:line="240" w:lineRule="auto"/>
+        <w:ind w:left="284" w:right="282" w:firstLine="709"/>
+        <w:jc w:val="both"/>
+        <w:rPr>
+          <w:rFonts w:ascii="Courier New" w:hAnsi="Courier New" w:cs="Courier New"/>
+          <w:sz w:val="24"/>
+          <w:szCs w:val="24"/>
+        </w:rPr>
+      </w:pPr>
+    </w:p>
+    <w:p>
+      <w:pPr>
+        <w:pBdr>
+          <w:top w:val="single" w:sz="4" w:space="1" w:color="auto"/>
+          <w:left w:val="single" w:sz="4" w:space="4" w:color="auto"/>
+          <w:bottom w:val="single" w:sz="4" w:space="1" w:color="auto"/>
+          <w:right w:val="single" w:sz="4" w:space="4" w:color="auto"/>
+        </w:pBdr>
+        <w:spacing w:after="0" w:line="240" w:lineRule="auto"/>
+        <w:ind w:left="284" w:right="282" w:firstLine="709"/>
+        <w:jc w:val="both"/>
+        <w:rPr>
+          <w:rFonts w:ascii="Courier New" w:hAnsi="Courier New" w:cs="Courier New"/>
+          <w:sz w:val="24"/>
+          <w:szCs w:val="24"/>
+          <w:lang w:val="en-US"/>
+        </w:rPr>
+      </w:pPr>
+      <w:r>
+        <w:rPr>
+          <w:rFonts w:ascii="Courier New" w:hAnsi="Courier New" w:cs="Courier New"/>
+          <w:sz w:val="24"/>
+          <w:szCs w:val="24"/>
+          <w:lang w:val="en-US"/>
+        </w:rPr>
+        <w:t>INSERT INTO Requests (</w:t>
+      </w:r>
+      <w:proofErr w:type="spellStart"/>
+      <w:r>
+        <w:rPr>
+          <w:rFonts w:ascii="Courier New" w:hAnsi="Courier New" w:cs="Courier New"/>
+          <w:sz w:val="24"/>
+          <w:szCs w:val="24"/>
+          <w:lang w:val="en-US"/>
+        </w:rPr>
+        <w:t>requestID</w:t>
+      </w:r>
+      <w:proofErr w:type="spellEnd"/>
+      <w:r>
+        <w:rPr>
+          <w:rFonts w:ascii="Courier New" w:hAnsi="Courier New" w:cs="Courier New"/>
+          <w:sz w:val="24"/>
+          <w:szCs w:val="24"/>
+          <w:lang w:val="en-US"/>
+        </w:rPr>
+        <w:t xml:space="preserve">, </w:t>
+      </w:r>
+      <w:proofErr w:type="spellStart"/>
+      <w:r>
+        <w:rPr>
+          <w:rFonts w:ascii="Courier New" w:hAnsi="Courier New" w:cs="Courier New"/>
+          <w:sz w:val="24"/>
+          <w:szCs w:val="24"/>
+          <w:lang w:val="en-US"/>
+        </w:rPr>
+        <w:t>startDate</w:t>
+      </w:r>
+      <w:proofErr w:type="spellEnd"/>
+      <w:r>
+        <w:rPr>
+          <w:rFonts w:ascii="Courier New" w:hAnsi="Courier New" w:cs="Courier New"/>
+          <w:sz w:val="24"/>
+          <w:szCs w:val="24"/>
+          <w:lang w:val="en-US"/>
+        </w:rPr>
+        <w:t xml:space="preserve">, </w:t>
+      </w:r>
+      <w:proofErr w:type="spellStart"/>
+      <w:r>
+        <w:rPr>
+          <w:rFonts w:ascii="Courier New" w:hAnsi="Courier New" w:cs="Courier New"/>
+          <w:sz w:val="24"/>
+          <w:szCs w:val="24"/>
+          <w:lang w:val="en-US"/>
+        </w:rPr>
+        <w:t>climateTechType</w:t>
+      </w:r>
+      <w:proofErr w:type="spellEnd"/>
+      <w:r>
+        <w:rPr>
+          <w:rFonts w:ascii="Courier New" w:hAnsi="Courier New" w:cs="Courier New"/>
+          <w:sz w:val="24"/>
+          <w:szCs w:val="24"/>
+          <w:lang w:val="en-US"/>
+        </w:rPr>
+        <w:t xml:space="preserve">, </w:t>
+      </w:r>
+      <w:proofErr w:type="spellStart"/>
+      <w:r>
+        <w:rPr>
+          <w:rFonts w:ascii="Courier New" w:hAnsi="Courier New" w:cs="Courier New"/>
+          <w:sz w:val="24"/>
+          <w:szCs w:val="24"/>
+          <w:lang w:val="en-US"/>
+        </w:rPr>
+        <w:t>climateTechModel</w:t>
+      </w:r>
+      <w:proofErr w:type="spellEnd"/>
+      <w:r>
+        <w:rPr>
+          <w:rFonts w:ascii="Courier New" w:hAnsi="Courier New" w:cs="Courier New"/>
+          <w:sz w:val="24"/>
+          <w:szCs w:val="24"/>
+          <w:lang w:val="en-US"/>
+        </w:rPr>
+        <w:t xml:space="preserve">, </w:t>
+      </w:r>
+      <w:proofErr w:type="spellStart"/>
+      <w:r>
+        <w:rPr>
+          <w:rFonts w:ascii="Courier New" w:hAnsi="Courier New" w:cs="Courier New"/>
+          <w:sz w:val="24"/>
+          <w:szCs w:val="24"/>
+          <w:lang w:val="en-US"/>
+        </w:rPr>
+        <w:t>problemDescription</w:t>
+      </w:r>
+      <w:proofErr w:type="spellEnd"/>
+      <w:r>
+        <w:rPr>
+          <w:rFonts w:ascii="Courier New" w:hAnsi="Courier New" w:cs="Courier New"/>
+          <w:sz w:val="24"/>
+          <w:szCs w:val="24"/>
+          <w:lang w:val="en-US"/>
+        </w:rPr>
+        <w:t xml:space="preserve">, </w:t>
+      </w:r>
+      <w:proofErr w:type="spellStart"/>
+      <w:r>
+        <w:rPr>
+          <w:rFonts w:ascii="Courier New" w:hAnsi="Courier New" w:cs="Courier New"/>
+          <w:sz w:val="24"/>
+          <w:szCs w:val="24"/>
+          <w:lang w:val="en-US"/>
+        </w:rPr>
+        <w:t>statusID</w:t>
+      </w:r>
+      <w:proofErr w:type="spellEnd"/>
+      <w:r>
+        <w:rPr>
+          <w:rFonts w:ascii="Courier New" w:hAnsi="Courier New" w:cs="Courier New"/>
+          <w:sz w:val="24"/>
+          <w:szCs w:val="24"/>
+          <w:lang w:val="en-US"/>
+        </w:rPr>
+        <w:t xml:space="preserve">, </w:t>
+      </w:r>
+      <w:proofErr w:type="spellStart"/>
+      <w:r>
+        <w:rPr>
+          <w:rFonts w:ascii="Courier New" w:hAnsi="Courier New" w:cs="Courier New"/>
+          <w:sz w:val="24"/>
+          <w:szCs w:val="24"/>
+          <w:lang w:val="en-US"/>
+        </w:rPr>
+        <w:t>completionDate</w:t>
+      </w:r>
+      <w:proofErr w:type="spellEnd"/>
+      <w:r>
+        <w:rPr>
+          <w:rFonts w:ascii="Courier New" w:hAnsi="Courier New" w:cs="Courier New"/>
+          <w:sz w:val="24"/>
+          <w:szCs w:val="24"/>
+          <w:lang w:val="en-US"/>
+        </w:rPr>
+        <w:t xml:space="preserve">, </w:t>
+      </w:r>
+      <w:proofErr w:type="spellStart"/>
+      <w:r>
+        <w:rPr>
+          <w:rFonts w:ascii="Courier New" w:hAnsi="Courier New" w:cs="Courier New"/>
+          <w:sz w:val="24"/>
+          <w:szCs w:val="24"/>
+          <w:lang w:val="en-US"/>
+        </w:rPr>
+        <w:t>repairParts</w:t>
+      </w:r>
+      <w:proofErr w:type="spellEnd"/>
+      <w:r>
+        <w:rPr>
+          <w:rFonts w:ascii="Courier New" w:hAnsi="Courier New" w:cs="Courier New"/>
+          <w:sz w:val="24"/>
+          <w:szCs w:val="24"/>
+          <w:lang w:val="en-US"/>
+        </w:rPr>
+        <w:t xml:space="preserve">, </w:t>
+      </w:r>
+      <w:proofErr w:type="spellStart"/>
+      <w:r>
+        <w:rPr>
+          <w:rFonts w:ascii="Courier New" w:hAnsi="Courier New" w:cs="Courier New"/>
+          <w:sz w:val="24"/>
+          <w:szCs w:val="24"/>
+          <w:lang w:val="en-US"/>
+        </w:rPr>
+        <w:t>masterID</w:t>
+      </w:r>
+      <w:proofErr w:type="spellEnd"/>
+      <w:r>
+        <w:rPr>
+          <w:rFonts w:ascii="Courier New" w:hAnsi="Courier New" w:cs="Courier New"/>
+          <w:sz w:val="24"/>
+          <w:szCs w:val="24"/>
+          <w:lang w:val="en-US"/>
+        </w:rPr>
+        <w:t xml:space="preserve">, </w:t>
+      </w:r>
+      <w:proofErr w:type="spellStart"/>
+      <w:r>
+        <w:rPr>
+          <w:rFonts w:ascii="Courier New" w:hAnsi="Courier New" w:cs="Courier New"/>
+          <w:sz w:val="24"/>
+          <w:szCs w:val="24"/>
+          <w:lang w:val="en-US"/>
+        </w:rPr>
+        <w:t>clientID</w:t>
+      </w:r>
+      <w:proofErr w:type="spellEnd"/>
+      <w:r>
+        <w:rPr>
+          <w:rFonts w:ascii="Courier New" w:hAnsi="Courier New" w:cs="Courier New"/>
+          <w:sz w:val="24"/>
+          <w:szCs w:val="24"/>
+          <w:lang w:val="en-US"/>
+        </w:rPr>
+        <w:t>) VALUES</w:t>
+      </w:r>
+    </w:p>
+    <w:p>
+      <w:pPr>
+        <w:pBdr>
+          <w:top w:val="single" w:sz="4" w:space="1" w:color="auto"/>
+          <w:left w:val="single" w:sz="4" w:space="4" w:color="auto"/>
+          <w:bottom w:val="single" w:sz="4" w:space="1" w:color="auto"/>
+          <w:right w:val="single" w:sz="4" w:space="4" w:color="auto"/>
+        </w:pBdr>
+        <w:spacing w:after="0" w:line="240" w:lineRule="auto"/>
+        <w:ind w:left="284" w:right="282" w:firstLine="709"/>
+        <w:jc w:val="both"/>
+        <w:rPr>
+          <w:rFonts w:ascii="Courier New" w:hAnsi="Courier New" w:cs="Courier New"/>
+          <w:sz w:val="24"/>
+          <w:szCs w:val="24"/>
+          <w:lang w:val="en-US"/>
+        </w:rPr>
+      </w:pPr>
+      <w:r>
+        <w:rPr>
+          <w:rFonts w:ascii="Courier New" w:hAnsi="Courier New" w:cs="Courier New"/>
+          <w:sz w:val="24"/>
+          <w:szCs w:val="24"/>
+          <w:lang w:val="en-US"/>
+        </w:rPr>
+        <w:t>(1, '2023-06-06', '</w:t>
+      </w:r>
+      <w:r>
+        <w:rPr>
+          <w:rFonts w:ascii="Courier New" w:hAnsi="Courier New" w:cs="Courier New"/>
+          <w:sz w:val="24"/>
+          <w:szCs w:val="24"/>
+        </w:rPr>
+        <w:t>Кондиционер</w:t>
+      </w:r>
+      <w:r>
+        <w:rPr>
+          <w:rFonts w:ascii="Courier New" w:hAnsi="Courier New" w:cs="Courier New"/>
+          <w:sz w:val="24"/>
+          <w:szCs w:val="24"/>
+          <w:lang w:val="en-US"/>
+        </w:rPr>
+        <w:t xml:space="preserve">', 'TCL TAC-12CHSA/TPG-W </w:t>
+      </w:r>
+      <w:r>
+        <w:rPr>
+          <w:rFonts w:ascii="Courier New" w:hAnsi="Courier New" w:cs="Courier New"/>
+          <w:sz w:val="24"/>
+          <w:szCs w:val="24"/>
+        </w:rPr>
+        <w:t>белый</w:t>
+      </w:r>
+      <w:r>
+        <w:rPr>
+          <w:rFonts w:ascii="Courier New" w:hAnsi="Courier New" w:cs="Courier New"/>
+          <w:sz w:val="24"/>
+          <w:szCs w:val="24"/>
+          <w:lang w:val="en-US"/>
+        </w:rPr>
+        <w:t>', '</w:t>
+      </w:r>
+      <w:r>
+        <w:rPr>
+          <w:rFonts w:ascii="Courier New" w:hAnsi="Courier New" w:cs="Courier New"/>
+          <w:sz w:val="24"/>
+          <w:szCs w:val="24"/>
+        </w:rPr>
+        <w:t>Не</w:t>
+      </w:r>
+      <w:r>
+        <w:rPr>
+          <w:rFonts w:ascii="Courier New" w:hAnsi="Courier New" w:cs="Courier New"/>
+          <w:sz w:val="24"/>
+          <w:szCs w:val="24"/>
+          <w:lang w:val="en-US"/>
+        </w:rPr>
         <w:t xml:space="preserve"> </w:t>
       </w:r>
-      <w:proofErr w:type="gramStart"/>
-      <w:r>
-        <w:rPr>
-          <w:rFonts w:ascii="Courier New" w:hAnsi="Courier New" w:cs="Courier New"/>
-          <w:sz w:val="24"/>
-          <w:szCs w:val="24"/>
-          <w:lang w:val="en-US"/>
-        </w:rPr>
-        <w:t>VARCHAR(</w:t>
-      </w:r>
-      <w:proofErr w:type="gramEnd"/>
-      <w:r>
-        <w:rPr>
-          <w:rFonts w:ascii="Courier New" w:hAnsi="Courier New" w:cs="Courier New"/>
-          <w:sz w:val="24"/>
-          <w:szCs w:val="24"/>
-          <w:lang w:val="en-US"/>
-        </w:rPr>
-        <w:t>150) NOT NULL,</w:t>
-      </w:r>
-    </w:p>
-    <w:p>
-      <w:pPr>
-        <w:spacing w:after="0" w:line="240" w:lineRule="auto"/>
-        <w:ind w:left="284" w:right="282" w:firstLine="709"/>
-        <w:jc w:val="both"/>
-        <w:rPr>
-          <w:rFonts w:ascii="Courier New" w:hAnsi="Courier New" w:cs="Courier New"/>
-          <w:sz w:val="24"/>
-          <w:szCs w:val="24"/>
-          <w:lang w:val="en-US"/>
-        </w:rPr>
-      </w:pPr>
-      <w:r>
-        <w:rPr>
-          <w:rFonts w:ascii="Courier New" w:hAnsi="Courier New" w:cs="Courier New"/>
-          <w:sz w:val="24"/>
-          <w:szCs w:val="24"/>
-          <w:lang w:val="en-US"/>
-        </w:rPr>
-        <w:t xml:space="preserve">    phone </w:t>
-      </w:r>
-      <w:proofErr w:type="gramStart"/>
-      <w:r>
-        <w:rPr>
-          <w:rFonts w:ascii="Courier New" w:hAnsi="Courier New" w:cs="Courier New"/>
-          <w:sz w:val="24"/>
-          <w:szCs w:val="24"/>
-          <w:lang w:val="en-US"/>
-        </w:rPr>
-        <w:t>VARCHAR(</w:t>
-      </w:r>
-      <w:proofErr w:type="gramEnd"/>
-      <w:r>
-        <w:rPr>
-          <w:rFonts w:ascii="Courier New" w:hAnsi="Courier New" w:cs="Courier New"/>
-          <w:sz w:val="24"/>
-          <w:szCs w:val="24"/>
-          <w:lang w:val="en-US"/>
-        </w:rPr>
-        <w:t>20),</w:t>
-      </w:r>
-    </w:p>
-    <w:p>
-      <w:pPr>
-        <w:spacing w:after="0" w:line="240" w:lineRule="auto"/>
-        <w:ind w:left="284" w:right="282" w:firstLine="709"/>
-        <w:jc w:val="both"/>
-        <w:rPr>
-          <w:rFonts w:ascii="Courier New" w:hAnsi="Courier New" w:cs="Courier New"/>
-          <w:sz w:val="24"/>
-          <w:szCs w:val="24"/>
-          <w:lang w:val="en-US"/>
-        </w:rPr>
-      </w:pPr>
-      <w:r>
-        <w:rPr>
-          <w:rFonts w:ascii="Courier New" w:hAnsi="Courier New" w:cs="Courier New"/>
-          <w:sz w:val="24"/>
-          <w:szCs w:val="24"/>
-          <w:lang w:val="en-US"/>
-        </w:rPr>
-        <w:t xml:space="preserve">    login </w:t>
-      </w:r>
-      <w:proofErr w:type="gramStart"/>
-      <w:r>
-        <w:rPr>
-          <w:rFonts w:ascii="Courier New" w:hAnsi="Courier New" w:cs="Courier New"/>
-          <w:sz w:val="24"/>
-          <w:szCs w:val="24"/>
-          <w:lang w:val="en-US"/>
-        </w:rPr>
-        <w:t>VARCHAR(</w:t>
-      </w:r>
-      <w:proofErr w:type="gramEnd"/>
-      <w:r>
-        <w:rPr>
-          <w:rFonts w:ascii="Courier New" w:hAnsi="Courier New" w:cs="Courier New"/>
-          <w:sz w:val="24"/>
-          <w:szCs w:val="24"/>
-          <w:lang w:val="en-US"/>
-        </w:rPr>
-        <w:t>50) UNIQUE NOT NULL,</w:t>
-      </w:r>
-    </w:p>
-    <w:p>
-      <w:pPr>
-        <w:spacing w:after="0" w:line="240" w:lineRule="auto"/>
-        <w:ind w:left="284" w:right="282" w:firstLine="709"/>
-        <w:jc w:val="both"/>
-        <w:rPr>
-          <w:rFonts w:ascii="Courier New" w:hAnsi="Courier New" w:cs="Courier New"/>
-          <w:sz w:val="24"/>
-          <w:szCs w:val="24"/>
-          <w:lang w:val="en-US"/>
-        </w:rPr>
-      </w:pPr>
-      <w:r>
-        <w:rPr>
-          <w:rFonts w:ascii="Courier New" w:hAnsi="Courier New" w:cs="Courier New"/>
-          <w:sz w:val="24"/>
-          <w:szCs w:val="24"/>
-          <w:lang w:val="en-US"/>
-        </w:rPr>
-        <w:t xml:space="preserve">    password </w:t>
-      </w:r>
-      <w:proofErr w:type="gramStart"/>
-      <w:r>
-        <w:rPr>
-          <w:rFonts w:ascii="Courier New" w:hAnsi="Courier New" w:cs="Courier New"/>
-          <w:sz w:val="24"/>
-          <w:szCs w:val="24"/>
-          <w:lang w:val="en-US"/>
-        </w:rPr>
-        <w:t>VARCHAR(</w:t>
-      </w:r>
-      <w:proofErr w:type="gramEnd"/>
-      <w:r>
-        <w:rPr>
-          <w:rFonts w:ascii="Courier New" w:hAnsi="Courier New" w:cs="Courier New"/>
-          <w:sz w:val="24"/>
-          <w:szCs w:val="24"/>
-          <w:lang w:val="en-US"/>
-        </w:rPr>
-        <w:t>50) NOT NULL,</w:t>
-      </w:r>
-    </w:p>
-    <w:p>
-      <w:pPr>
-        <w:spacing w:after="0" w:line="240" w:lineRule="auto"/>
-        <w:ind w:left="284" w:right="282" w:firstLine="709"/>
-        <w:jc w:val="both"/>
-        <w:rPr>
-          <w:rFonts w:ascii="Courier New" w:hAnsi="Courier New" w:cs="Courier New"/>
-          <w:sz w:val="24"/>
-          <w:szCs w:val="24"/>
-          <w:lang w:val="en-US"/>
-        </w:rPr>
-      </w:pPr>
-      <w:r>
-        <w:rPr>
-          <w:rFonts w:ascii="Courier New" w:hAnsi="Courier New" w:cs="Courier New"/>
-          <w:sz w:val="24"/>
-          <w:szCs w:val="24"/>
-          <w:lang w:val="en-US"/>
-        </w:rPr>
-        <w:t xml:space="preserve">    </w:t>
-      </w:r>
-      <w:proofErr w:type="spellStart"/>
-      <w:r>
-        <w:rPr>
-          <w:rFonts w:ascii="Courier New" w:hAnsi="Courier New" w:cs="Courier New"/>
-          <w:sz w:val="24"/>
-          <w:szCs w:val="24"/>
-          <w:lang w:val="en-US"/>
-        </w:rPr>
-        <w:t>roleID</w:t>
-      </w:r>
-      <w:proofErr w:type="spellEnd"/>
-      <w:r>
-        <w:rPr>
-          <w:rFonts w:ascii="Courier New" w:hAnsi="Courier New" w:cs="Courier New"/>
-          <w:sz w:val="24"/>
-          <w:szCs w:val="24"/>
-          <w:lang w:val="en-US"/>
-        </w:rPr>
-        <w:t xml:space="preserve"> INTEGER NOT NULL,</w:t>
-      </w:r>
-    </w:p>
-    <w:p>
-      <w:pPr>
-        <w:spacing w:after="0" w:line="240" w:lineRule="auto"/>
-        <w:ind w:left="284" w:right="282" w:firstLine="709"/>
-        <w:jc w:val="both"/>
-        <w:rPr>
-          <w:rFonts w:ascii="Courier New" w:hAnsi="Courier New" w:cs="Courier New"/>
-          <w:sz w:val="24"/>
-          <w:szCs w:val="24"/>
-          <w:lang w:val="en-US"/>
-        </w:rPr>
-      </w:pPr>
-      <w:r>
-        <w:rPr>
-          <w:rFonts w:ascii="Courier New" w:hAnsi="Courier New" w:cs="Courier New"/>
-          <w:sz w:val="24"/>
-          <w:szCs w:val="24"/>
-          <w:lang w:val="en-US"/>
-        </w:rPr>
-        <w:t xml:space="preserve">    FOREIGN KEY (</w:t>
-      </w:r>
-      <w:proofErr w:type="spellStart"/>
-      <w:r>
-        <w:rPr>
-          <w:rFonts w:ascii="Courier New" w:hAnsi="Courier New" w:cs="Courier New"/>
-          <w:sz w:val="24"/>
-          <w:szCs w:val="24"/>
-          <w:lang w:val="en-US"/>
-        </w:rPr>
-        <w:t>roleID</w:t>
-      </w:r>
-      <w:proofErr w:type="spellEnd"/>
-      <w:r>
-        <w:rPr>
-          <w:rFonts w:ascii="Courier New" w:hAnsi="Courier New" w:cs="Courier New"/>
-          <w:sz w:val="24"/>
-          <w:szCs w:val="24"/>
-          <w:lang w:val="en-US"/>
-        </w:rPr>
-        <w:t>) REFERENCES Roles(</w:t>
-      </w:r>
-      <w:proofErr w:type="spellStart"/>
-      <w:r>
-        <w:rPr>
-          <w:rFonts w:ascii="Courier New" w:hAnsi="Courier New" w:cs="Courier New"/>
-          <w:sz w:val="24"/>
-          <w:szCs w:val="24"/>
-          <w:lang w:val="en-US"/>
-        </w:rPr>
-        <w:t>roleID</w:t>
-      </w:r>
-      <w:proofErr w:type="spellEnd"/>
-      <w:r>
-        <w:rPr>
-          <w:rFonts w:ascii="Courier New" w:hAnsi="Courier New" w:cs="Courier New"/>
-          <w:sz w:val="24"/>
-          <w:szCs w:val="24"/>
-          <w:lang w:val="en-US"/>
-        </w:rPr>
-        <w:t>)</w:t>
-      </w:r>
-    </w:p>
-    <w:p>
-      <w:pPr>
-        <w:spacing w:after="0" w:line="240" w:lineRule="auto"/>
-        <w:ind w:left="284" w:right="282" w:firstLine="709"/>
-        <w:jc w:val="both"/>
-        <w:rPr>
-          <w:rFonts w:ascii="Courier New" w:hAnsi="Courier New" w:cs="Courier New"/>
-          <w:sz w:val="24"/>
-          <w:szCs w:val="24"/>
-          <w:lang w:val="en-US"/>
-        </w:rPr>
-      </w:pPr>
-      <w:r>
-        <w:rPr>
-          <w:rFonts w:ascii="Courier New" w:hAnsi="Courier New" w:cs="Courier New"/>
-          <w:sz w:val="24"/>
-          <w:szCs w:val="24"/>
-          <w:lang w:val="en-US"/>
-        </w:rPr>
-        <w:t>);</w:t>
-      </w:r>
-    </w:p>
-    <w:p>
-      <w:pPr>
-        <w:spacing w:after="0" w:line="240" w:lineRule="auto"/>
-        <w:ind w:left="284" w:right="282" w:firstLine="709"/>
-        <w:jc w:val="both"/>
-        <w:rPr>
-          <w:rFonts w:ascii="Courier New" w:hAnsi="Courier New" w:cs="Courier New"/>
-          <w:sz w:val="24"/>
-          <w:szCs w:val="24"/>
-          <w:lang w:val="en-US"/>
-        </w:rPr>
-      </w:pPr>
-    </w:p>
-    <w:p>
-      <w:pPr>
-        <w:spacing w:after="0" w:line="240" w:lineRule="auto"/>
-        <w:ind w:left="284" w:right="282" w:firstLine="709"/>
-        <w:jc w:val="both"/>
-        <w:rPr>
-          <w:rFonts w:ascii="Courier New" w:hAnsi="Courier New" w:cs="Courier New"/>
-          <w:sz w:val="24"/>
-          <w:szCs w:val="24"/>
-          <w:lang w:val="en-US"/>
-        </w:rPr>
-      </w:pPr>
-      <w:r>
-        <w:rPr>
-          <w:rFonts w:ascii="Courier New" w:hAnsi="Courier New" w:cs="Courier New"/>
-          <w:sz w:val="24"/>
-          <w:szCs w:val="24"/>
-          <w:lang w:val="en-US"/>
-        </w:rPr>
-        <w:t>CREATE TABLE Requests (</w:t>
-      </w:r>
-    </w:p>
-    <w:p>
-      <w:pPr>
-        <w:spacing w:after="0" w:line="240" w:lineRule="auto"/>
-        <w:ind w:left="284" w:right="282" w:firstLine="709"/>
-        <w:jc w:val="both"/>
-        <w:rPr>
-          <w:rFonts w:ascii="Courier New" w:hAnsi="Courier New" w:cs="Courier New"/>
-          <w:sz w:val="24"/>
-          <w:szCs w:val="24"/>
-          <w:lang w:val="en-US"/>
-        </w:rPr>
-      </w:pPr>
-      <w:r>
-        <w:rPr>
-          <w:rFonts w:ascii="Courier New" w:hAnsi="Courier New" w:cs="Courier New"/>
-          <w:sz w:val="24"/>
-          <w:szCs w:val="24"/>
-          <w:lang w:val="en-US"/>
-        </w:rPr>
-        <w:t xml:space="preserve">    </w:t>
+      <w:r>
+        <w:rPr>
+          <w:rFonts w:ascii="Courier New" w:hAnsi="Courier New" w:cs="Courier New"/>
+          <w:sz w:val="24"/>
+          <w:szCs w:val="24"/>
+        </w:rPr>
+        <w:t>охлаждает</w:t>
+      </w:r>
+      <w:r>
+        <w:rPr>
+          <w:rFonts w:ascii="Courier New" w:hAnsi="Courier New" w:cs="Courier New"/>
+          <w:sz w:val="24"/>
+          <w:szCs w:val="24"/>
+          <w:lang w:val="en-US"/>
+        </w:rPr>
+        <w:t xml:space="preserve"> </w:t>
+      </w:r>
+      <w:r>
+        <w:rPr>
+          <w:rFonts w:ascii="Courier New" w:hAnsi="Courier New" w:cs="Courier New"/>
+          <w:sz w:val="24"/>
+          <w:szCs w:val="24"/>
+        </w:rPr>
+        <w:t>воздух</w:t>
+      </w:r>
+      <w:r>
+        <w:rPr>
+          <w:rFonts w:ascii="Courier New" w:hAnsi="Courier New" w:cs="Courier New"/>
+          <w:sz w:val="24"/>
+          <w:szCs w:val="24"/>
+          <w:lang w:val="en-US"/>
+        </w:rPr>
+        <w:t>', 1, NULL, NULL, 2, 7),</w:t>
+      </w:r>
+    </w:p>
+    <w:p>
+      <w:pPr>
+        <w:pBdr>
+          <w:top w:val="single" w:sz="4" w:space="1" w:color="auto"/>
+          <w:left w:val="single" w:sz="4" w:space="4" w:color="auto"/>
+          <w:bottom w:val="single" w:sz="4" w:space="1" w:color="auto"/>
+          <w:right w:val="single" w:sz="4" w:space="4" w:color="auto"/>
+        </w:pBdr>
+        <w:spacing w:after="0" w:line="240" w:lineRule="auto"/>
+        <w:ind w:left="284" w:right="282" w:firstLine="709"/>
+        <w:jc w:val="both"/>
+        <w:rPr>
+          <w:rFonts w:ascii="Courier New" w:hAnsi="Courier New" w:cs="Courier New"/>
+          <w:sz w:val="24"/>
+          <w:szCs w:val="24"/>
+          <w:lang w:val="en-US"/>
+        </w:rPr>
+      </w:pPr>
+      <w:r>
+        <w:rPr>
+          <w:rFonts w:ascii="Courier New" w:hAnsi="Courier New" w:cs="Courier New"/>
+          <w:sz w:val="24"/>
+          <w:szCs w:val="24"/>
+          <w:lang w:val="en-US"/>
+        </w:rPr>
+        <w:t>(2, '2023-05-05', '</w:t>
+      </w:r>
+      <w:r>
+        <w:rPr>
+          <w:rFonts w:ascii="Courier New" w:hAnsi="Courier New" w:cs="Courier New"/>
+          <w:sz w:val="24"/>
+          <w:szCs w:val="24"/>
+        </w:rPr>
+        <w:t>Кондиционер</w:t>
+      </w:r>
+      <w:r>
+        <w:rPr>
+          <w:rFonts w:ascii="Courier New" w:hAnsi="Courier New" w:cs="Courier New"/>
+          <w:sz w:val="24"/>
+          <w:szCs w:val="24"/>
+          <w:lang w:val="en-US"/>
+        </w:rPr>
+        <w:t xml:space="preserve">', 'Electrolux EACS/I-09HAT/N3_21Y </w:t>
+      </w:r>
+      <w:r>
+        <w:rPr>
+          <w:rFonts w:ascii="Courier New" w:hAnsi="Courier New" w:cs="Courier New"/>
+          <w:sz w:val="24"/>
+          <w:szCs w:val="24"/>
+        </w:rPr>
+        <w:t>белый</w:t>
+      </w:r>
+      <w:r>
+        <w:rPr>
+          <w:rFonts w:ascii="Courier New" w:hAnsi="Courier New" w:cs="Courier New"/>
+          <w:sz w:val="24"/>
+          <w:szCs w:val="24"/>
+          <w:lang w:val="en-US"/>
+        </w:rPr>
+        <w:t>', '</w:t>
+      </w:r>
+      <w:r>
+        <w:rPr>
+          <w:rFonts w:ascii="Courier New" w:hAnsi="Courier New" w:cs="Courier New"/>
+          <w:sz w:val="24"/>
+          <w:szCs w:val="24"/>
+        </w:rPr>
+        <w:t>Выключается</w:t>
+      </w:r>
+      <w:r>
+        <w:rPr>
+          <w:rFonts w:ascii="Courier New" w:hAnsi="Courier New" w:cs="Courier New"/>
+          <w:sz w:val="24"/>
+          <w:szCs w:val="24"/>
+          <w:lang w:val="en-US"/>
+        </w:rPr>
+        <w:t xml:space="preserve"> </w:t>
+      </w:r>
+      <w:r>
+        <w:rPr>
+          <w:rFonts w:ascii="Courier New" w:hAnsi="Courier New" w:cs="Courier New"/>
+          <w:sz w:val="24"/>
+          <w:szCs w:val="24"/>
+        </w:rPr>
+        <w:t>сам</w:t>
+      </w:r>
+      <w:r>
+        <w:rPr>
+          <w:rFonts w:ascii="Courier New" w:hAnsi="Courier New" w:cs="Courier New"/>
+          <w:sz w:val="24"/>
+          <w:szCs w:val="24"/>
+          <w:lang w:val="en-US"/>
+        </w:rPr>
+        <w:t xml:space="preserve"> </w:t>
+      </w:r>
+      <w:r>
+        <w:rPr>
+          <w:rFonts w:ascii="Courier New" w:hAnsi="Courier New" w:cs="Courier New"/>
+          <w:sz w:val="24"/>
+          <w:szCs w:val="24"/>
+        </w:rPr>
+        <w:t>по</w:t>
+      </w:r>
+      <w:r>
+        <w:rPr>
+          <w:rFonts w:ascii="Courier New" w:hAnsi="Courier New" w:cs="Courier New"/>
+          <w:sz w:val="24"/>
+          <w:szCs w:val="24"/>
+          <w:lang w:val="en-US"/>
+        </w:rPr>
+        <w:t xml:space="preserve"> </w:t>
+      </w:r>
+      <w:r>
+        <w:rPr>
+          <w:rFonts w:ascii="Courier New" w:hAnsi="Courier New" w:cs="Courier New"/>
+          <w:sz w:val="24"/>
+          <w:szCs w:val="24"/>
+        </w:rPr>
+        <w:t>себе</w:t>
+      </w:r>
+      <w:r>
+        <w:rPr>
+          <w:rFonts w:ascii="Courier New" w:hAnsi="Courier New" w:cs="Courier New"/>
+          <w:sz w:val="24"/>
+          <w:szCs w:val="24"/>
+          <w:lang w:val="en-US"/>
+        </w:rPr>
+        <w:t>', 1, NULL, NULL, 3, 8),</w:t>
+      </w:r>
+    </w:p>
+    <w:p>
+      <w:pPr>
+        <w:pBdr>
+          <w:top w:val="single" w:sz="4" w:space="1" w:color="auto"/>
+          <w:left w:val="single" w:sz="4" w:space="4" w:color="auto"/>
+          <w:bottom w:val="single" w:sz="4" w:space="1" w:color="auto"/>
+          <w:right w:val="single" w:sz="4" w:space="4" w:color="auto"/>
+        </w:pBdr>
+        <w:spacing w:after="0" w:line="240" w:lineRule="auto"/>
+        <w:ind w:left="284" w:right="282" w:firstLine="709"/>
+        <w:jc w:val="both"/>
+        <w:rPr>
+          <w:rFonts w:ascii="Courier New" w:hAnsi="Courier New" w:cs="Courier New"/>
+          <w:sz w:val="24"/>
+          <w:szCs w:val="24"/>
+        </w:rPr>
+      </w:pPr>
+      <w:r>
+        <w:rPr>
+          <w:rFonts w:ascii="Courier New" w:hAnsi="Courier New" w:cs="Courier New"/>
+          <w:sz w:val="24"/>
+          <w:szCs w:val="24"/>
+        </w:rPr>
+        <w:t xml:space="preserve">(3, '2022-07-07', 'Увлажнитель воздуха', 'Xiaomi Smart </w:t>
+      </w:r>
+      <w:proofErr w:type="spellStart"/>
+      <w:r>
+        <w:rPr>
+          <w:rFonts w:ascii="Courier New" w:hAnsi="Courier New" w:cs="Courier New"/>
+          <w:sz w:val="24"/>
+          <w:szCs w:val="24"/>
+        </w:rPr>
+        <w:t>Humidifier</w:t>
+      </w:r>
+      <w:proofErr w:type="spellEnd"/>
+      <w:r>
+        <w:rPr>
+          <w:rFonts w:ascii="Courier New" w:hAnsi="Courier New" w:cs="Courier New"/>
+          <w:sz w:val="24"/>
+          <w:szCs w:val="24"/>
+        </w:rPr>
+        <w:t xml:space="preserve"> 2', 'Пар имеет неприятный запах', 2, '2023-01-01', NULL, 3, 9),</w:t>
+      </w:r>
+    </w:p>
+    <w:p>
+      <w:pPr>
+        <w:pBdr>
+          <w:top w:val="single" w:sz="4" w:space="1" w:color="auto"/>
+          <w:left w:val="single" w:sz="4" w:space="4" w:color="auto"/>
+          <w:bottom w:val="single" w:sz="4" w:space="1" w:color="auto"/>
+          <w:right w:val="single" w:sz="4" w:space="4" w:color="auto"/>
+        </w:pBdr>
+        <w:spacing w:after="0" w:line="240" w:lineRule="auto"/>
+        <w:ind w:left="284" w:right="282" w:firstLine="709"/>
+        <w:jc w:val="both"/>
+        <w:rPr>
+          <w:rFonts w:ascii="Courier New" w:hAnsi="Courier New" w:cs="Courier New"/>
+          <w:sz w:val="24"/>
+          <w:szCs w:val="24"/>
+        </w:rPr>
+      </w:pPr>
+      <w:r>
+        <w:rPr>
+          <w:rFonts w:ascii="Courier New" w:hAnsi="Courier New" w:cs="Courier New"/>
+          <w:sz w:val="24"/>
+          <w:szCs w:val="24"/>
+        </w:rPr>
+        <w:t>(4, '2023-08-02', 'Увлажнитель воздуха', '</w:t>
+      </w:r>
+      <w:proofErr w:type="spellStart"/>
+      <w:r>
+        <w:rPr>
+          <w:rFonts w:ascii="Courier New" w:hAnsi="Courier New" w:cs="Courier New"/>
+          <w:sz w:val="24"/>
+          <w:szCs w:val="24"/>
+        </w:rPr>
+        <w:t>Polaris</w:t>
+      </w:r>
+      <w:proofErr w:type="spellEnd"/>
+      <w:r>
+        <w:rPr>
+          <w:rFonts w:ascii="Courier New" w:hAnsi="Courier New" w:cs="Courier New"/>
+          <w:sz w:val="24"/>
+          <w:szCs w:val="24"/>
+        </w:rPr>
+        <w:t xml:space="preserve"> PUH 2300 WIFI IQ Home', 'Продолжает работать при снижении воды', 3, NULL, NULL, NULL, 8),</w:t>
+      </w:r>
+    </w:p>
+    <w:p>
+      <w:pPr>
+        <w:pBdr>
+          <w:top w:val="single" w:sz="4" w:space="1" w:color="auto"/>
+          <w:left w:val="single" w:sz="4" w:space="4" w:color="auto"/>
+          <w:bottom w:val="single" w:sz="4" w:space="1" w:color="auto"/>
+          <w:right w:val="single" w:sz="4" w:space="4" w:color="auto"/>
+        </w:pBdr>
+        <w:spacing w:after="0" w:line="240" w:lineRule="auto"/>
+        <w:ind w:left="284" w:right="282" w:firstLine="709"/>
+        <w:jc w:val="both"/>
+        <w:rPr>
+          <w:rFonts w:ascii="Courier New" w:hAnsi="Courier New" w:cs="Courier New"/>
+          <w:sz w:val="24"/>
+          <w:szCs w:val="24"/>
+        </w:rPr>
+      </w:pPr>
+      <w:r>
+        <w:rPr>
+          <w:rFonts w:ascii="Courier New" w:hAnsi="Courier New" w:cs="Courier New"/>
+          <w:sz w:val="24"/>
+          <w:szCs w:val="24"/>
+        </w:rPr>
+        <w:t>(5, '2023-08-02', 'Сушилка для рук', '</w:t>
+      </w:r>
+      <w:proofErr w:type="spellStart"/>
+      <w:r>
+        <w:rPr>
+          <w:rFonts w:ascii="Courier New" w:hAnsi="Courier New" w:cs="Courier New"/>
+          <w:sz w:val="24"/>
+          <w:szCs w:val="24"/>
+        </w:rPr>
+        <w:t>Ballu</w:t>
+      </w:r>
+      <w:proofErr w:type="spellEnd"/>
+      <w:r>
+        <w:rPr>
+          <w:rFonts w:ascii="Courier New" w:hAnsi="Courier New" w:cs="Courier New"/>
+          <w:sz w:val="24"/>
+          <w:szCs w:val="24"/>
+        </w:rPr>
+        <w:t xml:space="preserve"> BAHD-1250', 'Не работает', 3, NULL, NULL, NULL, 9);</w:t>
+      </w:r>
+    </w:p>
+    <w:p>
+      <w:pPr>
+        <w:pBdr>
+          <w:top w:val="single" w:sz="4" w:space="1" w:color="auto"/>
+          <w:left w:val="single" w:sz="4" w:space="4" w:color="auto"/>
+          <w:bottom w:val="single" w:sz="4" w:space="1" w:color="auto"/>
+          <w:right w:val="single" w:sz="4" w:space="4" w:color="auto"/>
+        </w:pBdr>
+        <w:spacing w:after="0" w:line="240" w:lineRule="auto"/>
+        <w:ind w:left="284" w:right="282" w:firstLine="709"/>
+        <w:jc w:val="both"/>
+        <w:rPr>
+          <w:rFonts w:ascii="Courier New" w:hAnsi="Courier New" w:cs="Courier New"/>
+          <w:sz w:val="24"/>
+          <w:szCs w:val="24"/>
+          <w:lang w:val="en-US"/>
+        </w:rPr>
+      </w:pPr>
+    </w:p>
+    <w:p>
+      <w:pPr>
+        <w:pBdr>
+          <w:top w:val="single" w:sz="4" w:space="1" w:color="auto"/>
+          <w:left w:val="single" w:sz="4" w:space="4" w:color="auto"/>
+          <w:bottom w:val="single" w:sz="4" w:space="1" w:color="auto"/>
+          <w:right w:val="single" w:sz="4" w:space="4" w:color="auto"/>
+        </w:pBdr>
+        <w:spacing w:after="0" w:line="240" w:lineRule="auto"/>
+        <w:ind w:left="284" w:right="282" w:firstLine="709"/>
+        <w:jc w:val="both"/>
+        <w:rPr>
+          <w:rFonts w:ascii="Courier New" w:hAnsi="Courier New" w:cs="Courier New"/>
+          <w:sz w:val="24"/>
+          <w:szCs w:val="24"/>
+          <w:lang w:val="en-US"/>
+        </w:rPr>
+      </w:pPr>
+      <w:r>
+        <w:rPr>
+          <w:rFonts w:ascii="Courier New" w:hAnsi="Courier New" w:cs="Courier New"/>
+          <w:sz w:val="24"/>
+          <w:szCs w:val="24"/>
+          <w:lang w:val="en-US"/>
+        </w:rPr>
+        <w:t>INSERT INTO Comments (</w:t>
+      </w:r>
+      <w:proofErr w:type="spellStart"/>
+      <w:r>
+        <w:rPr>
+          <w:rFonts w:ascii="Courier New" w:hAnsi="Courier New" w:cs="Courier New"/>
+          <w:sz w:val="24"/>
+          <w:szCs w:val="24"/>
+          <w:lang w:val="en-US"/>
+        </w:rPr>
+        <w:t>commentID</w:t>
+      </w:r>
+      <w:proofErr w:type="spellEnd"/>
+      <w:r>
+        <w:rPr>
+          <w:rFonts w:ascii="Courier New" w:hAnsi="Courier New" w:cs="Courier New"/>
+          <w:sz w:val="24"/>
+          <w:szCs w:val="24"/>
+          <w:lang w:val="en-US"/>
+        </w:rPr>
+        <w:t xml:space="preserve">, message, </w:t>
+      </w:r>
+      <w:proofErr w:type="spellStart"/>
+      <w:r>
+        <w:rPr>
+          <w:rFonts w:ascii="Courier New" w:hAnsi="Courier New" w:cs="Courier New"/>
+          <w:sz w:val="24"/>
+          <w:szCs w:val="24"/>
+          <w:lang w:val="en-US"/>
+        </w:rPr>
+        <w:t>masterID</w:t>
+      </w:r>
+      <w:proofErr w:type="spellEnd"/>
+      <w:r>
+        <w:rPr>
+          <w:rFonts w:ascii="Courier New" w:hAnsi="Courier New" w:cs="Courier New"/>
+          <w:sz w:val="24"/>
+          <w:szCs w:val="24"/>
+          <w:lang w:val="en-US"/>
+        </w:rPr>
+        <w:t xml:space="preserve">, </w:t>
       </w:r>
       <w:proofErr w:type="spellStart"/>
       <w:r>
@@ -3444,1017 +6449,228 @@
           <w:szCs w:val="24"/>
           <w:lang w:val="en-US"/>
         </w:rPr>
+        <w:t>) VALUES</w:t>
+      </w:r>
+    </w:p>
+    <w:p>
+      <w:pPr>
+        <w:pBdr>
+          <w:top w:val="single" w:sz="4" w:space="1" w:color="auto"/>
+          <w:left w:val="single" w:sz="4" w:space="4" w:color="auto"/>
+          <w:bottom w:val="single" w:sz="4" w:space="1" w:color="auto"/>
+          <w:right w:val="single" w:sz="4" w:space="4" w:color="auto"/>
+        </w:pBdr>
+        <w:spacing w:after="0" w:line="240" w:lineRule="auto"/>
+        <w:ind w:left="284" w:right="282" w:firstLine="709"/>
+        <w:jc w:val="both"/>
+        <w:rPr>
+          <w:rFonts w:ascii="Courier New" w:hAnsi="Courier New" w:cs="Courier New"/>
+          <w:sz w:val="24"/>
+          <w:szCs w:val="24"/>
+        </w:rPr>
+      </w:pPr>
+      <w:r>
+        <w:rPr>
+          <w:rFonts w:ascii="Courier New" w:hAnsi="Courier New" w:cs="Courier New"/>
+          <w:sz w:val="24"/>
+          <w:szCs w:val="24"/>
+        </w:rPr>
+        <w:t>(1, 'Всё сделаем!', 2, 1),</w:t>
+      </w:r>
+    </w:p>
+    <w:p>
+      <w:pPr>
+        <w:pBdr>
+          <w:top w:val="single" w:sz="4" w:space="1" w:color="auto"/>
+          <w:left w:val="single" w:sz="4" w:space="4" w:color="auto"/>
+          <w:bottom w:val="single" w:sz="4" w:space="1" w:color="auto"/>
+          <w:right w:val="single" w:sz="4" w:space="4" w:color="auto"/>
+        </w:pBdr>
+        <w:spacing w:after="0" w:line="240" w:lineRule="auto"/>
+        <w:ind w:left="284" w:right="282" w:firstLine="709"/>
+        <w:jc w:val="both"/>
+        <w:rPr>
+          <w:rFonts w:ascii="Courier New" w:hAnsi="Courier New" w:cs="Courier New"/>
+          <w:sz w:val="24"/>
+          <w:szCs w:val="24"/>
+        </w:rPr>
+      </w:pPr>
+      <w:r>
+        <w:rPr>
+          <w:rFonts w:ascii="Courier New" w:hAnsi="Courier New" w:cs="Courier New"/>
+          <w:sz w:val="24"/>
+          <w:szCs w:val="24"/>
+        </w:rPr>
+        <w:t>(2, 'Всё сделаем!', 3, 2),</w:t>
+      </w:r>
+    </w:p>
+    <w:p>
+      <w:pPr>
+        <w:pBdr>
+          <w:top w:val="single" w:sz="4" w:space="1" w:color="auto"/>
+          <w:left w:val="single" w:sz="4" w:space="4" w:color="auto"/>
+          <w:bottom w:val="single" w:sz="4" w:space="1" w:color="auto"/>
+          <w:right w:val="single" w:sz="4" w:space="4" w:color="auto"/>
+        </w:pBdr>
+        <w:spacing w:after="0" w:line="240" w:lineRule="auto"/>
+        <w:ind w:left="284" w:right="282" w:firstLine="709"/>
+        <w:jc w:val="both"/>
+        <w:rPr>
+          <w:rFonts w:ascii="Courier New" w:hAnsi="Courier New" w:cs="Courier New"/>
+          <w:sz w:val="24"/>
+          <w:szCs w:val="24"/>
+        </w:rPr>
+      </w:pPr>
+      <w:r>
+        <w:rPr>
+          <w:rFonts w:ascii="Courier New" w:hAnsi="Courier New" w:cs="Courier New"/>
+          <w:sz w:val="24"/>
+          <w:szCs w:val="24"/>
+        </w:rPr>
+        <w:t>(3, 'Починим в момент.', 3, 3);</w:t>
+      </w:r>
+    </w:p>
+    <w:p>
+      <w:pPr>
+        <w:spacing w:after="0" w:line="240" w:lineRule="auto"/>
+        <w:ind w:left="284" w:right="282" w:firstLine="709"/>
+        <w:jc w:val="both"/>
+        <w:rPr>
+          <w:rFonts w:ascii="Times New Roman" w:hAnsi="Times New Roman" w:cs="Times New Roman"/>
+          <w:sz w:val="28"/>
+          <w:szCs w:val="28"/>
+        </w:rPr>
+      </w:pPr>
+    </w:p>
+    <w:p>
+      <w:pPr>
+        <w:spacing w:after="0" w:line="240" w:lineRule="auto"/>
+        <w:ind w:left="284" w:right="282" w:firstLine="709"/>
+        <w:jc w:val="both"/>
+        <w:rPr>
+          <w:rFonts w:ascii="Times New Roman" w:hAnsi="Times New Roman" w:cs="Times New Roman"/>
+          <w:sz w:val="28"/>
+          <w:szCs w:val="28"/>
+        </w:rPr>
+      </w:pPr>
+      <w:r>
+        <w:rPr>
+          <w:rFonts w:ascii="Times New Roman" w:hAnsi="Times New Roman" w:cs="Times New Roman"/>
+          <w:b/>
+          <w:bCs/>
+          <w:sz w:val="28"/>
+          <w:szCs w:val="28"/>
+        </w:rPr>
+        <w:t>3</w:t>
+      </w:r>
+      <w:r>
+        <w:rPr>
+          <w:rFonts w:ascii="Times New Roman" w:hAnsi="Times New Roman" w:cs="Times New Roman"/>
+          <w:b/>
+          <w:bCs/>
+          <w:sz w:val="28"/>
+          <w:szCs w:val="28"/>
+        </w:rPr>
         <w:t xml:space="preserve"> </w:t>
       </w:r>
       <w:r>
         <w:rPr>
-          <w:rFonts w:ascii="Courier New" w:hAnsi="Courier New" w:cs="Courier New"/>
-          <w:sz w:val="24"/>
-          <w:szCs w:val="24"/>
-          <w:lang w:val="en-US"/>
-        </w:rPr>
-        <w:t>SERIAL</w:t>
-      </w:r>
-      <w:r>
-        <w:rPr>
-          <w:rFonts w:ascii="Courier New" w:hAnsi="Courier New" w:cs="Courier New"/>
-          <w:sz w:val="24"/>
-          <w:szCs w:val="24"/>
-          <w:lang w:val="en-US"/>
-        </w:rPr>
-        <w:t xml:space="preserve"> PRIMARY KEY</w:t>
-      </w:r>
-      <w:r>
-        <w:rPr>
-          <w:rFonts w:ascii="Courier New" w:hAnsi="Courier New" w:cs="Courier New"/>
-          <w:sz w:val="24"/>
-          <w:szCs w:val="24"/>
-          <w:lang w:val="en-US"/>
-        </w:rPr>
-        <w:t>,</w:t>
-      </w:r>
-    </w:p>
-    <w:p>
-      <w:pPr>
-        <w:spacing w:after="0" w:line="240" w:lineRule="auto"/>
-        <w:ind w:left="284" w:right="282" w:firstLine="709"/>
-        <w:jc w:val="both"/>
-        <w:rPr>
-          <w:rFonts w:ascii="Courier New" w:hAnsi="Courier New" w:cs="Courier New"/>
-          <w:sz w:val="24"/>
-          <w:szCs w:val="24"/>
-          <w:lang w:val="en-US"/>
-        </w:rPr>
-      </w:pPr>
-      <w:r>
-        <w:rPr>
-          <w:rFonts w:ascii="Courier New" w:hAnsi="Courier New" w:cs="Courier New"/>
-          <w:sz w:val="24"/>
-          <w:szCs w:val="24"/>
-          <w:lang w:val="en-US"/>
-        </w:rPr>
-        <w:t xml:space="preserve">    </w:t>
-      </w:r>
-      <w:proofErr w:type="spellStart"/>
-      <w:r>
-        <w:rPr>
-          <w:rFonts w:ascii="Courier New" w:hAnsi="Courier New" w:cs="Courier New"/>
-          <w:sz w:val="24"/>
-          <w:szCs w:val="24"/>
-          <w:lang w:val="en-US"/>
-        </w:rPr>
-        <w:t>startDate</w:t>
-      </w:r>
-      <w:proofErr w:type="spellEnd"/>
-      <w:r>
-        <w:rPr>
-          <w:rFonts w:ascii="Courier New" w:hAnsi="Courier New" w:cs="Courier New"/>
-          <w:sz w:val="24"/>
-          <w:szCs w:val="24"/>
-          <w:lang w:val="en-US"/>
-        </w:rPr>
-        <w:t xml:space="preserve"> DATE NOT NULL,</w:t>
-      </w:r>
-    </w:p>
-    <w:p>
-      <w:pPr>
-        <w:spacing w:after="0" w:line="240" w:lineRule="auto"/>
-        <w:ind w:left="284" w:right="282" w:firstLine="709"/>
-        <w:jc w:val="both"/>
-        <w:rPr>
-          <w:rFonts w:ascii="Courier New" w:hAnsi="Courier New" w:cs="Courier New"/>
-          <w:sz w:val="24"/>
-          <w:szCs w:val="24"/>
-          <w:lang w:val="en-US"/>
-        </w:rPr>
-      </w:pPr>
-      <w:r>
-        <w:rPr>
-          <w:rFonts w:ascii="Courier New" w:hAnsi="Courier New" w:cs="Courier New"/>
-          <w:sz w:val="24"/>
-          <w:szCs w:val="24"/>
-          <w:lang w:val="en-US"/>
-        </w:rPr>
-        <w:t xml:space="preserve">    </w:t>
-      </w:r>
-      <w:proofErr w:type="spellStart"/>
-      <w:r>
-        <w:rPr>
-          <w:rFonts w:ascii="Courier New" w:hAnsi="Courier New" w:cs="Courier New"/>
-          <w:sz w:val="24"/>
-          <w:szCs w:val="24"/>
-          <w:lang w:val="en-US"/>
-        </w:rPr>
-        <w:t>climateTechType</w:t>
-      </w:r>
-      <w:proofErr w:type="spellEnd"/>
-      <w:r>
-        <w:rPr>
-          <w:rFonts w:ascii="Courier New" w:hAnsi="Courier New" w:cs="Courier New"/>
-          <w:sz w:val="24"/>
-          <w:szCs w:val="24"/>
-          <w:lang w:val="en-US"/>
-        </w:rPr>
-        <w:t xml:space="preserve"> </w:t>
-      </w:r>
-      <w:proofErr w:type="gramStart"/>
-      <w:r>
-        <w:rPr>
-          <w:rFonts w:ascii="Courier New" w:hAnsi="Courier New" w:cs="Courier New"/>
-          <w:sz w:val="24"/>
-          <w:szCs w:val="24"/>
-          <w:lang w:val="en-US"/>
-        </w:rPr>
-        <w:t>VARCHAR(</w:t>
-      </w:r>
-      <w:proofErr w:type="gramEnd"/>
-      <w:r>
-        <w:rPr>
-          <w:rFonts w:ascii="Courier New" w:hAnsi="Courier New" w:cs="Courier New"/>
-          <w:sz w:val="24"/>
-          <w:szCs w:val="24"/>
-          <w:lang w:val="en-US"/>
-        </w:rPr>
-        <w:t>100) NOT NULL,</w:t>
-      </w:r>
-    </w:p>
-    <w:p>
-      <w:pPr>
-        <w:spacing w:after="0" w:line="240" w:lineRule="auto"/>
-        <w:ind w:left="284" w:right="282" w:firstLine="709"/>
-        <w:jc w:val="both"/>
-        <w:rPr>
-          <w:rFonts w:ascii="Courier New" w:hAnsi="Courier New" w:cs="Courier New"/>
-          <w:sz w:val="24"/>
-          <w:szCs w:val="24"/>
-          <w:lang w:val="en-US"/>
-        </w:rPr>
-      </w:pPr>
-      <w:r>
-        <w:rPr>
-          <w:rFonts w:ascii="Courier New" w:hAnsi="Courier New" w:cs="Courier New"/>
-          <w:sz w:val="24"/>
-          <w:szCs w:val="24"/>
-          <w:lang w:val="en-US"/>
-        </w:rPr>
-        <w:t xml:space="preserve">    </w:t>
-      </w:r>
-      <w:proofErr w:type="spellStart"/>
-      <w:r>
-        <w:rPr>
-          <w:rFonts w:ascii="Courier New" w:hAnsi="Courier New" w:cs="Courier New"/>
-          <w:sz w:val="24"/>
-          <w:szCs w:val="24"/>
-          <w:lang w:val="en-US"/>
-        </w:rPr>
-        <w:t>climateTechModel</w:t>
-      </w:r>
-      <w:proofErr w:type="spellEnd"/>
-      <w:r>
-        <w:rPr>
-          <w:rFonts w:ascii="Courier New" w:hAnsi="Courier New" w:cs="Courier New"/>
-          <w:sz w:val="24"/>
-          <w:szCs w:val="24"/>
-          <w:lang w:val="en-US"/>
-        </w:rPr>
-        <w:t xml:space="preserve"> </w:t>
-      </w:r>
-      <w:proofErr w:type="gramStart"/>
-      <w:r>
-        <w:rPr>
-          <w:rFonts w:ascii="Courier New" w:hAnsi="Courier New" w:cs="Courier New"/>
-          <w:sz w:val="24"/>
-          <w:szCs w:val="24"/>
-          <w:lang w:val="en-US"/>
-        </w:rPr>
-        <w:t>VARCHAR(</w:t>
-      </w:r>
-      <w:proofErr w:type="gramEnd"/>
-      <w:r>
-        <w:rPr>
-          <w:rFonts w:ascii="Courier New" w:hAnsi="Courier New" w:cs="Courier New"/>
-          <w:sz w:val="24"/>
-          <w:szCs w:val="24"/>
-          <w:lang w:val="en-US"/>
-        </w:rPr>
-        <w:t>100) NOT NULL,</w:t>
-      </w:r>
-    </w:p>
-    <w:p>
-      <w:pPr>
-        <w:spacing w:after="0" w:line="240" w:lineRule="auto"/>
-        <w:ind w:left="284" w:right="282" w:firstLine="709"/>
-        <w:jc w:val="both"/>
-        <w:rPr>
-          <w:rFonts w:ascii="Courier New" w:hAnsi="Courier New" w:cs="Courier New"/>
-          <w:sz w:val="24"/>
-          <w:szCs w:val="24"/>
-          <w:lang w:val="en-US"/>
-        </w:rPr>
-      </w:pPr>
-      <w:r>
-        <w:rPr>
-          <w:rFonts w:ascii="Courier New" w:hAnsi="Courier New" w:cs="Courier New"/>
-          <w:sz w:val="24"/>
-          <w:szCs w:val="24"/>
-          <w:lang w:val="en-US"/>
-        </w:rPr>
-        <w:t xml:space="preserve">    </w:t>
-      </w:r>
-      <w:proofErr w:type="spellStart"/>
-      <w:r>
-        <w:rPr>
-          <w:rFonts w:ascii="Courier New" w:hAnsi="Courier New" w:cs="Courier New"/>
-          <w:sz w:val="24"/>
-          <w:szCs w:val="24"/>
-          <w:lang w:val="en-US"/>
-        </w:rPr>
-        <w:t>problemDescription</w:t>
-      </w:r>
-      <w:proofErr w:type="spellEnd"/>
-      <w:r>
-        <w:rPr>
-          <w:rFonts w:ascii="Courier New" w:hAnsi="Courier New" w:cs="Courier New"/>
-          <w:sz w:val="24"/>
-          <w:szCs w:val="24"/>
-          <w:lang w:val="en-US"/>
-        </w:rPr>
-        <w:t xml:space="preserve"> TEXT NOT NULL,</w:t>
-      </w:r>
-    </w:p>
-    <w:p>
-      <w:pPr>
-        <w:spacing w:after="0" w:line="240" w:lineRule="auto"/>
-        <w:ind w:left="284" w:right="282" w:firstLine="709"/>
-        <w:jc w:val="both"/>
-        <w:rPr>
-          <w:rFonts w:ascii="Courier New" w:hAnsi="Courier New" w:cs="Courier New"/>
-          <w:sz w:val="24"/>
-          <w:szCs w:val="24"/>
-          <w:lang w:val="en-US"/>
-        </w:rPr>
-      </w:pPr>
-      <w:r>
-        <w:rPr>
-          <w:rFonts w:ascii="Courier New" w:hAnsi="Courier New" w:cs="Courier New"/>
-          <w:sz w:val="24"/>
-          <w:szCs w:val="24"/>
-          <w:lang w:val="en-US"/>
-        </w:rPr>
-        <w:t xml:space="preserve">    </w:t>
-      </w:r>
-      <w:proofErr w:type="spellStart"/>
-      <w:r>
-        <w:rPr>
-          <w:rFonts w:ascii="Courier New" w:hAnsi="Courier New" w:cs="Courier New"/>
-          <w:sz w:val="24"/>
-          <w:szCs w:val="24"/>
-          <w:lang w:val="en-US"/>
-        </w:rPr>
-        <w:t>statusID</w:t>
-      </w:r>
-      <w:proofErr w:type="spellEnd"/>
-      <w:r>
-        <w:rPr>
-          <w:rFonts w:ascii="Courier New" w:hAnsi="Courier New" w:cs="Courier New"/>
-          <w:sz w:val="24"/>
-          <w:szCs w:val="24"/>
-          <w:lang w:val="en-US"/>
-        </w:rPr>
-        <w:t xml:space="preserve"> INTEGER NOT NULL,</w:t>
-      </w:r>
-    </w:p>
-    <w:p>
-      <w:pPr>
-        <w:spacing w:after="0" w:line="240" w:lineRule="auto"/>
-        <w:ind w:left="284" w:right="282" w:firstLine="709"/>
-        <w:jc w:val="both"/>
-        <w:rPr>
-          <w:rFonts w:ascii="Courier New" w:hAnsi="Courier New" w:cs="Courier New"/>
-          <w:sz w:val="24"/>
-          <w:szCs w:val="24"/>
-          <w:lang w:val="en-US"/>
-        </w:rPr>
-      </w:pPr>
-      <w:r>
-        <w:rPr>
-          <w:rFonts w:ascii="Courier New" w:hAnsi="Courier New" w:cs="Courier New"/>
-          <w:sz w:val="24"/>
-          <w:szCs w:val="24"/>
-          <w:lang w:val="en-US"/>
-        </w:rPr>
-        <w:t xml:space="preserve">    </w:t>
-      </w:r>
-      <w:proofErr w:type="spellStart"/>
-      <w:r>
-        <w:rPr>
-          <w:rFonts w:ascii="Courier New" w:hAnsi="Courier New" w:cs="Courier New"/>
-          <w:sz w:val="24"/>
-          <w:szCs w:val="24"/>
-          <w:lang w:val="en-US"/>
-        </w:rPr>
-        <w:t>completionDate</w:t>
-      </w:r>
-      <w:proofErr w:type="spellEnd"/>
-      <w:r>
-        <w:rPr>
-          <w:rFonts w:ascii="Courier New" w:hAnsi="Courier New" w:cs="Courier New"/>
-          <w:sz w:val="24"/>
-          <w:szCs w:val="24"/>
-          <w:lang w:val="en-US"/>
-        </w:rPr>
-        <w:t xml:space="preserve"> DATE,</w:t>
-      </w:r>
-    </w:p>
-    <w:p>
-      <w:pPr>
-        <w:spacing w:after="0" w:line="240" w:lineRule="auto"/>
-        <w:ind w:left="284" w:right="282" w:firstLine="709"/>
-        <w:jc w:val="both"/>
-        <w:rPr>
-          <w:rFonts w:ascii="Courier New" w:hAnsi="Courier New" w:cs="Courier New"/>
-          <w:sz w:val="24"/>
-          <w:szCs w:val="24"/>
-          <w:lang w:val="en-US"/>
-        </w:rPr>
-      </w:pPr>
-      <w:r>
-        <w:rPr>
-          <w:rFonts w:ascii="Courier New" w:hAnsi="Courier New" w:cs="Courier New"/>
-          <w:sz w:val="24"/>
-          <w:szCs w:val="24"/>
-          <w:lang w:val="en-US"/>
-        </w:rPr>
-        <w:t xml:space="preserve">    </w:t>
-      </w:r>
-      <w:proofErr w:type="spellStart"/>
-      <w:r>
-        <w:rPr>
-          <w:rFonts w:ascii="Courier New" w:hAnsi="Courier New" w:cs="Courier New"/>
-          <w:sz w:val="24"/>
-          <w:szCs w:val="24"/>
-          <w:lang w:val="en-US"/>
-        </w:rPr>
-        <w:t>repairParts</w:t>
-      </w:r>
-      <w:proofErr w:type="spellEnd"/>
-      <w:r>
-        <w:rPr>
-          <w:rFonts w:ascii="Courier New" w:hAnsi="Courier New" w:cs="Courier New"/>
-          <w:sz w:val="24"/>
-          <w:szCs w:val="24"/>
-          <w:lang w:val="en-US"/>
-        </w:rPr>
-        <w:t xml:space="preserve"> TEXT,</w:t>
-      </w:r>
-    </w:p>
-    <w:p>
-      <w:pPr>
-        <w:spacing w:after="0" w:line="240" w:lineRule="auto"/>
-        <w:ind w:left="284" w:right="282" w:firstLine="709"/>
-        <w:jc w:val="both"/>
-        <w:rPr>
-          <w:rFonts w:ascii="Courier New" w:hAnsi="Courier New" w:cs="Courier New"/>
-          <w:sz w:val="24"/>
-          <w:szCs w:val="24"/>
-          <w:lang w:val="en-US"/>
-        </w:rPr>
-      </w:pPr>
-      <w:r>
-        <w:rPr>
-          <w:rFonts w:ascii="Courier New" w:hAnsi="Courier New" w:cs="Courier New"/>
-          <w:sz w:val="24"/>
-          <w:szCs w:val="24"/>
-          <w:lang w:val="en-US"/>
-        </w:rPr>
-        <w:t xml:space="preserve">    </w:t>
-      </w:r>
-      <w:proofErr w:type="spellStart"/>
-      <w:r>
-        <w:rPr>
-          <w:rFonts w:ascii="Courier New" w:hAnsi="Courier New" w:cs="Courier New"/>
-          <w:sz w:val="24"/>
-          <w:szCs w:val="24"/>
-          <w:lang w:val="en-US"/>
-        </w:rPr>
-        <w:t>masterID</w:t>
-      </w:r>
-      <w:proofErr w:type="spellEnd"/>
-      <w:r>
-        <w:rPr>
-          <w:rFonts w:ascii="Courier New" w:hAnsi="Courier New" w:cs="Courier New"/>
-          <w:sz w:val="24"/>
-          <w:szCs w:val="24"/>
-          <w:lang w:val="en-US"/>
-        </w:rPr>
-        <w:t xml:space="preserve"> INTEGER,</w:t>
-      </w:r>
-    </w:p>
-    <w:p>
-      <w:pPr>
-        <w:spacing w:after="0" w:line="240" w:lineRule="auto"/>
-        <w:ind w:left="284" w:right="282" w:firstLine="709"/>
-        <w:jc w:val="both"/>
-        <w:rPr>
-          <w:rFonts w:ascii="Courier New" w:hAnsi="Courier New" w:cs="Courier New"/>
-          <w:sz w:val="24"/>
-          <w:szCs w:val="24"/>
-          <w:lang w:val="en-US"/>
-        </w:rPr>
-      </w:pPr>
-      <w:r>
-        <w:rPr>
-          <w:rFonts w:ascii="Courier New" w:hAnsi="Courier New" w:cs="Courier New"/>
-          <w:sz w:val="24"/>
-          <w:szCs w:val="24"/>
-          <w:lang w:val="en-US"/>
-        </w:rPr>
-        <w:t xml:space="preserve">    </w:t>
-      </w:r>
-      <w:proofErr w:type="spellStart"/>
-      <w:r>
-        <w:rPr>
-          <w:rFonts w:ascii="Courier New" w:hAnsi="Courier New" w:cs="Courier New"/>
-          <w:sz w:val="24"/>
-          <w:szCs w:val="24"/>
-          <w:lang w:val="en-US"/>
-        </w:rPr>
-        <w:t>clientID</w:t>
-      </w:r>
-      <w:proofErr w:type="spellEnd"/>
-      <w:r>
-        <w:rPr>
-          <w:rFonts w:ascii="Courier New" w:hAnsi="Courier New" w:cs="Courier New"/>
-          <w:sz w:val="24"/>
-          <w:szCs w:val="24"/>
-          <w:lang w:val="en-US"/>
-        </w:rPr>
-        <w:t xml:space="preserve"> INTEGER NOT NULL,</w:t>
-      </w:r>
-    </w:p>
-    <w:p>
-      <w:pPr>
-        <w:spacing w:after="0" w:line="240" w:lineRule="auto"/>
-        <w:ind w:left="284" w:right="282" w:firstLine="709"/>
-        <w:jc w:val="both"/>
-        <w:rPr>
-          <w:rFonts w:ascii="Courier New" w:hAnsi="Courier New" w:cs="Courier New"/>
-          <w:sz w:val="24"/>
-          <w:szCs w:val="24"/>
-          <w:lang w:val="en-US"/>
-        </w:rPr>
-      </w:pPr>
-      <w:r>
-        <w:rPr>
-          <w:rFonts w:ascii="Courier New" w:hAnsi="Courier New" w:cs="Courier New"/>
-          <w:sz w:val="24"/>
-          <w:szCs w:val="24"/>
-          <w:lang w:val="en-US"/>
-        </w:rPr>
-        <w:t xml:space="preserve">    FOREIGN KEY (</w:t>
-      </w:r>
-      <w:proofErr w:type="spellStart"/>
-      <w:r>
-        <w:rPr>
-          <w:rFonts w:ascii="Courier New" w:hAnsi="Courier New" w:cs="Courier New"/>
-          <w:sz w:val="24"/>
-          <w:szCs w:val="24"/>
-          <w:lang w:val="en-US"/>
-        </w:rPr>
-        <w:t>statusID</w:t>
-      </w:r>
-      <w:proofErr w:type="spellEnd"/>
-      <w:r>
-        <w:rPr>
-          <w:rFonts w:ascii="Courier New" w:hAnsi="Courier New" w:cs="Courier New"/>
-          <w:sz w:val="24"/>
-          <w:szCs w:val="24"/>
-          <w:lang w:val="en-US"/>
-        </w:rPr>
-        <w:t>) REFERENCES Statuses(</w:t>
-      </w:r>
-      <w:proofErr w:type="spellStart"/>
-      <w:r>
-        <w:rPr>
-          <w:rFonts w:ascii="Courier New" w:hAnsi="Courier New" w:cs="Courier New"/>
-          <w:sz w:val="24"/>
-          <w:szCs w:val="24"/>
-          <w:lang w:val="en-US"/>
-        </w:rPr>
-        <w:t>statusID</w:t>
-      </w:r>
-      <w:proofErr w:type="spellEnd"/>
-      <w:r>
-        <w:rPr>
-          <w:rFonts w:ascii="Courier New" w:hAnsi="Courier New" w:cs="Courier New"/>
-          <w:sz w:val="24"/>
-          <w:szCs w:val="24"/>
-          <w:lang w:val="en-US"/>
-        </w:rPr>
-        <w:t>),</w:t>
-      </w:r>
-    </w:p>
-    <w:p>
-      <w:pPr>
-        <w:spacing w:after="0" w:line="240" w:lineRule="auto"/>
-        <w:ind w:left="284" w:right="282" w:firstLine="709"/>
-        <w:jc w:val="both"/>
-        <w:rPr>
-          <w:rFonts w:ascii="Courier New" w:hAnsi="Courier New" w:cs="Courier New"/>
-          <w:sz w:val="24"/>
-          <w:szCs w:val="24"/>
-          <w:lang w:val="en-US"/>
-        </w:rPr>
-      </w:pPr>
-      <w:r>
-        <w:rPr>
-          <w:rFonts w:ascii="Courier New" w:hAnsi="Courier New" w:cs="Courier New"/>
-          <w:sz w:val="24"/>
-          <w:szCs w:val="24"/>
-          <w:lang w:val="en-US"/>
-        </w:rPr>
-        <w:t xml:space="preserve">    FOREIGN KEY (</w:t>
-      </w:r>
-      <w:proofErr w:type="spellStart"/>
-      <w:r>
-        <w:rPr>
-          <w:rFonts w:ascii="Courier New" w:hAnsi="Courier New" w:cs="Courier New"/>
-          <w:sz w:val="24"/>
-          <w:szCs w:val="24"/>
-          <w:lang w:val="en-US"/>
-        </w:rPr>
-        <w:t>masterID</w:t>
-      </w:r>
-      <w:proofErr w:type="spellEnd"/>
-      <w:r>
-        <w:rPr>
-          <w:rFonts w:ascii="Courier New" w:hAnsi="Courier New" w:cs="Courier New"/>
-          <w:sz w:val="24"/>
-          <w:szCs w:val="24"/>
-          <w:lang w:val="en-US"/>
-        </w:rPr>
-        <w:t>) REFERENCES Users(</w:t>
-      </w:r>
-      <w:proofErr w:type="spellStart"/>
-      <w:r>
-        <w:rPr>
-          <w:rFonts w:ascii="Courier New" w:hAnsi="Courier New" w:cs="Courier New"/>
-          <w:sz w:val="24"/>
-          <w:szCs w:val="24"/>
-          <w:lang w:val="en-US"/>
-        </w:rPr>
-        <w:t>userID</w:t>
-      </w:r>
-      <w:proofErr w:type="spellEnd"/>
-      <w:r>
-        <w:rPr>
-          <w:rFonts w:ascii="Courier New" w:hAnsi="Courier New" w:cs="Courier New"/>
-          <w:sz w:val="24"/>
-          <w:szCs w:val="24"/>
-          <w:lang w:val="en-US"/>
-        </w:rPr>
-        <w:t>),</w:t>
-      </w:r>
-    </w:p>
-    <w:p>
-      <w:pPr>
-        <w:spacing w:after="0" w:line="240" w:lineRule="auto"/>
-        <w:ind w:left="284" w:right="282" w:firstLine="709"/>
-        <w:jc w:val="both"/>
-        <w:rPr>
-          <w:rFonts w:ascii="Courier New" w:hAnsi="Courier New" w:cs="Courier New"/>
-          <w:sz w:val="24"/>
-          <w:szCs w:val="24"/>
-          <w:lang w:val="en-US"/>
-        </w:rPr>
-      </w:pPr>
-      <w:r>
-        <w:rPr>
-          <w:rFonts w:ascii="Courier New" w:hAnsi="Courier New" w:cs="Courier New"/>
-          <w:sz w:val="24"/>
-          <w:szCs w:val="24"/>
-          <w:lang w:val="en-US"/>
-        </w:rPr>
-        <w:t xml:space="preserve">    FOREIGN KEY (</w:t>
-      </w:r>
-      <w:proofErr w:type="spellStart"/>
-      <w:r>
-        <w:rPr>
-          <w:rFonts w:ascii="Courier New" w:hAnsi="Courier New" w:cs="Courier New"/>
-          <w:sz w:val="24"/>
-          <w:szCs w:val="24"/>
-          <w:lang w:val="en-US"/>
-        </w:rPr>
-        <w:t>clientID</w:t>
-      </w:r>
-      <w:proofErr w:type="spellEnd"/>
-      <w:r>
-        <w:rPr>
-          <w:rFonts w:ascii="Courier New" w:hAnsi="Courier New" w:cs="Courier New"/>
-          <w:sz w:val="24"/>
-          <w:szCs w:val="24"/>
-          <w:lang w:val="en-US"/>
-        </w:rPr>
-        <w:t>) REFERENCES Users(</w:t>
-      </w:r>
-      <w:proofErr w:type="spellStart"/>
-      <w:r>
-        <w:rPr>
-          <w:rFonts w:ascii="Courier New" w:hAnsi="Courier New" w:cs="Courier New"/>
-          <w:sz w:val="24"/>
-          <w:szCs w:val="24"/>
-          <w:lang w:val="en-US"/>
-        </w:rPr>
-        <w:t>userID</w:t>
-      </w:r>
-      <w:proofErr w:type="spellEnd"/>
-      <w:r>
-        <w:rPr>
-          <w:rFonts w:ascii="Courier New" w:hAnsi="Courier New" w:cs="Courier New"/>
-          <w:sz w:val="24"/>
-          <w:szCs w:val="24"/>
-          <w:lang w:val="en-US"/>
-        </w:rPr>
-        <w:t>)</w:t>
-      </w:r>
-    </w:p>
-    <w:p>
-      <w:pPr>
-        <w:spacing w:after="0" w:line="240" w:lineRule="auto"/>
-        <w:ind w:left="284" w:right="282" w:firstLine="709"/>
-        <w:jc w:val="both"/>
-        <w:rPr>
-          <w:rFonts w:ascii="Courier New" w:hAnsi="Courier New" w:cs="Courier New"/>
-          <w:sz w:val="24"/>
-          <w:szCs w:val="24"/>
-          <w:lang w:val="en-US"/>
-        </w:rPr>
-      </w:pPr>
-      <w:r>
-        <w:rPr>
-          <w:rFonts w:ascii="Courier New" w:hAnsi="Courier New" w:cs="Courier New"/>
-          <w:sz w:val="24"/>
-          <w:szCs w:val="24"/>
-          <w:lang w:val="en-US"/>
-        </w:rPr>
-        <w:t>);</w:t>
-      </w:r>
-    </w:p>
-    <w:p>
-      <w:pPr>
-        <w:spacing w:after="0" w:line="240" w:lineRule="auto"/>
-        <w:ind w:left="284" w:right="282" w:firstLine="709"/>
-        <w:jc w:val="both"/>
-        <w:rPr>
-          <w:rFonts w:ascii="Courier New" w:hAnsi="Courier New" w:cs="Courier New"/>
-          <w:sz w:val="24"/>
-          <w:szCs w:val="24"/>
-          <w:lang w:val="en-US"/>
-        </w:rPr>
-      </w:pPr>
-    </w:p>
-    <w:p>
-      <w:pPr>
-        <w:spacing w:after="0" w:line="240" w:lineRule="auto"/>
-        <w:ind w:left="284" w:right="282" w:firstLine="709"/>
-        <w:jc w:val="both"/>
-        <w:rPr>
-          <w:rFonts w:ascii="Courier New" w:hAnsi="Courier New" w:cs="Courier New"/>
-          <w:sz w:val="24"/>
-          <w:szCs w:val="24"/>
-          <w:lang w:val="en-US"/>
-        </w:rPr>
-      </w:pPr>
-      <w:r>
-        <w:rPr>
-          <w:rFonts w:ascii="Courier New" w:hAnsi="Courier New" w:cs="Courier New"/>
-          <w:sz w:val="24"/>
-          <w:szCs w:val="24"/>
-          <w:lang w:val="en-US"/>
-        </w:rPr>
-        <w:t>CREATE TABLE Comments (</w:t>
-      </w:r>
-    </w:p>
-    <w:p>
-      <w:pPr>
-        <w:spacing w:after="0" w:line="240" w:lineRule="auto"/>
-        <w:ind w:left="284" w:right="282" w:firstLine="709"/>
-        <w:jc w:val="both"/>
-        <w:rPr>
-          <w:rFonts w:ascii="Courier New" w:hAnsi="Courier New" w:cs="Courier New"/>
-          <w:sz w:val="24"/>
-          <w:szCs w:val="24"/>
-          <w:lang w:val="en-US"/>
-        </w:rPr>
-      </w:pPr>
-      <w:r>
-        <w:rPr>
-          <w:rFonts w:ascii="Courier New" w:hAnsi="Courier New" w:cs="Courier New"/>
-          <w:sz w:val="24"/>
-          <w:szCs w:val="24"/>
-          <w:lang w:val="en-US"/>
-        </w:rPr>
-        <w:t xml:space="preserve">    </w:t>
-      </w:r>
-      <w:proofErr w:type="spellStart"/>
-      <w:r>
-        <w:rPr>
-          <w:rFonts w:ascii="Courier New" w:hAnsi="Courier New" w:cs="Courier New"/>
-          <w:sz w:val="24"/>
-          <w:szCs w:val="24"/>
-          <w:lang w:val="en-US"/>
-        </w:rPr>
-        <w:t>commentID</w:t>
-      </w:r>
-      <w:proofErr w:type="spellEnd"/>
-      <w:r>
-        <w:rPr>
-          <w:rFonts w:ascii="Courier New" w:hAnsi="Courier New" w:cs="Courier New"/>
-          <w:sz w:val="24"/>
-          <w:szCs w:val="24"/>
-          <w:lang w:val="en-US"/>
-        </w:rPr>
-        <w:t xml:space="preserve"> </w:t>
-      </w:r>
-      <w:r>
-        <w:rPr>
-          <w:rFonts w:ascii="Courier New" w:hAnsi="Courier New" w:cs="Courier New"/>
-          <w:sz w:val="24"/>
-          <w:szCs w:val="24"/>
-          <w:lang w:val="en-US"/>
-        </w:rPr>
-        <w:t>SERIAL</w:t>
-      </w:r>
-      <w:r>
-        <w:rPr>
-          <w:rFonts w:ascii="Courier New" w:hAnsi="Courier New" w:cs="Courier New"/>
-          <w:sz w:val="24"/>
-          <w:szCs w:val="24"/>
-          <w:lang w:val="en-US"/>
-        </w:rPr>
-        <w:t xml:space="preserve"> PRIMARY KEY</w:t>
-      </w:r>
-      <w:r>
-        <w:rPr>
-          <w:rFonts w:ascii="Courier New" w:hAnsi="Courier New" w:cs="Courier New"/>
-          <w:sz w:val="24"/>
-          <w:szCs w:val="24"/>
-          <w:lang w:val="en-US"/>
-        </w:rPr>
-        <w:t>,</w:t>
-      </w:r>
-    </w:p>
-    <w:p>
-      <w:pPr>
-        <w:spacing w:after="0" w:line="240" w:lineRule="auto"/>
-        <w:ind w:left="284" w:right="282" w:firstLine="709"/>
-        <w:jc w:val="both"/>
-        <w:rPr>
-          <w:rFonts w:ascii="Courier New" w:hAnsi="Courier New" w:cs="Courier New"/>
-          <w:sz w:val="24"/>
-          <w:szCs w:val="24"/>
-          <w:lang w:val="en-US"/>
-        </w:rPr>
-      </w:pPr>
-      <w:r>
-        <w:rPr>
-          <w:rFonts w:ascii="Courier New" w:hAnsi="Courier New" w:cs="Courier New"/>
-          <w:sz w:val="24"/>
-          <w:szCs w:val="24"/>
-          <w:lang w:val="en-US"/>
-        </w:rPr>
-        <w:t xml:space="preserve">    message TEXT NOT NULL,</w:t>
-      </w:r>
-    </w:p>
-    <w:p>
-      <w:pPr>
-        <w:spacing w:after="0" w:line="240" w:lineRule="auto"/>
-        <w:ind w:left="284" w:right="282" w:firstLine="709"/>
-        <w:jc w:val="both"/>
-        <w:rPr>
-          <w:rFonts w:ascii="Courier New" w:hAnsi="Courier New" w:cs="Courier New"/>
-          <w:sz w:val="24"/>
-          <w:szCs w:val="24"/>
-          <w:lang w:val="en-US"/>
-        </w:rPr>
-      </w:pPr>
-      <w:r>
-        <w:rPr>
-          <w:rFonts w:ascii="Courier New" w:hAnsi="Courier New" w:cs="Courier New"/>
-          <w:sz w:val="24"/>
-          <w:szCs w:val="24"/>
-          <w:lang w:val="en-US"/>
-        </w:rPr>
-        <w:t xml:space="preserve">    </w:t>
-      </w:r>
-      <w:proofErr w:type="spellStart"/>
-      <w:r>
-        <w:rPr>
-          <w:rFonts w:ascii="Courier New" w:hAnsi="Courier New" w:cs="Courier New"/>
-          <w:sz w:val="24"/>
-          <w:szCs w:val="24"/>
-          <w:lang w:val="en-US"/>
-        </w:rPr>
-        <w:t>masterID</w:t>
-      </w:r>
-      <w:proofErr w:type="spellEnd"/>
-      <w:r>
-        <w:rPr>
-          <w:rFonts w:ascii="Courier New" w:hAnsi="Courier New" w:cs="Courier New"/>
-          <w:sz w:val="24"/>
-          <w:szCs w:val="24"/>
-          <w:lang w:val="en-US"/>
-        </w:rPr>
-        <w:t xml:space="preserve"> INTEGER NOT NULL,</w:t>
-      </w:r>
-    </w:p>
-    <w:p>
-      <w:pPr>
-        <w:spacing w:after="0" w:line="240" w:lineRule="auto"/>
-        <w:ind w:left="284" w:right="282" w:firstLine="709"/>
-        <w:jc w:val="both"/>
-        <w:rPr>
-          <w:rFonts w:ascii="Courier New" w:hAnsi="Courier New" w:cs="Courier New"/>
-          <w:sz w:val="24"/>
-          <w:szCs w:val="24"/>
-          <w:lang w:val="en-US"/>
-        </w:rPr>
-      </w:pPr>
-      <w:r>
-        <w:rPr>
-          <w:rFonts w:ascii="Courier New" w:hAnsi="Courier New" w:cs="Courier New"/>
-          <w:sz w:val="24"/>
-          <w:szCs w:val="24"/>
-          <w:lang w:val="en-US"/>
-        </w:rPr>
-        <w:t xml:space="preserve">    </w:t>
-      </w:r>
-      <w:proofErr w:type="spellStart"/>
-      <w:r>
-        <w:rPr>
-          <w:rFonts w:ascii="Courier New" w:hAnsi="Courier New" w:cs="Courier New"/>
-          <w:sz w:val="24"/>
-          <w:szCs w:val="24"/>
-          <w:lang w:val="en-US"/>
-        </w:rPr>
-        <w:t>requestID</w:t>
-      </w:r>
-      <w:proofErr w:type="spellEnd"/>
-      <w:r>
-        <w:rPr>
-          <w:rFonts w:ascii="Courier New" w:hAnsi="Courier New" w:cs="Courier New"/>
-          <w:sz w:val="24"/>
-          <w:szCs w:val="24"/>
-          <w:lang w:val="en-US"/>
-        </w:rPr>
-        <w:t xml:space="preserve"> INTEGER NOT NULL,</w:t>
-      </w:r>
-    </w:p>
-    <w:p>
-      <w:pPr>
-        <w:spacing w:after="0" w:line="240" w:lineRule="auto"/>
-        <w:ind w:left="284" w:right="282" w:firstLine="709"/>
-        <w:jc w:val="both"/>
-        <w:rPr>
-          <w:rFonts w:ascii="Courier New" w:hAnsi="Courier New" w:cs="Courier New"/>
-          <w:sz w:val="24"/>
-          <w:szCs w:val="24"/>
-          <w:lang w:val="en-US"/>
-        </w:rPr>
-      </w:pPr>
-      <w:r>
-        <w:rPr>
-          <w:rFonts w:ascii="Courier New" w:hAnsi="Courier New" w:cs="Courier New"/>
-          <w:sz w:val="24"/>
-          <w:szCs w:val="24"/>
-          <w:lang w:val="en-US"/>
-        </w:rPr>
-        <w:t xml:space="preserve">    FOREIGN KEY (</w:t>
-      </w:r>
-      <w:proofErr w:type="spellStart"/>
-      <w:r>
-        <w:rPr>
-          <w:rFonts w:ascii="Courier New" w:hAnsi="Courier New" w:cs="Courier New"/>
-          <w:sz w:val="24"/>
-          <w:szCs w:val="24"/>
-          <w:lang w:val="en-US"/>
-        </w:rPr>
-        <w:t>masterID</w:t>
-      </w:r>
-      <w:proofErr w:type="spellEnd"/>
-      <w:r>
-        <w:rPr>
-          <w:rFonts w:ascii="Courier New" w:hAnsi="Courier New" w:cs="Courier New"/>
-          <w:sz w:val="24"/>
-          <w:szCs w:val="24"/>
-          <w:lang w:val="en-US"/>
-        </w:rPr>
-        <w:t>) REFERENCES Users(</w:t>
-      </w:r>
-      <w:proofErr w:type="spellStart"/>
-      <w:r>
-        <w:rPr>
-          <w:rFonts w:ascii="Courier New" w:hAnsi="Courier New" w:cs="Courier New"/>
-          <w:sz w:val="24"/>
-          <w:szCs w:val="24"/>
-          <w:lang w:val="en-US"/>
-        </w:rPr>
-        <w:t>userID</w:t>
-      </w:r>
-      <w:proofErr w:type="spellEnd"/>
-      <w:r>
-        <w:rPr>
-          <w:rFonts w:ascii="Courier New" w:hAnsi="Courier New" w:cs="Courier New"/>
-          <w:sz w:val="24"/>
-          <w:szCs w:val="24"/>
-          <w:lang w:val="en-US"/>
-        </w:rPr>
-        <w:t>),</w:t>
-      </w:r>
-    </w:p>
-    <w:p>
-      <w:pPr>
-        <w:spacing w:after="0" w:line="240" w:lineRule="auto"/>
-        <w:ind w:left="284" w:right="282" w:firstLine="709"/>
-        <w:jc w:val="both"/>
-        <w:rPr>
-          <w:rFonts w:ascii="Courier New" w:hAnsi="Courier New" w:cs="Courier New"/>
-          <w:sz w:val="24"/>
-          <w:szCs w:val="24"/>
-          <w:lang w:val="en-US"/>
-        </w:rPr>
-      </w:pPr>
-      <w:r>
-        <w:rPr>
-          <w:rFonts w:ascii="Courier New" w:hAnsi="Courier New" w:cs="Courier New"/>
-          <w:sz w:val="24"/>
-          <w:szCs w:val="24"/>
-          <w:lang w:val="en-US"/>
-        </w:rPr>
-        <w:t xml:space="preserve">    FOREIGN KEY (</w:t>
-      </w:r>
-      <w:proofErr w:type="spellStart"/>
-      <w:r>
-        <w:rPr>
-          <w:rFonts w:ascii="Courier New" w:hAnsi="Courier New" w:cs="Courier New"/>
-          <w:sz w:val="24"/>
-          <w:szCs w:val="24"/>
-          <w:lang w:val="en-US"/>
-        </w:rPr>
-        <w:t>requestID</w:t>
-      </w:r>
-      <w:proofErr w:type="spellEnd"/>
-      <w:r>
-        <w:rPr>
-          <w:rFonts w:ascii="Courier New" w:hAnsi="Courier New" w:cs="Courier New"/>
-          <w:sz w:val="24"/>
-          <w:szCs w:val="24"/>
-          <w:lang w:val="en-US"/>
-        </w:rPr>
-        <w:t>) REFERENCES Requests(</w:t>
-      </w:r>
-      <w:proofErr w:type="spellStart"/>
-      <w:r>
-        <w:rPr>
-          <w:rFonts w:ascii="Courier New" w:hAnsi="Courier New" w:cs="Courier New"/>
-          <w:sz w:val="24"/>
-          <w:szCs w:val="24"/>
-          <w:lang w:val="en-US"/>
-        </w:rPr>
-        <w:t>requestID</w:t>
-      </w:r>
-      <w:proofErr w:type="spellEnd"/>
-      <w:r>
-        <w:rPr>
-          <w:rFonts w:ascii="Courier New" w:hAnsi="Courier New" w:cs="Courier New"/>
-          <w:sz w:val="24"/>
-          <w:szCs w:val="24"/>
-          <w:lang w:val="en-US"/>
-        </w:rPr>
-        <w:t>)</w:t>
-      </w:r>
-    </w:p>
-    <w:p>
-      <w:pPr>
-        <w:spacing w:after="0" w:line="240" w:lineRule="auto"/>
-        <w:ind w:left="284" w:right="282" w:firstLine="709"/>
-        <w:jc w:val="both"/>
-        <w:rPr>
-          <w:rFonts w:ascii="Courier New" w:hAnsi="Courier New" w:cs="Courier New"/>
-          <w:sz w:val="24"/>
-          <w:szCs w:val="24"/>
-          <w:lang w:val="en-US"/>
-        </w:rPr>
-      </w:pPr>
-      <w:r>
-        <w:rPr>
-          <w:rFonts w:ascii="Courier New" w:hAnsi="Courier New" w:cs="Courier New"/>
-          <w:sz w:val="24"/>
-          <w:szCs w:val="24"/>
-          <w:lang w:val="en-US"/>
-        </w:rPr>
-        <w:t>);</w:t>
-      </w:r>
+          <w:rFonts w:ascii="Times New Roman" w:hAnsi="Times New Roman" w:cs="Times New Roman"/>
+          <w:b/>
+          <w:bCs/>
+          <w:sz w:val="28"/>
+          <w:szCs w:val="28"/>
+        </w:rPr>
+        <w:t xml:space="preserve">Модуль </w:t>
+      </w:r>
+      <w:r>
+        <w:rPr>
+          <w:rFonts w:ascii="Times New Roman" w:hAnsi="Times New Roman" w:cs="Times New Roman"/>
+          <w:b/>
+          <w:bCs/>
+          <w:sz w:val="28"/>
+          <w:szCs w:val="28"/>
+        </w:rPr>
+        <w:t>3</w:t>
+      </w:r>
+      <w:r>
+        <w:rPr>
+          <w:rFonts w:ascii="Times New Roman" w:hAnsi="Times New Roman" w:cs="Times New Roman"/>
+          <w:b/>
+          <w:bCs/>
+          <w:sz w:val="28"/>
+          <w:szCs w:val="28"/>
+        </w:rPr>
+        <w:t xml:space="preserve">: </w:t>
+      </w:r>
+      <w:r>
+        <w:rPr>
+          <w:rFonts w:ascii="Times New Roman" w:hAnsi="Times New Roman" w:cs="Times New Roman"/>
+          <w:b/>
+          <w:bCs/>
+          <w:sz w:val="28"/>
+          <w:szCs w:val="28"/>
+        </w:rPr>
+        <w:t>Сопровождение и обслуживание программного обеспечения компьютерных систем</w:t>
+      </w:r>
+    </w:p>
+    <w:p>
+      <w:pPr>
+        <w:spacing w:after="0" w:line="240" w:lineRule="auto"/>
+        <w:ind w:left="284" w:right="282" w:firstLine="709"/>
+        <w:jc w:val="both"/>
+        <w:rPr>
+          <w:rFonts w:ascii="Times New Roman" w:hAnsi="Times New Roman" w:cs="Times New Roman"/>
+          <w:sz w:val="28"/>
+          <w:szCs w:val="28"/>
+        </w:rPr>
+      </w:pPr>
+    </w:p>
+    <w:p>
+      <w:pPr>
+        <w:spacing w:after="0" w:line="240" w:lineRule="auto"/>
+        <w:ind w:left="284" w:right="282" w:firstLine="709"/>
+        <w:jc w:val="both"/>
+        <w:rPr>
+          <w:rFonts w:ascii="Times New Roman" w:hAnsi="Times New Roman" w:cs="Times New Roman"/>
+          <w:sz w:val="28"/>
+          <w:szCs w:val="28"/>
+        </w:rPr>
+      </w:pPr>
+      <w:r>
+        <w:rPr>
+          <w:rFonts w:ascii="Times New Roman" w:hAnsi="Times New Roman" w:cs="Times New Roman"/>
+          <w:sz w:val="28"/>
+          <w:szCs w:val="28"/>
+        </w:rPr>
+        <w:t>П</w:t>
+      </w:r>
+    </w:p>
+    <w:p>
+      <w:pPr>
+        <w:spacing w:after="0" w:line="240" w:lineRule="auto"/>
+        <w:ind w:left="284" w:right="282" w:firstLine="709"/>
+        <w:jc w:val="both"/>
+        <w:rPr>
+          <w:rFonts w:ascii="Times New Roman" w:hAnsi="Times New Roman" w:cs="Times New Roman"/>
+          <w:sz w:val="28"/>
+          <w:szCs w:val="28"/>
+          <w:lang w:val="en-US"/>
+        </w:rPr>
+      </w:pPr>
+    </w:p>
+    <w:p>
+      <w:pPr>
+        <w:spacing w:after="0" w:line="240" w:lineRule="auto"/>
+        <w:ind w:left="284" w:right="282" w:firstLine="709"/>
+        <w:jc w:val="both"/>
+        <w:rPr>
+          <w:rFonts w:ascii="Times New Roman" w:hAnsi="Times New Roman" w:cs="Times New Roman"/>
+          <w:sz w:val="28"/>
+          <w:szCs w:val="28"/>
+          <w:lang w:val="en-US"/>
+        </w:rPr>
+      </w:pPr>
     </w:p>
     <w:p>
       <w:pPr>
@@ -5212,4 +7428,16 @@
     </a:ext>
   </a:extLst>
 </a:theme>
+</file>
+
+<file path=customXml/item1.xml><?xml version="1.0" encoding="utf-8"?>
+<b:Sources xmlns:b="http://schemas.openxmlformats.org/officeDocument/2006/bibliography" xmlns="http://schemas.openxmlformats.org/officeDocument/2006/bibliography" SelectedStyle="\APASixthEditionOfficeOnline.xsl" StyleName="APA" Version="6"/>
+</file>
+
+<file path=customXml/itemProps1.xml><?xml version="1.0" encoding="utf-8"?>
+<ds:datastoreItem xmlns:ds="http://schemas.openxmlformats.org/officeDocument/2006/customXml" ds:itemID="{8B904AFB-A9D2-4062-96E2-1E80181EC9B3}">
+  <ds:schemaRefs>
+    <ds:schemaRef ds:uri="http://schemas.openxmlformats.org/officeDocument/2006/bibliography"/>
+  </ds:schemaRefs>
+</ds:datastoreItem>
 </file>
--- a/285_Машковцев СА_УП/Демоэкзамен/Демоэкзамен.docx
+++ b/285_Машковцев СА_УП/Демоэкзамен/Демоэкзамен.docx
@@ -473,7 +473,7 @@
                     </pic:cNvPicPr>
                   </pic:nvPicPr>
                   <pic:blipFill>
-                    <a:blip r:embed="rId5">
+                    <a:blip r:embed="rId6">
                       <a:extLst>
                         <a:ext uri="{28A0092B-C50C-407E-A947-70E740481C1C}">
                           <a14:useLocalDpi xmlns:a14="http://schemas.microsoft.com/office/drawing/2010/main" val="0"/>
@@ -632,7 +632,7 @@
                     </pic:cNvPicPr>
                   </pic:nvPicPr>
                   <pic:blipFill>
-                    <a:blip r:embed="rId6">
+                    <a:blip r:embed="rId7">
                       <a:extLst>
                         <a:ext uri="{28A0092B-C50C-407E-A947-70E740481C1C}">
                           <a14:useLocalDpi xmlns:a14="http://schemas.microsoft.com/office/drawing/2010/main" val="0"/>
@@ -908,25 +908,14 @@
         </w:rPr>
         <w:t xml:space="preserve">– </w:t>
       </w:r>
-      <w:proofErr w:type="spellStart"/>
-      <w:r>
-        <w:rPr>
-          <w:rFonts w:ascii="Times New Roman" w:hAnsi="Times New Roman" w:cs="Times New Roman"/>
-          <w:sz w:val="28"/>
-          <w:szCs w:val="28"/>
-          <w:lang w:val="en-US"/>
-        </w:rPr>
-        <w:t>roleID</w:t>
-      </w:r>
-      <w:proofErr w:type="spellEnd"/>
-      <w:r>
-        <w:rPr>
-          <w:rFonts w:ascii="Times New Roman" w:hAnsi="Times New Roman" w:cs="Times New Roman"/>
-          <w:sz w:val="28"/>
-          <w:szCs w:val="28"/>
-          <w:lang w:val="en-US"/>
-        </w:rPr>
-        <w:t xml:space="preserve"> (PK)</w:t>
+      <w:r>
+        <w:rPr>
+          <w:rFonts w:ascii="Times New Roman" w:hAnsi="Times New Roman" w:cs="Times New Roman"/>
+          <w:sz w:val="28"/>
+          <w:szCs w:val="28"/>
+          <w:lang w:val="en-US"/>
+        </w:rPr>
+        <w:t>roleID (PK)</w:t>
       </w:r>
       <w:r>
         <w:rPr>
@@ -959,7 +948,6 @@
         </w:rPr>
         <w:t xml:space="preserve">– </w:t>
       </w:r>
-      <w:proofErr w:type="spellStart"/>
       <w:r>
         <w:rPr>
           <w:rFonts w:ascii="Times New Roman" w:hAnsi="Times New Roman" w:cs="Times New Roman"/>
@@ -969,7 +957,6 @@
         </w:rPr>
         <w:t>roleName</w:t>
       </w:r>
-      <w:proofErr w:type="spellEnd"/>
       <w:r>
         <w:rPr>
           <w:rFonts w:ascii="Times New Roman" w:hAnsi="Times New Roman" w:cs="Times New Roman"/>
@@ -1066,25 +1053,14 @@
         </w:rPr>
         <w:t xml:space="preserve">– </w:t>
       </w:r>
-      <w:proofErr w:type="spellStart"/>
-      <w:r>
-        <w:rPr>
-          <w:rFonts w:ascii="Times New Roman" w:hAnsi="Times New Roman" w:cs="Times New Roman"/>
-          <w:sz w:val="28"/>
-          <w:szCs w:val="28"/>
-          <w:lang w:val="en-US"/>
-        </w:rPr>
-        <w:t>statusID</w:t>
-      </w:r>
-      <w:proofErr w:type="spellEnd"/>
-      <w:r>
-        <w:rPr>
-          <w:rFonts w:ascii="Times New Roman" w:hAnsi="Times New Roman" w:cs="Times New Roman"/>
-          <w:sz w:val="28"/>
-          <w:szCs w:val="28"/>
-          <w:lang w:val="en-US"/>
-        </w:rPr>
-        <w:t xml:space="preserve"> (PK)</w:t>
+      <w:r>
+        <w:rPr>
+          <w:rFonts w:ascii="Times New Roman" w:hAnsi="Times New Roman" w:cs="Times New Roman"/>
+          <w:sz w:val="28"/>
+          <w:szCs w:val="28"/>
+          <w:lang w:val="en-US"/>
+        </w:rPr>
+        <w:t>statusID (PK)</w:t>
       </w:r>
       <w:r>
         <w:rPr>
@@ -1117,7 +1093,6 @@
         </w:rPr>
         <w:t xml:space="preserve">– </w:t>
       </w:r>
-      <w:proofErr w:type="spellStart"/>
       <w:r>
         <w:rPr>
           <w:rFonts w:ascii="Times New Roman" w:hAnsi="Times New Roman" w:cs="Times New Roman"/>
@@ -1127,7 +1102,6 @@
         </w:rPr>
         <w:t>statusName</w:t>
       </w:r>
-      <w:proofErr w:type="spellEnd"/>
       <w:r>
         <w:rPr>
           <w:rFonts w:ascii="Times New Roman" w:hAnsi="Times New Roman" w:cs="Times New Roman"/>
@@ -1227,7 +1201,6 @@
         </w:rPr>
         <w:t xml:space="preserve">– </w:t>
       </w:r>
-      <w:proofErr w:type="spellStart"/>
       <w:r>
         <w:rPr>
           <w:rFonts w:ascii="Times New Roman" w:hAnsi="Times New Roman" w:cs="Times New Roman"/>
@@ -1237,7 +1210,6 @@
         </w:rPr>
         <w:t>userID</w:t>
       </w:r>
-      <w:proofErr w:type="spellEnd"/>
       <w:r>
         <w:rPr>
           <w:rFonts w:ascii="Times New Roman" w:hAnsi="Times New Roman" w:cs="Times New Roman"/>
@@ -1291,7 +1263,6 @@
         </w:rPr>
         <w:t xml:space="preserve">– </w:t>
       </w:r>
-      <w:proofErr w:type="spellStart"/>
       <w:r>
         <w:rPr>
           <w:rFonts w:ascii="Times New Roman" w:hAnsi="Times New Roman" w:cs="Times New Roman"/>
@@ -1301,7 +1272,6 @@
         </w:rPr>
         <w:t>fio</w:t>
       </w:r>
-      <w:proofErr w:type="spellEnd"/>
       <w:r>
         <w:rPr>
           <w:rFonts w:ascii="Times New Roman" w:hAnsi="Times New Roman" w:cs="Times New Roman"/>
@@ -1452,25 +1422,14 @@
         </w:rPr>
         <w:t xml:space="preserve">– </w:t>
       </w:r>
-      <w:proofErr w:type="spellStart"/>
-      <w:r>
-        <w:rPr>
-          <w:rFonts w:ascii="Times New Roman" w:hAnsi="Times New Roman" w:cs="Times New Roman"/>
-          <w:sz w:val="28"/>
-          <w:szCs w:val="28"/>
-          <w:lang w:val="en-US"/>
-        </w:rPr>
-        <w:t>roleID</w:t>
-      </w:r>
-      <w:proofErr w:type="spellEnd"/>
-      <w:r>
-        <w:rPr>
-          <w:rFonts w:ascii="Times New Roman" w:hAnsi="Times New Roman" w:cs="Times New Roman"/>
-          <w:sz w:val="28"/>
-          <w:szCs w:val="28"/>
-          <w:lang w:val="en-US"/>
-        </w:rPr>
-        <w:t xml:space="preserve"> (FK)</w:t>
+      <w:r>
+        <w:rPr>
+          <w:rFonts w:ascii="Times New Roman" w:hAnsi="Times New Roman" w:cs="Times New Roman"/>
+          <w:sz w:val="28"/>
+          <w:szCs w:val="28"/>
+          <w:lang w:val="en-US"/>
+        </w:rPr>
+        <w:t>roleID (FK)</w:t>
       </w:r>
       <w:r>
         <w:rPr>
@@ -1568,25 +1527,14 @@
         </w:rPr>
         <w:t xml:space="preserve">– </w:t>
       </w:r>
-      <w:proofErr w:type="spellStart"/>
-      <w:r>
-        <w:rPr>
-          <w:rFonts w:ascii="Times New Roman" w:hAnsi="Times New Roman" w:cs="Times New Roman"/>
-          <w:sz w:val="28"/>
-          <w:szCs w:val="28"/>
-          <w:lang w:val="en-US"/>
-        </w:rPr>
-        <w:t>requestID</w:t>
-      </w:r>
-      <w:proofErr w:type="spellEnd"/>
-      <w:r>
-        <w:rPr>
-          <w:rFonts w:ascii="Times New Roman" w:hAnsi="Times New Roman" w:cs="Times New Roman"/>
-          <w:sz w:val="28"/>
-          <w:szCs w:val="28"/>
-          <w:lang w:val="en-US"/>
-        </w:rPr>
-        <w:t xml:space="preserve"> (PK)</w:t>
+      <w:r>
+        <w:rPr>
+          <w:rFonts w:ascii="Times New Roman" w:hAnsi="Times New Roman" w:cs="Times New Roman"/>
+          <w:sz w:val="28"/>
+          <w:szCs w:val="28"/>
+          <w:lang w:val="en-US"/>
+        </w:rPr>
+        <w:t>requestID (PK)</w:t>
       </w:r>
       <w:r>
         <w:rPr>
@@ -1619,7 +1567,6 @@
         </w:rPr>
         <w:t xml:space="preserve">– </w:t>
       </w:r>
-      <w:proofErr w:type="spellStart"/>
       <w:r>
         <w:rPr>
           <w:rFonts w:ascii="Times New Roman" w:hAnsi="Times New Roman" w:cs="Times New Roman"/>
@@ -1629,7 +1576,6 @@
         </w:rPr>
         <w:t>startDate</w:t>
       </w:r>
-      <w:proofErr w:type="spellEnd"/>
       <w:r>
         <w:rPr>
           <w:rFonts w:ascii="Times New Roman" w:hAnsi="Times New Roman" w:cs="Times New Roman"/>
@@ -1661,7 +1607,6 @@
         </w:rPr>
         <w:t xml:space="preserve">– </w:t>
       </w:r>
-      <w:proofErr w:type="spellStart"/>
       <w:r>
         <w:rPr>
           <w:rFonts w:ascii="Times New Roman" w:hAnsi="Times New Roman" w:cs="Times New Roman"/>
@@ -1671,7 +1616,6 @@
         </w:rPr>
         <w:t>climateTechType</w:t>
       </w:r>
-      <w:proofErr w:type="spellEnd"/>
       <w:r>
         <w:rPr>
           <w:rFonts w:ascii="Times New Roman" w:hAnsi="Times New Roman" w:cs="Times New Roman"/>
@@ -1703,7 +1647,6 @@
         </w:rPr>
         <w:t xml:space="preserve">– </w:t>
       </w:r>
-      <w:proofErr w:type="spellStart"/>
       <w:r>
         <w:rPr>
           <w:rFonts w:ascii="Times New Roman" w:hAnsi="Times New Roman" w:cs="Times New Roman"/>
@@ -1713,7 +1656,6 @@
         </w:rPr>
         <w:t>climateTechModel</w:t>
       </w:r>
-      <w:proofErr w:type="spellEnd"/>
       <w:r>
         <w:rPr>
           <w:rFonts w:ascii="Times New Roman" w:hAnsi="Times New Roman" w:cs="Times New Roman"/>
@@ -1745,7 +1687,6 @@
         </w:rPr>
         <w:t xml:space="preserve">– </w:t>
       </w:r>
-      <w:proofErr w:type="spellStart"/>
       <w:r>
         <w:rPr>
           <w:rFonts w:ascii="Times New Roman" w:hAnsi="Times New Roman" w:cs="Times New Roman"/>
@@ -1755,7 +1696,6 @@
         </w:rPr>
         <w:t>problemDescription</w:t>
       </w:r>
-      <w:proofErr w:type="spellEnd"/>
       <w:r>
         <w:rPr>
           <w:rFonts w:ascii="Times New Roman" w:hAnsi="Times New Roman" w:cs="Times New Roman"/>
@@ -1787,25 +1727,14 @@
         </w:rPr>
         <w:t xml:space="preserve">– </w:t>
       </w:r>
-      <w:proofErr w:type="spellStart"/>
-      <w:r>
-        <w:rPr>
-          <w:rFonts w:ascii="Times New Roman" w:hAnsi="Times New Roman" w:cs="Times New Roman"/>
-          <w:sz w:val="28"/>
-          <w:szCs w:val="28"/>
-          <w:lang w:val="en-US"/>
-        </w:rPr>
-        <w:t>statusID</w:t>
-      </w:r>
-      <w:proofErr w:type="spellEnd"/>
-      <w:r>
-        <w:rPr>
-          <w:rFonts w:ascii="Times New Roman" w:hAnsi="Times New Roman" w:cs="Times New Roman"/>
-          <w:sz w:val="28"/>
-          <w:szCs w:val="28"/>
-          <w:lang w:val="en-US"/>
-        </w:rPr>
-        <w:t xml:space="preserve"> (FK)</w:t>
+      <w:r>
+        <w:rPr>
+          <w:rFonts w:ascii="Times New Roman" w:hAnsi="Times New Roman" w:cs="Times New Roman"/>
+          <w:sz w:val="28"/>
+          <w:szCs w:val="28"/>
+          <w:lang w:val="en-US"/>
+        </w:rPr>
+        <w:t>statusID (FK)</w:t>
       </w:r>
       <w:r>
         <w:rPr>
@@ -1838,7 +1767,6 @@
         </w:rPr>
         <w:t xml:space="preserve">– </w:t>
       </w:r>
-      <w:proofErr w:type="spellStart"/>
       <w:r>
         <w:rPr>
           <w:rFonts w:ascii="Times New Roman" w:hAnsi="Times New Roman" w:cs="Times New Roman"/>
@@ -1848,7 +1776,6 @@
         </w:rPr>
         <w:t>completionDate</w:t>
       </w:r>
-      <w:proofErr w:type="spellEnd"/>
       <w:r>
         <w:rPr>
           <w:rFonts w:ascii="Times New Roman" w:hAnsi="Times New Roman" w:cs="Times New Roman"/>
@@ -1880,7 +1807,6 @@
         </w:rPr>
         <w:t xml:space="preserve">– </w:t>
       </w:r>
-      <w:proofErr w:type="spellStart"/>
       <w:r>
         <w:rPr>
           <w:rFonts w:ascii="Times New Roman" w:hAnsi="Times New Roman" w:cs="Times New Roman"/>
@@ -1890,7 +1816,6 @@
         </w:rPr>
         <w:t>repairParts</w:t>
       </w:r>
-      <w:proofErr w:type="spellEnd"/>
       <w:r>
         <w:rPr>
           <w:rFonts w:ascii="Times New Roman" w:hAnsi="Times New Roman" w:cs="Times New Roman"/>
@@ -1922,25 +1847,14 @@
         </w:rPr>
         <w:t xml:space="preserve">– </w:t>
       </w:r>
-      <w:proofErr w:type="spellStart"/>
-      <w:r>
-        <w:rPr>
-          <w:rFonts w:ascii="Times New Roman" w:hAnsi="Times New Roman" w:cs="Times New Roman"/>
-          <w:sz w:val="28"/>
-          <w:szCs w:val="28"/>
-          <w:lang w:val="en-US"/>
-        </w:rPr>
-        <w:t>masterID</w:t>
-      </w:r>
-      <w:proofErr w:type="spellEnd"/>
-      <w:r>
-        <w:rPr>
-          <w:rFonts w:ascii="Times New Roman" w:hAnsi="Times New Roman" w:cs="Times New Roman"/>
-          <w:sz w:val="28"/>
-          <w:szCs w:val="28"/>
-          <w:lang w:val="en-US"/>
-        </w:rPr>
-        <w:t xml:space="preserve"> (FK)</w:t>
+      <w:r>
+        <w:rPr>
+          <w:rFonts w:ascii="Times New Roman" w:hAnsi="Times New Roman" w:cs="Times New Roman"/>
+          <w:sz w:val="28"/>
+          <w:szCs w:val="28"/>
+          <w:lang w:val="en-US"/>
+        </w:rPr>
+        <w:t>masterID (FK)</w:t>
       </w:r>
       <w:r>
         <w:rPr>
@@ -1973,25 +1887,14 @@
         </w:rPr>
         <w:t xml:space="preserve">– </w:t>
       </w:r>
-      <w:proofErr w:type="spellStart"/>
-      <w:r>
-        <w:rPr>
-          <w:rFonts w:ascii="Times New Roman" w:hAnsi="Times New Roman" w:cs="Times New Roman"/>
-          <w:sz w:val="28"/>
-          <w:szCs w:val="28"/>
-          <w:lang w:val="en-US"/>
-        </w:rPr>
-        <w:t>clientID</w:t>
-      </w:r>
-      <w:proofErr w:type="spellEnd"/>
-      <w:r>
-        <w:rPr>
-          <w:rFonts w:ascii="Times New Roman" w:hAnsi="Times New Roman" w:cs="Times New Roman"/>
-          <w:sz w:val="28"/>
-          <w:szCs w:val="28"/>
-          <w:lang w:val="en-US"/>
-        </w:rPr>
-        <w:t xml:space="preserve"> (FK)</w:t>
+      <w:r>
+        <w:rPr>
+          <w:rFonts w:ascii="Times New Roman" w:hAnsi="Times New Roman" w:cs="Times New Roman"/>
+          <w:sz w:val="28"/>
+          <w:szCs w:val="28"/>
+          <w:lang w:val="en-US"/>
+        </w:rPr>
+        <w:t>clientID (FK)</w:t>
       </w:r>
       <w:r>
         <w:rPr>
@@ -2089,25 +1992,14 @@
         </w:rPr>
         <w:t xml:space="preserve">– </w:t>
       </w:r>
-      <w:proofErr w:type="spellStart"/>
-      <w:r>
-        <w:rPr>
-          <w:rFonts w:ascii="Times New Roman" w:hAnsi="Times New Roman" w:cs="Times New Roman"/>
-          <w:sz w:val="28"/>
-          <w:szCs w:val="28"/>
-          <w:lang w:val="en-US"/>
-        </w:rPr>
-        <w:t>commentID</w:t>
-      </w:r>
-      <w:proofErr w:type="spellEnd"/>
-      <w:r>
-        <w:rPr>
-          <w:rFonts w:ascii="Times New Roman" w:hAnsi="Times New Roman" w:cs="Times New Roman"/>
-          <w:sz w:val="28"/>
-          <w:szCs w:val="28"/>
-          <w:lang w:val="en-US"/>
-        </w:rPr>
-        <w:t xml:space="preserve"> (PK)</w:t>
+      <w:r>
+        <w:rPr>
+          <w:rFonts w:ascii="Times New Roman" w:hAnsi="Times New Roman" w:cs="Times New Roman"/>
+          <w:sz w:val="28"/>
+          <w:szCs w:val="28"/>
+          <w:lang w:val="en-US"/>
+        </w:rPr>
+        <w:t>commentID (PK)</w:t>
       </w:r>
       <w:r>
         <w:rPr>
@@ -2180,25 +2072,14 @@
         </w:rPr>
         <w:t xml:space="preserve">– </w:t>
       </w:r>
-      <w:proofErr w:type="spellStart"/>
-      <w:r>
-        <w:rPr>
-          <w:rFonts w:ascii="Times New Roman" w:hAnsi="Times New Roman" w:cs="Times New Roman"/>
-          <w:sz w:val="28"/>
-          <w:szCs w:val="28"/>
-          <w:lang w:val="en-US"/>
-        </w:rPr>
-        <w:t>masterID</w:t>
-      </w:r>
-      <w:proofErr w:type="spellEnd"/>
-      <w:r>
-        <w:rPr>
-          <w:rFonts w:ascii="Times New Roman" w:hAnsi="Times New Roman" w:cs="Times New Roman"/>
-          <w:sz w:val="28"/>
-          <w:szCs w:val="28"/>
-          <w:lang w:val="en-US"/>
-        </w:rPr>
-        <w:t xml:space="preserve"> (FK)</w:t>
+      <w:r>
+        <w:rPr>
+          <w:rFonts w:ascii="Times New Roman" w:hAnsi="Times New Roman" w:cs="Times New Roman"/>
+          <w:sz w:val="28"/>
+          <w:szCs w:val="28"/>
+          <w:lang w:val="en-US"/>
+        </w:rPr>
+        <w:t>masterID (FK)</w:t>
       </w:r>
       <w:r>
         <w:rPr>
@@ -2231,25 +2112,14 @@
         </w:rPr>
         <w:t xml:space="preserve">– </w:t>
       </w:r>
-      <w:proofErr w:type="spellStart"/>
-      <w:r>
-        <w:rPr>
-          <w:rFonts w:ascii="Times New Roman" w:hAnsi="Times New Roman" w:cs="Times New Roman"/>
-          <w:sz w:val="28"/>
-          <w:szCs w:val="28"/>
-          <w:lang w:val="en-US"/>
-        </w:rPr>
-        <w:t>requestID</w:t>
-      </w:r>
-      <w:proofErr w:type="spellEnd"/>
-      <w:r>
-        <w:rPr>
-          <w:rFonts w:ascii="Times New Roman" w:hAnsi="Times New Roman" w:cs="Times New Roman"/>
-          <w:sz w:val="28"/>
-          <w:szCs w:val="28"/>
-          <w:lang w:val="en-US"/>
-        </w:rPr>
-        <w:t xml:space="preserve"> (FK)</w:t>
+      <w:r>
+        <w:rPr>
+          <w:rFonts w:ascii="Times New Roman" w:hAnsi="Times New Roman" w:cs="Times New Roman"/>
+          <w:sz w:val="28"/>
+          <w:szCs w:val="28"/>
+          <w:lang w:val="en-US"/>
+        </w:rPr>
+        <w:t>requestID (FK)</w:t>
       </w:r>
       <w:r>
         <w:rPr>
@@ -2402,15 +2272,7 @@
           <w:sz w:val="28"/>
           <w:szCs w:val="28"/>
         </w:rPr>
-        <w:t xml:space="preserve">статусы и заявки </w:t>
-      </w:r>
-      <w:r>
-        <w:rPr>
-          <w:rFonts w:ascii="Times New Roman" w:hAnsi="Times New Roman" w:cs="Times New Roman"/>
-          <w:sz w:val="28"/>
-          <w:szCs w:val="28"/>
-        </w:rPr>
-        <w:t>(один ко многим)</w:t>
+        <w:t>статусы и заявки (один ко многим)</w:t>
       </w:r>
       <w:r>
         <w:rPr>
@@ -2462,15 +2324,7 @@
           <w:sz w:val="28"/>
           <w:szCs w:val="28"/>
         </w:rPr>
-        <w:t xml:space="preserve">пользователи и мастера </w:t>
-      </w:r>
-      <w:r>
-        <w:rPr>
-          <w:rFonts w:ascii="Times New Roman" w:hAnsi="Times New Roman" w:cs="Times New Roman"/>
-          <w:sz w:val="28"/>
-          <w:szCs w:val="28"/>
-        </w:rPr>
-        <w:t>(один ко многим)</w:t>
+        <w:t>пользователи и мастера (один ко многим)</w:t>
       </w:r>
       <w:r>
         <w:rPr>
@@ -2522,15 +2376,7 @@
           <w:sz w:val="28"/>
           <w:szCs w:val="28"/>
         </w:rPr>
-        <w:t xml:space="preserve">пользователи и клиенты </w:t>
-      </w:r>
-      <w:r>
-        <w:rPr>
-          <w:rFonts w:ascii="Times New Roman" w:hAnsi="Times New Roman" w:cs="Times New Roman"/>
-          <w:sz w:val="28"/>
-          <w:szCs w:val="28"/>
-        </w:rPr>
-        <w:t>(один ко многим)</w:t>
+        <w:t>пользователи и клиенты (один ко многим)</w:t>
       </w:r>
       <w:r>
         <w:rPr>
@@ -2582,15 +2428,7 @@
           <w:sz w:val="28"/>
           <w:szCs w:val="28"/>
         </w:rPr>
-        <w:t xml:space="preserve">заявки и комментарии </w:t>
-      </w:r>
-      <w:r>
-        <w:rPr>
-          <w:rFonts w:ascii="Times New Roman" w:hAnsi="Times New Roman" w:cs="Times New Roman"/>
-          <w:sz w:val="28"/>
-          <w:szCs w:val="28"/>
-        </w:rPr>
-        <w:t>(один ко многим)</w:t>
+        <w:t>заявки и комментарии (один ко многим)</w:t>
       </w:r>
       <w:r>
         <w:rPr>
@@ -2623,15 +2461,13 @@
           <w:rFonts w:ascii="Times New Roman" w:hAnsi="Times New Roman" w:cs="Times New Roman"/>
           <w:sz w:val="28"/>
           <w:szCs w:val="28"/>
-          <w:lang w:val="en-US"/>
-        </w:rPr>
-      </w:pPr>
-      <w:r>
-        <w:rPr>
-          <w:rFonts w:ascii="Times New Roman" w:hAnsi="Times New Roman" w:cs="Times New Roman"/>
-          <w:sz w:val="28"/>
-          <w:szCs w:val="28"/>
-          <w:lang w:val="en-US"/>
+        </w:rPr>
+      </w:pPr>
+      <w:r>
+        <w:rPr>
+          <w:rFonts w:ascii="Times New Roman" w:hAnsi="Times New Roman" w:cs="Times New Roman"/>
+          <w:sz w:val="28"/>
+          <w:szCs w:val="28"/>
         </w:rPr>
         <w:br w:type="page"/>
       </w:r>
@@ -2645,7 +2481,6 @@
           <w:rFonts w:ascii="Times New Roman" w:hAnsi="Times New Roman" w:cs="Times New Roman"/>
           <w:sz w:val="28"/>
           <w:szCs w:val="28"/>
-          <w:lang w:val="en-US"/>
         </w:rPr>
       </w:pPr>
     </w:p>
@@ -2740,7 +2575,7 @@
                     </pic:cNvPicPr>
                   </pic:nvPicPr>
                   <pic:blipFill>
-                    <a:blip r:embed="rId7">
+                    <a:blip r:embed="rId8">
                       <a:extLst>
                         <a:ext uri="{28A0092B-C50C-407E-A947-70E740481C1C}">
                           <a14:useLocalDpi xmlns:a14="http://schemas.microsoft.com/office/drawing/2010/main" val="0"/>
@@ -2816,7 +2651,6 @@
           <w:rFonts w:ascii="Times New Roman" w:hAnsi="Times New Roman" w:cs="Times New Roman"/>
           <w:sz w:val="28"/>
           <w:szCs w:val="28"/>
-          <w:lang w:val="en-US"/>
         </w:rPr>
         <w:t>-</w:t>
       </w:r>
@@ -2876,6 +2710,7 @@
           <w:rFonts w:ascii="Courier New" w:hAnsi="Courier New" w:cs="Courier New"/>
           <w:sz w:val="24"/>
           <w:szCs w:val="24"/>
+          <w:lang w:val="en-US"/>
         </w:rPr>
       </w:pPr>
       <w:r>
@@ -2892,6 +2727,7 @@
           <w:rFonts w:ascii="Courier New" w:hAnsi="Courier New" w:cs="Courier New"/>
           <w:sz w:val="24"/>
           <w:szCs w:val="24"/>
+          <w:lang w:val="en-US"/>
         </w:rPr>
         <w:t xml:space="preserve"> </w:t>
       </w:r>
@@ -2909,6 +2745,7 @@
           <w:rFonts w:ascii="Courier New" w:hAnsi="Courier New" w:cs="Courier New"/>
           <w:sz w:val="24"/>
           <w:szCs w:val="24"/>
+          <w:lang w:val="en-US"/>
         </w:rPr>
         <w:t xml:space="preserve"> </w:t>
       </w:r>
@@ -2926,6 +2763,7 @@
           <w:rFonts w:ascii="Courier New" w:hAnsi="Courier New" w:cs="Courier New"/>
           <w:sz w:val="24"/>
           <w:szCs w:val="24"/>
+          <w:lang w:val="en-US"/>
         </w:rPr>
         <w:t xml:space="preserve"> (</w:t>
       </w:r>
@@ -2953,28 +2791,18 @@
           <w:rFonts w:ascii="Courier New" w:hAnsi="Courier New" w:cs="Courier New"/>
           <w:sz w:val="24"/>
           <w:szCs w:val="24"/>
+          <w:lang w:val="en-US"/>
         </w:rPr>
         <w:t xml:space="preserve">    </w:t>
       </w:r>
-      <w:proofErr w:type="spellStart"/>
-      <w:r>
-        <w:rPr>
-          <w:rFonts w:ascii="Courier New" w:hAnsi="Courier New" w:cs="Courier New"/>
-          <w:sz w:val="24"/>
-          <w:szCs w:val="24"/>
-          <w:lang w:val="en-US"/>
-        </w:rPr>
-        <w:t>roleID</w:t>
-      </w:r>
-      <w:proofErr w:type="spellEnd"/>
-      <w:r>
-        <w:rPr>
-          <w:rFonts w:ascii="Courier New" w:hAnsi="Courier New" w:cs="Courier New"/>
-          <w:sz w:val="24"/>
-          <w:szCs w:val="24"/>
-          <w:lang w:val="en-US"/>
-        </w:rPr>
-        <w:t xml:space="preserve"> </w:t>
+      <w:r>
+        <w:rPr>
+          <w:rFonts w:ascii="Courier New" w:hAnsi="Courier New" w:cs="Courier New"/>
+          <w:sz w:val="24"/>
+          <w:szCs w:val="24"/>
+          <w:lang w:val="en-US"/>
+        </w:rPr>
+        <w:t xml:space="preserve">roleID </w:t>
       </w:r>
       <w:r>
         <w:rPr>
@@ -3020,47 +2848,7 @@
           <w:szCs w:val="24"/>
           <w:lang w:val="en-US"/>
         </w:rPr>
-        <w:t xml:space="preserve">    </w:t>
-      </w:r>
-      <w:proofErr w:type="spellStart"/>
-      <w:r>
-        <w:rPr>
-          <w:rFonts w:ascii="Courier New" w:hAnsi="Courier New" w:cs="Courier New"/>
-          <w:sz w:val="24"/>
-          <w:szCs w:val="24"/>
-          <w:lang w:val="en-US"/>
-        </w:rPr>
-        <w:t>roleName</w:t>
-      </w:r>
-      <w:proofErr w:type="spellEnd"/>
-      <w:r>
-        <w:rPr>
-          <w:rFonts w:ascii="Courier New" w:hAnsi="Courier New" w:cs="Courier New"/>
-          <w:sz w:val="24"/>
-          <w:szCs w:val="24"/>
-          <w:lang w:val="en-US"/>
-        </w:rPr>
-        <w:t xml:space="preserve"> </w:t>
-      </w:r>
-      <w:proofErr w:type="gramStart"/>
-      <w:r>
-        <w:rPr>
-          <w:rFonts w:ascii="Courier New" w:hAnsi="Courier New" w:cs="Courier New"/>
-          <w:sz w:val="24"/>
-          <w:szCs w:val="24"/>
-          <w:lang w:val="en-US"/>
-        </w:rPr>
-        <w:t>VARCHAR(</w:t>
-      </w:r>
-      <w:proofErr w:type="gramEnd"/>
-      <w:r>
-        <w:rPr>
-          <w:rFonts w:ascii="Courier New" w:hAnsi="Courier New" w:cs="Courier New"/>
-          <w:sz w:val="24"/>
-          <w:szCs w:val="24"/>
-          <w:lang w:val="en-US"/>
-        </w:rPr>
-        <w:t>50) NOT NULL</w:t>
+        <w:t xml:space="preserve">    roleName VARCHAR(50) NOT NULL</w:t>
       </w:r>
     </w:p>
     <w:p>
@@ -3163,27 +2951,7 @@
           <w:szCs w:val="24"/>
           <w:lang w:val="en-US"/>
         </w:rPr>
-        <w:t xml:space="preserve">    </w:t>
-      </w:r>
-      <w:proofErr w:type="spellStart"/>
-      <w:r>
-        <w:rPr>
-          <w:rFonts w:ascii="Courier New" w:hAnsi="Courier New" w:cs="Courier New"/>
-          <w:sz w:val="24"/>
-          <w:szCs w:val="24"/>
-          <w:lang w:val="en-US"/>
-        </w:rPr>
-        <w:t>statusID</w:t>
-      </w:r>
-      <w:proofErr w:type="spellEnd"/>
-      <w:r>
-        <w:rPr>
-          <w:rFonts w:ascii="Courier New" w:hAnsi="Courier New" w:cs="Courier New"/>
-          <w:sz w:val="24"/>
-          <w:szCs w:val="24"/>
-          <w:lang w:val="en-US"/>
-        </w:rPr>
-        <w:t xml:space="preserve"> </w:t>
+        <w:t xml:space="preserve">    statusID </w:t>
       </w:r>
       <w:r>
         <w:rPr>
@@ -3238,47 +3006,7 @@
           <w:szCs w:val="24"/>
           <w:lang w:val="en-US"/>
         </w:rPr>
-        <w:t xml:space="preserve">    </w:t>
-      </w:r>
-      <w:proofErr w:type="spellStart"/>
-      <w:r>
-        <w:rPr>
-          <w:rFonts w:ascii="Courier New" w:hAnsi="Courier New" w:cs="Courier New"/>
-          <w:sz w:val="24"/>
-          <w:szCs w:val="24"/>
-          <w:lang w:val="en-US"/>
-        </w:rPr>
-        <w:t>statusName</w:t>
-      </w:r>
-      <w:proofErr w:type="spellEnd"/>
-      <w:r>
-        <w:rPr>
-          <w:rFonts w:ascii="Courier New" w:hAnsi="Courier New" w:cs="Courier New"/>
-          <w:sz w:val="24"/>
-          <w:szCs w:val="24"/>
-          <w:lang w:val="en-US"/>
-        </w:rPr>
-        <w:t xml:space="preserve"> </w:t>
-      </w:r>
-      <w:proofErr w:type="gramStart"/>
-      <w:r>
-        <w:rPr>
-          <w:rFonts w:ascii="Courier New" w:hAnsi="Courier New" w:cs="Courier New"/>
-          <w:sz w:val="24"/>
-          <w:szCs w:val="24"/>
-          <w:lang w:val="en-US"/>
-        </w:rPr>
-        <w:t>VARCHAR(</w:t>
-      </w:r>
-      <w:proofErr w:type="gramEnd"/>
-      <w:r>
-        <w:rPr>
-          <w:rFonts w:ascii="Courier New" w:hAnsi="Courier New" w:cs="Courier New"/>
-          <w:sz w:val="24"/>
-          <w:szCs w:val="24"/>
-          <w:lang w:val="en-US"/>
-        </w:rPr>
-        <w:t>50) NOT NULL</w:t>
+        <w:t xml:space="preserve">    statusName VARCHAR(50) NOT NULL</w:t>
       </w:r>
     </w:p>
     <w:p>
@@ -3381,27 +3109,7 @@
           <w:szCs w:val="24"/>
           <w:lang w:val="en-US"/>
         </w:rPr>
-        <w:t xml:space="preserve">    </w:t>
-      </w:r>
-      <w:proofErr w:type="spellStart"/>
-      <w:r>
-        <w:rPr>
-          <w:rFonts w:ascii="Courier New" w:hAnsi="Courier New" w:cs="Courier New"/>
-          <w:sz w:val="24"/>
-          <w:szCs w:val="24"/>
-          <w:lang w:val="en-US"/>
-        </w:rPr>
-        <w:t>userID</w:t>
-      </w:r>
-      <w:proofErr w:type="spellEnd"/>
-      <w:r>
-        <w:rPr>
-          <w:rFonts w:ascii="Courier New" w:hAnsi="Courier New" w:cs="Courier New"/>
-          <w:sz w:val="24"/>
-          <w:szCs w:val="24"/>
-          <w:lang w:val="en-US"/>
-        </w:rPr>
-        <w:t xml:space="preserve"> </w:t>
+        <w:t xml:space="preserve">    userID </w:t>
       </w:r>
       <w:r>
         <w:rPr>
@@ -3456,47 +3164,7 @@
           <w:szCs w:val="24"/>
           <w:lang w:val="en-US"/>
         </w:rPr>
-        <w:t xml:space="preserve">    </w:t>
-      </w:r>
-      <w:proofErr w:type="spellStart"/>
-      <w:r>
-        <w:rPr>
-          <w:rFonts w:ascii="Courier New" w:hAnsi="Courier New" w:cs="Courier New"/>
-          <w:sz w:val="24"/>
-          <w:szCs w:val="24"/>
-          <w:lang w:val="en-US"/>
-        </w:rPr>
-        <w:t>fio</w:t>
-      </w:r>
-      <w:proofErr w:type="spellEnd"/>
-      <w:r>
-        <w:rPr>
-          <w:rFonts w:ascii="Courier New" w:hAnsi="Courier New" w:cs="Courier New"/>
-          <w:sz w:val="24"/>
-          <w:szCs w:val="24"/>
-          <w:lang w:val="en-US"/>
-        </w:rPr>
-        <w:t xml:space="preserve"> </w:t>
-      </w:r>
-      <w:proofErr w:type="gramStart"/>
-      <w:r>
-        <w:rPr>
-          <w:rFonts w:ascii="Courier New" w:hAnsi="Courier New" w:cs="Courier New"/>
-          <w:sz w:val="24"/>
-          <w:szCs w:val="24"/>
-          <w:lang w:val="en-US"/>
-        </w:rPr>
-        <w:t>VARCHAR(</w:t>
-      </w:r>
-      <w:proofErr w:type="gramEnd"/>
-      <w:r>
-        <w:rPr>
-          <w:rFonts w:ascii="Courier New" w:hAnsi="Courier New" w:cs="Courier New"/>
-          <w:sz w:val="24"/>
-          <w:szCs w:val="24"/>
-          <w:lang w:val="en-US"/>
-        </w:rPr>
-        <w:t>150) NOT NULL,</w:t>
+        <w:t xml:space="preserve">    fio VARCHAR(150) NOT NULL,</w:t>
       </w:r>
     </w:p>
     <w:p>
@@ -3524,27 +3192,7 @@
           <w:szCs w:val="24"/>
           <w:lang w:val="en-US"/>
         </w:rPr>
-        <w:t xml:space="preserve">    phone </w:t>
-      </w:r>
-      <w:proofErr w:type="gramStart"/>
-      <w:r>
-        <w:rPr>
-          <w:rFonts w:ascii="Courier New" w:hAnsi="Courier New" w:cs="Courier New"/>
-          <w:sz w:val="24"/>
-          <w:szCs w:val="24"/>
-          <w:lang w:val="en-US"/>
-        </w:rPr>
-        <w:t>VARCHAR(</w:t>
-      </w:r>
-      <w:proofErr w:type="gramEnd"/>
-      <w:r>
-        <w:rPr>
-          <w:rFonts w:ascii="Courier New" w:hAnsi="Courier New" w:cs="Courier New"/>
-          <w:sz w:val="24"/>
-          <w:szCs w:val="24"/>
-          <w:lang w:val="en-US"/>
-        </w:rPr>
-        <w:t>20),</w:t>
+        <w:t xml:space="preserve">    phone VARCHAR(20),</w:t>
       </w:r>
     </w:p>
     <w:p>
@@ -3572,27 +3220,7 @@
           <w:szCs w:val="24"/>
           <w:lang w:val="en-US"/>
         </w:rPr>
-        <w:t xml:space="preserve">    login </w:t>
-      </w:r>
-      <w:proofErr w:type="gramStart"/>
-      <w:r>
-        <w:rPr>
-          <w:rFonts w:ascii="Courier New" w:hAnsi="Courier New" w:cs="Courier New"/>
-          <w:sz w:val="24"/>
-          <w:szCs w:val="24"/>
-          <w:lang w:val="en-US"/>
-        </w:rPr>
-        <w:t>VARCHAR(</w:t>
-      </w:r>
-      <w:proofErr w:type="gramEnd"/>
-      <w:r>
-        <w:rPr>
-          <w:rFonts w:ascii="Courier New" w:hAnsi="Courier New" w:cs="Courier New"/>
-          <w:sz w:val="24"/>
-          <w:szCs w:val="24"/>
-          <w:lang w:val="en-US"/>
-        </w:rPr>
-        <w:t>50) UNIQUE NOT NULL,</w:t>
+        <w:t xml:space="preserve">    login VARCHAR(50) UNIQUE NOT NULL,</w:t>
       </w:r>
     </w:p>
     <w:p>
@@ -3620,27 +3248,7 @@
           <w:szCs w:val="24"/>
           <w:lang w:val="en-US"/>
         </w:rPr>
-        <w:t xml:space="preserve">    password </w:t>
-      </w:r>
-      <w:proofErr w:type="gramStart"/>
-      <w:r>
-        <w:rPr>
-          <w:rFonts w:ascii="Courier New" w:hAnsi="Courier New" w:cs="Courier New"/>
-          <w:sz w:val="24"/>
-          <w:szCs w:val="24"/>
-          <w:lang w:val="en-US"/>
-        </w:rPr>
-        <w:t>VARCHAR(</w:t>
-      </w:r>
-      <w:proofErr w:type="gramEnd"/>
-      <w:r>
-        <w:rPr>
-          <w:rFonts w:ascii="Courier New" w:hAnsi="Courier New" w:cs="Courier New"/>
-          <w:sz w:val="24"/>
-          <w:szCs w:val="24"/>
-          <w:lang w:val="en-US"/>
-        </w:rPr>
-        <w:t>50) NOT NULL,</w:t>
+        <w:t xml:space="preserve">    password VARCHAR(50) NOT NULL,</w:t>
       </w:r>
     </w:p>
     <w:p>
@@ -3668,27 +3276,7 @@
           <w:szCs w:val="24"/>
           <w:lang w:val="en-US"/>
         </w:rPr>
-        <w:t xml:space="preserve">    </w:t>
-      </w:r>
-      <w:proofErr w:type="spellStart"/>
-      <w:r>
-        <w:rPr>
-          <w:rFonts w:ascii="Courier New" w:hAnsi="Courier New" w:cs="Courier New"/>
-          <w:sz w:val="24"/>
-          <w:szCs w:val="24"/>
-          <w:lang w:val="en-US"/>
-        </w:rPr>
-        <w:t>roleID</w:t>
-      </w:r>
-      <w:proofErr w:type="spellEnd"/>
-      <w:r>
-        <w:rPr>
-          <w:rFonts w:ascii="Courier New" w:hAnsi="Courier New" w:cs="Courier New"/>
-          <w:sz w:val="24"/>
-          <w:szCs w:val="24"/>
-          <w:lang w:val="en-US"/>
-        </w:rPr>
-        <w:t xml:space="preserve"> INTEGER NOT NULL,</w:t>
+        <w:t xml:space="preserve">    roleID INTEGER NOT NULL,</w:t>
       </w:r>
     </w:p>
     <w:p>
@@ -3716,47 +3304,7 @@
           <w:szCs w:val="24"/>
           <w:lang w:val="en-US"/>
         </w:rPr>
-        <w:t xml:space="preserve">    FOREIGN KEY (</w:t>
-      </w:r>
-      <w:proofErr w:type="spellStart"/>
-      <w:r>
-        <w:rPr>
-          <w:rFonts w:ascii="Courier New" w:hAnsi="Courier New" w:cs="Courier New"/>
-          <w:sz w:val="24"/>
-          <w:szCs w:val="24"/>
-          <w:lang w:val="en-US"/>
-        </w:rPr>
-        <w:t>roleID</w:t>
-      </w:r>
-      <w:proofErr w:type="spellEnd"/>
-      <w:r>
-        <w:rPr>
-          <w:rFonts w:ascii="Courier New" w:hAnsi="Courier New" w:cs="Courier New"/>
-          <w:sz w:val="24"/>
-          <w:szCs w:val="24"/>
-          <w:lang w:val="en-US"/>
-        </w:rPr>
-        <w:t>) REFERENCES Roles(</w:t>
-      </w:r>
-      <w:proofErr w:type="spellStart"/>
-      <w:r>
-        <w:rPr>
-          <w:rFonts w:ascii="Courier New" w:hAnsi="Courier New" w:cs="Courier New"/>
-          <w:sz w:val="24"/>
-          <w:szCs w:val="24"/>
-          <w:lang w:val="en-US"/>
-        </w:rPr>
-        <w:t>roleID</w:t>
-      </w:r>
-      <w:proofErr w:type="spellEnd"/>
-      <w:r>
-        <w:rPr>
-          <w:rFonts w:ascii="Courier New" w:hAnsi="Courier New" w:cs="Courier New"/>
-          <w:sz w:val="24"/>
-          <w:szCs w:val="24"/>
-          <w:lang w:val="en-US"/>
-        </w:rPr>
-        <w:t>)</w:t>
+        <w:t xml:space="preserve">    FOREIGN KEY (roleID) REFERENCES Roles(roleID)</w:t>
       </w:r>
     </w:p>
     <w:p>
@@ -3815,6 +3363,7 @@
           <w:rFonts w:ascii="Times New Roman" w:hAnsi="Times New Roman" w:cs="Times New Roman"/>
           <w:sz w:val="28"/>
           <w:szCs w:val="28"/>
+          <w:lang w:val="en-US"/>
         </w:rPr>
       </w:pPr>
       <w:r>
@@ -3824,7 +3373,33 @@
           <w:szCs w:val="28"/>
         </w:rPr>
         <w:lastRenderedPageBreak/>
-        <w:t>Продолжение листинга 1</w:t>
+        <w:t>Продолжение</w:t>
+      </w:r>
+      <w:r>
+        <w:rPr>
+          <w:rFonts w:ascii="Times New Roman" w:hAnsi="Times New Roman" w:cs="Times New Roman"/>
+          <w:sz w:val="28"/>
+          <w:szCs w:val="28"/>
+          <w:lang w:val="en-US"/>
+        </w:rPr>
+        <w:t xml:space="preserve"> </w:t>
+      </w:r>
+      <w:r>
+        <w:rPr>
+          <w:rFonts w:ascii="Times New Roman" w:hAnsi="Times New Roman" w:cs="Times New Roman"/>
+          <w:sz w:val="28"/>
+          <w:szCs w:val="28"/>
+        </w:rPr>
+        <w:t>листинга</w:t>
+      </w:r>
+      <w:r>
+        <w:rPr>
+          <w:rFonts w:ascii="Times New Roman" w:hAnsi="Times New Roman" w:cs="Times New Roman"/>
+          <w:sz w:val="28"/>
+          <w:szCs w:val="28"/>
+          <w:lang w:val="en-US"/>
+        </w:rPr>
+        <w:t xml:space="preserve"> 1</w:t>
       </w:r>
     </w:p>
     <w:p>
@@ -3880,27 +3455,7 @@
           <w:szCs w:val="24"/>
           <w:lang w:val="en-US"/>
         </w:rPr>
-        <w:t xml:space="preserve">    </w:t>
-      </w:r>
-      <w:proofErr w:type="spellStart"/>
-      <w:r>
-        <w:rPr>
-          <w:rFonts w:ascii="Courier New" w:hAnsi="Courier New" w:cs="Courier New"/>
-          <w:sz w:val="24"/>
-          <w:szCs w:val="24"/>
-          <w:lang w:val="en-US"/>
-        </w:rPr>
-        <w:t>requestID</w:t>
-      </w:r>
-      <w:proofErr w:type="spellEnd"/>
-      <w:r>
-        <w:rPr>
-          <w:rFonts w:ascii="Courier New" w:hAnsi="Courier New" w:cs="Courier New"/>
-          <w:sz w:val="24"/>
-          <w:szCs w:val="24"/>
-          <w:lang w:val="en-US"/>
-        </w:rPr>
-        <w:t xml:space="preserve"> </w:t>
+        <w:t xml:space="preserve">    requestID </w:t>
       </w:r>
       <w:r>
         <w:rPr>
@@ -3955,27 +3510,7 @@
           <w:szCs w:val="24"/>
           <w:lang w:val="en-US"/>
         </w:rPr>
-        <w:t xml:space="preserve">    </w:t>
-      </w:r>
-      <w:proofErr w:type="spellStart"/>
-      <w:r>
-        <w:rPr>
-          <w:rFonts w:ascii="Courier New" w:hAnsi="Courier New" w:cs="Courier New"/>
-          <w:sz w:val="24"/>
-          <w:szCs w:val="24"/>
-          <w:lang w:val="en-US"/>
-        </w:rPr>
-        <w:t>startDate</w:t>
-      </w:r>
-      <w:proofErr w:type="spellEnd"/>
-      <w:r>
-        <w:rPr>
-          <w:rFonts w:ascii="Courier New" w:hAnsi="Courier New" w:cs="Courier New"/>
-          <w:sz w:val="24"/>
-          <w:szCs w:val="24"/>
-          <w:lang w:val="en-US"/>
-        </w:rPr>
-        <w:t xml:space="preserve"> DATE NOT NULL,</w:t>
+        <w:t xml:space="preserve">    startDate DATE NOT NULL,</w:t>
       </w:r>
     </w:p>
     <w:p>
@@ -4003,47 +3538,7 @@
           <w:szCs w:val="24"/>
           <w:lang w:val="en-US"/>
         </w:rPr>
-        <w:t xml:space="preserve">    </w:t>
-      </w:r>
-      <w:proofErr w:type="spellStart"/>
-      <w:r>
-        <w:rPr>
-          <w:rFonts w:ascii="Courier New" w:hAnsi="Courier New" w:cs="Courier New"/>
-          <w:sz w:val="24"/>
-          <w:szCs w:val="24"/>
-          <w:lang w:val="en-US"/>
-        </w:rPr>
-        <w:t>climateTechType</w:t>
-      </w:r>
-      <w:proofErr w:type="spellEnd"/>
-      <w:r>
-        <w:rPr>
-          <w:rFonts w:ascii="Courier New" w:hAnsi="Courier New" w:cs="Courier New"/>
-          <w:sz w:val="24"/>
-          <w:szCs w:val="24"/>
-          <w:lang w:val="en-US"/>
-        </w:rPr>
-        <w:t xml:space="preserve"> </w:t>
-      </w:r>
-      <w:proofErr w:type="gramStart"/>
-      <w:r>
-        <w:rPr>
-          <w:rFonts w:ascii="Courier New" w:hAnsi="Courier New" w:cs="Courier New"/>
-          <w:sz w:val="24"/>
-          <w:szCs w:val="24"/>
-          <w:lang w:val="en-US"/>
-        </w:rPr>
-        <w:t>VARCHAR(</w:t>
-      </w:r>
-      <w:proofErr w:type="gramEnd"/>
-      <w:r>
-        <w:rPr>
-          <w:rFonts w:ascii="Courier New" w:hAnsi="Courier New" w:cs="Courier New"/>
-          <w:sz w:val="24"/>
-          <w:szCs w:val="24"/>
-          <w:lang w:val="en-US"/>
-        </w:rPr>
-        <w:t>100) NOT NULL,</w:t>
+        <w:t xml:space="preserve">    climateTechType VARCHAR(100) NOT NULL,</w:t>
       </w:r>
     </w:p>
     <w:p>
@@ -4071,47 +3566,7 @@
           <w:szCs w:val="24"/>
           <w:lang w:val="en-US"/>
         </w:rPr>
-        <w:t xml:space="preserve">    </w:t>
-      </w:r>
-      <w:proofErr w:type="spellStart"/>
-      <w:r>
-        <w:rPr>
-          <w:rFonts w:ascii="Courier New" w:hAnsi="Courier New" w:cs="Courier New"/>
-          <w:sz w:val="24"/>
-          <w:szCs w:val="24"/>
-          <w:lang w:val="en-US"/>
-        </w:rPr>
-        <w:t>climateTechModel</w:t>
-      </w:r>
-      <w:proofErr w:type="spellEnd"/>
-      <w:r>
-        <w:rPr>
-          <w:rFonts w:ascii="Courier New" w:hAnsi="Courier New" w:cs="Courier New"/>
-          <w:sz w:val="24"/>
-          <w:szCs w:val="24"/>
-          <w:lang w:val="en-US"/>
-        </w:rPr>
-        <w:t xml:space="preserve"> </w:t>
-      </w:r>
-      <w:proofErr w:type="gramStart"/>
-      <w:r>
-        <w:rPr>
-          <w:rFonts w:ascii="Courier New" w:hAnsi="Courier New" w:cs="Courier New"/>
-          <w:sz w:val="24"/>
-          <w:szCs w:val="24"/>
-          <w:lang w:val="en-US"/>
-        </w:rPr>
-        <w:t>VARCHAR(</w:t>
-      </w:r>
-      <w:proofErr w:type="gramEnd"/>
-      <w:r>
-        <w:rPr>
-          <w:rFonts w:ascii="Courier New" w:hAnsi="Courier New" w:cs="Courier New"/>
-          <w:sz w:val="24"/>
-          <w:szCs w:val="24"/>
-          <w:lang w:val="en-US"/>
-        </w:rPr>
-        <w:t>100) NOT NULL,</w:t>
+        <w:t xml:space="preserve">    climateTechModel VARCHAR(100) NOT NULL,</w:t>
       </w:r>
     </w:p>
     <w:p>
@@ -4139,27 +3594,7 @@
           <w:szCs w:val="24"/>
           <w:lang w:val="en-US"/>
         </w:rPr>
-        <w:t xml:space="preserve">    </w:t>
-      </w:r>
-      <w:proofErr w:type="spellStart"/>
-      <w:r>
-        <w:rPr>
-          <w:rFonts w:ascii="Courier New" w:hAnsi="Courier New" w:cs="Courier New"/>
-          <w:sz w:val="24"/>
-          <w:szCs w:val="24"/>
-          <w:lang w:val="en-US"/>
-        </w:rPr>
-        <w:t>problemDescription</w:t>
-      </w:r>
-      <w:proofErr w:type="spellEnd"/>
-      <w:r>
-        <w:rPr>
-          <w:rFonts w:ascii="Courier New" w:hAnsi="Courier New" w:cs="Courier New"/>
-          <w:sz w:val="24"/>
-          <w:szCs w:val="24"/>
-          <w:lang w:val="en-US"/>
-        </w:rPr>
-        <w:t xml:space="preserve"> TEXT NOT NULL,</w:t>
+        <w:t xml:space="preserve">    problemDescription TEXT NOT NULL,</w:t>
       </w:r>
     </w:p>
     <w:p>
@@ -4187,27 +3622,7 @@
           <w:szCs w:val="24"/>
           <w:lang w:val="en-US"/>
         </w:rPr>
-        <w:t xml:space="preserve">    </w:t>
-      </w:r>
-      <w:proofErr w:type="spellStart"/>
-      <w:r>
-        <w:rPr>
-          <w:rFonts w:ascii="Courier New" w:hAnsi="Courier New" w:cs="Courier New"/>
-          <w:sz w:val="24"/>
-          <w:szCs w:val="24"/>
-          <w:lang w:val="en-US"/>
-        </w:rPr>
-        <w:t>statusID</w:t>
-      </w:r>
-      <w:proofErr w:type="spellEnd"/>
-      <w:r>
-        <w:rPr>
-          <w:rFonts w:ascii="Courier New" w:hAnsi="Courier New" w:cs="Courier New"/>
-          <w:sz w:val="24"/>
-          <w:szCs w:val="24"/>
-          <w:lang w:val="en-US"/>
-        </w:rPr>
-        <w:t xml:space="preserve"> INTEGER NOT NULL,</w:t>
+        <w:t xml:space="preserve">    statusID INTEGER NOT NULL,</w:t>
       </w:r>
     </w:p>
     <w:p>
@@ -4235,27 +3650,7 @@
           <w:szCs w:val="24"/>
           <w:lang w:val="en-US"/>
         </w:rPr>
-        <w:t xml:space="preserve">    </w:t>
-      </w:r>
-      <w:proofErr w:type="spellStart"/>
-      <w:r>
-        <w:rPr>
-          <w:rFonts w:ascii="Courier New" w:hAnsi="Courier New" w:cs="Courier New"/>
-          <w:sz w:val="24"/>
-          <w:szCs w:val="24"/>
-          <w:lang w:val="en-US"/>
-        </w:rPr>
-        <w:t>completionDate</w:t>
-      </w:r>
-      <w:proofErr w:type="spellEnd"/>
-      <w:r>
-        <w:rPr>
-          <w:rFonts w:ascii="Courier New" w:hAnsi="Courier New" w:cs="Courier New"/>
-          <w:sz w:val="24"/>
-          <w:szCs w:val="24"/>
-          <w:lang w:val="en-US"/>
-        </w:rPr>
-        <w:t xml:space="preserve"> DATE,</w:t>
+        <w:t xml:space="preserve">    completionDate DATE,</w:t>
       </w:r>
     </w:p>
     <w:p>
@@ -4283,27 +3678,7 @@
           <w:szCs w:val="24"/>
           <w:lang w:val="en-US"/>
         </w:rPr>
-        <w:t xml:space="preserve">    </w:t>
-      </w:r>
-      <w:proofErr w:type="spellStart"/>
-      <w:r>
-        <w:rPr>
-          <w:rFonts w:ascii="Courier New" w:hAnsi="Courier New" w:cs="Courier New"/>
-          <w:sz w:val="24"/>
-          <w:szCs w:val="24"/>
-          <w:lang w:val="en-US"/>
-        </w:rPr>
-        <w:t>repairParts</w:t>
-      </w:r>
-      <w:proofErr w:type="spellEnd"/>
-      <w:r>
-        <w:rPr>
-          <w:rFonts w:ascii="Courier New" w:hAnsi="Courier New" w:cs="Courier New"/>
-          <w:sz w:val="24"/>
-          <w:szCs w:val="24"/>
-          <w:lang w:val="en-US"/>
-        </w:rPr>
-        <w:t xml:space="preserve"> TEXT,</w:t>
+        <w:t xml:space="preserve">    repairParts TEXT,</w:t>
       </w:r>
     </w:p>
     <w:p>
@@ -4331,27 +3706,7 @@
           <w:szCs w:val="24"/>
           <w:lang w:val="en-US"/>
         </w:rPr>
-        <w:t xml:space="preserve">    </w:t>
-      </w:r>
-      <w:proofErr w:type="spellStart"/>
-      <w:r>
-        <w:rPr>
-          <w:rFonts w:ascii="Courier New" w:hAnsi="Courier New" w:cs="Courier New"/>
-          <w:sz w:val="24"/>
-          <w:szCs w:val="24"/>
-          <w:lang w:val="en-US"/>
-        </w:rPr>
-        <w:t>masterID</w:t>
-      </w:r>
-      <w:proofErr w:type="spellEnd"/>
-      <w:r>
-        <w:rPr>
-          <w:rFonts w:ascii="Courier New" w:hAnsi="Courier New" w:cs="Courier New"/>
-          <w:sz w:val="24"/>
-          <w:szCs w:val="24"/>
-          <w:lang w:val="en-US"/>
-        </w:rPr>
-        <w:t xml:space="preserve"> INTEGER,</w:t>
+        <w:t xml:space="preserve">    masterID INTEGER,</w:t>
       </w:r>
     </w:p>
     <w:p>
@@ -4379,27 +3734,7 @@
           <w:szCs w:val="24"/>
           <w:lang w:val="en-US"/>
         </w:rPr>
-        <w:t xml:space="preserve">    </w:t>
-      </w:r>
-      <w:proofErr w:type="spellStart"/>
-      <w:r>
-        <w:rPr>
-          <w:rFonts w:ascii="Courier New" w:hAnsi="Courier New" w:cs="Courier New"/>
-          <w:sz w:val="24"/>
-          <w:szCs w:val="24"/>
-          <w:lang w:val="en-US"/>
-        </w:rPr>
-        <w:t>clientID</w:t>
-      </w:r>
-      <w:proofErr w:type="spellEnd"/>
-      <w:r>
-        <w:rPr>
-          <w:rFonts w:ascii="Courier New" w:hAnsi="Courier New" w:cs="Courier New"/>
-          <w:sz w:val="24"/>
-          <w:szCs w:val="24"/>
-          <w:lang w:val="en-US"/>
-        </w:rPr>
-        <w:t xml:space="preserve"> INTEGER NOT NULL,</w:t>
+        <w:t xml:space="preserve">    clientID INTEGER NOT NULL,</w:t>
       </w:r>
     </w:p>
     <w:p>
@@ -4427,47 +3762,7 @@
           <w:szCs w:val="24"/>
           <w:lang w:val="en-US"/>
         </w:rPr>
-        <w:t xml:space="preserve">    FOREIGN KEY (</w:t>
-      </w:r>
-      <w:proofErr w:type="spellStart"/>
-      <w:r>
-        <w:rPr>
-          <w:rFonts w:ascii="Courier New" w:hAnsi="Courier New" w:cs="Courier New"/>
-          <w:sz w:val="24"/>
-          <w:szCs w:val="24"/>
-          <w:lang w:val="en-US"/>
-        </w:rPr>
-        <w:t>statusID</w:t>
-      </w:r>
-      <w:proofErr w:type="spellEnd"/>
-      <w:r>
-        <w:rPr>
-          <w:rFonts w:ascii="Courier New" w:hAnsi="Courier New" w:cs="Courier New"/>
-          <w:sz w:val="24"/>
-          <w:szCs w:val="24"/>
-          <w:lang w:val="en-US"/>
-        </w:rPr>
-        <w:t>) REFERENCES Statuses(</w:t>
-      </w:r>
-      <w:proofErr w:type="spellStart"/>
-      <w:r>
-        <w:rPr>
-          <w:rFonts w:ascii="Courier New" w:hAnsi="Courier New" w:cs="Courier New"/>
-          <w:sz w:val="24"/>
-          <w:szCs w:val="24"/>
-          <w:lang w:val="en-US"/>
-        </w:rPr>
-        <w:t>statusID</w:t>
-      </w:r>
-      <w:proofErr w:type="spellEnd"/>
-      <w:r>
-        <w:rPr>
-          <w:rFonts w:ascii="Courier New" w:hAnsi="Courier New" w:cs="Courier New"/>
-          <w:sz w:val="24"/>
-          <w:szCs w:val="24"/>
-          <w:lang w:val="en-US"/>
-        </w:rPr>
-        <w:t>),</w:t>
+        <w:t xml:space="preserve">    FOREIGN KEY (statusID) REFERENCES Statuses(statusID),</w:t>
       </w:r>
     </w:p>
     <w:p>
@@ -4495,47 +3790,7 @@
           <w:szCs w:val="24"/>
           <w:lang w:val="en-US"/>
         </w:rPr>
-        <w:t xml:space="preserve">    FOREIGN KEY (</w:t>
-      </w:r>
-      <w:proofErr w:type="spellStart"/>
-      <w:r>
-        <w:rPr>
-          <w:rFonts w:ascii="Courier New" w:hAnsi="Courier New" w:cs="Courier New"/>
-          <w:sz w:val="24"/>
-          <w:szCs w:val="24"/>
-          <w:lang w:val="en-US"/>
-        </w:rPr>
-        <w:t>masterID</w:t>
-      </w:r>
-      <w:proofErr w:type="spellEnd"/>
-      <w:r>
-        <w:rPr>
-          <w:rFonts w:ascii="Courier New" w:hAnsi="Courier New" w:cs="Courier New"/>
-          <w:sz w:val="24"/>
-          <w:szCs w:val="24"/>
-          <w:lang w:val="en-US"/>
-        </w:rPr>
-        <w:t>) REFERENCES Users(</w:t>
-      </w:r>
-      <w:proofErr w:type="spellStart"/>
-      <w:r>
-        <w:rPr>
-          <w:rFonts w:ascii="Courier New" w:hAnsi="Courier New" w:cs="Courier New"/>
-          <w:sz w:val="24"/>
-          <w:szCs w:val="24"/>
-          <w:lang w:val="en-US"/>
-        </w:rPr>
-        <w:t>userID</w:t>
-      </w:r>
-      <w:proofErr w:type="spellEnd"/>
-      <w:r>
-        <w:rPr>
-          <w:rFonts w:ascii="Courier New" w:hAnsi="Courier New" w:cs="Courier New"/>
-          <w:sz w:val="24"/>
-          <w:szCs w:val="24"/>
-          <w:lang w:val="en-US"/>
-        </w:rPr>
-        <w:t>),</w:t>
+        <w:t xml:space="preserve">    FOREIGN KEY (masterID) REFERENCES Users(userID),</w:t>
       </w:r>
     </w:p>
     <w:p>
@@ -4563,47 +3818,7 @@
           <w:szCs w:val="24"/>
           <w:lang w:val="en-US"/>
         </w:rPr>
-        <w:t xml:space="preserve">    FOREIGN KEY (</w:t>
-      </w:r>
-      <w:proofErr w:type="spellStart"/>
-      <w:r>
-        <w:rPr>
-          <w:rFonts w:ascii="Courier New" w:hAnsi="Courier New" w:cs="Courier New"/>
-          <w:sz w:val="24"/>
-          <w:szCs w:val="24"/>
-          <w:lang w:val="en-US"/>
-        </w:rPr>
-        <w:t>clientID</w:t>
-      </w:r>
-      <w:proofErr w:type="spellEnd"/>
-      <w:r>
-        <w:rPr>
-          <w:rFonts w:ascii="Courier New" w:hAnsi="Courier New" w:cs="Courier New"/>
-          <w:sz w:val="24"/>
-          <w:szCs w:val="24"/>
-          <w:lang w:val="en-US"/>
-        </w:rPr>
-        <w:t>) REFERENCES Users(</w:t>
-      </w:r>
-      <w:proofErr w:type="spellStart"/>
-      <w:r>
-        <w:rPr>
-          <w:rFonts w:ascii="Courier New" w:hAnsi="Courier New" w:cs="Courier New"/>
-          <w:sz w:val="24"/>
-          <w:szCs w:val="24"/>
-          <w:lang w:val="en-US"/>
-        </w:rPr>
-        <w:t>userID</w:t>
-      </w:r>
-      <w:proofErr w:type="spellEnd"/>
-      <w:r>
-        <w:rPr>
-          <w:rFonts w:ascii="Courier New" w:hAnsi="Courier New" w:cs="Courier New"/>
-          <w:sz w:val="24"/>
-          <w:szCs w:val="24"/>
-          <w:lang w:val="en-US"/>
-        </w:rPr>
-        <w:t>)</w:t>
+        <w:t xml:space="preserve">    FOREIGN KEY (clientID) REFERENCES Users(userID)</w:t>
       </w:r>
     </w:p>
     <w:p>
@@ -4706,27 +3921,7 @@
           <w:szCs w:val="24"/>
           <w:lang w:val="en-US"/>
         </w:rPr>
-        <w:t xml:space="preserve">    </w:t>
-      </w:r>
-      <w:proofErr w:type="spellStart"/>
-      <w:r>
-        <w:rPr>
-          <w:rFonts w:ascii="Courier New" w:hAnsi="Courier New" w:cs="Courier New"/>
-          <w:sz w:val="24"/>
-          <w:szCs w:val="24"/>
-          <w:lang w:val="en-US"/>
-        </w:rPr>
-        <w:t>commentID</w:t>
-      </w:r>
-      <w:proofErr w:type="spellEnd"/>
-      <w:r>
-        <w:rPr>
-          <w:rFonts w:ascii="Courier New" w:hAnsi="Courier New" w:cs="Courier New"/>
-          <w:sz w:val="24"/>
-          <w:szCs w:val="24"/>
-          <w:lang w:val="en-US"/>
-        </w:rPr>
-        <w:t xml:space="preserve"> </w:t>
+        <w:t xml:space="preserve">    commentID </w:t>
       </w:r>
       <w:r>
         <w:rPr>
@@ -4809,27 +4004,7 @@
           <w:szCs w:val="24"/>
           <w:lang w:val="en-US"/>
         </w:rPr>
-        <w:t xml:space="preserve">    </w:t>
-      </w:r>
-      <w:proofErr w:type="spellStart"/>
-      <w:r>
-        <w:rPr>
-          <w:rFonts w:ascii="Courier New" w:hAnsi="Courier New" w:cs="Courier New"/>
-          <w:sz w:val="24"/>
-          <w:szCs w:val="24"/>
-          <w:lang w:val="en-US"/>
-        </w:rPr>
-        <w:t>masterID</w:t>
-      </w:r>
-      <w:proofErr w:type="spellEnd"/>
-      <w:r>
-        <w:rPr>
-          <w:rFonts w:ascii="Courier New" w:hAnsi="Courier New" w:cs="Courier New"/>
-          <w:sz w:val="24"/>
-          <w:szCs w:val="24"/>
-          <w:lang w:val="en-US"/>
-        </w:rPr>
-        <w:t xml:space="preserve"> INTEGER NOT NULL,</w:t>
+        <w:t xml:space="preserve">    masterID INTEGER NOT NULL,</w:t>
       </w:r>
     </w:p>
     <w:p>
@@ -4857,27 +4032,7 @@
           <w:szCs w:val="24"/>
           <w:lang w:val="en-US"/>
         </w:rPr>
-        <w:t xml:space="preserve">    </w:t>
-      </w:r>
-      <w:proofErr w:type="spellStart"/>
-      <w:r>
-        <w:rPr>
-          <w:rFonts w:ascii="Courier New" w:hAnsi="Courier New" w:cs="Courier New"/>
-          <w:sz w:val="24"/>
-          <w:szCs w:val="24"/>
-          <w:lang w:val="en-US"/>
-        </w:rPr>
-        <w:t>requestID</w:t>
-      </w:r>
-      <w:proofErr w:type="spellEnd"/>
-      <w:r>
-        <w:rPr>
-          <w:rFonts w:ascii="Courier New" w:hAnsi="Courier New" w:cs="Courier New"/>
-          <w:sz w:val="24"/>
-          <w:szCs w:val="24"/>
-          <w:lang w:val="en-US"/>
-        </w:rPr>
-        <w:t xml:space="preserve"> INTEGER NOT NULL,</w:t>
+        <w:t xml:space="preserve">    requestID INTEGER NOT NULL,</w:t>
       </w:r>
     </w:p>
     <w:p>
@@ -4905,47 +4060,7 @@
           <w:szCs w:val="24"/>
           <w:lang w:val="en-US"/>
         </w:rPr>
-        <w:t xml:space="preserve">    FOREIGN KEY (</w:t>
-      </w:r>
-      <w:proofErr w:type="spellStart"/>
-      <w:r>
-        <w:rPr>
-          <w:rFonts w:ascii="Courier New" w:hAnsi="Courier New" w:cs="Courier New"/>
-          <w:sz w:val="24"/>
-          <w:szCs w:val="24"/>
-          <w:lang w:val="en-US"/>
-        </w:rPr>
-        <w:t>masterID</w:t>
-      </w:r>
-      <w:proofErr w:type="spellEnd"/>
-      <w:r>
-        <w:rPr>
-          <w:rFonts w:ascii="Courier New" w:hAnsi="Courier New" w:cs="Courier New"/>
-          <w:sz w:val="24"/>
-          <w:szCs w:val="24"/>
-          <w:lang w:val="en-US"/>
-        </w:rPr>
-        <w:t>) REFERENCES Users(</w:t>
-      </w:r>
-      <w:proofErr w:type="spellStart"/>
-      <w:r>
-        <w:rPr>
-          <w:rFonts w:ascii="Courier New" w:hAnsi="Courier New" w:cs="Courier New"/>
-          <w:sz w:val="24"/>
-          <w:szCs w:val="24"/>
-          <w:lang w:val="en-US"/>
-        </w:rPr>
-        <w:t>userID</w:t>
-      </w:r>
-      <w:proofErr w:type="spellEnd"/>
-      <w:r>
-        <w:rPr>
-          <w:rFonts w:ascii="Courier New" w:hAnsi="Courier New" w:cs="Courier New"/>
-          <w:sz w:val="24"/>
-          <w:szCs w:val="24"/>
-          <w:lang w:val="en-US"/>
-        </w:rPr>
-        <w:t>),</w:t>
+        <w:t xml:space="preserve">    FOREIGN KEY (masterID) REFERENCES Users(userID),</w:t>
       </w:r>
     </w:p>
     <w:p>
@@ -4973,47 +4088,7 @@
           <w:szCs w:val="24"/>
           <w:lang w:val="en-US"/>
         </w:rPr>
-        <w:t xml:space="preserve">    FOREIGN KEY (</w:t>
-      </w:r>
-      <w:proofErr w:type="spellStart"/>
-      <w:r>
-        <w:rPr>
-          <w:rFonts w:ascii="Courier New" w:hAnsi="Courier New" w:cs="Courier New"/>
-          <w:sz w:val="24"/>
-          <w:szCs w:val="24"/>
-          <w:lang w:val="en-US"/>
-        </w:rPr>
-        <w:t>requestID</w:t>
-      </w:r>
-      <w:proofErr w:type="spellEnd"/>
-      <w:r>
-        <w:rPr>
-          <w:rFonts w:ascii="Courier New" w:hAnsi="Courier New" w:cs="Courier New"/>
-          <w:sz w:val="24"/>
-          <w:szCs w:val="24"/>
-          <w:lang w:val="en-US"/>
-        </w:rPr>
-        <w:t>) REFERENCES Requests(</w:t>
-      </w:r>
-      <w:proofErr w:type="spellStart"/>
-      <w:r>
-        <w:rPr>
-          <w:rFonts w:ascii="Courier New" w:hAnsi="Courier New" w:cs="Courier New"/>
-          <w:sz w:val="24"/>
-          <w:szCs w:val="24"/>
-          <w:lang w:val="en-US"/>
-        </w:rPr>
-        <w:t>requestID</w:t>
-      </w:r>
-      <w:proofErr w:type="spellEnd"/>
-      <w:r>
-        <w:rPr>
-          <w:rFonts w:ascii="Courier New" w:hAnsi="Courier New" w:cs="Courier New"/>
-          <w:sz w:val="24"/>
-          <w:szCs w:val="24"/>
-          <w:lang w:val="en-US"/>
-        </w:rPr>
-        <w:t>)</w:t>
+        <w:t xml:space="preserve">    FOREIGN KEY (requestID) REFERENCES Requests(requestID)</w:t>
       </w:r>
     </w:p>
     <w:p>
@@ -5131,27 +4206,7 @@
           <w:szCs w:val="24"/>
           <w:lang w:val="en-US"/>
         </w:rPr>
-        <w:t>INSERT INTO Roles (</w:t>
-      </w:r>
-      <w:proofErr w:type="spellStart"/>
-      <w:r>
-        <w:rPr>
-          <w:rFonts w:ascii="Courier New" w:hAnsi="Courier New" w:cs="Courier New"/>
-          <w:sz w:val="24"/>
-          <w:szCs w:val="24"/>
-          <w:lang w:val="en-US"/>
-        </w:rPr>
-        <w:t>roleName</w:t>
-      </w:r>
-      <w:proofErr w:type="spellEnd"/>
-      <w:r>
-        <w:rPr>
-          <w:rFonts w:ascii="Courier New" w:hAnsi="Courier New" w:cs="Courier New"/>
-          <w:sz w:val="24"/>
-          <w:szCs w:val="24"/>
-          <w:lang w:val="en-US"/>
-        </w:rPr>
-        <w:t>) VALUES ('</w:t>
+        <w:t>INSERT INTO Roles (roleName) VALUES ('</w:t>
       </w:r>
       <w:r>
         <w:rPr>
@@ -5237,51 +4292,153 @@
           <w:rFonts w:ascii="Courier New" w:hAnsi="Courier New" w:cs="Courier New"/>
           <w:sz w:val="24"/>
           <w:szCs w:val="24"/>
-        </w:rPr>
-      </w:pPr>
-      <w:r>
-        <w:rPr>
-          <w:rFonts w:ascii="Courier New" w:hAnsi="Courier New" w:cs="Courier New"/>
-          <w:sz w:val="24"/>
-          <w:szCs w:val="24"/>
-        </w:rPr>
-        <w:t xml:space="preserve">INSERT INTO </w:t>
-      </w:r>
-      <w:proofErr w:type="spellStart"/>
-      <w:r>
-        <w:rPr>
-          <w:rFonts w:ascii="Courier New" w:hAnsi="Courier New" w:cs="Courier New"/>
-          <w:sz w:val="24"/>
-          <w:szCs w:val="24"/>
-        </w:rPr>
-        <w:t>Statuses</w:t>
-      </w:r>
-      <w:proofErr w:type="spellEnd"/>
-      <w:r>
-        <w:rPr>
-          <w:rFonts w:ascii="Courier New" w:hAnsi="Courier New" w:cs="Courier New"/>
-          <w:sz w:val="24"/>
-          <w:szCs w:val="24"/>
-        </w:rPr>
-        <w:t xml:space="preserve"> (</w:t>
-      </w:r>
-      <w:proofErr w:type="spellStart"/>
-      <w:r>
-        <w:rPr>
-          <w:rFonts w:ascii="Courier New" w:hAnsi="Courier New" w:cs="Courier New"/>
-          <w:sz w:val="24"/>
-          <w:szCs w:val="24"/>
-        </w:rPr>
-        <w:t>statusName</w:t>
-      </w:r>
-      <w:proofErr w:type="spellEnd"/>
-      <w:r>
-        <w:rPr>
-          <w:rFonts w:ascii="Courier New" w:hAnsi="Courier New" w:cs="Courier New"/>
-          <w:sz w:val="24"/>
-          <w:szCs w:val="24"/>
-        </w:rPr>
-        <w:t>) VALUES ('В процессе ремонта'), ('Готова к выдаче'), ('Новая заявка');</w:t>
+          <w:lang w:val="en-US"/>
+        </w:rPr>
+      </w:pPr>
+      <w:r>
+        <w:rPr>
+          <w:rFonts w:ascii="Courier New" w:hAnsi="Courier New" w:cs="Courier New"/>
+          <w:sz w:val="24"/>
+          <w:szCs w:val="24"/>
+          <w:lang w:val="en-US"/>
+        </w:rPr>
+        <w:t>INSERT INTO Statuses (statusName) VALUES ('</w:t>
+      </w:r>
+      <w:r>
+        <w:rPr>
+          <w:rFonts w:ascii="Courier New" w:hAnsi="Courier New" w:cs="Courier New"/>
+          <w:sz w:val="24"/>
+          <w:szCs w:val="24"/>
+        </w:rPr>
+        <w:t>В</w:t>
+      </w:r>
+      <w:r>
+        <w:rPr>
+          <w:rFonts w:ascii="Courier New" w:hAnsi="Courier New" w:cs="Courier New"/>
+          <w:sz w:val="24"/>
+          <w:szCs w:val="24"/>
+          <w:lang w:val="en-US"/>
+        </w:rPr>
+        <w:t xml:space="preserve"> </w:t>
+      </w:r>
+      <w:r>
+        <w:rPr>
+          <w:rFonts w:ascii="Courier New" w:hAnsi="Courier New" w:cs="Courier New"/>
+          <w:sz w:val="24"/>
+          <w:szCs w:val="24"/>
+        </w:rPr>
+        <w:t>процессе</w:t>
+      </w:r>
+      <w:r>
+        <w:rPr>
+          <w:rFonts w:ascii="Courier New" w:hAnsi="Courier New" w:cs="Courier New"/>
+          <w:sz w:val="24"/>
+          <w:szCs w:val="24"/>
+          <w:lang w:val="en-US"/>
+        </w:rPr>
+        <w:t xml:space="preserve"> </w:t>
+      </w:r>
+      <w:r>
+        <w:rPr>
+          <w:rFonts w:ascii="Courier New" w:hAnsi="Courier New" w:cs="Courier New"/>
+          <w:sz w:val="24"/>
+          <w:szCs w:val="24"/>
+        </w:rPr>
+        <w:t>ремонта</w:t>
+      </w:r>
+      <w:r>
+        <w:rPr>
+          <w:rFonts w:ascii="Courier New" w:hAnsi="Courier New" w:cs="Courier New"/>
+          <w:sz w:val="24"/>
+          <w:szCs w:val="24"/>
+          <w:lang w:val="en-US"/>
+        </w:rPr>
+        <w:t>'), ('</w:t>
+      </w:r>
+      <w:r>
+        <w:rPr>
+          <w:rFonts w:ascii="Courier New" w:hAnsi="Courier New" w:cs="Courier New"/>
+          <w:sz w:val="24"/>
+          <w:szCs w:val="24"/>
+        </w:rPr>
+        <w:t>Готова</w:t>
+      </w:r>
+      <w:r>
+        <w:rPr>
+          <w:rFonts w:ascii="Courier New" w:hAnsi="Courier New" w:cs="Courier New"/>
+          <w:sz w:val="24"/>
+          <w:szCs w:val="24"/>
+          <w:lang w:val="en-US"/>
+        </w:rPr>
+        <w:t xml:space="preserve"> </w:t>
+      </w:r>
+      <w:r>
+        <w:rPr>
+          <w:rFonts w:ascii="Courier New" w:hAnsi="Courier New" w:cs="Courier New"/>
+          <w:sz w:val="24"/>
+          <w:szCs w:val="24"/>
+        </w:rPr>
+        <w:t>к</w:t>
+      </w:r>
+      <w:r>
+        <w:rPr>
+          <w:rFonts w:ascii="Courier New" w:hAnsi="Courier New" w:cs="Courier New"/>
+          <w:sz w:val="24"/>
+          <w:szCs w:val="24"/>
+          <w:lang w:val="en-US"/>
+        </w:rPr>
+        <w:t xml:space="preserve"> </w:t>
+      </w:r>
+      <w:r>
+        <w:rPr>
+          <w:rFonts w:ascii="Courier New" w:hAnsi="Courier New" w:cs="Courier New"/>
+          <w:sz w:val="24"/>
+          <w:szCs w:val="24"/>
+        </w:rPr>
+        <w:t>выдаче</w:t>
+      </w:r>
+      <w:r>
+        <w:rPr>
+          <w:rFonts w:ascii="Courier New" w:hAnsi="Courier New" w:cs="Courier New"/>
+          <w:sz w:val="24"/>
+          <w:szCs w:val="24"/>
+          <w:lang w:val="en-US"/>
+        </w:rPr>
+        <w:t>'), ('</w:t>
+      </w:r>
+      <w:r>
+        <w:rPr>
+          <w:rFonts w:ascii="Courier New" w:hAnsi="Courier New" w:cs="Courier New"/>
+          <w:sz w:val="24"/>
+          <w:szCs w:val="24"/>
+        </w:rPr>
+        <w:t>Новая</w:t>
+      </w:r>
+      <w:r>
+        <w:rPr>
+          <w:rFonts w:ascii="Courier New" w:hAnsi="Courier New" w:cs="Courier New"/>
+          <w:sz w:val="24"/>
+          <w:szCs w:val="24"/>
+          <w:lang w:val="en-US"/>
+        </w:rPr>
+        <w:t xml:space="preserve"> </w:t>
+      </w:r>
+      <w:r>
+        <w:rPr>
+          <w:rFonts w:ascii="Courier New" w:hAnsi="Courier New" w:cs="Courier New"/>
+          <w:sz w:val="24"/>
+          <w:szCs w:val="24"/>
+        </w:rPr>
+        <w:t>заявка</w:t>
+      </w:r>
+      <w:r>
+        <w:rPr>
+          <w:rFonts w:ascii="Courier New" w:hAnsi="Courier New" w:cs="Courier New"/>
+          <w:sz w:val="24"/>
+          <w:szCs w:val="24"/>
+          <w:lang w:val="en-US"/>
+        </w:rPr>
+        <w:t>');</w:t>
       </w:r>
     </w:p>
     <w:p>
@@ -5299,6 +4456,7 @@
           <w:rFonts w:ascii="Courier New" w:hAnsi="Courier New" w:cs="Courier New"/>
           <w:sz w:val="24"/>
           <w:szCs w:val="24"/>
+          <w:lang w:val="en-US"/>
         </w:rPr>
       </w:pPr>
     </w:p>
@@ -5327,67 +4485,7 @@
           <w:szCs w:val="24"/>
           <w:lang w:val="en-US"/>
         </w:rPr>
-        <w:t>INSERT INTO Users (</w:t>
-      </w:r>
-      <w:proofErr w:type="spellStart"/>
-      <w:r>
-        <w:rPr>
-          <w:rFonts w:ascii="Courier New" w:hAnsi="Courier New" w:cs="Courier New"/>
-          <w:sz w:val="24"/>
-          <w:szCs w:val="24"/>
-          <w:lang w:val="en-US"/>
-        </w:rPr>
-        <w:t>userID</w:t>
-      </w:r>
-      <w:proofErr w:type="spellEnd"/>
-      <w:r>
-        <w:rPr>
-          <w:rFonts w:ascii="Courier New" w:hAnsi="Courier New" w:cs="Courier New"/>
-          <w:sz w:val="24"/>
-          <w:szCs w:val="24"/>
-          <w:lang w:val="en-US"/>
-        </w:rPr>
-        <w:t xml:space="preserve">, </w:t>
-      </w:r>
-      <w:proofErr w:type="spellStart"/>
-      <w:r>
-        <w:rPr>
-          <w:rFonts w:ascii="Courier New" w:hAnsi="Courier New" w:cs="Courier New"/>
-          <w:sz w:val="24"/>
-          <w:szCs w:val="24"/>
-          <w:lang w:val="en-US"/>
-        </w:rPr>
-        <w:t>fio</w:t>
-      </w:r>
-      <w:proofErr w:type="spellEnd"/>
-      <w:r>
-        <w:rPr>
-          <w:rFonts w:ascii="Courier New" w:hAnsi="Courier New" w:cs="Courier New"/>
-          <w:sz w:val="24"/>
-          <w:szCs w:val="24"/>
-          <w:lang w:val="en-US"/>
-        </w:rPr>
-        <w:t xml:space="preserve">, phone, login, password, </w:t>
-      </w:r>
-      <w:proofErr w:type="spellStart"/>
-      <w:r>
-        <w:rPr>
-          <w:rFonts w:ascii="Courier New" w:hAnsi="Courier New" w:cs="Courier New"/>
-          <w:sz w:val="24"/>
-          <w:szCs w:val="24"/>
-          <w:lang w:val="en-US"/>
-        </w:rPr>
-        <w:t>roleID</w:t>
-      </w:r>
-      <w:proofErr w:type="spellEnd"/>
-      <w:r>
-        <w:rPr>
-          <w:rFonts w:ascii="Courier New" w:hAnsi="Courier New" w:cs="Courier New"/>
-          <w:sz w:val="24"/>
-          <w:szCs w:val="24"/>
-          <w:lang w:val="en-US"/>
-        </w:rPr>
-        <w:t>) VALUES</w:t>
+        <w:t>INSERT INTO Users (userID, fio, phone, login, password, roleID) VALUES</w:t>
       </w:r>
     </w:p>
     <w:p>
@@ -5465,25 +4563,7 @@
           <w:sz w:val="24"/>
           <w:szCs w:val="24"/>
         </w:rPr>
-        <w:t xml:space="preserve">(3, 'Гончарова Ульяна </w:t>
-      </w:r>
-      <w:proofErr w:type="spellStart"/>
-      <w:r>
-        <w:rPr>
-          <w:rFonts w:ascii="Courier New" w:hAnsi="Courier New" w:cs="Courier New"/>
-          <w:sz w:val="24"/>
-          <w:szCs w:val="24"/>
-        </w:rPr>
-        <w:t>Ярославовна</w:t>
-      </w:r>
-      <w:proofErr w:type="spellEnd"/>
-      <w:r>
-        <w:rPr>
-          <w:rFonts w:ascii="Courier New" w:hAnsi="Courier New" w:cs="Courier New"/>
-          <w:sz w:val="24"/>
-          <w:szCs w:val="24"/>
-        </w:rPr>
-        <w:t>', '89210673849', 'login3', 'pass3', 2),</w:t>
+        <w:t>(3, 'Гончарова Ульяна Ярославовна', '89210673849', 'login3', 'pass3', 2),</w:t>
       </w:r>
     </w:p>
     <w:p>
@@ -5703,25 +4783,7 @@
           <w:sz w:val="24"/>
           <w:szCs w:val="24"/>
         </w:rPr>
-        <w:t xml:space="preserve">(10, 'Беспалова Екатерина </w:t>
-      </w:r>
-      <w:proofErr w:type="spellStart"/>
-      <w:r>
-        <w:rPr>
-          <w:rFonts w:ascii="Courier New" w:hAnsi="Courier New" w:cs="Courier New"/>
-          <w:sz w:val="24"/>
-          <w:szCs w:val="24"/>
-        </w:rPr>
-        <w:t>Даниэльевна</w:t>
-      </w:r>
-      <w:proofErr w:type="spellEnd"/>
-      <w:r>
-        <w:rPr>
-          <w:rFonts w:ascii="Courier New" w:hAnsi="Courier New" w:cs="Courier New"/>
-          <w:sz w:val="24"/>
-          <w:szCs w:val="24"/>
-        </w:rPr>
-        <w:t>', '89219567844', 'login10', 'pass10', 2);</w:t>
+        <w:t>(10, 'Беспалова Екатерина Даниэльевна', '89219567844', 'login10', 'pass10', 2);</w:t>
       </w:r>
     </w:p>
     <w:p>
@@ -5767,207 +4829,7 @@
           <w:szCs w:val="24"/>
           <w:lang w:val="en-US"/>
         </w:rPr>
-        <w:t>INSERT INTO Requests (</w:t>
-      </w:r>
-      <w:proofErr w:type="spellStart"/>
-      <w:r>
-        <w:rPr>
-          <w:rFonts w:ascii="Courier New" w:hAnsi="Courier New" w:cs="Courier New"/>
-          <w:sz w:val="24"/>
-          <w:szCs w:val="24"/>
-          <w:lang w:val="en-US"/>
-        </w:rPr>
-        <w:t>requestID</w:t>
-      </w:r>
-      <w:proofErr w:type="spellEnd"/>
-      <w:r>
-        <w:rPr>
-          <w:rFonts w:ascii="Courier New" w:hAnsi="Courier New" w:cs="Courier New"/>
-          <w:sz w:val="24"/>
-          <w:szCs w:val="24"/>
-          <w:lang w:val="en-US"/>
-        </w:rPr>
-        <w:t xml:space="preserve">, </w:t>
-      </w:r>
-      <w:proofErr w:type="spellStart"/>
-      <w:r>
-        <w:rPr>
-          <w:rFonts w:ascii="Courier New" w:hAnsi="Courier New" w:cs="Courier New"/>
-          <w:sz w:val="24"/>
-          <w:szCs w:val="24"/>
-          <w:lang w:val="en-US"/>
-        </w:rPr>
-        <w:t>startDate</w:t>
-      </w:r>
-      <w:proofErr w:type="spellEnd"/>
-      <w:r>
-        <w:rPr>
-          <w:rFonts w:ascii="Courier New" w:hAnsi="Courier New" w:cs="Courier New"/>
-          <w:sz w:val="24"/>
-          <w:szCs w:val="24"/>
-          <w:lang w:val="en-US"/>
-        </w:rPr>
-        <w:t xml:space="preserve">, </w:t>
-      </w:r>
-      <w:proofErr w:type="spellStart"/>
-      <w:r>
-        <w:rPr>
-          <w:rFonts w:ascii="Courier New" w:hAnsi="Courier New" w:cs="Courier New"/>
-          <w:sz w:val="24"/>
-          <w:szCs w:val="24"/>
-          <w:lang w:val="en-US"/>
-        </w:rPr>
-        <w:t>climateTechType</w:t>
-      </w:r>
-      <w:proofErr w:type="spellEnd"/>
-      <w:r>
-        <w:rPr>
-          <w:rFonts w:ascii="Courier New" w:hAnsi="Courier New" w:cs="Courier New"/>
-          <w:sz w:val="24"/>
-          <w:szCs w:val="24"/>
-          <w:lang w:val="en-US"/>
-        </w:rPr>
-        <w:t xml:space="preserve">, </w:t>
-      </w:r>
-      <w:proofErr w:type="spellStart"/>
-      <w:r>
-        <w:rPr>
-          <w:rFonts w:ascii="Courier New" w:hAnsi="Courier New" w:cs="Courier New"/>
-          <w:sz w:val="24"/>
-          <w:szCs w:val="24"/>
-          <w:lang w:val="en-US"/>
-        </w:rPr>
-        <w:t>climateTechModel</w:t>
-      </w:r>
-      <w:proofErr w:type="spellEnd"/>
-      <w:r>
-        <w:rPr>
-          <w:rFonts w:ascii="Courier New" w:hAnsi="Courier New" w:cs="Courier New"/>
-          <w:sz w:val="24"/>
-          <w:szCs w:val="24"/>
-          <w:lang w:val="en-US"/>
-        </w:rPr>
-        <w:t xml:space="preserve">, </w:t>
-      </w:r>
-      <w:proofErr w:type="spellStart"/>
-      <w:r>
-        <w:rPr>
-          <w:rFonts w:ascii="Courier New" w:hAnsi="Courier New" w:cs="Courier New"/>
-          <w:sz w:val="24"/>
-          <w:szCs w:val="24"/>
-          <w:lang w:val="en-US"/>
-        </w:rPr>
-        <w:t>problemDescription</w:t>
-      </w:r>
-      <w:proofErr w:type="spellEnd"/>
-      <w:r>
-        <w:rPr>
-          <w:rFonts w:ascii="Courier New" w:hAnsi="Courier New" w:cs="Courier New"/>
-          <w:sz w:val="24"/>
-          <w:szCs w:val="24"/>
-          <w:lang w:val="en-US"/>
-        </w:rPr>
-        <w:t xml:space="preserve">, </w:t>
-      </w:r>
-      <w:proofErr w:type="spellStart"/>
-      <w:r>
-        <w:rPr>
-          <w:rFonts w:ascii="Courier New" w:hAnsi="Courier New" w:cs="Courier New"/>
-          <w:sz w:val="24"/>
-          <w:szCs w:val="24"/>
-          <w:lang w:val="en-US"/>
-        </w:rPr>
-        <w:t>statusID</w:t>
-      </w:r>
-      <w:proofErr w:type="spellEnd"/>
-      <w:r>
-        <w:rPr>
-          <w:rFonts w:ascii="Courier New" w:hAnsi="Courier New" w:cs="Courier New"/>
-          <w:sz w:val="24"/>
-          <w:szCs w:val="24"/>
-          <w:lang w:val="en-US"/>
-        </w:rPr>
-        <w:t xml:space="preserve">, </w:t>
-      </w:r>
-      <w:proofErr w:type="spellStart"/>
-      <w:r>
-        <w:rPr>
-          <w:rFonts w:ascii="Courier New" w:hAnsi="Courier New" w:cs="Courier New"/>
-          <w:sz w:val="24"/>
-          <w:szCs w:val="24"/>
-          <w:lang w:val="en-US"/>
-        </w:rPr>
-        <w:t>completionDate</w:t>
-      </w:r>
-      <w:proofErr w:type="spellEnd"/>
-      <w:r>
-        <w:rPr>
-          <w:rFonts w:ascii="Courier New" w:hAnsi="Courier New" w:cs="Courier New"/>
-          <w:sz w:val="24"/>
-          <w:szCs w:val="24"/>
-          <w:lang w:val="en-US"/>
-        </w:rPr>
-        <w:t xml:space="preserve">, </w:t>
-      </w:r>
-      <w:proofErr w:type="spellStart"/>
-      <w:r>
-        <w:rPr>
-          <w:rFonts w:ascii="Courier New" w:hAnsi="Courier New" w:cs="Courier New"/>
-          <w:sz w:val="24"/>
-          <w:szCs w:val="24"/>
-          <w:lang w:val="en-US"/>
-        </w:rPr>
-        <w:t>repairParts</w:t>
-      </w:r>
-      <w:proofErr w:type="spellEnd"/>
-      <w:r>
-        <w:rPr>
-          <w:rFonts w:ascii="Courier New" w:hAnsi="Courier New" w:cs="Courier New"/>
-          <w:sz w:val="24"/>
-          <w:szCs w:val="24"/>
-          <w:lang w:val="en-US"/>
-        </w:rPr>
-        <w:t xml:space="preserve">, </w:t>
-      </w:r>
-      <w:proofErr w:type="spellStart"/>
-      <w:r>
-        <w:rPr>
-          <w:rFonts w:ascii="Courier New" w:hAnsi="Courier New" w:cs="Courier New"/>
-          <w:sz w:val="24"/>
-          <w:szCs w:val="24"/>
-          <w:lang w:val="en-US"/>
-        </w:rPr>
-        <w:t>masterID</w:t>
-      </w:r>
-      <w:proofErr w:type="spellEnd"/>
-      <w:r>
-        <w:rPr>
-          <w:rFonts w:ascii="Courier New" w:hAnsi="Courier New" w:cs="Courier New"/>
-          <w:sz w:val="24"/>
-          <w:szCs w:val="24"/>
-          <w:lang w:val="en-US"/>
-        </w:rPr>
-        <w:t xml:space="preserve">, </w:t>
-      </w:r>
-      <w:proofErr w:type="spellStart"/>
-      <w:r>
-        <w:rPr>
-          <w:rFonts w:ascii="Courier New" w:hAnsi="Courier New" w:cs="Courier New"/>
-          <w:sz w:val="24"/>
-          <w:szCs w:val="24"/>
-          <w:lang w:val="en-US"/>
-        </w:rPr>
-        <w:t>clientID</w:t>
-      </w:r>
-      <w:proofErr w:type="spellEnd"/>
-      <w:r>
-        <w:rPr>
-          <w:rFonts w:ascii="Courier New" w:hAnsi="Courier New" w:cs="Courier New"/>
-          <w:sz w:val="24"/>
-          <w:szCs w:val="24"/>
-          <w:lang w:val="en-US"/>
-        </w:rPr>
-        <w:t>) VALUES</w:t>
+        <w:t>INSERT INTO Requests (requestID, startDate, climateTechType, climateTechModel, problemDescription, statusID, completionDate, repairParts, masterID, clientID) VALUES</w:t>
       </w:r>
     </w:p>
     <w:p>
@@ -6236,25 +5098,7 @@
           <w:sz w:val="24"/>
           <w:szCs w:val="24"/>
         </w:rPr>
-        <w:t xml:space="preserve">(3, '2022-07-07', 'Увлажнитель воздуха', 'Xiaomi Smart </w:t>
-      </w:r>
-      <w:proofErr w:type="spellStart"/>
-      <w:r>
-        <w:rPr>
-          <w:rFonts w:ascii="Courier New" w:hAnsi="Courier New" w:cs="Courier New"/>
-          <w:sz w:val="24"/>
-          <w:szCs w:val="24"/>
-        </w:rPr>
-        <w:t>Humidifier</w:t>
-      </w:r>
-      <w:proofErr w:type="spellEnd"/>
-      <w:r>
-        <w:rPr>
-          <w:rFonts w:ascii="Courier New" w:hAnsi="Courier New" w:cs="Courier New"/>
-          <w:sz w:val="24"/>
-          <w:szCs w:val="24"/>
-        </w:rPr>
-        <w:t xml:space="preserve"> 2', 'Пар имеет неприятный запах', 2, '2023-01-01', NULL, 3, 9),</w:t>
+        <w:t>(3, '2022-07-07', 'Увлажнитель воздуха', 'Xiaomi Smart Humidifier 2', 'Пар имеет неприятный запах', 2, '2023-01-01', NULL, 3, 9),</w:t>
       </w:r>
     </w:p>
     <w:p>
@@ -6280,25 +5124,7 @@
           <w:sz w:val="24"/>
           <w:szCs w:val="24"/>
         </w:rPr>
-        <w:t>(4, '2023-08-02', 'Увлажнитель воздуха', '</w:t>
-      </w:r>
-      <w:proofErr w:type="spellStart"/>
-      <w:r>
-        <w:rPr>
-          <w:rFonts w:ascii="Courier New" w:hAnsi="Courier New" w:cs="Courier New"/>
-          <w:sz w:val="24"/>
-          <w:szCs w:val="24"/>
-        </w:rPr>
-        <w:t>Polaris</w:t>
-      </w:r>
-      <w:proofErr w:type="spellEnd"/>
-      <w:r>
-        <w:rPr>
-          <w:rFonts w:ascii="Courier New" w:hAnsi="Courier New" w:cs="Courier New"/>
-          <w:sz w:val="24"/>
-          <w:szCs w:val="24"/>
-        </w:rPr>
-        <w:t xml:space="preserve"> PUH 2300 WIFI IQ Home', 'Продолжает работать при снижении воды', 3, NULL, NULL, NULL, 8),</w:t>
+        <w:t>(4, '2023-08-02', 'Увлажнитель воздуха', 'Polaris PUH 2300 WIFI IQ Home', 'Продолжает работать при снижении воды', 3, NULL, NULL, NULL, 8),</w:t>
       </w:r>
     </w:p>
     <w:p>
@@ -6324,25 +5150,7 @@
           <w:sz w:val="24"/>
           <w:szCs w:val="24"/>
         </w:rPr>
-        <w:t>(5, '2023-08-02', 'Сушилка для рук', '</w:t>
-      </w:r>
-      <w:proofErr w:type="spellStart"/>
-      <w:r>
-        <w:rPr>
-          <w:rFonts w:ascii="Courier New" w:hAnsi="Courier New" w:cs="Courier New"/>
-          <w:sz w:val="24"/>
-          <w:szCs w:val="24"/>
-        </w:rPr>
-        <w:t>Ballu</w:t>
-      </w:r>
-      <w:proofErr w:type="spellEnd"/>
-      <w:r>
-        <w:rPr>
-          <w:rFonts w:ascii="Courier New" w:hAnsi="Courier New" w:cs="Courier New"/>
-          <w:sz w:val="24"/>
-          <w:szCs w:val="24"/>
-        </w:rPr>
-        <w:t xml:space="preserve"> BAHD-1250', 'Не работает', 3, NULL, NULL, NULL, 9);</w:t>
+        <w:t>(5, '2023-08-02', 'Сушилка для рук', 'Ballu BAHD-1250', 'Не работает', 3, NULL, NULL, NULL, 9);</w:t>
       </w:r>
     </w:p>
     <w:p>
@@ -6360,7 +5168,6 @@
           <w:rFonts w:ascii="Courier New" w:hAnsi="Courier New" w:cs="Courier New"/>
           <w:sz w:val="24"/>
           <w:szCs w:val="24"/>
-          <w:lang w:val="en-US"/>
         </w:rPr>
       </w:pPr>
     </w:p>
@@ -6389,67 +5196,7 @@
           <w:szCs w:val="24"/>
           <w:lang w:val="en-US"/>
         </w:rPr>
-        <w:t>INSERT INTO Comments (</w:t>
-      </w:r>
-      <w:proofErr w:type="spellStart"/>
-      <w:r>
-        <w:rPr>
-          <w:rFonts w:ascii="Courier New" w:hAnsi="Courier New" w:cs="Courier New"/>
-          <w:sz w:val="24"/>
-          <w:szCs w:val="24"/>
-          <w:lang w:val="en-US"/>
-        </w:rPr>
-        <w:t>commentID</w:t>
-      </w:r>
-      <w:proofErr w:type="spellEnd"/>
-      <w:r>
-        <w:rPr>
-          <w:rFonts w:ascii="Courier New" w:hAnsi="Courier New" w:cs="Courier New"/>
-          <w:sz w:val="24"/>
-          <w:szCs w:val="24"/>
-          <w:lang w:val="en-US"/>
-        </w:rPr>
-        <w:t xml:space="preserve">, message, </w:t>
-      </w:r>
-      <w:proofErr w:type="spellStart"/>
-      <w:r>
-        <w:rPr>
-          <w:rFonts w:ascii="Courier New" w:hAnsi="Courier New" w:cs="Courier New"/>
-          <w:sz w:val="24"/>
-          <w:szCs w:val="24"/>
-          <w:lang w:val="en-US"/>
-        </w:rPr>
-        <w:t>masterID</w:t>
-      </w:r>
-      <w:proofErr w:type="spellEnd"/>
-      <w:r>
-        <w:rPr>
-          <w:rFonts w:ascii="Courier New" w:hAnsi="Courier New" w:cs="Courier New"/>
-          <w:sz w:val="24"/>
-          <w:szCs w:val="24"/>
-          <w:lang w:val="en-US"/>
-        </w:rPr>
-        <w:t xml:space="preserve">, </w:t>
-      </w:r>
-      <w:proofErr w:type="spellStart"/>
-      <w:r>
-        <w:rPr>
-          <w:rFonts w:ascii="Courier New" w:hAnsi="Courier New" w:cs="Courier New"/>
-          <w:sz w:val="24"/>
-          <w:szCs w:val="24"/>
-          <w:lang w:val="en-US"/>
-        </w:rPr>
-        <w:t>requestID</w:t>
-      </w:r>
-      <w:proofErr w:type="spellEnd"/>
-      <w:r>
-        <w:rPr>
-          <w:rFonts w:ascii="Courier New" w:hAnsi="Courier New" w:cs="Courier New"/>
-          <w:sz w:val="24"/>
-          <w:szCs w:val="24"/>
-          <w:lang w:val="en-US"/>
-        </w:rPr>
-        <w:t>) VALUES</w:t>
+        <w:t>INSERT INTO Comments (commentID, message, masterID, requestID) VALUES</w:t>
       </w:r>
     </w:p>
     <w:p>
@@ -6532,28 +5279,28 @@
     </w:p>
     <w:p>
       <w:pPr>
-        <w:spacing w:after="0" w:line="240" w:lineRule="auto"/>
-        <w:ind w:left="284" w:right="282" w:firstLine="709"/>
-        <w:jc w:val="both"/>
-        <w:rPr>
-          <w:rFonts w:ascii="Times New Roman" w:hAnsi="Times New Roman" w:cs="Times New Roman"/>
-          <w:sz w:val="28"/>
-          <w:szCs w:val="28"/>
-        </w:rPr>
-      </w:pPr>
-    </w:p>
-    <w:p>
-      <w:pPr>
-        <w:spacing w:after="0" w:line="240" w:lineRule="auto"/>
-        <w:ind w:left="284" w:right="282" w:firstLine="709"/>
-        <w:jc w:val="both"/>
-        <w:rPr>
-          <w:rFonts w:ascii="Times New Roman" w:hAnsi="Times New Roman" w:cs="Times New Roman"/>
-          <w:sz w:val="28"/>
-          <w:szCs w:val="28"/>
-        </w:rPr>
-      </w:pPr>
-      <w:r>
+        <w:rPr>
+          <w:rFonts w:ascii="Times New Roman" w:hAnsi="Times New Roman" w:cs="Times New Roman"/>
+          <w:sz w:val="28"/>
+          <w:szCs w:val="28"/>
+          <w:lang w:val="en-US"/>
+        </w:rPr>
+      </w:pPr>
+      <w:r>
+        <w:rPr>
+          <w:rFonts w:ascii="Times New Roman" w:hAnsi="Times New Roman" w:cs="Times New Roman"/>
+          <w:sz w:val="28"/>
+          <w:szCs w:val="28"/>
+          <w:lang w:val="en-US"/>
+        </w:rPr>
+        <w:br w:type="page"/>
+      </w:r>
+    </w:p>
+    <w:p>
+      <w:pPr>
+        <w:spacing w:after="0" w:line="240" w:lineRule="auto"/>
+        <w:ind w:left="284" w:right="282" w:firstLine="709"/>
+        <w:jc w:val="both"/>
         <w:rPr>
           <w:rFonts w:ascii="Times New Roman" w:hAnsi="Times New Roman" w:cs="Times New Roman"/>
           <w:b/>
@@ -6561,8 +5308,7 @@
           <w:sz w:val="28"/>
           <w:szCs w:val="28"/>
         </w:rPr>
-        <w:t>3</w:t>
-      </w:r>
+      </w:pPr>
       <w:r>
         <w:rPr>
           <w:rFonts w:ascii="Times New Roman" w:hAnsi="Times New Roman" w:cs="Times New Roman"/>
@@ -6571,7 +5317,8 @@
           <w:sz w:val="28"/>
           <w:szCs w:val="28"/>
         </w:rPr>
-        <w:t xml:space="preserve"> </w:t>
+        <w:lastRenderedPageBreak/>
+        <w:t xml:space="preserve">3 </w:t>
       </w:r>
       <w:r>
         <w:rPr>
@@ -6581,9 +5328,1212 @@
           <w:sz w:val="28"/>
           <w:szCs w:val="28"/>
         </w:rPr>
-        <w:t xml:space="preserve">Модуль </w:t>
-      </w:r>
-      <w:r>
+        <w:t>Интерфейс программы</w:t>
+      </w:r>
+    </w:p>
+    <w:p>
+      <w:pPr>
+        <w:spacing w:after="0" w:line="240" w:lineRule="auto"/>
+        <w:ind w:left="284" w:right="282" w:firstLine="709"/>
+        <w:jc w:val="both"/>
+        <w:rPr>
+          <w:rFonts w:ascii="Times New Roman" w:hAnsi="Times New Roman" w:cs="Times New Roman"/>
+          <w:sz w:val="28"/>
+          <w:szCs w:val="28"/>
+        </w:rPr>
+      </w:pPr>
+    </w:p>
+    <w:p>
+      <w:pPr>
+        <w:spacing w:after="0" w:line="240" w:lineRule="auto"/>
+        <w:ind w:left="284" w:right="282" w:firstLine="709"/>
+        <w:jc w:val="both"/>
+        <w:rPr>
+          <w:rFonts w:ascii="Times New Roman" w:hAnsi="Times New Roman" w:cs="Times New Roman"/>
+          <w:sz w:val="28"/>
+          <w:szCs w:val="28"/>
+        </w:rPr>
+      </w:pPr>
+      <w:r>
+        <w:rPr>
+          <w:rFonts w:ascii="Times New Roman" w:hAnsi="Times New Roman" w:cs="Times New Roman"/>
+          <w:sz w:val="28"/>
+          <w:szCs w:val="28"/>
+        </w:rPr>
+        <w:t>В процессе разработки программы было реализовано следующее</w:t>
+      </w:r>
+      <w:r>
+        <w:rPr>
+          <w:rFonts w:ascii="Times New Roman" w:hAnsi="Times New Roman" w:cs="Times New Roman"/>
+          <w:sz w:val="28"/>
+          <w:szCs w:val="28"/>
+        </w:rPr>
+        <w:t>:</w:t>
+      </w:r>
+    </w:p>
+    <w:p>
+      <w:pPr>
+        <w:spacing w:after="0" w:line="240" w:lineRule="auto"/>
+        <w:ind w:left="284" w:right="282" w:firstLine="709"/>
+        <w:jc w:val="both"/>
+        <w:rPr>
+          <w:rFonts w:ascii="Times New Roman" w:hAnsi="Times New Roman" w:cs="Times New Roman"/>
+          <w:sz w:val="28"/>
+          <w:szCs w:val="28"/>
+        </w:rPr>
+      </w:pPr>
+      <w:r>
+        <w:rPr>
+          <w:rFonts w:ascii="Times New Roman" w:hAnsi="Times New Roman" w:cs="Times New Roman"/>
+          <w:sz w:val="28"/>
+          <w:szCs w:val="28"/>
+        </w:rPr>
+        <w:t>–</w:t>
+      </w:r>
+      <w:r>
+        <w:rPr>
+          <w:rFonts w:ascii="Times New Roman" w:hAnsi="Times New Roman" w:cs="Times New Roman"/>
+          <w:sz w:val="28"/>
+          <w:szCs w:val="28"/>
+        </w:rPr>
+        <w:t>меню вкладок с таблицами</w:t>
+      </w:r>
+      <w:r>
+        <w:rPr>
+          <w:rFonts w:ascii="Times New Roman" w:hAnsi="Times New Roman" w:cs="Times New Roman"/>
+          <w:sz w:val="28"/>
+          <w:szCs w:val="28"/>
+        </w:rPr>
+        <w:t>;</w:t>
+      </w:r>
+    </w:p>
+    <w:p>
+      <w:pPr>
+        <w:spacing w:after="0" w:line="240" w:lineRule="auto"/>
+        <w:ind w:left="284" w:right="282" w:firstLine="709"/>
+        <w:jc w:val="both"/>
+        <w:rPr>
+          <w:rFonts w:ascii="Times New Roman" w:hAnsi="Times New Roman" w:cs="Times New Roman"/>
+          <w:sz w:val="28"/>
+          <w:szCs w:val="28"/>
+        </w:rPr>
+      </w:pPr>
+      <w:r>
+        <w:rPr>
+          <w:rFonts w:ascii="Times New Roman" w:hAnsi="Times New Roman" w:cs="Times New Roman"/>
+          <w:sz w:val="28"/>
+          <w:szCs w:val="28"/>
+        </w:rPr>
+        <w:t>–</w:t>
+      </w:r>
+      <w:r>
+        <w:rPr>
+          <w:rFonts w:ascii="Times New Roman" w:hAnsi="Times New Roman" w:cs="Times New Roman"/>
+          <w:sz w:val="28"/>
+          <w:szCs w:val="28"/>
+        </w:rPr>
+        <w:t xml:space="preserve"> права доступа согласно ролям</w:t>
+      </w:r>
+      <w:r>
+        <w:rPr>
+          <w:rFonts w:ascii="Times New Roman" w:hAnsi="Times New Roman" w:cs="Times New Roman"/>
+          <w:sz w:val="28"/>
+          <w:szCs w:val="28"/>
+        </w:rPr>
+        <w:t>;</w:t>
+      </w:r>
+    </w:p>
+    <w:p>
+      <w:pPr>
+        <w:spacing w:after="0" w:line="240" w:lineRule="auto"/>
+        <w:ind w:left="284" w:right="282" w:firstLine="709"/>
+        <w:jc w:val="both"/>
+        <w:rPr>
+          <w:rFonts w:ascii="Times New Roman" w:hAnsi="Times New Roman" w:cs="Times New Roman"/>
+          <w:sz w:val="28"/>
+          <w:szCs w:val="28"/>
+        </w:rPr>
+      </w:pPr>
+      <w:r>
+        <w:rPr>
+          <w:rFonts w:ascii="Times New Roman" w:hAnsi="Times New Roman" w:cs="Times New Roman"/>
+          <w:sz w:val="28"/>
+          <w:szCs w:val="28"/>
+        </w:rPr>
+        <w:t>–</w:t>
+      </w:r>
+      <w:r>
+        <w:rPr>
+          <w:rFonts w:ascii="Times New Roman" w:hAnsi="Times New Roman" w:cs="Times New Roman"/>
+          <w:sz w:val="28"/>
+          <w:szCs w:val="28"/>
+        </w:rPr>
+        <w:t xml:space="preserve"> авторизация по логину и паролю</w:t>
+      </w:r>
+      <w:r>
+        <w:rPr>
+          <w:rFonts w:ascii="Times New Roman" w:hAnsi="Times New Roman" w:cs="Times New Roman"/>
+          <w:sz w:val="28"/>
+          <w:szCs w:val="28"/>
+        </w:rPr>
+        <w:t>;</w:t>
+      </w:r>
+    </w:p>
+    <w:p>
+      <w:pPr>
+        <w:spacing w:after="0" w:line="240" w:lineRule="auto"/>
+        <w:ind w:left="284" w:right="282" w:firstLine="709"/>
+        <w:jc w:val="both"/>
+        <w:rPr>
+          <w:rFonts w:ascii="Times New Roman" w:hAnsi="Times New Roman" w:cs="Times New Roman"/>
+          <w:sz w:val="28"/>
+          <w:szCs w:val="28"/>
+        </w:rPr>
+      </w:pPr>
+      <w:r>
+        <w:rPr>
+          <w:rFonts w:ascii="Times New Roman" w:hAnsi="Times New Roman" w:cs="Times New Roman"/>
+          <w:sz w:val="28"/>
+          <w:szCs w:val="28"/>
+        </w:rPr>
+        <w:t>–</w:t>
+      </w:r>
+      <w:r>
+        <w:rPr>
+          <w:rFonts w:ascii="Times New Roman" w:hAnsi="Times New Roman" w:cs="Times New Roman"/>
+          <w:sz w:val="28"/>
+          <w:szCs w:val="28"/>
+        </w:rPr>
+        <w:t xml:space="preserve"> </w:t>
+      </w:r>
+      <w:r>
+        <w:rPr>
+          <w:rFonts w:ascii="Times New Roman" w:hAnsi="Times New Roman" w:cs="Times New Roman"/>
+          <w:sz w:val="28"/>
+          <w:szCs w:val="28"/>
+          <w:lang w:val="en-US"/>
+        </w:rPr>
+        <w:t>CRUD</w:t>
+      </w:r>
+      <w:r>
+        <w:rPr>
+          <w:rFonts w:ascii="Times New Roman" w:hAnsi="Times New Roman" w:cs="Times New Roman"/>
+          <w:sz w:val="28"/>
+          <w:szCs w:val="28"/>
+        </w:rPr>
+        <w:t xml:space="preserve"> </w:t>
+      </w:r>
+      <w:r>
+        <w:rPr>
+          <w:rFonts w:ascii="Times New Roman" w:hAnsi="Times New Roman" w:cs="Times New Roman"/>
+          <w:sz w:val="28"/>
+          <w:szCs w:val="28"/>
+        </w:rPr>
+        <w:t>операции</w:t>
+      </w:r>
+      <w:r>
+        <w:rPr>
+          <w:rFonts w:ascii="Times New Roman" w:hAnsi="Times New Roman" w:cs="Times New Roman"/>
+          <w:sz w:val="28"/>
+          <w:szCs w:val="28"/>
+        </w:rPr>
+        <w:t>;</w:t>
+      </w:r>
+    </w:p>
+    <w:p>
+      <w:pPr>
+        <w:spacing w:after="0" w:line="240" w:lineRule="auto"/>
+        <w:ind w:left="284" w:right="282" w:firstLine="709"/>
+        <w:jc w:val="both"/>
+        <w:rPr>
+          <w:rFonts w:ascii="Times New Roman" w:hAnsi="Times New Roman" w:cs="Times New Roman"/>
+          <w:sz w:val="28"/>
+          <w:szCs w:val="28"/>
+        </w:rPr>
+      </w:pPr>
+      <w:r>
+        <w:rPr>
+          <w:rFonts w:ascii="Times New Roman" w:hAnsi="Times New Roman" w:cs="Times New Roman"/>
+          <w:sz w:val="28"/>
+          <w:szCs w:val="28"/>
+        </w:rPr>
+        <w:t>–</w:t>
+      </w:r>
+      <w:r>
+        <w:rPr>
+          <w:rFonts w:ascii="Times New Roman" w:hAnsi="Times New Roman" w:cs="Times New Roman"/>
+          <w:sz w:val="28"/>
+          <w:szCs w:val="28"/>
+        </w:rPr>
+        <w:t xml:space="preserve"> </w:t>
+      </w:r>
+      <w:r>
+        <w:rPr>
+          <w:rFonts w:ascii="Times New Roman" w:hAnsi="Times New Roman" w:cs="Times New Roman"/>
+          <w:sz w:val="28"/>
+          <w:szCs w:val="28"/>
+        </w:rPr>
+        <w:t>обработка ошибок и предупреждений при удалении данных</w:t>
+      </w:r>
+      <w:r>
+        <w:rPr>
+          <w:rFonts w:ascii="Times New Roman" w:hAnsi="Times New Roman" w:cs="Times New Roman"/>
+          <w:sz w:val="28"/>
+          <w:szCs w:val="28"/>
+        </w:rPr>
+        <w:t>;</w:t>
+      </w:r>
+    </w:p>
+    <w:p>
+      <w:pPr>
+        <w:spacing w:after="0" w:line="240" w:lineRule="auto"/>
+        <w:ind w:left="284" w:right="282" w:firstLine="709"/>
+        <w:jc w:val="both"/>
+        <w:rPr>
+          <w:rFonts w:ascii="Times New Roman" w:hAnsi="Times New Roman" w:cs="Times New Roman"/>
+          <w:sz w:val="28"/>
+          <w:szCs w:val="28"/>
+        </w:rPr>
+      </w:pPr>
+      <w:r>
+        <w:rPr>
+          <w:rFonts w:ascii="Times New Roman" w:hAnsi="Times New Roman" w:cs="Times New Roman"/>
+          <w:sz w:val="28"/>
+          <w:szCs w:val="28"/>
+        </w:rPr>
+        <w:t>–</w:t>
+      </w:r>
+      <w:r>
+        <w:rPr>
+          <w:rFonts w:ascii="Times New Roman" w:hAnsi="Times New Roman" w:cs="Times New Roman"/>
+          <w:sz w:val="28"/>
+          <w:szCs w:val="28"/>
+        </w:rPr>
+        <w:t xml:space="preserve"> </w:t>
+      </w:r>
+      <w:r>
+        <w:rPr>
+          <w:rFonts w:ascii="Times New Roman" w:hAnsi="Times New Roman" w:cs="Times New Roman"/>
+          <w:sz w:val="28"/>
+          <w:szCs w:val="28"/>
+        </w:rPr>
+        <w:t>вкладка со статистикой работы отдела</w:t>
+      </w:r>
+      <w:r>
+        <w:rPr>
+          <w:rFonts w:ascii="Times New Roman" w:hAnsi="Times New Roman" w:cs="Times New Roman"/>
+          <w:sz w:val="28"/>
+          <w:szCs w:val="28"/>
+        </w:rPr>
+        <w:t>;</w:t>
+      </w:r>
+    </w:p>
+    <w:p>
+      <w:pPr>
+        <w:spacing w:after="0" w:line="240" w:lineRule="auto"/>
+        <w:ind w:left="284" w:right="282" w:firstLine="709"/>
+        <w:jc w:val="both"/>
+        <w:rPr>
+          <w:rFonts w:ascii="Times New Roman" w:hAnsi="Times New Roman" w:cs="Times New Roman"/>
+          <w:sz w:val="28"/>
+          <w:szCs w:val="28"/>
+        </w:rPr>
+      </w:pPr>
+      <w:r>
+        <w:rPr>
+          <w:rFonts w:ascii="Times New Roman" w:hAnsi="Times New Roman" w:cs="Times New Roman"/>
+          <w:sz w:val="28"/>
+          <w:szCs w:val="28"/>
+        </w:rPr>
+        <w:t>–</w:t>
+      </w:r>
+      <w:r>
+        <w:rPr>
+          <w:rFonts w:ascii="Times New Roman" w:hAnsi="Times New Roman" w:cs="Times New Roman"/>
+          <w:sz w:val="28"/>
+          <w:szCs w:val="28"/>
+        </w:rPr>
+        <w:t xml:space="preserve"> </w:t>
+      </w:r>
+      <w:r>
+        <w:rPr>
+          <w:rFonts w:ascii="Times New Roman" w:hAnsi="Times New Roman" w:cs="Times New Roman"/>
+          <w:sz w:val="28"/>
+          <w:szCs w:val="28"/>
+        </w:rPr>
+        <w:t>отображение данных текущего пользователя и функция выхода из системы.</w:t>
+      </w:r>
+    </w:p>
+    <w:p>
+      <w:pPr>
+        <w:spacing w:after="0" w:line="240" w:lineRule="auto"/>
+        <w:ind w:left="284" w:right="282" w:firstLine="709"/>
+        <w:jc w:val="both"/>
+        <w:rPr>
+          <w:rFonts w:ascii="Times New Roman" w:hAnsi="Times New Roman" w:cs="Times New Roman"/>
+          <w:sz w:val="28"/>
+          <w:szCs w:val="28"/>
+        </w:rPr>
+      </w:pPr>
+    </w:p>
+    <w:p>
+      <w:pPr>
+        <w:spacing w:after="0" w:line="240" w:lineRule="auto"/>
+        <w:ind w:left="284" w:right="282" w:firstLine="709"/>
+        <w:jc w:val="both"/>
+        <w:rPr>
+          <w:rFonts w:ascii="Times New Roman" w:hAnsi="Times New Roman" w:cs="Times New Roman"/>
+          <w:sz w:val="28"/>
+          <w:szCs w:val="28"/>
+        </w:rPr>
+      </w:pPr>
+      <w:r>
+        <w:rPr>
+          <w:rFonts w:ascii="Times New Roman" w:hAnsi="Times New Roman" w:cs="Times New Roman"/>
+          <w:sz w:val="28"/>
+          <w:szCs w:val="28"/>
+        </w:rPr>
+        <w:t>Интерфейс программы представлен на рисунках 3.1-3.</w:t>
+      </w:r>
+      <w:r>
+        <w:rPr>
+          <w:rFonts w:ascii="Times New Roman" w:hAnsi="Times New Roman" w:cs="Times New Roman"/>
+          <w:sz w:val="28"/>
+          <w:szCs w:val="28"/>
+        </w:rPr>
+        <w:t>7</w:t>
+      </w:r>
+      <w:r>
+        <w:rPr>
+          <w:rFonts w:ascii="Times New Roman" w:hAnsi="Times New Roman" w:cs="Times New Roman"/>
+          <w:sz w:val="28"/>
+          <w:szCs w:val="28"/>
+        </w:rPr>
+        <w:t>.</w:t>
+      </w:r>
+    </w:p>
+    <w:p>
+      <w:pPr>
+        <w:spacing w:after="0" w:line="240" w:lineRule="auto"/>
+        <w:ind w:left="284" w:right="282" w:firstLine="709"/>
+        <w:jc w:val="both"/>
+        <w:rPr>
+          <w:rFonts w:ascii="Times New Roman" w:hAnsi="Times New Roman" w:cs="Times New Roman"/>
+          <w:sz w:val="28"/>
+          <w:szCs w:val="28"/>
+        </w:rPr>
+      </w:pPr>
+    </w:p>
+    <w:p>
+      <w:pPr>
+        <w:spacing w:after="0" w:line="240" w:lineRule="auto"/>
+        <w:ind w:left="284" w:right="282"/>
+        <w:jc w:val="center"/>
+        <w:rPr>
+          <w:rFonts w:ascii="Times New Roman" w:hAnsi="Times New Roman" w:cs="Times New Roman"/>
+          <w:sz w:val="28"/>
+          <w:szCs w:val="28"/>
+        </w:rPr>
+      </w:pPr>
+      <w:r>
+        <w:rPr>
+          <w:rFonts w:ascii="Times New Roman" w:hAnsi="Times New Roman" w:cs="Times New Roman"/>
+          <w:sz w:val="28"/>
+          <w:szCs w:val="28"/>
+        </w:rPr>
+        <w:drawing>
+          <wp:inline distT="0" distB="0" distL="0" distR="0" wp14:anchorId="68737B23" wp14:editId="5C13F261">
+            <wp:extent cx="4135585" cy="1731441"/>
+            <wp:effectExtent l="19050" t="19050" r="17780" b="21590"/>
+            <wp:docPr id="4" name="Рисунок 4"/>
+            <wp:cNvGraphicFramePr>
+              <a:graphicFrameLocks xmlns:a="http://schemas.openxmlformats.org/drawingml/2006/main" noChangeAspect="1"/>
+            </wp:cNvGraphicFramePr>
+            <a:graphic xmlns:a="http://schemas.openxmlformats.org/drawingml/2006/main">
+              <a:graphicData uri="http://schemas.openxmlformats.org/drawingml/2006/picture">
+                <pic:pic xmlns:pic="http://schemas.openxmlformats.org/drawingml/2006/picture">
+                  <pic:nvPicPr>
+                    <pic:cNvPr id="1" name=""/>
+                    <pic:cNvPicPr/>
+                  </pic:nvPicPr>
+                  <pic:blipFill>
+                    <a:blip r:embed="rId9"/>
+                    <a:stretch>
+                      <a:fillRect/>
+                    </a:stretch>
+                  </pic:blipFill>
+                  <pic:spPr>
+                    <a:xfrm>
+                      <a:off x="0" y="0"/>
+                      <a:ext cx="4144685" cy="1735251"/>
+                    </a:xfrm>
+                    <a:prstGeom prst="rect">
+                      <a:avLst/>
+                    </a:prstGeom>
+                    <a:ln>
+                      <a:solidFill>
+                        <a:schemeClr val="tx1"/>
+                      </a:solidFill>
+                    </a:ln>
+                  </pic:spPr>
+                </pic:pic>
+              </a:graphicData>
+            </a:graphic>
+          </wp:inline>
+        </w:drawing>
+      </w:r>
+    </w:p>
+    <w:p>
+      <w:pPr>
+        <w:spacing w:after="0" w:line="240" w:lineRule="auto"/>
+        <w:ind w:left="284" w:right="282"/>
+        <w:jc w:val="center"/>
+        <w:rPr>
+          <w:rFonts w:ascii="Times New Roman" w:hAnsi="Times New Roman" w:cs="Times New Roman"/>
+          <w:sz w:val="28"/>
+          <w:szCs w:val="28"/>
+        </w:rPr>
+      </w:pPr>
+      <w:r>
+        <w:rPr>
+          <w:rFonts w:ascii="Times New Roman" w:hAnsi="Times New Roman" w:cs="Times New Roman"/>
+          <w:sz w:val="28"/>
+          <w:szCs w:val="28"/>
+        </w:rPr>
+        <w:t>Рисунок 3.1 – Окно авторизации</w:t>
+      </w:r>
+    </w:p>
+    <w:p>
+      <w:pPr>
+        <w:spacing w:after="0" w:line="240" w:lineRule="auto"/>
+        <w:ind w:left="284" w:right="282"/>
+        <w:jc w:val="center"/>
+        <w:rPr>
+          <w:rFonts w:ascii="Times New Roman" w:hAnsi="Times New Roman" w:cs="Times New Roman"/>
+          <w:sz w:val="28"/>
+          <w:szCs w:val="28"/>
+        </w:rPr>
+      </w:pPr>
+    </w:p>
+    <w:p>
+      <w:pPr>
+        <w:spacing w:after="0" w:line="240" w:lineRule="auto"/>
+        <w:ind w:left="284" w:right="282"/>
+        <w:jc w:val="center"/>
+        <w:rPr>
+          <w:rFonts w:ascii="Times New Roman" w:hAnsi="Times New Roman" w:cs="Times New Roman"/>
+          <w:sz w:val="28"/>
+          <w:szCs w:val="28"/>
+        </w:rPr>
+      </w:pPr>
+      <w:r>
+        <w:rPr>
+          <w:rFonts w:ascii="Times New Roman" w:hAnsi="Times New Roman" w:cs="Times New Roman"/>
+          <w:sz w:val="28"/>
+          <w:szCs w:val="28"/>
+        </w:rPr>
+        <w:drawing>
+          <wp:inline distT="0" distB="0" distL="0" distR="0" wp14:anchorId="513E1FC2" wp14:editId="66C64E26">
+            <wp:extent cx="5326380" cy="2063414"/>
+            <wp:effectExtent l="19050" t="19050" r="26670" b="13335"/>
+            <wp:docPr id="9" name="Рисунок 9"/>
+            <wp:cNvGraphicFramePr>
+              <a:graphicFrameLocks xmlns:a="http://schemas.openxmlformats.org/drawingml/2006/main" noChangeAspect="1"/>
+            </wp:cNvGraphicFramePr>
+            <a:graphic xmlns:a="http://schemas.openxmlformats.org/drawingml/2006/main">
+              <a:graphicData uri="http://schemas.openxmlformats.org/drawingml/2006/picture">
+                <pic:pic xmlns:pic="http://schemas.openxmlformats.org/drawingml/2006/picture">
+                  <pic:nvPicPr>
+                    <pic:cNvPr id="1" name=""/>
+                    <pic:cNvPicPr/>
+                  </pic:nvPicPr>
+                  <pic:blipFill>
+                    <a:blip r:embed="rId10"/>
+                    <a:stretch>
+                      <a:fillRect/>
+                    </a:stretch>
+                  </pic:blipFill>
+                  <pic:spPr>
+                    <a:xfrm>
+                      <a:off x="0" y="0"/>
+                      <a:ext cx="5331161" cy="2065266"/>
+                    </a:xfrm>
+                    <a:prstGeom prst="rect">
+                      <a:avLst/>
+                    </a:prstGeom>
+                    <a:ln>
+                      <a:solidFill>
+                        <a:schemeClr val="tx1"/>
+                      </a:solidFill>
+                    </a:ln>
+                  </pic:spPr>
+                </pic:pic>
+              </a:graphicData>
+            </a:graphic>
+          </wp:inline>
+        </w:drawing>
+      </w:r>
+    </w:p>
+    <w:p>
+      <w:pPr>
+        <w:spacing w:after="0" w:line="240" w:lineRule="auto"/>
+        <w:ind w:left="284" w:right="282"/>
+        <w:jc w:val="center"/>
+        <w:rPr>
+          <w:rFonts w:ascii="Times New Roman" w:hAnsi="Times New Roman" w:cs="Times New Roman"/>
+          <w:sz w:val="28"/>
+          <w:szCs w:val="28"/>
+        </w:rPr>
+      </w:pPr>
+      <w:r>
+        <w:rPr>
+          <w:rFonts w:ascii="Times New Roman" w:hAnsi="Times New Roman" w:cs="Times New Roman"/>
+          <w:sz w:val="28"/>
+          <w:szCs w:val="28"/>
+        </w:rPr>
+        <w:t>Рисунок 3.</w:t>
+      </w:r>
+      <w:r>
+        <w:rPr>
+          <w:rFonts w:ascii="Times New Roman" w:hAnsi="Times New Roman" w:cs="Times New Roman"/>
+          <w:sz w:val="28"/>
+          <w:szCs w:val="28"/>
+        </w:rPr>
+        <w:t>2</w:t>
+      </w:r>
+      <w:r>
+        <w:rPr>
+          <w:rFonts w:ascii="Times New Roman" w:hAnsi="Times New Roman" w:cs="Times New Roman"/>
+          <w:sz w:val="28"/>
+          <w:szCs w:val="28"/>
+        </w:rPr>
+        <w:t xml:space="preserve"> – </w:t>
+      </w:r>
+      <w:r>
+        <w:rPr>
+          <w:rFonts w:ascii="Times New Roman" w:hAnsi="Times New Roman" w:cs="Times New Roman"/>
+          <w:sz w:val="28"/>
+          <w:szCs w:val="28"/>
+        </w:rPr>
+        <w:t>Главная вкладка</w:t>
+      </w:r>
+    </w:p>
+    <w:p>
+      <w:pPr>
+        <w:rPr>
+          <w:rFonts w:ascii="Times New Roman" w:hAnsi="Times New Roman" w:cs="Times New Roman"/>
+          <w:sz w:val="28"/>
+          <w:szCs w:val="28"/>
+        </w:rPr>
+      </w:pPr>
+      <w:r>
+        <w:rPr>
+          <w:rFonts w:ascii="Times New Roman" w:hAnsi="Times New Roman" w:cs="Times New Roman"/>
+          <w:sz w:val="28"/>
+          <w:szCs w:val="28"/>
+        </w:rPr>
+        <w:br w:type="page"/>
+      </w:r>
+    </w:p>
+    <w:p>
+      <w:pPr>
+        <w:spacing w:after="0" w:line="240" w:lineRule="auto"/>
+        <w:ind w:left="284" w:right="282"/>
+        <w:jc w:val="center"/>
+        <w:rPr>
+          <w:rFonts w:ascii="Times New Roman" w:hAnsi="Times New Roman" w:cs="Times New Roman"/>
+          <w:sz w:val="28"/>
+          <w:szCs w:val="28"/>
+        </w:rPr>
+      </w:pPr>
+      <w:r>
+        <w:rPr>
+          <w:rFonts w:ascii="Times New Roman" w:hAnsi="Times New Roman" w:cs="Times New Roman"/>
+          <w:sz w:val="28"/>
+          <w:szCs w:val="28"/>
+        </w:rPr>
+        <w:lastRenderedPageBreak/>
+        <w:drawing>
+          <wp:inline distT="0" distB="0" distL="0" distR="0" wp14:anchorId="314A8CC0" wp14:editId="2660BA7B">
+            <wp:extent cx="5086411" cy="2832735"/>
+            <wp:effectExtent l="19050" t="19050" r="19050" b="24765"/>
+            <wp:docPr id="10" name="Рисунок 10"/>
+            <wp:cNvGraphicFramePr>
+              <a:graphicFrameLocks xmlns:a="http://schemas.openxmlformats.org/drawingml/2006/main" noChangeAspect="1"/>
+            </wp:cNvGraphicFramePr>
+            <a:graphic xmlns:a="http://schemas.openxmlformats.org/drawingml/2006/main">
+              <a:graphicData uri="http://schemas.openxmlformats.org/drawingml/2006/picture">
+                <pic:pic xmlns:pic="http://schemas.openxmlformats.org/drawingml/2006/picture">
+                  <pic:nvPicPr>
+                    <pic:cNvPr id="1" name=""/>
+                    <pic:cNvPicPr/>
+                  </pic:nvPicPr>
+                  <pic:blipFill>
+                    <a:blip r:embed="rId11"/>
+                    <a:stretch>
+                      <a:fillRect/>
+                    </a:stretch>
+                  </pic:blipFill>
+                  <pic:spPr>
+                    <a:xfrm>
+                      <a:off x="0" y="0"/>
+                      <a:ext cx="5089776" cy="2834609"/>
+                    </a:xfrm>
+                    <a:prstGeom prst="rect">
+                      <a:avLst/>
+                    </a:prstGeom>
+                    <a:ln>
+                      <a:solidFill>
+                        <a:schemeClr val="tx1"/>
+                      </a:solidFill>
+                    </a:ln>
+                  </pic:spPr>
+                </pic:pic>
+              </a:graphicData>
+            </a:graphic>
+          </wp:inline>
+        </w:drawing>
+      </w:r>
+    </w:p>
+    <w:p>
+      <w:pPr>
+        <w:spacing w:after="0" w:line="240" w:lineRule="auto"/>
+        <w:ind w:left="284" w:right="282"/>
+        <w:jc w:val="center"/>
+        <w:rPr>
+          <w:rFonts w:ascii="Times New Roman" w:hAnsi="Times New Roman" w:cs="Times New Roman"/>
+          <w:sz w:val="28"/>
+          <w:szCs w:val="28"/>
+        </w:rPr>
+      </w:pPr>
+      <w:r>
+        <w:rPr>
+          <w:rFonts w:ascii="Times New Roman" w:hAnsi="Times New Roman" w:cs="Times New Roman"/>
+          <w:sz w:val="28"/>
+          <w:szCs w:val="28"/>
+        </w:rPr>
+        <w:t>Рисунок 3.</w:t>
+      </w:r>
+      <w:r>
+        <w:rPr>
+          <w:rFonts w:ascii="Times New Roman" w:hAnsi="Times New Roman" w:cs="Times New Roman"/>
+          <w:sz w:val="28"/>
+          <w:szCs w:val="28"/>
+        </w:rPr>
+        <w:t>3</w:t>
+      </w:r>
+      <w:r>
+        <w:rPr>
+          <w:rFonts w:ascii="Times New Roman" w:hAnsi="Times New Roman" w:cs="Times New Roman"/>
+          <w:sz w:val="28"/>
+          <w:szCs w:val="28"/>
+        </w:rPr>
+        <w:t xml:space="preserve"> – Окно </w:t>
+      </w:r>
+      <w:r>
+        <w:rPr>
+          <w:rFonts w:ascii="Times New Roman" w:hAnsi="Times New Roman" w:cs="Times New Roman"/>
+          <w:sz w:val="28"/>
+          <w:szCs w:val="28"/>
+        </w:rPr>
+        <w:t>статистики</w:t>
+      </w:r>
+    </w:p>
+    <w:p>
+      <w:pPr>
+        <w:spacing w:after="0" w:line="240" w:lineRule="auto"/>
+        <w:ind w:left="284" w:right="282"/>
+        <w:jc w:val="center"/>
+        <w:rPr>
+          <w:rFonts w:ascii="Times New Roman" w:hAnsi="Times New Roman" w:cs="Times New Roman"/>
+          <w:sz w:val="28"/>
+          <w:szCs w:val="28"/>
+        </w:rPr>
+      </w:pPr>
+    </w:p>
+    <w:p>
+      <w:pPr>
+        <w:spacing w:after="0" w:line="240" w:lineRule="auto"/>
+        <w:ind w:left="284" w:right="282"/>
+        <w:jc w:val="center"/>
+        <w:rPr>
+          <w:rFonts w:ascii="Times New Roman" w:hAnsi="Times New Roman" w:cs="Times New Roman"/>
+          <w:sz w:val="28"/>
+          <w:szCs w:val="28"/>
+        </w:rPr>
+      </w:pPr>
+      <w:r>
+        <w:rPr>
+          <w:rFonts w:ascii="Times New Roman" w:hAnsi="Times New Roman" w:cs="Times New Roman"/>
+          <w:sz w:val="28"/>
+          <w:szCs w:val="28"/>
+        </w:rPr>
+        <w:drawing>
+          <wp:inline distT="0" distB="0" distL="0" distR="0" wp14:anchorId="19399278" wp14:editId="513D50C7">
+            <wp:extent cx="5831205" cy="1485601"/>
+            <wp:effectExtent l="19050" t="19050" r="17145" b="19685"/>
+            <wp:docPr id="11" name="Рисунок 11"/>
+            <wp:cNvGraphicFramePr>
+              <a:graphicFrameLocks xmlns:a="http://schemas.openxmlformats.org/drawingml/2006/main" noChangeAspect="1"/>
+            </wp:cNvGraphicFramePr>
+            <a:graphic xmlns:a="http://schemas.openxmlformats.org/drawingml/2006/main">
+              <a:graphicData uri="http://schemas.openxmlformats.org/drawingml/2006/picture">
+                <pic:pic xmlns:pic="http://schemas.openxmlformats.org/drawingml/2006/picture">
+                  <pic:nvPicPr>
+                    <pic:cNvPr id="1" name=""/>
+                    <pic:cNvPicPr/>
+                  </pic:nvPicPr>
+                  <pic:blipFill>
+                    <a:blip r:embed="rId12"/>
+                    <a:stretch>
+                      <a:fillRect/>
+                    </a:stretch>
+                  </pic:blipFill>
+                  <pic:spPr>
+                    <a:xfrm>
+                      <a:off x="0" y="0"/>
+                      <a:ext cx="5845955" cy="1489359"/>
+                    </a:xfrm>
+                    <a:prstGeom prst="rect">
+                      <a:avLst/>
+                    </a:prstGeom>
+                    <a:ln>
+                      <a:solidFill>
+                        <a:schemeClr val="tx1"/>
+                      </a:solidFill>
+                    </a:ln>
+                  </pic:spPr>
+                </pic:pic>
+              </a:graphicData>
+            </a:graphic>
+          </wp:inline>
+        </w:drawing>
+      </w:r>
+    </w:p>
+    <w:p>
+      <w:pPr>
+        <w:spacing w:after="0" w:line="240" w:lineRule="auto"/>
+        <w:ind w:left="284" w:right="282"/>
+        <w:jc w:val="center"/>
+        <w:rPr>
+          <w:rFonts w:ascii="Times New Roman" w:hAnsi="Times New Roman" w:cs="Times New Roman"/>
+          <w:sz w:val="28"/>
+          <w:szCs w:val="28"/>
+        </w:rPr>
+      </w:pPr>
+      <w:r>
+        <w:rPr>
+          <w:rFonts w:ascii="Times New Roman" w:hAnsi="Times New Roman" w:cs="Times New Roman"/>
+          <w:sz w:val="28"/>
+          <w:szCs w:val="28"/>
+        </w:rPr>
+        <w:t>Рисунок 3.</w:t>
+      </w:r>
+      <w:r>
+        <w:rPr>
+          <w:rFonts w:ascii="Times New Roman" w:hAnsi="Times New Roman" w:cs="Times New Roman"/>
+          <w:sz w:val="28"/>
+          <w:szCs w:val="28"/>
+        </w:rPr>
+        <w:t>4</w:t>
+      </w:r>
+      <w:r>
+        <w:rPr>
+          <w:rFonts w:ascii="Times New Roman" w:hAnsi="Times New Roman" w:cs="Times New Roman"/>
+          <w:sz w:val="28"/>
+          <w:szCs w:val="28"/>
+        </w:rPr>
+        <w:t xml:space="preserve"> – Окно </w:t>
+      </w:r>
+      <w:r>
+        <w:rPr>
+          <w:rFonts w:ascii="Times New Roman" w:hAnsi="Times New Roman" w:cs="Times New Roman"/>
+          <w:sz w:val="28"/>
+          <w:szCs w:val="28"/>
+        </w:rPr>
+        <w:t>комментариев</w:t>
+      </w:r>
+    </w:p>
+    <w:p>
+      <w:pPr>
+        <w:spacing w:after="0" w:line="240" w:lineRule="auto"/>
+        <w:ind w:left="284" w:right="282"/>
+        <w:jc w:val="center"/>
+        <w:rPr>
+          <w:rFonts w:ascii="Times New Roman" w:hAnsi="Times New Roman" w:cs="Times New Roman"/>
+          <w:sz w:val="28"/>
+          <w:szCs w:val="28"/>
+        </w:rPr>
+      </w:pPr>
+    </w:p>
+    <w:p>
+      <w:pPr>
+        <w:spacing w:after="0" w:line="240" w:lineRule="auto"/>
+        <w:ind w:left="284" w:right="282"/>
+        <w:jc w:val="center"/>
+        <w:rPr>
+          <w:rFonts w:ascii="Times New Roman" w:hAnsi="Times New Roman" w:cs="Times New Roman"/>
+          <w:sz w:val="28"/>
+          <w:szCs w:val="28"/>
+        </w:rPr>
+      </w:pPr>
+      <w:r>
+        <w:rPr>
+          <w:rFonts w:ascii="Times New Roman" w:hAnsi="Times New Roman" w:cs="Times New Roman"/>
+          <w:sz w:val="28"/>
+          <w:szCs w:val="28"/>
+        </w:rPr>
+        <w:drawing>
+          <wp:inline distT="0" distB="0" distL="0" distR="0" wp14:anchorId="2617F329" wp14:editId="268989FD">
+            <wp:extent cx="5211080" cy="2669635"/>
+            <wp:effectExtent l="19050" t="19050" r="27940" b="16510"/>
+            <wp:docPr id="12" name="Рисунок 12"/>
+            <wp:cNvGraphicFramePr>
+              <a:graphicFrameLocks xmlns:a="http://schemas.openxmlformats.org/drawingml/2006/main" noChangeAspect="1"/>
+            </wp:cNvGraphicFramePr>
+            <a:graphic xmlns:a="http://schemas.openxmlformats.org/drawingml/2006/main">
+              <a:graphicData uri="http://schemas.openxmlformats.org/drawingml/2006/picture">
+                <pic:pic xmlns:pic="http://schemas.openxmlformats.org/drawingml/2006/picture">
+                  <pic:nvPicPr>
+                    <pic:cNvPr id="1" name=""/>
+                    <pic:cNvPicPr/>
+                  </pic:nvPicPr>
+                  <pic:blipFill>
+                    <a:blip r:embed="rId13"/>
+                    <a:stretch>
+                      <a:fillRect/>
+                    </a:stretch>
+                  </pic:blipFill>
+                  <pic:spPr>
+                    <a:xfrm>
+                      <a:off x="0" y="0"/>
+                      <a:ext cx="5220322" cy="2674370"/>
+                    </a:xfrm>
+                    <a:prstGeom prst="rect">
+                      <a:avLst/>
+                    </a:prstGeom>
+                    <a:ln>
+                      <a:solidFill>
+                        <a:schemeClr val="tx1"/>
+                      </a:solidFill>
+                    </a:ln>
+                  </pic:spPr>
+                </pic:pic>
+              </a:graphicData>
+            </a:graphic>
+          </wp:inline>
+        </w:drawing>
+      </w:r>
+    </w:p>
+    <w:p>
+      <w:pPr>
+        <w:spacing w:after="0" w:line="240" w:lineRule="auto"/>
+        <w:ind w:left="284" w:right="282"/>
+        <w:jc w:val="center"/>
+        <w:rPr>
+          <w:rFonts w:ascii="Times New Roman" w:hAnsi="Times New Roman" w:cs="Times New Roman"/>
+          <w:sz w:val="28"/>
+          <w:szCs w:val="28"/>
+        </w:rPr>
+      </w:pPr>
+      <w:r>
+        <w:rPr>
+          <w:rFonts w:ascii="Times New Roman" w:hAnsi="Times New Roman" w:cs="Times New Roman"/>
+          <w:sz w:val="28"/>
+          <w:szCs w:val="28"/>
+        </w:rPr>
+        <w:t>Рисунок 3.</w:t>
+      </w:r>
+      <w:r>
+        <w:rPr>
+          <w:rFonts w:ascii="Times New Roman" w:hAnsi="Times New Roman" w:cs="Times New Roman"/>
+          <w:sz w:val="28"/>
+          <w:szCs w:val="28"/>
+        </w:rPr>
+        <w:t>5</w:t>
+      </w:r>
+      <w:r>
+        <w:rPr>
+          <w:rFonts w:ascii="Times New Roman" w:hAnsi="Times New Roman" w:cs="Times New Roman"/>
+          <w:sz w:val="28"/>
+          <w:szCs w:val="28"/>
+        </w:rPr>
+        <w:t xml:space="preserve"> – </w:t>
+      </w:r>
+      <w:r>
+        <w:rPr>
+          <w:rFonts w:ascii="Times New Roman" w:hAnsi="Times New Roman" w:cs="Times New Roman"/>
+          <w:sz w:val="28"/>
+          <w:szCs w:val="28"/>
+        </w:rPr>
+        <w:t>Создание заявки</w:t>
+      </w:r>
+    </w:p>
+    <w:p>
+      <w:pPr>
+        <w:spacing w:after="0" w:line="240" w:lineRule="auto"/>
+        <w:ind w:left="284" w:right="282"/>
+        <w:jc w:val="center"/>
+        <w:rPr>
+          <w:rFonts w:ascii="Times New Roman" w:hAnsi="Times New Roman" w:cs="Times New Roman"/>
+          <w:sz w:val="28"/>
+          <w:szCs w:val="28"/>
+        </w:rPr>
+      </w:pPr>
+    </w:p>
+    <w:p>
+      <w:pPr>
+        <w:spacing w:after="0" w:line="240" w:lineRule="auto"/>
+        <w:ind w:left="284" w:right="282"/>
+        <w:jc w:val="center"/>
+        <w:rPr>
+          <w:rFonts w:ascii="Times New Roman" w:hAnsi="Times New Roman" w:cs="Times New Roman"/>
+          <w:sz w:val="28"/>
+          <w:szCs w:val="28"/>
+        </w:rPr>
+      </w:pPr>
+      <w:r>
+        <w:rPr>
+          <w:rFonts w:ascii="Times New Roman" w:hAnsi="Times New Roman" w:cs="Times New Roman"/>
+          <w:sz w:val="28"/>
+          <w:szCs w:val="28"/>
+        </w:rPr>
+        <w:lastRenderedPageBreak/>
+        <w:drawing>
+          <wp:inline distT="0" distB="0" distL="0" distR="0" wp14:anchorId="0797C271" wp14:editId="69129981">
+            <wp:extent cx="5774005" cy="3476625"/>
+            <wp:effectExtent l="19050" t="19050" r="17780" b="9525"/>
+            <wp:docPr id="14" name="Рисунок 14"/>
+            <wp:cNvGraphicFramePr>
+              <a:graphicFrameLocks xmlns:a="http://schemas.openxmlformats.org/drawingml/2006/main" noChangeAspect="1"/>
+            </wp:cNvGraphicFramePr>
+            <a:graphic xmlns:a="http://schemas.openxmlformats.org/drawingml/2006/main">
+              <a:graphicData uri="http://schemas.openxmlformats.org/drawingml/2006/picture">
+                <pic:pic xmlns:pic="http://schemas.openxmlformats.org/drawingml/2006/picture">
+                  <pic:nvPicPr>
+                    <pic:cNvPr id="1" name=""/>
+                    <pic:cNvPicPr/>
+                  </pic:nvPicPr>
+                  <pic:blipFill>
+                    <a:blip r:embed="rId14"/>
+                    <a:stretch>
+                      <a:fillRect/>
+                    </a:stretch>
+                  </pic:blipFill>
+                  <pic:spPr>
+                    <a:xfrm>
+                      <a:off x="0" y="0"/>
+                      <a:ext cx="5775679" cy="3477633"/>
+                    </a:xfrm>
+                    <a:prstGeom prst="rect">
+                      <a:avLst/>
+                    </a:prstGeom>
+                    <a:ln>
+                      <a:solidFill>
+                        <a:schemeClr val="tx1"/>
+                      </a:solidFill>
+                    </a:ln>
+                  </pic:spPr>
+                </pic:pic>
+              </a:graphicData>
+            </a:graphic>
+          </wp:inline>
+        </w:drawing>
+      </w:r>
+    </w:p>
+    <w:p>
+      <w:pPr>
+        <w:spacing w:after="0" w:line="240" w:lineRule="auto"/>
+        <w:ind w:left="284" w:right="282"/>
+        <w:jc w:val="center"/>
+        <w:rPr>
+          <w:rFonts w:ascii="Times New Roman" w:hAnsi="Times New Roman" w:cs="Times New Roman"/>
+          <w:sz w:val="28"/>
+          <w:szCs w:val="28"/>
+        </w:rPr>
+      </w:pPr>
+      <w:r>
+        <w:rPr>
+          <w:rFonts w:ascii="Times New Roman" w:hAnsi="Times New Roman" w:cs="Times New Roman"/>
+          <w:sz w:val="28"/>
+          <w:szCs w:val="28"/>
+        </w:rPr>
+        <w:t>Рисунок 3.</w:t>
+      </w:r>
+      <w:r>
+        <w:rPr>
+          <w:rFonts w:ascii="Times New Roman" w:hAnsi="Times New Roman" w:cs="Times New Roman"/>
+          <w:sz w:val="28"/>
+          <w:szCs w:val="28"/>
+        </w:rPr>
+        <w:t>6</w:t>
+      </w:r>
+      <w:r>
+        <w:rPr>
+          <w:rFonts w:ascii="Times New Roman" w:hAnsi="Times New Roman" w:cs="Times New Roman"/>
+          <w:sz w:val="28"/>
+          <w:szCs w:val="28"/>
+        </w:rPr>
+        <w:t xml:space="preserve"> – </w:t>
+      </w:r>
+      <w:r>
+        <w:rPr>
+          <w:rFonts w:ascii="Times New Roman" w:hAnsi="Times New Roman" w:cs="Times New Roman"/>
+          <w:sz w:val="28"/>
+          <w:szCs w:val="28"/>
+        </w:rPr>
+        <w:t>Редактирование заявки</w:t>
+      </w:r>
+    </w:p>
+    <w:p>
+      <w:pPr>
+        <w:spacing w:after="0" w:line="240" w:lineRule="auto"/>
+        <w:ind w:left="284" w:right="282"/>
+        <w:jc w:val="center"/>
+        <w:rPr>
+          <w:rFonts w:ascii="Times New Roman" w:hAnsi="Times New Roman" w:cs="Times New Roman"/>
+          <w:sz w:val="28"/>
+          <w:szCs w:val="28"/>
+        </w:rPr>
+      </w:pPr>
+    </w:p>
+    <w:p>
+      <w:pPr>
+        <w:spacing w:after="0" w:line="240" w:lineRule="auto"/>
+        <w:ind w:left="284" w:right="282"/>
+        <w:jc w:val="center"/>
+        <w:rPr>
+          <w:rFonts w:ascii="Times New Roman" w:hAnsi="Times New Roman" w:cs="Times New Roman"/>
+          <w:sz w:val="28"/>
+          <w:szCs w:val="28"/>
+        </w:rPr>
+      </w:pPr>
+      <w:r>
+        <w:rPr>
+          <w:rFonts w:ascii="Times New Roman" w:hAnsi="Times New Roman" w:cs="Times New Roman"/>
+          <w:sz w:val="28"/>
+          <w:szCs w:val="28"/>
+        </w:rPr>
+        <w:drawing>
+          <wp:inline distT="0" distB="0" distL="0" distR="0" wp14:anchorId="2BDBC5E7" wp14:editId="07FBBD2B">
+            <wp:extent cx="6269355" cy="1272641"/>
+            <wp:effectExtent l="19050" t="19050" r="17145" b="22860"/>
+            <wp:docPr id="15" name="Рисунок 15"/>
+            <wp:cNvGraphicFramePr>
+              <a:graphicFrameLocks xmlns:a="http://schemas.openxmlformats.org/drawingml/2006/main" noChangeAspect="1"/>
+            </wp:cNvGraphicFramePr>
+            <a:graphic xmlns:a="http://schemas.openxmlformats.org/drawingml/2006/main">
+              <a:graphicData uri="http://schemas.openxmlformats.org/drawingml/2006/picture">
+                <pic:pic xmlns:pic="http://schemas.openxmlformats.org/drawingml/2006/picture">
+                  <pic:nvPicPr>
+                    <pic:cNvPr id="1" name=""/>
+                    <pic:cNvPicPr/>
+                  </pic:nvPicPr>
+                  <pic:blipFill>
+                    <a:blip r:embed="rId15"/>
+                    <a:stretch>
+                      <a:fillRect/>
+                    </a:stretch>
+                  </pic:blipFill>
+                  <pic:spPr>
+                    <a:xfrm>
+                      <a:off x="0" y="0"/>
+                      <a:ext cx="6271621" cy="1273101"/>
+                    </a:xfrm>
+                    <a:prstGeom prst="rect">
+                      <a:avLst/>
+                    </a:prstGeom>
+                    <a:ln>
+                      <a:solidFill>
+                        <a:schemeClr val="tx1"/>
+                      </a:solidFill>
+                    </a:ln>
+                  </pic:spPr>
+                </pic:pic>
+              </a:graphicData>
+            </a:graphic>
+          </wp:inline>
+        </w:drawing>
+      </w:r>
+    </w:p>
+    <w:p>
+      <w:pPr>
+        <w:spacing w:after="0" w:line="240" w:lineRule="auto"/>
+        <w:ind w:left="284" w:right="282"/>
+        <w:jc w:val="center"/>
+        <w:rPr>
+          <w:rFonts w:ascii="Times New Roman" w:hAnsi="Times New Roman" w:cs="Times New Roman"/>
+          <w:sz w:val="28"/>
+          <w:szCs w:val="28"/>
+        </w:rPr>
+      </w:pPr>
+      <w:r>
+        <w:rPr>
+          <w:rFonts w:ascii="Times New Roman" w:hAnsi="Times New Roman" w:cs="Times New Roman"/>
+          <w:sz w:val="28"/>
+          <w:szCs w:val="28"/>
+        </w:rPr>
+        <w:t>Рисунок 3.</w:t>
+      </w:r>
+      <w:r>
+        <w:rPr>
+          <w:rFonts w:ascii="Times New Roman" w:hAnsi="Times New Roman" w:cs="Times New Roman"/>
+          <w:sz w:val="28"/>
+          <w:szCs w:val="28"/>
+        </w:rPr>
+        <w:t>7</w:t>
+      </w:r>
+      <w:r>
+        <w:rPr>
+          <w:rFonts w:ascii="Times New Roman" w:hAnsi="Times New Roman" w:cs="Times New Roman"/>
+          <w:sz w:val="28"/>
+          <w:szCs w:val="28"/>
+        </w:rPr>
+        <w:t xml:space="preserve"> – </w:t>
+      </w:r>
+      <w:r>
+        <w:rPr>
+          <w:rFonts w:ascii="Times New Roman" w:hAnsi="Times New Roman" w:cs="Times New Roman"/>
+          <w:sz w:val="28"/>
+          <w:szCs w:val="28"/>
+        </w:rPr>
+        <w:t>Главная страница с роли заказчика</w:t>
+      </w:r>
+    </w:p>
+    <w:p>
+      <w:pPr>
+        <w:rPr>
+          <w:rFonts w:ascii="Times New Roman" w:hAnsi="Times New Roman" w:cs="Times New Roman"/>
+          <w:sz w:val="28"/>
+          <w:szCs w:val="28"/>
+        </w:rPr>
+      </w:pPr>
+      <w:r>
+        <w:rPr>
+          <w:rFonts w:ascii="Times New Roman" w:hAnsi="Times New Roman" w:cs="Times New Roman"/>
+          <w:sz w:val="28"/>
+          <w:szCs w:val="28"/>
+        </w:rPr>
+        <w:br w:type="page"/>
+      </w:r>
+    </w:p>
+    <w:p>
+      <w:pPr>
+        <w:spacing w:after="0" w:line="240" w:lineRule="auto"/>
+        <w:ind w:left="284" w:right="282"/>
+        <w:jc w:val="center"/>
+        <w:rPr>
+          <w:rFonts w:ascii="Times New Roman" w:hAnsi="Times New Roman" w:cs="Times New Roman"/>
+          <w:sz w:val="28"/>
+          <w:szCs w:val="28"/>
+        </w:rPr>
+      </w:pPr>
+    </w:p>
+    <w:p>
+      <w:pPr>
+        <w:spacing w:after="0" w:line="240" w:lineRule="auto"/>
+        <w:ind w:left="284" w:right="282" w:firstLine="709"/>
+        <w:jc w:val="both"/>
         <w:rPr>
           <w:rFonts w:ascii="Times New Roman" w:hAnsi="Times New Roman" w:cs="Times New Roman"/>
           <w:b/>
@@ -6591,8 +6541,7 @@
           <w:sz w:val="28"/>
           <w:szCs w:val="28"/>
         </w:rPr>
-        <w:t>3</w:t>
-      </w:r>
+      </w:pPr>
       <w:r>
         <w:rPr>
           <w:rFonts w:ascii="Times New Roman" w:hAnsi="Times New Roman" w:cs="Times New Roman"/>
@@ -6601,89 +6550,1261 @@
           <w:sz w:val="28"/>
           <w:szCs w:val="28"/>
         </w:rPr>
-        <w:t xml:space="preserve">: </w:t>
-      </w:r>
-      <w:r>
-        <w:rPr>
-          <w:rFonts w:ascii="Times New Roman" w:hAnsi="Times New Roman" w:cs="Times New Roman"/>
-          <w:b/>
-          <w:bCs/>
-          <w:sz w:val="28"/>
-          <w:szCs w:val="28"/>
-        </w:rPr>
-        <w:t>Сопровождение и обслуживание программного обеспечения компьютерных систем</w:t>
-      </w:r>
-    </w:p>
-    <w:p>
-      <w:pPr>
-        <w:spacing w:after="0" w:line="240" w:lineRule="auto"/>
-        <w:ind w:left="284" w:right="282" w:firstLine="709"/>
-        <w:jc w:val="both"/>
-        <w:rPr>
-          <w:rFonts w:ascii="Times New Roman" w:hAnsi="Times New Roman" w:cs="Times New Roman"/>
-          <w:sz w:val="28"/>
-          <w:szCs w:val="28"/>
-        </w:rPr>
-      </w:pPr>
-    </w:p>
-    <w:p>
-      <w:pPr>
-        <w:spacing w:after="0" w:line="240" w:lineRule="auto"/>
-        <w:ind w:left="284" w:right="282" w:firstLine="709"/>
-        <w:jc w:val="both"/>
-        <w:rPr>
-          <w:rFonts w:ascii="Times New Roman" w:hAnsi="Times New Roman" w:cs="Times New Roman"/>
-          <w:sz w:val="28"/>
-          <w:szCs w:val="28"/>
-        </w:rPr>
-      </w:pPr>
-      <w:r>
-        <w:rPr>
-          <w:rFonts w:ascii="Times New Roman" w:hAnsi="Times New Roman" w:cs="Times New Roman"/>
-          <w:sz w:val="28"/>
-          <w:szCs w:val="28"/>
-        </w:rPr>
-        <w:t>П</w:t>
-      </w:r>
-    </w:p>
-    <w:p>
-      <w:pPr>
-        <w:spacing w:after="0" w:line="240" w:lineRule="auto"/>
-        <w:ind w:left="284" w:right="282" w:firstLine="709"/>
-        <w:jc w:val="both"/>
-        <w:rPr>
-          <w:rFonts w:ascii="Times New Roman" w:hAnsi="Times New Roman" w:cs="Times New Roman"/>
-          <w:sz w:val="28"/>
-          <w:szCs w:val="28"/>
-          <w:lang w:val="en-US"/>
-        </w:rPr>
-      </w:pPr>
-    </w:p>
-    <w:p>
-      <w:pPr>
-        <w:spacing w:after="0" w:line="240" w:lineRule="auto"/>
-        <w:ind w:left="284" w:right="282" w:firstLine="709"/>
-        <w:jc w:val="both"/>
-        <w:rPr>
-          <w:rFonts w:ascii="Times New Roman" w:hAnsi="Times New Roman" w:cs="Times New Roman"/>
-          <w:sz w:val="28"/>
-          <w:szCs w:val="28"/>
-          <w:lang w:val="en-US"/>
-        </w:rPr>
-      </w:pPr>
-    </w:p>
-    <w:p>
-      <w:pPr>
-        <w:spacing w:after="0" w:line="240" w:lineRule="auto"/>
-        <w:ind w:left="284" w:right="282" w:firstLine="709"/>
-        <w:jc w:val="both"/>
-        <w:rPr>
-          <w:rFonts w:ascii="Times New Roman" w:hAnsi="Times New Roman" w:cs="Times New Roman"/>
-          <w:sz w:val="28"/>
-          <w:szCs w:val="28"/>
-          <w:lang w:val="en-US"/>
-        </w:rPr>
-      </w:pPr>
+        <w:t>4 Тестирование программы</w:t>
+      </w:r>
+    </w:p>
+    <w:p>
+      <w:pPr>
+        <w:spacing w:after="0" w:line="240" w:lineRule="auto"/>
+        <w:ind w:left="284" w:right="282" w:firstLine="709"/>
+        <w:jc w:val="both"/>
+        <w:rPr>
+          <w:rFonts w:ascii="Times New Roman" w:hAnsi="Times New Roman" w:cs="Times New Roman"/>
+          <w:sz w:val="28"/>
+          <w:szCs w:val="28"/>
+        </w:rPr>
+      </w:pPr>
+    </w:p>
+    <w:p>
+      <w:pPr>
+        <w:spacing w:after="0" w:line="240" w:lineRule="auto"/>
+        <w:ind w:left="284" w:right="282" w:firstLine="709"/>
+        <w:jc w:val="both"/>
+        <w:rPr>
+          <w:rFonts w:ascii="Times New Roman" w:hAnsi="Times New Roman" w:cs="Times New Roman"/>
+          <w:sz w:val="28"/>
+          <w:szCs w:val="28"/>
+        </w:rPr>
+      </w:pPr>
+      <w:r>
+        <w:rPr>
+          <w:rFonts w:ascii="Times New Roman" w:hAnsi="Times New Roman" w:cs="Times New Roman"/>
+          <w:sz w:val="28"/>
+          <w:szCs w:val="28"/>
+        </w:rPr>
+        <w:t>После ре</w:t>
+      </w:r>
+      <w:r>
+        <w:rPr>
+          <w:rFonts w:ascii="Times New Roman" w:hAnsi="Times New Roman" w:cs="Times New Roman"/>
+          <w:sz w:val="28"/>
+          <w:szCs w:val="28"/>
+        </w:rPr>
+        <w:t>ализации программы она была протестирована, тесты и их результаты представлены в таблице 1.</w:t>
+      </w:r>
+    </w:p>
+    <w:p>
+      <w:pPr>
+        <w:spacing w:after="0" w:line="240" w:lineRule="auto"/>
+        <w:ind w:left="284" w:right="282" w:firstLine="709"/>
+        <w:jc w:val="both"/>
+        <w:rPr>
+          <w:rFonts w:ascii="Times New Roman" w:hAnsi="Times New Roman" w:cs="Times New Roman"/>
+          <w:sz w:val="28"/>
+          <w:szCs w:val="28"/>
+        </w:rPr>
+      </w:pPr>
+    </w:p>
+    <w:p>
+      <w:pPr>
+        <w:spacing w:after="0" w:line="240" w:lineRule="auto"/>
+        <w:ind w:left="284" w:right="282" w:firstLine="709"/>
+        <w:jc w:val="both"/>
+        <w:rPr>
+          <w:rFonts w:ascii="Times New Roman" w:hAnsi="Times New Roman" w:cs="Times New Roman"/>
+          <w:sz w:val="28"/>
+          <w:szCs w:val="28"/>
+        </w:rPr>
+      </w:pPr>
+      <w:r>
+        <w:rPr>
+          <w:rFonts w:ascii="Times New Roman" w:hAnsi="Times New Roman" w:cs="Times New Roman"/>
+          <w:sz w:val="28"/>
+          <w:szCs w:val="28"/>
+        </w:rPr>
+        <w:t>Таблица 1 – Тестирование программы</w:t>
+      </w:r>
+    </w:p>
+    <w:tbl>
+      <w:tblPr>
+        <w:tblStyle w:val="a4"/>
+        <w:tblW w:w="0" w:type="auto"/>
+        <w:jc w:val="center"/>
+        <w:tblLook w:val="04A0" w:firstRow="1" w:lastRow="0" w:firstColumn="1" w:lastColumn="0" w:noHBand="0" w:noVBand="1"/>
+      </w:tblPr>
+      <w:tblGrid>
+        <w:gridCol w:w="1116"/>
+        <w:gridCol w:w="2107"/>
+        <w:gridCol w:w="2334"/>
+        <w:gridCol w:w="2083"/>
+        <w:gridCol w:w="2510"/>
+      </w:tblGrid>
+      <w:tr>
+        <w:trPr>
+          <w:trHeight w:val="681"/>
+          <w:jc w:val="center"/>
+        </w:trPr>
+        <w:tc>
+          <w:tcPr>
+            <w:tcW w:w="1051" w:type="dxa"/>
+          </w:tcPr>
+          <w:p>
+            <w:pPr>
+              <w:ind w:right="282"/>
+              <w:jc w:val="both"/>
+              <w:rPr>
+                <w:rFonts w:ascii="Times New Roman" w:hAnsi="Times New Roman" w:cs="Times New Roman"/>
+                <w:sz w:val="28"/>
+                <w:szCs w:val="28"/>
+              </w:rPr>
+            </w:pPr>
+            <w:r>
+              <w:rPr>
+                <w:rFonts w:ascii="Times New Roman" w:hAnsi="Times New Roman" w:cs="Times New Roman"/>
+                <w:sz w:val="28"/>
+                <w:szCs w:val="28"/>
+              </w:rPr>
+              <w:t>№ теста</w:t>
+            </w:r>
+          </w:p>
+        </w:tc>
+        <w:tc>
+          <w:tcPr>
+            <w:tcW w:w="1983" w:type="dxa"/>
+          </w:tcPr>
+          <w:p>
+            <w:pPr>
+              <w:ind w:right="282"/>
+              <w:jc w:val="both"/>
+              <w:rPr>
+                <w:rFonts w:ascii="Times New Roman" w:hAnsi="Times New Roman" w:cs="Times New Roman"/>
+                <w:sz w:val="28"/>
+                <w:szCs w:val="28"/>
+              </w:rPr>
+            </w:pPr>
+            <w:r>
+              <w:rPr>
+                <w:rFonts w:ascii="Times New Roman" w:hAnsi="Times New Roman" w:cs="Times New Roman"/>
+                <w:sz w:val="28"/>
+                <w:szCs w:val="28"/>
+              </w:rPr>
+              <w:t>Модуль тестирования</w:t>
+            </w:r>
+          </w:p>
+        </w:tc>
+        <w:tc>
+          <w:tcPr>
+            <w:tcW w:w="2334" w:type="dxa"/>
+          </w:tcPr>
+          <w:p>
+            <w:pPr>
+              <w:ind w:right="282"/>
+              <w:jc w:val="both"/>
+              <w:rPr>
+                <w:rFonts w:ascii="Times New Roman" w:hAnsi="Times New Roman" w:cs="Times New Roman"/>
+                <w:sz w:val="28"/>
+                <w:szCs w:val="28"/>
+              </w:rPr>
+            </w:pPr>
+            <w:r>
+              <w:rPr>
+                <w:rFonts w:ascii="Times New Roman" w:hAnsi="Times New Roman" w:cs="Times New Roman"/>
+                <w:sz w:val="28"/>
+                <w:szCs w:val="28"/>
+              </w:rPr>
+              <w:t>Порядок тестирования</w:t>
+            </w:r>
+          </w:p>
+        </w:tc>
+        <w:tc>
+          <w:tcPr>
+            <w:tcW w:w="1954" w:type="dxa"/>
+          </w:tcPr>
+          <w:p>
+            <w:pPr>
+              <w:ind w:right="282"/>
+              <w:jc w:val="both"/>
+              <w:rPr>
+                <w:rFonts w:ascii="Times New Roman" w:hAnsi="Times New Roman" w:cs="Times New Roman"/>
+                <w:sz w:val="28"/>
+                <w:szCs w:val="28"/>
+              </w:rPr>
+            </w:pPr>
+            <w:r>
+              <w:rPr>
+                <w:rFonts w:ascii="Times New Roman" w:hAnsi="Times New Roman" w:cs="Times New Roman"/>
+                <w:sz w:val="28"/>
+                <w:szCs w:val="28"/>
+              </w:rPr>
+              <w:t>Ожидаемый результат</w:t>
+            </w:r>
+          </w:p>
+        </w:tc>
+        <w:tc>
+          <w:tcPr>
+            <w:tcW w:w="2510" w:type="dxa"/>
+          </w:tcPr>
+          <w:p>
+            <w:pPr>
+              <w:ind w:right="282"/>
+              <w:jc w:val="both"/>
+              <w:rPr>
+                <w:rFonts w:ascii="Times New Roman" w:hAnsi="Times New Roman" w:cs="Times New Roman"/>
+                <w:sz w:val="28"/>
+                <w:szCs w:val="28"/>
+              </w:rPr>
+            </w:pPr>
+            <w:r>
+              <w:rPr>
+                <w:rFonts w:ascii="Times New Roman" w:hAnsi="Times New Roman" w:cs="Times New Roman"/>
+                <w:sz w:val="28"/>
+                <w:szCs w:val="28"/>
+              </w:rPr>
+              <w:t>Результат теста</w:t>
+            </w:r>
+          </w:p>
+        </w:tc>
+      </w:tr>
+      <w:tr>
+        <w:trPr>
+          <w:trHeight w:val="1347"/>
+          <w:jc w:val="center"/>
+        </w:trPr>
+        <w:tc>
+          <w:tcPr>
+            <w:tcW w:w="1051" w:type="dxa"/>
+          </w:tcPr>
+          <w:p>
+            <w:pPr>
+              <w:ind w:right="282"/>
+              <w:jc w:val="both"/>
+              <w:rPr>
+                <w:rFonts w:ascii="Times New Roman" w:hAnsi="Times New Roman" w:cs="Times New Roman"/>
+                <w:sz w:val="28"/>
+                <w:szCs w:val="28"/>
+              </w:rPr>
+            </w:pPr>
+            <w:r>
+              <w:rPr>
+                <w:rFonts w:ascii="Times New Roman" w:hAnsi="Times New Roman" w:cs="Times New Roman"/>
+                <w:sz w:val="28"/>
+                <w:szCs w:val="28"/>
+              </w:rPr>
+              <w:t>1</w:t>
+            </w:r>
+          </w:p>
+        </w:tc>
+        <w:tc>
+          <w:tcPr>
+            <w:tcW w:w="1983" w:type="dxa"/>
+          </w:tcPr>
+          <w:p>
+            <w:pPr>
+              <w:ind w:right="282"/>
+              <w:jc w:val="both"/>
+              <w:rPr>
+                <w:rFonts w:ascii="Times New Roman" w:hAnsi="Times New Roman" w:cs="Times New Roman"/>
+                <w:sz w:val="28"/>
+                <w:szCs w:val="28"/>
+              </w:rPr>
+            </w:pPr>
+            <w:r>
+              <w:rPr>
+                <w:rFonts w:ascii="Times New Roman" w:hAnsi="Times New Roman" w:cs="Times New Roman"/>
+                <w:sz w:val="28"/>
+                <w:szCs w:val="28"/>
+              </w:rPr>
+              <w:t>Авторизация</w:t>
+            </w:r>
+          </w:p>
+        </w:tc>
+        <w:tc>
+          <w:tcPr>
+            <w:tcW w:w="2334" w:type="dxa"/>
+          </w:tcPr>
+          <w:p>
+            <w:pPr>
+              <w:ind w:right="282"/>
+              <w:jc w:val="both"/>
+              <w:rPr>
+                <w:rFonts w:ascii="Times New Roman" w:hAnsi="Times New Roman" w:cs="Times New Roman"/>
+                <w:sz w:val="28"/>
+                <w:szCs w:val="28"/>
+              </w:rPr>
+            </w:pPr>
+            <w:r>
+              <w:rPr>
+                <w:rFonts w:ascii="Times New Roman" w:hAnsi="Times New Roman" w:cs="Times New Roman"/>
+                <w:sz w:val="28"/>
+                <w:szCs w:val="28"/>
+              </w:rPr>
+              <w:t>Ввод корректного пароля и логина</w:t>
+            </w:r>
+          </w:p>
+        </w:tc>
+        <w:tc>
+          <w:tcPr>
+            <w:tcW w:w="1954" w:type="dxa"/>
+          </w:tcPr>
+          <w:p>
+            <w:pPr>
+              <w:ind w:right="282"/>
+              <w:jc w:val="both"/>
+              <w:rPr>
+                <w:rFonts w:ascii="Times New Roman" w:hAnsi="Times New Roman" w:cs="Times New Roman"/>
+                <w:sz w:val="28"/>
+                <w:szCs w:val="28"/>
+              </w:rPr>
+            </w:pPr>
+            <w:r>
+              <w:rPr>
+                <w:rFonts w:ascii="Times New Roman" w:hAnsi="Times New Roman" w:cs="Times New Roman"/>
+                <w:sz w:val="28"/>
+                <w:szCs w:val="28"/>
+              </w:rPr>
+              <w:t>Вход в систему</w:t>
+            </w:r>
+          </w:p>
+        </w:tc>
+        <w:tc>
+          <w:tcPr>
+            <w:tcW w:w="2510" w:type="dxa"/>
+          </w:tcPr>
+          <w:p>
+            <w:pPr>
+              <w:ind w:right="282"/>
+              <w:jc w:val="both"/>
+              <w:rPr>
+                <w:rFonts w:ascii="Times New Roman" w:hAnsi="Times New Roman" w:cs="Times New Roman"/>
+                <w:sz w:val="28"/>
+                <w:szCs w:val="28"/>
+              </w:rPr>
+            </w:pPr>
+            <w:r>
+              <w:rPr>
+                <w:rFonts w:ascii="Times New Roman" w:hAnsi="Times New Roman" w:cs="Times New Roman"/>
+                <w:sz w:val="28"/>
+                <w:szCs w:val="28"/>
+              </w:rPr>
+              <w:t>Успешный вход</w:t>
+            </w:r>
+          </w:p>
+        </w:tc>
+      </w:tr>
+      <w:tr>
+        <w:trPr>
+          <w:trHeight w:val="1363"/>
+          <w:jc w:val="center"/>
+        </w:trPr>
+        <w:tc>
+          <w:tcPr>
+            <w:tcW w:w="1051" w:type="dxa"/>
+          </w:tcPr>
+          <w:p>
+            <w:pPr>
+              <w:ind w:right="282"/>
+              <w:jc w:val="both"/>
+              <w:rPr>
+                <w:rFonts w:ascii="Times New Roman" w:hAnsi="Times New Roman" w:cs="Times New Roman"/>
+                <w:sz w:val="28"/>
+                <w:szCs w:val="28"/>
+              </w:rPr>
+            </w:pPr>
+            <w:r>
+              <w:rPr>
+                <w:rFonts w:ascii="Times New Roman" w:hAnsi="Times New Roman" w:cs="Times New Roman"/>
+                <w:sz w:val="28"/>
+                <w:szCs w:val="28"/>
+              </w:rPr>
+              <w:t>2</w:t>
+            </w:r>
+          </w:p>
+        </w:tc>
+        <w:tc>
+          <w:tcPr>
+            <w:tcW w:w="1983" w:type="dxa"/>
+          </w:tcPr>
+          <w:p>
+            <w:pPr>
+              <w:ind w:right="282"/>
+              <w:jc w:val="both"/>
+              <w:rPr>
+                <w:rFonts w:ascii="Times New Roman" w:hAnsi="Times New Roman" w:cs="Times New Roman"/>
+                <w:sz w:val="28"/>
+                <w:szCs w:val="28"/>
+              </w:rPr>
+            </w:pPr>
+            <w:r>
+              <w:rPr>
+                <w:rFonts w:ascii="Times New Roman" w:hAnsi="Times New Roman" w:cs="Times New Roman"/>
+                <w:sz w:val="28"/>
+                <w:szCs w:val="28"/>
+              </w:rPr>
+              <w:t>Авторизация</w:t>
+            </w:r>
+          </w:p>
+        </w:tc>
+        <w:tc>
+          <w:tcPr>
+            <w:tcW w:w="2334" w:type="dxa"/>
+          </w:tcPr>
+          <w:p>
+            <w:pPr>
+              <w:ind w:right="282"/>
+              <w:jc w:val="both"/>
+              <w:rPr>
+                <w:rFonts w:ascii="Times New Roman" w:hAnsi="Times New Roman" w:cs="Times New Roman"/>
+                <w:sz w:val="28"/>
+                <w:szCs w:val="28"/>
+              </w:rPr>
+            </w:pPr>
+            <w:r>
+              <w:rPr>
+                <w:rFonts w:ascii="Times New Roman" w:hAnsi="Times New Roman" w:cs="Times New Roman"/>
+                <w:sz w:val="28"/>
+                <w:szCs w:val="28"/>
+              </w:rPr>
+              <w:t>Ввод неправильного пароля или логина</w:t>
+            </w:r>
+          </w:p>
+        </w:tc>
+        <w:tc>
+          <w:tcPr>
+            <w:tcW w:w="1954" w:type="dxa"/>
+          </w:tcPr>
+          <w:p>
+            <w:pPr>
+              <w:ind w:right="282"/>
+              <w:jc w:val="both"/>
+              <w:rPr>
+                <w:rFonts w:ascii="Times New Roman" w:hAnsi="Times New Roman" w:cs="Times New Roman"/>
+                <w:sz w:val="28"/>
+                <w:szCs w:val="28"/>
+              </w:rPr>
+            </w:pPr>
+            <w:r>
+              <w:rPr>
+                <w:rFonts w:ascii="Times New Roman" w:hAnsi="Times New Roman" w:cs="Times New Roman"/>
+                <w:sz w:val="28"/>
+                <w:szCs w:val="28"/>
+              </w:rPr>
+              <w:t>Появление ошибки</w:t>
+            </w:r>
+          </w:p>
+        </w:tc>
+        <w:tc>
+          <w:tcPr>
+            <w:tcW w:w="2510" w:type="dxa"/>
+          </w:tcPr>
+          <w:p>
+            <w:pPr>
+              <w:ind w:right="282"/>
+              <w:jc w:val="both"/>
+              <w:rPr>
+                <w:rFonts w:ascii="Times New Roman" w:hAnsi="Times New Roman" w:cs="Times New Roman"/>
+                <w:sz w:val="28"/>
+                <w:szCs w:val="28"/>
+              </w:rPr>
+            </w:pPr>
+            <w:r>
+              <w:rPr>
+                <w:rFonts w:ascii="Times New Roman" w:hAnsi="Times New Roman" w:cs="Times New Roman"/>
+                <w:sz w:val="28"/>
+                <w:szCs w:val="28"/>
+              </w:rPr>
+              <w:t>Вывод ошибки без входа в систему</w:t>
+            </w:r>
+          </w:p>
+        </w:tc>
+      </w:tr>
+      <w:tr>
+        <w:trPr>
+          <w:trHeight w:val="332"/>
+          <w:jc w:val="center"/>
+        </w:trPr>
+        <w:tc>
+          <w:tcPr>
+            <w:tcW w:w="1051" w:type="dxa"/>
+          </w:tcPr>
+          <w:p>
+            <w:pPr>
+              <w:ind w:right="282"/>
+              <w:jc w:val="both"/>
+              <w:rPr>
+                <w:rFonts w:ascii="Times New Roman" w:hAnsi="Times New Roman" w:cs="Times New Roman"/>
+                <w:sz w:val="28"/>
+                <w:szCs w:val="28"/>
+              </w:rPr>
+            </w:pPr>
+            <w:r>
+              <w:rPr>
+                <w:rFonts w:ascii="Times New Roman" w:hAnsi="Times New Roman" w:cs="Times New Roman"/>
+                <w:sz w:val="28"/>
+                <w:szCs w:val="28"/>
+              </w:rPr>
+              <w:t>3</w:t>
+            </w:r>
+          </w:p>
+        </w:tc>
+        <w:tc>
+          <w:tcPr>
+            <w:tcW w:w="1983" w:type="dxa"/>
+          </w:tcPr>
+          <w:p>
+            <w:pPr>
+              <w:ind w:right="282"/>
+              <w:jc w:val="both"/>
+              <w:rPr>
+                <w:rFonts w:ascii="Times New Roman" w:hAnsi="Times New Roman" w:cs="Times New Roman"/>
+                <w:sz w:val="28"/>
+                <w:szCs w:val="28"/>
+              </w:rPr>
+            </w:pPr>
+            <w:r>
+              <w:rPr>
+                <w:rFonts w:ascii="Times New Roman" w:hAnsi="Times New Roman" w:cs="Times New Roman"/>
+                <w:sz w:val="28"/>
+                <w:szCs w:val="28"/>
+              </w:rPr>
+              <w:t>Ролевой доступ</w:t>
+            </w:r>
+          </w:p>
+        </w:tc>
+        <w:tc>
+          <w:tcPr>
+            <w:tcW w:w="2334" w:type="dxa"/>
+          </w:tcPr>
+          <w:p>
+            <w:pPr>
+              <w:ind w:right="282"/>
+              <w:jc w:val="both"/>
+              <w:rPr>
+                <w:rFonts w:ascii="Times New Roman" w:hAnsi="Times New Roman" w:cs="Times New Roman"/>
+                <w:sz w:val="28"/>
+                <w:szCs w:val="28"/>
+              </w:rPr>
+            </w:pPr>
+            <w:r>
+              <w:rPr>
+                <w:rFonts w:ascii="Times New Roman" w:hAnsi="Times New Roman" w:cs="Times New Roman"/>
+                <w:sz w:val="28"/>
+                <w:szCs w:val="28"/>
+              </w:rPr>
+              <w:t>Поочерёдный вход в систему под разными ролями пользователей</w:t>
+            </w:r>
+          </w:p>
+        </w:tc>
+        <w:tc>
+          <w:tcPr>
+            <w:tcW w:w="1954" w:type="dxa"/>
+          </w:tcPr>
+          <w:p>
+            <w:pPr>
+              <w:ind w:right="282"/>
+              <w:jc w:val="both"/>
+              <w:rPr>
+                <w:rFonts w:ascii="Times New Roman" w:hAnsi="Times New Roman" w:cs="Times New Roman"/>
+                <w:sz w:val="28"/>
+                <w:szCs w:val="28"/>
+              </w:rPr>
+            </w:pPr>
+            <w:r>
+              <w:rPr>
+                <w:rFonts w:ascii="Times New Roman" w:hAnsi="Times New Roman" w:cs="Times New Roman"/>
+                <w:sz w:val="28"/>
+                <w:szCs w:val="28"/>
+              </w:rPr>
+              <w:t>Успешное отображение таблиц в соответствии с ролями</w:t>
+            </w:r>
+          </w:p>
+        </w:tc>
+        <w:tc>
+          <w:tcPr>
+            <w:tcW w:w="2510" w:type="dxa"/>
+          </w:tcPr>
+          <w:p>
+            <w:pPr>
+              <w:ind w:right="282"/>
+              <w:jc w:val="both"/>
+              <w:rPr>
+                <w:rFonts w:ascii="Times New Roman" w:hAnsi="Times New Roman" w:cs="Times New Roman"/>
+                <w:sz w:val="28"/>
+                <w:szCs w:val="28"/>
+              </w:rPr>
+            </w:pPr>
+            <w:r>
+              <w:rPr>
+                <w:rFonts w:ascii="Times New Roman" w:hAnsi="Times New Roman" w:cs="Times New Roman"/>
+                <w:sz w:val="28"/>
+                <w:szCs w:val="28"/>
+              </w:rPr>
+              <w:t>У каждой роли отображается свой функционал</w:t>
+            </w:r>
+          </w:p>
+        </w:tc>
+      </w:tr>
+      <w:tr>
+        <w:trPr>
+          <w:trHeight w:val="332"/>
+          <w:jc w:val="center"/>
+        </w:trPr>
+        <w:tc>
+          <w:tcPr>
+            <w:tcW w:w="1051" w:type="dxa"/>
+          </w:tcPr>
+          <w:p>
+            <w:pPr>
+              <w:ind w:right="282"/>
+              <w:jc w:val="both"/>
+              <w:rPr>
+                <w:rFonts w:ascii="Times New Roman" w:hAnsi="Times New Roman" w:cs="Times New Roman"/>
+                <w:sz w:val="28"/>
+                <w:szCs w:val="28"/>
+              </w:rPr>
+            </w:pPr>
+            <w:r>
+              <w:rPr>
+                <w:rFonts w:ascii="Times New Roman" w:hAnsi="Times New Roman" w:cs="Times New Roman"/>
+                <w:sz w:val="28"/>
+                <w:szCs w:val="28"/>
+              </w:rPr>
+              <w:t>4</w:t>
+            </w:r>
+          </w:p>
+        </w:tc>
+        <w:tc>
+          <w:tcPr>
+            <w:tcW w:w="1983" w:type="dxa"/>
+          </w:tcPr>
+          <w:p>
+            <w:pPr>
+              <w:ind w:right="282"/>
+              <w:jc w:val="both"/>
+              <w:rPr>
+                <w:rFonts w:ascii="Times New Roman" w:hAnsi="Times New Roman" w:cs="Times New Roman"/>
+                <w:sz w:val="28"/>
+                <w:szCs w:val="28"/>
+              </w:rPr>
+            </w:pPr>
+            <w:r>
+              <w:rPr>
+                <w:rFonts w:ascii="Times New Roman" w:hAnsi="Times New Roman" w:cs="Times New Roman"/>
+                <w:sz w:val="28"/>
+                <w:szCs w:val="28"/>
+              </w:rPr>
+              <w:t>Работа с данными</w:t>
+            </w:r>
+          </w:p>
+        </w:tc>
+        <w:tc>
+          <w:tcPr>
+            <w:tcW w:w="2334" w:type="dxa"/>
+          </w:tcPr>
+          <w:p>
+            <w:pPr>
+              <w:ind w:right="282"/>
+              <w:jc w:val="both"/>
+              <w:rPr>
+                <w:rFonts w:ascii="Times New Roman" w:hAnsi="Times New Roman" w:cs="Times New Roman"/>
+                <w:sz w:val="28"/>
+                <w:szCs w:val="28"/>
+              </w:rPr>
+            </w:pPr>
+            <w:r>
+              <w:rPr>
+                <w:rFonts w:ascii="Times New Roman" w:hAnsi="Times New Roman" w:cs="Times New Roman"/>
+                <w:sz w:val="28"/>
+                <w:szCs w:val="28"/>
+              </w:rPr>
+              <w:t>Создать заявку</w:t>
+            </w:r>
+          </w:p>
+        </w:tc>
+        <w:tc>
+          <w:tcPr>
+            <w:tcW w:w="1954" w:type="dxa"/>
+          </w:tcPr>
+          <w:p>
+            <w:pPr>
+              <w:ind w:right="282"/>
+              <w:jc w:val="both"/>
+              <w:rPr>
+                <w:rFonts w:ascii="Times New Roman" w:hAnsi="Times New Roman" w:cs="Times New Roman"/>
+                <w:sz w:val="28"/>
+                <w:szCs w:val="28"/>
+              </w:rPr>
+            </w:pPr>
+            <w:r>
+              <w:rPr>
+                <w:rFonts w:ascii="Times New Roman" w:hAnsi="Times New Roman" w:cs="Times New Roman"/>
+                <w:sz w:val="28"/>
+                <w:szCs w:val="28"/>
+              </w:rPr>
+              <w:t>Заявка успешно создана</w:t>
+            </w:r>
+          </w:p>
+        </w:tc>
+        <w:tc>
+          <w:tcPr>
+            <w:tcW w:w="2510" w:type="dxa"/>
+          </w:tcPr>
+          <w:p>
+            <w:pPr>
+              <w:ind w:right="282"/>
+              <w:jc w:val="both"/>
+              <w:rPr>
+                <w:rFonts w:ascii="Times New Roman" w:hAnsi="Times New Roman" w:cs="Times New Roman"/>
+                <w:sz w:val="28"/>
+                <w:szCs w:val="28"/>
+              </w:rPr>
+            </w:pPr>
+            <w:r>
+              <w:rPr>
+                <w:rFonts w:ascii="Times New Roman" w:hAnsi="Times New Roman" w:cs="Times New Roman"/>
+                <w:sz w:val="28"/>
+                <w:szCs w:val="28"/>
+              </w:rPr>
+              <w:t>Успешно созданная заявка</w:t>
+            </w:r>
+          </w:p>
+        </w:tc>
+      </w:tr>
+      <w:tr>
+        <w:trPr>
+          <w:trHeight w:val="332"/>
+          <w:jc w:val="center"/>
+        </w:trPr>
+        <w:tc>
+          <w:tcPr>
+            <w:tcW w:w="1051" w:type="dxa"/>
+          </w:tcPr>
+          <w:p>
+            <w:pPr>
+              <w:ind w:right="282"/>
+              <w:jc w:val="both"/>
+              <w:rPr>
+                <w:rFonts w:ascii="Times New Roman" w:hAnsi="Times New Roman" w:cs="Times New Roman"/>
+                <w:sz w:val="28"/>
+                <w:szCs w:val="28"/>
+              </w:rPr>
+            </w:pPr>
+            <w:r>
+              <w:rPr>
+                <w:rFonts w:ascii="Times New Roman" w:hAnsi="Times New Roman" w:cs="Times New Roman"/>
+                <w:sz w:val="28"/>
+                <w:szCs w:val="28"/>
+              </w:rPr>
+              <w:t>5</w:t>
+            </w:r>
+          </w:p>
+        </w:tc>
+        <w:tc>
+          <w:tcPr>
+            <w:tcW w:w="1983" w:type="dxa"/>
+          </w:tcPr>
+          <w:p>
+            <w:pPr>
+              <w:ind w:right="282"/>
+              <w:jc w:val="both"/>
+              <w:rPr>
+                <w:rFonts w:ascii="Times New Roman" w:hAnsi="Times New Roman" w:cs="Times New Roman"/>
+                <w:sz w:val="28"/>
+                <w:szCs w:val="28"/>
+              </w:rPr>
+            </w:pPr>
+            <w:r>
+              <w:rPr>
+                <w:rFonts w:ascii="Times New Roman" w:hAnsi="Times New Roman" w:cs="Times New Roman"/>
+                <w:sz w:val="28"/>
+                <w:szCs w:val="28"/>
+              </w:rPr>
+              <w:t>Работа с данными</w:t>
+            </w:r>
+          </w:p>
+        </w:tc>
+        <w:tc>
+          <w:tcPr>
+            <w:tcW w:w="2334" w:type="dxa"/>
+          </w:tcPr>
+          <w:p>
+            <w:pPr>
+              <w:ind w:right="282"/>
+              <w:jc w:val="both"/>
+              <w:rPr>
+                <w:rFonts w:ascii="Times New Roman" w:hAnsi="Times New Roman" w:cs="Times New Roman"/>
+                <w:sz w:val="28"/>
+                <w:szCs w:val="28"/>
+              </w:rPr>
+            </w:pPr>
+            <w:r>
+              <w:rPr>
+                <w:rFonts w:ascii="Times New Roman" w:hAnsi="Times New Roman" w:cs="Times New Roman"/>
+                <w:sz w:val="28"/>
+                <w:szCs w:val="28"/>
+              </w:rPr>
+              <w:t>Удалить заявку</w:t>
+            </w:r>
+          </w:p>
+        </w:tc>
+        <w:tc>
+          <w:tcPr>
+            <w:tcW w:w="1954" w:type="dxa"/>
+          </w:tcPr>
+          <w:p>
+            <w:pPr>
+              <w:ind w:right="282"/>
+              <w:jc w:val="both"/>
+              <w:rPr>
+                <w:rFonts w:ascii="Times New Roman" w:hAnsi="Times New Roman" w:cs="Times New Roman"/>
+                <w:sz w:val="28"/>
+                <w:szCs w:val="28"/>
+              </w:rPr>
+            </w:pPr>
+            <w:r>
+              <w:rPr>
+                <w:rFonts w:ascii="Times New Roman" w:hAnsi="Times New Roman" w:cs="Times New Roman"/>
+                <w:sz w:val="28"/>
+                <w:szCs w:val="28"/>
+              </w:rPr>
+              <w:t>Заявка удалена</w:t>
+            </w:r>
+          </w:p>
+        </w:tc>
+        <w:tc>
+          <w:tcPr>
+            <w:tcW w:w="2510" w:type="dxa"/>
+          </w:tcPr>
+          <w:p>
+            <w:pPr>
+              <w:ind w:right="282"/>
+              <w:jc w:val="both"/>
+              <w:rPr>
+                <w:rFonts w:ascii="Times New Roman" w:hAnsi="Times New Roman" w:cs="Times New Roman"/>
+                <w:sz w:val="28"/>
+                <w:szCs w:val="28"/>
+              </w:rPr>
+            </w:pPr>
+            <w:r>
+              <w:rPr>
+                <w:rFonts w:ascii="Times New Roman" w:hAnsi="Times New Roman" w:cs="Times New Roman"/>
+                <w:sz w:val="28"/>
+                <w:szCs w:val="28"/>
+              </w:rPr>
+              <w:t>Успешно удаленная заявка</w:t>
+            </w:r>
+          </w:p>
+        </w:tc>
+      </w:tr>
+      <w:tr>
+        <w:trPr>
+          <w:trHeight w:val="332"/>
+          <w:jc w:val="center"/>
+        </w:trPr>
+        <w:tc>
+          <w:tcPr>
+            <w:tcW w:w="1051" w:type="dxa"/>
+          </w:tcPr>
+          <w:p>
+            <w:pPr>
+              <w:ind w:right="282"/>
+              <w:jc w:val="both"/>
+              <w:rPr>
+                <w:rFonts w:ascii="Times New Roman" w:hAnsi="Times New Roman" w:cs="Times New Roman"/>
+                <w:sz w:val="28"/>
+                <w:szCs w:val="28"/>
+              </w:rPr>
+            </w:pPr>
+            <w:r>
+              <w:rPr>
+                <w:rFonts w:ascii="Times New Roman" w:hAnsi="Times New Roman" w:cs="Times New Roman"/>
+                <w:sz w:val="28"/>
+                <w:szCs w:val="28"/>
+              </w:rPr>
+              <w:t>6</w:t>
+            </w:r>
+          </w:p>
+        </w:tc>
+        <w:tc>
+          <w:tcPr>
+            <w:tcW w:w="1983" w:type="dxa"/>
+          </w:tcPr>
+          <w:p>
+            <w:pPr>
+              <w:ind w:right="282"/>
+              <w:jc w:val="both"/>
+              <w:rPr>
+                <w:rFonts w:ascii="Times New Roman" w:hAnsi="Times New Roman" w:cs="Times New Roman"/>
+                <w:sz w:val="28"/>
+                <w:szCs w:val="28"/>
+              </w:rPr>
+            </w:pPr>
+            <w:r>
+              <w:rPr>
+                <w:rFonts w:ascii="Times New Roman" w:hAnsi="Times New Roman" w:cs="Times New Roman"/>
+                <w:sz w:val="28"/>
+                <w:szCs w:val="28"/>
+              </w:rPr>
+              <w:t>Работа с данными</w:t>
+            </w:r>
+          </w:p>
+        </w:tc>
+        <w:tc>
+          <w:tcPr>
+            <w:tcW w:w="2334" w:type="dxa"/>
+          </w:tcPr>
+          <w:p>
+            <w:pPr>
+              <w:ind w:right="282"/>
+              <w:jc w:val="both"/>
+              <w:rPr>
+                <w:rFonts w:ascii="Times New Roman" w:hAnsi="Times New Roman" w:cs="Times New Roman"/>
+                <w:sz w:val="28"/>
+                <w:szCs w:val="28"/>
+              </w:rPr>
+            </w:pPr>
+            <w:r>
+              <w:rPr>
+                <w:rFonts w:ascii="Times New Roman" w:hAnsi="Times New Roman" w:cs="Times New Roman"/>
+                <w:sz w:val="28"/>
+                <w:szCs w:val="28"/>
+              </w:rPr>
+              <w:t>Изменение заявки</w:t>
+            </w:r>
+          </w:p>
+        </w:tc>
+        <w:tc>
+          <w:tcPr>
+            <w:tcW w:w="1954" w:type="dxa"/>
+          </w:tcPr>
+          <w:p>
+            <w:pPr>
+              <w:ind w:right="282"/>
+              <w:jc w:val="both"/>
+              <w:rPr>
+                <w:rFonts w:ascii="Times New Roman" w:hAnsi="Times New Roman" w:cs="Times New Roman"/>
+                <w:sz w:val="28"/>
+                <w:szCs w:val="28"/>
+              </w:rPr>
+            </w:pPr>
+            <w:r>
+              <w:rPr>
+                <w:rFonts w:ascii="Times New Roman" w:hAnsi="Times New Roman" w:cs="Times New Roman"/>
+                <w:sz w:val="28"/>
+                <w:szCs w:val="28"/>
+              </w:rPr>
+              <w:t>Заявка изменена</w:t>
+            </w:r>
+          </w:p>
+        </w:tc>
+        <w:tc>
+          <w:tcPr>
+            <w:tcW w:w="2510" w:type="dxa"/>
+          </w:tcPr>
+          <w:p>
+            <w:pPr>
+              <w:ind w:right="282"/>
+              <w:jc w:val="both"/>
+              <w:rPr>
+                <w:rFonts w:ascii="Times New Roman" w:hAnsi="Times New Roman" w:cs="Times New Roman"/>
+                <w:sz w:val="28"/>
+                <w:szCs w:val="28"/>
+              </w:rPr>
+            </w:pPr>
+            <w:r>
+              <w:rPr>
+                <w:rFonts w:ascii="Times New Roman" w:hAnsi="Times New Roman" w:cs="Times New Roman"/>
+                <w:sz w:val="28"/>
+                <w:szCs w:val="28"/>
+              </w:rPr>
+              <w:t>Успешно измененная заявка</w:t>
+            </w:r>
+          </w:p>
+        </w:tc>
+      </w:tr>
+      <w:tr>
+        <w:trPr>
+          <w:trHeight w:val="332"/>
+          <w:jc w:val="center"/>
+        </w:trPr>
+        <w:tc>
+          <w:tcPr>
+            <w:tcW w:w="1051" w:type="dxa"/>
+          </w:tcPr>
+          <w:p>
+            <w:pPr>
+              <w:ind w:right="282"/>
+              <w:jc w:val="both"/>
+              <w:rPr>
+                <w:rFonts w:ascii="Times New Roman" w:hAnsi="Times New Roman" w:cs="Times New Roman"/>
+                <w:sz w:val="28"/>
+                <w:szCs w:val="28"/>
+              </w:rPr>
+            </w:pPr>
+            <w:r>
+              <w:rPr>
+                <w:rFonts w:ascii="Times New Roman" w:hAnsi="Times New Roman" w:cs="Times New Roman"/>
+                <w:sz w:val="28"/>
+                <w:szCs w:val="28"/>
+              </w:rPr>
+              <w:t>7</w:t>
+            </w:r>
+          </w:p>
+        </w:tc>
+        <w:tc>
+          <w:tcPr>
+            <w:tcW w:w="1983" w:type="dxa"/>
+          </w:tcPr>
+          <w:p>
+            <w:pPr>
+              <w:ind w:right="282"/>
+              <w:jc w:val="both"/>
+              <w:rPr>
+                <w:rFonts w:ascii="Times New Roman" w:hAnsi="Times New Roman" w:cs="Times New Roman"/>
+                <w:sz w:val="28"/>
+                <w:szCs w:val="28"/>
+              </w:rPr>
+            </w:pPr>
+            <w:r>
+              <w:rPr>
+                <w:rFonts w:ascii="Times New Roman" w:hAnsi="Times New Roman" w:cs="Times New Roman"/>
+                <w:sz w:val="28"/>
+                <w:szCs w:val="28"/>
+              </w:rPr>
+              <w:t>Работа с данными</w:t>
+            </w:r>
+          </w:p>
+        </w:tc>
+        <w:tc>
+          <w:tcPr>
+            <w:tcW w:w="2334" w:type="dxa"/>
+          </w:tcPr>
+          <w:p>
+            <w:pPr>
+              <w:ind w:right="282"/>
+              <w:jc w:val="both"/>
+              <w:rPr>
+                <w:rFonts w:ascii="Times New Roman" w:hAnsi="Times New Roman" w:cs="Times New Roman"/>
+                <w:sz w:val="28"/>
+                <w:szCs w:val="28"/>
+              </w:rPr>
+            </w:pPr>
+            <w:r>
+              <w:rPr>
+                <w:rFonts w:ascii="Times New Roman" w:hAnsi="Times New Roman" w:cs="Times New Roman"/>
+                <w:sz w:val="28"/>
+                <w:szCs w:val="28"/>
+              </w:rPr>
+              <w:t>Добавление комментария</w:t>
+            </w:r>
+          </w:p>
+        </w:tc>
+        <w:tc>
+          <w:tcPr>
+            <w:tcW w:w="1954" w:type="dxa"/>
+          </w:tcPr>
+          <w:p>
+            <w:pPr>
+              <w:ind w:right="282"/>
+              <w:jc w:val="both"/>
+              <w:rPr>
+                <w:rFonts w:ascii="Times New Roman" w:hAnsi="Times New Roman" w:cs="Times New Roman"/>
+                <w:sz w:val="28"/>
+                <w:szCs w:val="28"/>
+              </w:rPr>
+            </w:pPr>
+            <w:r>
+              <w:rPr>
+                <w:rFonts w:ascii="Times New Roman" w:hAnsi="Times New Roman" w:cs="Times New Roman"/>
+                <w:sz w:val="28"/>
+                <w:szCs w:val="28"/>
+              </w:rPr>
+              <w:t>Появление комментария</w:t>
+            </w:r>
+          </w:p>
+        </w:tc>
+        <w:tc>
+          <w:tcPr>
+            <w:tcW w:w="2510" w:type="dxa"/>
+          </w:tcPr>
+          <w:p>
+            <w:pPr>
+              <w:ind w:right="282"/>
+              <w:jc w:val="both"/>
+              <w:rPr>
+                <w:rFonts w:ascii="Times New Roman" w:hAnsi="Times New Roman" w:cs="Times New Roman"/>
+                <w:sz w:val="28"/>
+                <w:szCs w:val="28"/>
+              </w:rPr>
+            </w:pPr>
+            <w:r>
+              <w:rPr>
+                <w:rFonts w:ascii="Times New Roman" w:hAnsi="Times New Roman" w:cs="Times New Roman"/>
+                <w:sz w:val="28"/>
+                <w:szCs w:val="28"/>
+              </w:rPr>
+              <w:t>Не созданный комментарий к заявке</w:t>
+            </w:r>
+          </w:p>
+        </w:tc>
+      </w:tr>
+      <w:tr>
+        <w:trPr>
+          <w:trHeight w:val="332"/>
+          <w:jc w:val="center"/>
+        </w:trPr>
+        <w:tc>
+          <w:tcPr>
+            <w:tcW w:w="1051" w:type="dxa"/>
+          </w:tcPr>
+          <w:p>
+            <w:pPr>
+              <w:ind w:right="282"/>
+              <w:jc w:val="both"/>
+              <w:rPr>
+                <w:rFonts w:ascii="Times New Roman" w:hAnsi="Times New Roman" w:cs="Times New Roman"/>
+                <w:sz w:val="28"/>
+                <w:szCs w:val="28"/>
+              </w:rPr>
+            </w:pPr>
+            <w:r>
+              <w:rPr>
+                <w:rFonts w:ascii="Times New Roman" w:hAnsi="Times New Roman" w:cs="Times New Roman"/>
+                <w:sz w:val="28"/>
+                <w:szCs w:val="28"/>
+              </w:rPr>
+              <w:t>8</w:t>
+            </w:r>
+          </w:p>
+        </w:tc>
+        <w:tc>
+          <w:tcPr>
+            <w:tcW w:w="1983" w:type="dxa"/>
+          </w:tcPr>
+          <w:p>
+            <w:pPr>
+              <w:ind w:right="282"/>
+              <w:jc w:val="both"/>
+              <w:rPr>
+                <w:rFonts w:ascii="Times New Roman" w:hAnsi="Times New Roman" w:cs="Times New Roman"/>
+                <w:sz w:val="28"/>
+                <w:szCs w:val="28"/>
+              </w:rPr>
+            </w:pPr>
+            <w:r>
+              <w:rPr>
+                <w:rFonts w:ascii="Times New Roman" w:hAnsi="Times New Roman" w:cs="Times New Roman"/>
+                <w:sz w:val="28"/>
+                <w:szCs w:val="28"/>
+              </w:rPr>
+              <w:t>Работа с данными</w:t>
+            </w:r>
+          </w:p>
+        </w:tc>
+        <w:tc>
+          <w:tcPr>
+            <w:tcW w:w="2334" w:type="dxa"/>
+          </w:tcPr>
+          <w:p>
+            <w:pPr>
+              <w:ind w:right="282"/>
+              <w:jc w:val="both"/>
+              <w:rPr>
+                <w:rFonts w:ascii="Times New Roman" w:hAnsi="Times New Roman" w:cs="Times New Roman"/>
+                <w:sz w:val="28"/>
+                <w:szCs w:val="28"/>
+              </w:rPr>
+            </w:pPr>
+            <w:r>
+              <w:rPr>
+                <w:rFonts w:ascii="Times New Roman" w:hAnsi="Times New Roman" w:cs="Times New Roman"/>
+                <w:sz w:val="28"/>
+                <w:szCs w:val="28"/>
+              </w:rPr>
+              <w:t>Создание заявки с пустыми полями</w:t>
+            </w:r>
+          </w:p>
+        </w:tc>
+        <w:tc>
+          <w:tcPr>
+            <w:tcW w:w="1954" w:type="dxa"/>
+          </w:tcPr>
+          <w:p>
+            <w:pPr>
+              <w:ind w:right="282"/>
+              <w:jc w:val="both"/>
+              <w:rPr>
+                <w:rFonts w:ascii="Times New Roman" w:hAnsi="Times New Roman" w:cs="Times New Roman"/>
+                <w:sz w:val="28"/>
+                <w:szCs w:val="28"/>
+              </w:rPr>
+            </w:pPr>
+          </w:p>
+        </w:tc>
+        <w:tc>
+          <w:tcPr>
+            <w:tcW w:w="2510" w:type="dxa"/>
+          </w:tcPr>
+          <w:p>
+            <w:pPr>
+              <w:ind w:right="282"/>
+              <w:jc w:val="both"/>
+              <w:rPr>
+                <w:rFonts w:ascii="Times New Roman" w:hAnsi="Times New Roman" w:cs="Times New Roman"/>
+                <w:sz w:val="28"/>
+                <w:szCs w:val="28"/>
+              </w:rPr>
+            </w:pPr>
+            <w:r>
+              <w:rPr>
+                <w:rFonts w:ascii="Times New Roman" w:hAnsi="Times New Roman" w:cs="Times New Roman"/>
+                <w:sz w:val="28"/>
+                <w:szCs w:val="28"/>
+              </w:rPr>
+              <w:t>Отображение ошибки о некорректности введенных данных</w:t>
+            </w:r>
+          </w:p>
+        </w:tc>
+      </w:tr>
+    </w:tbl>
+    <w:p>
+      <w:pPr>
+        <w:spacing w:after="0" w:line="240" w:lineRule="auto"/>
+        <w:ind w:left="284" w:right="282" w:firstLine="709"/>
+        <w:jc w:val="both"/>
+        <w:rPr>
+          <w:rFonts w:ascii="Times New Roman" w:hAnsi="Times New Roman" w:cs="Times New Roman"/>
+          <w:sz w:val="28"/>
+          <w:szCs w:val="28"/>
+        </w:rPr>
+      </w:pPr>
+    </w:p>
+    <w:p>
+      <w:pPr>
+        <w:spacing w:after="0" w:line="240" w:lineRule="auto"/>
+        <w:ind w:left="284" w:right="282" w:firstLine="709"/>
+        <w:jc w:val="both"/>
+        <w:rPr>
+          <w:rFonts w:ascii="Times New Roman" w:hAnsi="Times New Roman" w:cs="Times New Roman"/>
+          <w:sz w:val="28"/>
+          <w:szCs w:val="28"/>
+        </w:rPr>
+      </w:pPr>
+      <w:r>
+        <w:rPr>
+          <w:rFonts w:ascii="Times New Roman" w:hAnsi="Times New Roman" w:cs="Times New Roman"/>
+          <w:sz w:val="28"/>
+          <w:szCs w:val="28"/>
+        </w:rPr>
+        <w:t xml:space="preserve">Согласно тестированию, все тесты за исключением одного были успешно выполнены. Тест прошёл неудачно в модуле работе с данными, </w:t>
+      </w:r>
+      <w:r>
+        <w:rPr>
+          <w:rFonts w:ascii="Times New Roman" w:hAnsi="Times New Roman" w:cs="Times New Roman"/>
+          <w:sz w:val="28"/>
+          <w:szCs w:val="28"/>
+        </w:rPr>
+        <w:t>а именно не был создан комментарий.</w:t>
+      </w:r>
     </w:p>
     <w:sectPr>
       <w:pgSz w:w="11906" w:h="16838"/>
@@ -6693,6 +7814,127 @@
     </w:sectPr>
   </w:body>
 </w:document>
+</file>
+
+<file path=word/numbering.xml><?xml version="1.0" encoding="utf-8"?>
+<w:numbering xmlns:wpc="http://schemas.microsoft.com/office/word/2010/wordprocessingCanvas" xmlns:cx="http://schemas.microsoft.com/office/drawing/2014/chartex" xmlns:cx1="http://schemas.microsoft.com/office/drawing/2015/9/8/chartex" xmlns:cx2="http://schemas.microsoft.com/office/drawing/2015/10/21/chartex" xmlns:cx3="http://schemas.microsoft.com/office/drawing/2016/5/9/chartex" xmlns:cx4="http://schemas.microsoft.com/office/drawing/2016/5/10/chartex" xmlns:cx5="http://schemas.microsoft.com/office/drawing/2016/5/11/chartex" xmlns:cx6="http://schemas.microsoft.com/office/drawing/2016/5/12/chartex" xmlns:cx7="http://schemas.microsoft.com/office/drawing/2016/5/13/chartex" xmlns:cx8="http://schemas.microsoft.com/office/drawing/2016/5/14/chartex" xmlns:mc="http://schemas.openxmlformats.org/markup-compatibility/2006" xmlns:aink="http://schemas.microsoft.com/office/drawing/2016/ink" xmlns:am3d="http://schemas.microsoft.com/office/drawing/2017/model3d" xmlns:o="urn:schemas-microsoft-com:office:office" xmlns:r="http://schemas.openxmlformats.org/officeDocument/2006/relationships" xmlns:m="http://schemas.openxmlformats.org/officeDocument/2006/math" xmlns:v="urn:schemas-microsoft-com:vml" xmlns:wp14="http://schemas.microsoft.com/office/word/2010/wordprocessingDrawing" xmlns:wp="http://schemas.openxmlformats.org/drawingml/2006/wordprocessingDrawing" xmlns:w10="urn:schemas-microsoft-com:office:word" xmlns:w="http://schemas.openxmlformats.org/wordprocessingml/2006/main" xmlns:w14="http://schemas.microsoft.com/office/word/2010/wordml" xmlns:w15="http://schemas.microsoft.com/office/word/2012/wordml" xmlns:w16cex="http://schemas.microsoft.com/office/word/2018/wordml/cex" xmlns:w16cid="http://schemas.microsoft.com/office/word/2016/wordml/cid" xmlns:w16="http://schemas.microsoft.com/office/word/2018/wordml" xmlns:w16sdtdh="http://schemas.microsoft.com/office/word/2020/wordml/sdtdatahash" xmlns:w16se="http://schemas.microsoft.com/office/word/2015/wordml/symex" xmlns:wpg="http://schemas.microsoft.com/office/word/2010/wordprocessingGroup" xmlns:wpi="http://schemas.microsoft.com/office/word/2010/wordprocessingInk" xmlns:wne="http://schemas.microsoft.com/office/word/2006/wordml" xmlns:wps="http://schemas.microsoft.com/office/word/2010/wordprocessingShape" mc:Ignorable="w14 w15 w16se w16cid w16 w16cex w16sdtdh wp14">
+  <w:abstractNum w:abstractNumId="0" w15:restartNumberingAfterBreak="0">
+    <w:nsid w:val="0C832895"/>
+    <w:multiLevelType w:val="hybridMultilevel"/>
+    <w:tmpl w:val="5074F752"/>
+    <w:lvl w:ilvl="0" w:tplc="D9FC115C">
+      <w:start w:val="11"/>
+      <w:numFmt w:val="bullet"/>
+      <w:lvlText w:val="-"/>
+      <w:lvlJc w:val="left"/>
+      <w:pPr>
+        <w:ind w:left="1353" w:hanging="360"/>
+      </w:pPr>
+      <w:rPr>
+        <w:rFonts w:ascii="Times New Roman" w:eastAsiaTheme="minorHAnsi" w:hAnsi="Times New Roman" w:cs="Times New Roman" w:hint="default"/>
+      </w:rPr>
+    </w:lvl>
+    <w:lvl w:ilvl="1" w:tplc="04190003" w:tentative="1">
+      <w:start w:val="1"/>
+      <w:numFmt w:val="bullet"/>
+      <w:lvlText w:val="o"/>
+      <w:lvlJc w:val="left"/>
+      <w:pPr>
+        <w:ind w:left="2073" w:hanging="360"/>
+      </w:pPr>
+      <w:rPr>
+        <w:rFonts w:ascii="Courier New" w:hAnsi="Courier New" w:cs="Courier New" w:hint="default"/>
+      </w:rPr>
+    </w:lvl>
+    <w:lvl w:ilvl="2" w:tplc="04190005" w:tentative="1">
+      <w:start w:val="1"/>
+      <w:numFmt w:val="bullet"/>
+      <w:lvlText w:val=""/>
+      <w:lvlJc w:val="left"/>
+      <w:pPr>
+        <w:ind w:left="2793" w:hanging="360"/>
+      </w:pPr>
+      <w:rPr>
+        <w:rFonts w:ascii="Wingdings" w:hAnsi="Wingdings" w:hint="default"/>
+      </w:rPr>
+    </w:lvl>
+    <w:lvl w:ilvl="3" w:tplc="04190001" w:tentative="1">
+      <w:start w:val="1"/>
+      <w:numFmt w:val="bullet"/>
+      <w:lvlText w:val=""/>
+      <w:lvlJc w:val="left"/>
+      <w:pPr>
+        <w:ind w:left="3513" w:hanging="360"/>
+      </w:pPr>
+      <w:rPr>
+        <w:rFonts w:ascii="Symbol" w:hAnsi="Symbol" w:hint="default"/>
+      </w:rPr>
+    </w:lvl>
+    <w:lvl w:ilvl="4" w:tplc="04190003" w:tentative="1">
+      <w:start w:val="1"/>
+      <w:numFmt w:val="bullet"/>
+      <w:lvlText w:val="o"/>
+      <w:lvlJc w:val="left"/>
+      <w:pPr>
+        <w:ind w:left="4233" w:hanging="360"/>
+      </w:pPr>
+      <w:rPr>
+        <w:rFonts w:ascii="Courier New" w:hAnsi="Courier New" w:cs="Courier New" w:hint="default"/>
+      </w:rPr>
+    </w:lvl>
+    <w:lvl w:ilvl="5" w:tplc="04190005" w:tentative="1">
+      <w:start w:val="1"/>
+      <w:numFmt w:val="bullet"/>
+      <w:lvlText w:val=""/>
+      <w:lvlJc w:val="left"/>
+      <w:pPr>
+        <w:ind w:left="4953" w:hanging="360"/>
+      </w:pPr>
+      <w:rPr>
+        <w:rFonts w:ascii="Wingdings" w:hAnsi="Wingdings" w:hint="default"/>
+      </w:rPr>
+    </w:lvl>
+    <w:lvl w:ilvl="6" w:tplc="04190001" w:tentative="1">
+      <w:start w:val="1"/>
+      <w:numFmt w:val="bullet"/>
+      <w:lvlText w:val=""/>
+      <w:lvlJc w:val="left"/>
+      <w:pPr>
+        <w:ind w:left="5673" w:hanging="360"/>
+      </w:pPr>
+      <w:rPr>
+        <w:rFonts w:ascii="Symbol" w:hAnsi="Symbol" w:hint="default"/>
+      </w:rPr>
+    </w:lvl>
+    <w:lvl w:ilvl="7" w:tplc="04190003" w:tentative="1">
+      <w:start w:val="1"/>
+      <w:numFmt w:val="bullet"/>
+      <w:lvlText w:val="o"/>
+      <w:lvlJc w:val="left"/>
+      <w:pPr>
+        <w:ind w:left="6393" w:hanging="360"/>
+      </w:pPr>
+      <w:rPr>
+        <w:rFonts w:ascii="Courier New" w:hAnsi="Courier New" w:cs="Courier New" w:hint="default"/>
+      </w:rPr>
+    </w:lvl>
+    <w:lvl w:ilvl="8" w:tplc="04190005" w:tentative="1">
+      <w:start w:val="1"/>
+      <w:numFmt w:val="bullet"/>
+      <w:lvlText w:val=""/>
+      <w:lvlJc w:val="left"/>
+      <w:pPr>
+        <w:ind w:left="7113" w:hanging="360"/>
+      </w:pPr>
+      <w:rPr>
+        <w:rFonts w:ascii="Wingdings" w:hAnsi="Wingdings" w:hint="default"/>
+      </w:rPr>
+    </w:lvl>
+  </w:abstractNum>
+  <w:num w:numId="1">
+    <w:abstractNumId w:val="0"/>
+  </w:num>
+</w:numbering>
 </file>
 
 <file path=word/styles.xml><?xml version="1.0" encoding="utf-8"?>
@@ -7132,6 +8374,25 @@
       <w:contextualSpacing/>
     </w:pPr>
   </w:style>
+  <w:style w:type="table" w:styleId="a4">
+    <w:name w:val="Table Grid"/>
+    <w:basedOn w:val="a1"/>
+    <w:uiPriority w:val="39"/>
+    <w:rsid w:val="00DC137A"/>
+    <w:pPr>
+      <w:spacing w:after="0" w:line="240" w:lineRule="auto"/>
+    </w:pPr>
+    <w:tblPr>
+      <w:tblBorders>
+        <w:top w:val="single" w:sz="4" w:space="0" w:color="auto"/>
+        <w:left w:val="single" w:sz="4" w:space="0" w:color="auto"/>
+        <w:bottom w:val="single" w:sz="4" w:space="0" w:color="auto"/>
+        <w:right w:val="single" w:sz="4" w:space="0" w:color="auto"/>
+        <w:insideH w:val="single" w:sz="4" w:space="0" w:color="auto"/>
+        <w:insideV w:val="single" w:sz="4" w:space="0" w:color="auto"/>
+      </w:tblBorders>
+    </w:tblPr>
+  </w:style>
 </w:styles>
 </file>
 

--- a/285_Машковцев СА_УП/Демоэкзамен/Демоэкзамен.docx
+++ b/285_Машковцев СА_УП/Демоэкзамен/Демоэкзамен.docx
@@ -57,6 +57,1786 @@
           <w:rFonts w:ascii="Times New Roman" w:hAnsi="Times New Roman" w:cs="Times New Roman"/>
           <w:sz w:val="28"/>
           <w:szCs w:val="28"/>
+          <w:lang w:val="en-US"/>
+        </w:rPr>
+      </w:pPr>
+      <w:r>
+        <w:rPr>
+          <w:rFonts w:ascii="Times New Roman" w:hAnsi="Times New Roman" w:cs="Times New Roman"/>
+          <w:sz w:val="28"/>
+          <w:szCs w:val="28"/>
+        </w:rPr>
+        <w:t>Инструменты реализации ПО</w:t>
+      </w:r>
+      <w:r>
+        <w:rPr>
+          <w:rFonts w:ascii="Times New Roman" w:hAnsi="Times New Roman" w:cs="Times New Roman"/>
+          <w:sz w:val="28"/>
+          <w:szCs w:val="28"/>
+          <w:lang w:val="en-US"/>
+        </w:rPr>
+        <w:t>:</w:t>
+      </w:r>
+    </w:p>
+    <w:p>
+      <w:pPr>
+        <w:spacing w:after="0" w:line="240" w:lineRule="auto"/>
+        <w:ind w:left="284" w:right="284" w:firstLine="709"/>
+        <w:jc w:val="both"/>
+        <w:rPr>
+          <w:rFonts w:ascii="Times New Roman" w:hAnsi="Times New Roman" w:cs="Times New Roman"/>
+          <w:sz w:val="28"/>
+          <w:szCs w:val="28"/>
+          <w:lang w:val="en-US"/>
+        </w:rPr>
+      </w:pPr>
+      <w:r>
+        <w:rPr>
+          <w:rFonts w:ascii="Times New Roman" w:hAnsi="Times New Roman" w:cs="Times New Roman"/>
+          <w:sz w:val="28"/>
+          <w:szCs w:val="28"/>
+          <w:lang w:val="en-US"/>
+        </w:rPr>
+        <w:t xml:space="preserve">– </w:t>
+      </w:r>
+      <w:r>
+        <w:rPr>
+          <w:rFonts w:ascii="Times New Roman" w:hAnsi="Times New Roman" w:cs="Times New Roman"/>
+          <w:sz w:val="28"/>
+          <w:szCs w:val="28"/>
+          <w:lang w:val="en-US"/>
+        </w:rPr>
+        <w:t>C</w:t>
+      </w:r>
+      <w:r>
+        <w:rPr>
+          <w:rFonts w:ascii="Times New Roman" w:hAnsi="Times New Roman" w:cs="Times New Roman"/>
+          <w:sz w:val="28"/>
+          <w:szCs w:val="28"/>
+          <w:lang w:val="en-US"/>
+        </w:rPr>
+        <w:t>#</w:t>
+      </w:r>
+      <w:r>
+        <w:rPr>
+          <w:rFonts w:ascii="Times New Roman" w:hAnsi="Times New Roman" w:cs="Times New Roman"/>
+          <w:sz w:val="28"/>
+          <w:szCs w:val="28"/>
+          <w:lang w:val="en-US"/>
+        </w:rPr>
+        <w:t xml:space="preserve">, </w:t>
+      </w:r>
+      <w:r>
+        <w:rPr>
+          <w:rFonts w:ascii="Times New Roman" w:hAnsi="Times New Roman" w:cs="Times New Roman"/>
+          <w:sz w:val="28"/>
+          <w:szCs w:val="28"/>
+          <w:lang w:val="en-US"/>
+        </w:rPr>
+        <w:t>.</w:t>
+      </w:r>
+      <w:r>
+        <w:rPr>
+          <w:rFonts w:ascii="Times New Roman" w:hAnsi="Times New Roman" w:cs="Times New Roman"/>
+          <w:sz w:val="28"/>
+          <w:szCs w:val="28"/>
+          <w:lang w:val="en-US"/>
+        </w:rPr>
+        <w:t>NET, Visual Studio</w:t>
+      </w:r>
+      <w:r>
+        <w:rPr>
+          <w:rFonts w:ascii="Times New Roman" w:hAnsi="Times New Roman" w:cs="Times New Roman"/>
+          <w:sz w:val="28"/>
+          <w:szCs w:val="28"/>
+          <w:lang w:val="en-US"/>
+        </w:rPr>
+        <w:t xml:space="preserve"> (</w:t>
+      </w:r>
+      <w:r>
+        <w:rPr>
+          <w:rFonts w:ascii="Times New Roman" w:hAnsi="Times New Roman" w:cs="Times New Roman"/>
+          <w:sz w:val="28"/>
+          <w:szCs w:val="28"/>
+        </w:rPr>
+        <w:t>язык</w:t>
+      </w:r>
+      <w:r>
+        <w:rPr>
+          <w:rFonts w:ascii="Times New Roman" w:hAnsi="Times New Roman" w:cs="Times New Roman"/>
+          <w:sz w:val="28"/>
+          <w:szCs w:val="28"/>
+          <w:lang w:val="en-US"/>
+        </w:rPr>
+        <w:t xml:space="preserve"> </w:t>
+      </w:r>
+      <w:r>
+        <w:rPr>
+          <w:rFonts w:ascii="Times New Roman" w:hAnsi="Times New Roman" w:cs="Times New Roman"/>
+          <w:sz w:val="28"/>
+          <w:szCs w:val="28"/>
+        </w:rPr>
+        <w:t>и</w:t>
+      </w:r>
+      <w:r>
+        <w:rPr>
+          <w:rFonts w:ascii="Times New Roman" w:hAnsi="Times New Roman" w:cs="Times New Roman"/>
+          <w:sz w:val="28"/>
+          <w:szCs w:val="28"/>
+          <w:lang w:val="en-US"/>
+        </w:rPr>
+        <w:t xml:space="preserve"> </w:t>
+      </w:r>
+      <w:r>
+        <w:rPr>
+          <w:rFonts w:ascii="Times New Roman" w:hAnsi="Times New Roman" w:cs="Times New Roman"/>
+          <w:sz w:val="28"/>
+          <w:szCs w:val="28"/>
+        </w:rPr>
+        <w:t>среда</w:t>
+      </w:r>
+      <w:r>
+        <w:rPr>
+          <w:rFonts w:ascii="Times New Roman" w:hAnsi="Times New Roman" w:cs="Times New Roman"/>
+          <w:sz w:val="28"/>
+          <w:szCs w:val="28"/>
+          <w:lang w:val="en-US"/>
+        </w:rPr>
+        <w:t>)</w:t>
+      </w:r>
+      <w:r>
+        <w:rPr>
+          <w:rFonts w:ascii="Times New Roman" w:hAnsi="Times New Roman" w:cs="Times New Roman"/>
+          <w:sz w:val="28"/>
+          <w:szCs w:val="28"/>
+          <w:lang w:val="en-US"/>
+        </w:rPr>
+        <w:t>;</w:t>
+      </w:r>
+    </w:p>
+    <w:p>
+      <w:pPr>
+        <w:spacing w:after="0" w:line="240" w:lineRule="auto"/>
+        <w:ind w:left="284" w:right="284" w:firstLine="709"/>
+        <w:jc w:val="both"/>
+        <w:rPr>
+          <w:rFonts w:ascii="Times New Roman" w:hAnsi="Times New Roman" w:cs="Times New Roman"/>
+          <w:sz w:val="28"/>
+          <w:szCs w:val="28"/>
+          <w:lang w:val="en-US"/>
+        </w:rPr>
+      </w:pPr>
+      <w:r>
+        <w:rPr>
+          <w:rFonts w:ascii="Times New Roman" w:hAnsi="Times New Roman" w:cs="Times New Roman"/>
+          <w:sz w:val="28"/>
+          <w:szCs w:val="28"/>
+        </w:rPr>
+        <w:t xml:space="preserve">– </w:t>
+      </w:r>
+      <w:r>
+        <w:rPr>
+          <w:rFonts w:ascii="Times New Roman" w:hAnsi="Times New Roman" w:cs="Times New Roman"/>
+          <w:sz w:val="28"/>
+          <w:szCs w:val="28"/>
+          <w:lang w:val="en-US"/>
+        </w:rPr>
+        <w:t>PostgreSQL, pgadmin4 (</w:t>
+      </w:r>
+      <w:r>
+        <w:rPr>
+          <w:rFonts w:ascii="Times New Roman" w:hAnsi="Times New Roman" w:cs="Times New Roman"/>
+          <w:sz w:val="28"/>
+          <w:szCs w:val="28"/>
+        </w:rPr>
+        <w:t>база данных)</w:t>
+      </w:r>
+      <w:r>
+        <w:rPr>
+          <w:rFonts w:ascii="Times New Roman" w:hAnsi="Times New Roman" w:cs="Times New Roman"/>
+          <w:sz w:val="28"/>
+          <w:szCs w:val="28"/>
+          <w:lang w:val="en-US"/>
+        </w:rPr>
+        <w:t>;</w:t>
+      </w:r>
+    </w:p>
+    <w:p>
+      <w:pPr>
+        <w:pStyle w:val="a3"/>
+        <w:numPr>
+          <w:ilvl w:val="0"/>
+          <w:numId w:val="2"/>
+        </w:numPr>
+        <w:spacing w:after="0" w:line="240" w:lineRule="auto"/>
+        <w:ind w:right="284"/>
+        <w:jc w:val="both"/>
+        <w:rPr>
+          <w:rFonts w:ascii="Times New Roman" w:hAnsi="Times New Roman" w:cs="Times New Roman"/>
+          <w:sz w:val="28"/>
+          <w:szCs w:val="28"/>
+          <w:lang w:val="en-US"/>
+        </w:rPr>
+      </w:pPr>
+      <w:r>
+        <w:rPr>
+          <w:rFonts w:ascii="Times New Roman" w:hAnsi="Times New Roman" w:cs="Times New Roman"/>
+          <w:sz w:val="28"/>
+          <w:szCs w:val="28"/>
+          <w:lang w:val="en-US"/>
+        </w:rPr>
+        <w:t>ASP.NET Core MVC</w:t>
+      </w:r>
+      <w:r>
+        <w:rPr>
+          <w:rFonts w:ascii="Times New Roman" w:hAnsi="Times New Roman" w:cs="Times New Roman"/>
+          <w:sz w:val="28"/>
+          <w:szCs w:val="28"/>
+          <w:lang w:val="en-US"/>
+        </w:rPr>
+        <w:t xml:space="preserve"> (</w:t>
+      </w:r>
+      <w:r>
+        <w:rPr>
+          <w:rFonts w:ascii="Times New Roman" w:hAnsi="Times New Roman" w:cs="Times New Roman"/>
+          <w:sz w:val="28"/>
+          <w:szCs w:val="28"/>
+        </w:rPr>
+        <w:t>фреймворк</w:t>
+      </w:r>
+      <w:r>
+        <w:rPr>
+          <w:rFonts w:ascii="Times New Roman" w:hAnsi="Times New Roman" w:cs="Times New Roman"/>
+          <w:sz w:val="28"/>
+          <w:szCs w:val="28"/>
+          <w:lang w:val="en-US"/>
+        </w:rPr>
+        <w:t xml:space="preserve">); </w:t>
+      </w:r>
+    </w:p>
+    <w:p>
+      <w:pPr>
+        <w:spacing w:after="0" w:line="240" w:lineRule="auto"/>
+        <w:ind w:left="284" w:right="284" w:firstLine="709"/>
+        <w:jc w:val="both"/>
+        <w:rPr>
+          <w:rFonts w:ascii="Times New Roman" w:hAnsi="Times New Roman" w:cs="Times New Roman"/>
+          <w:sz w:val="28"/>
+          <w:szCs w:val="28"/>
+          <w:lang w:val="en-US"/>
+        </w:rPr>
+      </w:pPr>
+      <w:r>
+        <w:rPr>
+          <w:rFonts w:ascii="Times New Roman" w:hAnsi="Times New Roman" w:cs="Times New Roman"/>
+          <w:sz w:val="28"/>
+          <w:szCs w:val="28"/>
+          <w:lang w:val="en-US"/>
+        </w:rPr>
+        <w:t xml:space="preserve">– </w:t>
+      </w:r>
+      <w:r>
+        <w:rPr>
+          <w:rFonts w:ascii="Times New Roman" w:hAnsi="Times New Roman" w:cs="Times New Roman"/>
+          <w:sz w:val="28"/>
+          <w:szCs w:val="28"/>
+          <w:lang w:val="en-US"/>
+        </w:rPr>
+        <w:t>Entity Framework Core</w:t>
+      </w:r>
+      <w:r>
+        <w:rPr>
+          <w:rFonts w:ascii="Times New Roman" w:hAnsi="Times New Roman" w:cs="Times New Roman"/>
+          <w:sz w:val="28"/>
+          <w:szCs w:val="28"/>
+          <w:lang w:val="en-US"/>
+        </w:rPr>
+        <w:t xml:space="preserve"> (</w:t>
+      </w:r>
+      <w:r>
+        <w:rPr>
+          <w:rFonts w:ascii="Times New Roman" w:hAnsi="Times New Roman" w:cs="Times New Roman"/>
+          <w:sz w:val="28"/>
+          <w:szCs w:val="28"/>
+        </w:rPr>
+        <w:t>доступ</w:t>
+      </w:r>
+      <w:r>
+        <w:rPr>
+          <w:rFonts w:ascii="Times New Roman" w:hAnsi="Times New Roman" w:cs="Times New Roman"/>
+          <w:sz w:val="28"/>
+          <w:szCs w:val="28"/>
+          <w:lang w:val="en-US"/>
+        </w:rPr>
+        <w:t xml:space="preserve"> </w:t>
+      </w:r>
+      <w:r>
+        <w:rPr>
+          <w:rFonts w:ascii="Times New Roman" w:hAnsi="Times New Roman" w:cs="Times New Roman"/>
+          <w:sz w:val="28"/>
+          <w:szCs w:val="28"/>
+        </w:rPr>
+        <w:t>к</w:t>
+      </w:r>
+      <w:r>
+        <w:rPr>
+          <w:rFonts w:ascii="Times New Roman" w:hAnsi="Times New Roman" w:cs="Times New Roman"/>
+          <w:sz w:val="28"/>
+          <w:szCs w:val="28"/>
+          <w:lang w:val="en-US"/>
+        </w:rPr>
+        <w:t xml:space="preserve"> </w:t>
+      </w:r>
+      <w:r>
+        <w:rPr>
+          <w:rFonts w:ascii="Times New Roman" w:hAnsi="Times New Roman" w:cs="Times New Roman"/>
+          <w:sz w:val="28"/>
+          <w:szCs w:val="28"/>
+        </w:rPr>
+        <w:t>данным</w:t>
+      </w:r>
+      <w:r>
+        <w:rPr>
+          <w:rFonts w:ascii="Times New Roman" w:hAnsi="Times New Roman" w:cs="Times New Roman"/>
+          <w:sz w:val="28"/>
+          <w:szCs w:val="28"/>
+          <w:lang w:val="en-US"/>
+        </w:rPr>
+        <w:t>);</w:t>
+      </w:r>
+    </w:p>
+    <w:p>
+      <w:pPr>
+        <w:spacing w:after="0" w:line="240" w:lineRule="auto"/>
+        <w:ind w:left="284" w:right="284" w:firstLine="709"/>
+        <w:jc w:val="both"/>
+        <w:rPr>
+          <w:rFonts w:ascii="Times New Roman" w:hAnsi="Times New Roman" w:cs="Times New Roman"/>
+          <w:sz w:val="28"/>
+          <w:szCs w:val="28"/>
+          <w:lang w:val="en-US"/>
+        </w:rPr>
+      </w:pPr>
+      <w:r>
+        <w:rPr>
+          <w:rFonts w:ascii="Times New Roman" w:hAnsi="Times New Roman" w:cs="Times New Roman"/>
+          <w:sz w:val="28"/>
+          <w:szCs w:val="28"/>
+          <w:lang w:val="en-US"/>
+        </w:rPr>
+        <w:t xml:space="preserve">– </w:t>
+      </w:r>
+      <w:r>
+        <w:rPr>
+          <w:rFonts w:ascii="Times New Roman" w:hAnsi="Times New Roman" w:cs="Times New Roman"/>
+          <w:sz w:val="28"/>
+          <w:szCs w:val="28"/>
+          <w:lang w:val="en-US"/>
+        </w:rPr>
+        <w:t>ASP.NET Core Identity/Claims</w:t>
+      </w:r>
+      <w:r>
+        <w:rPr>
+          <w:rFonts w:ascii="Times New Roman" w:hAnsi="Times New Roman" w:cs="Times New Roman"/>
+          <w:sz w:val="28"/>
+          <w:szCs w:val="28"/>
+          <w:lang w:val="en-US"/>
+        </w:rPr>
+        <w:t xml:space="preserve"> (</w:t>
+      </w:r>
+      <w:r>
+        <w:rPr>
+          <w:rFonts w:ascii="Times New Roman" w:hAnsi="Times New Roman" w:cs="Times New Roman"/>
+          <w:sz w:val="28"/>
+          <w:szCs w:val="28"/>
+        </w:rPr>
+        <w:t>аутентификация</w:t>
+      </w:r>
+      <w:r>
+        <w:rPr>
+          <w:rFonts w:ascii="Times New Roman" w:hAnsi="Times New Roman" w:cs="Times New Roman"/>
+          <w:sz w:val="28"/>
+          <w:szCs w:val="28"/>
+          <w:lang w:val="en-US"/>
+        </w:rPr>
+        <w:t xml:space="preserve"> </w:t>
+      </w:r>
+      <w:r>
+        <w:rPr>
+          <w:rFonts w:ascii="Times New Roman" w:hAnsi="Times New Roman" w:cs="Times New Roman"/>
+          <w:sz w:val="28"/>
+          <w:szCs w:val="28"/>
+        </w:rPr>
+        <w:t>и</w:t>
+      </w:r>
+      <w:r>
+        <w:rPr>
+          <w:rFonts w:ascii="Times New Roman" w:hAnsi="Times New Roman" w:cs="Times New Roman"/>
+          <w:sz w:val="28"/>
+          <w:szCs w:val="28"/>
+          <w:lang w:val="en-US"/>
+        </w:rPr>
+        <w:t xml:space="preserve"> </w:t>
+      </w:r>
+      <w:r>
+        <w:rPr>
+          <w:rFonts w:ascii="Times New Roman" w:hAnsi="Times New Roman" w:cs="Times New Roman"/>
+          <w:sz w:val="28"/>
+          <w:szCs w:val="28"/>
+        </w:rPr>
+        <w:t>авторизация</w:t>
+      </w:r>
+      <w:r>
+        <w:rPr>
+          <w:rFonts w:ascii="Times New Roman" w:hAnsi="Times New Roman" w:cs="Times New Roman"/>
+          <w:sz w:val="28"/>
+          <w:szCs w:val="28"/>
+          <w:lang w:val="en-US"/>
+        </w:rPr>
+        <w:t>).</w:t>
+      </w:r>
+    </w:p>
+    <w:p>
+      <w:pPr>
+        <w:spacing w:after="0" w:line="240" w:lineRule="auto"/>
+        <w:ind w:left="284" w:right="284" w:firstLine="709"/>
+        <w:jc w:val="both"/>
+        <w:rPr>
+          <w:rFonts w:ascii="Times New Roman" w:hAnsi="Times New Roman" w:cs="Times New Roman"/>
+          <w:sz w:val="28"/>
+          <w:szCs w:val="28"/>
+          <w:lang w:val="en-US"/>
+        </w:rPr>
+      </w:pPr>
+    </w:p>
+    <w:p>
+      <w:pPr>
+        <w:spacing w:after="0" w:line="240" w:lineRule="auto"/>
+        <w:ind w:left="284" w:right="284" w:firstLine="709"/>
+        <w:jc w:val="both"/>
+        <w:rPr>
+          <w:rFonts w:ascii="Times New Roman" w:hAnsi="Times New Roman" w:cs="Times New Roman"/>
+          <w:sz w:val="28"/>
+          <w:szCs w:val="28"/>
+          <w:lang w:val="en-US"/>
+        </w:rPr>
+      </w:pPr>
+      <w:r>
+        <w:rPr>
+          <w:rFonts w:ascii="Times New Roman" w:hAnsi="Times New Roman" w:cs="Times New Roman"/>
+          <w:sz w:val="28"/>
+          <w:szCs w:val="28"/>
+        </w:rPr>
+        <w:t>Проектирование решения</w:t>
+      </w:r>
+      <w:r>
+        <w:rPr>
+          <w:rFonts w:ascii="Times New Roman" w:hAnsi="Times New Roman" w:cs="Times New Roman"/>
+          <w:sz w:val="28"/>
+          <w:szCs w:val="28"/>
+          <w:lang w:val="en-US"/>
+        </w:rPr>
+        <w:t>:</w:t>
+      </w:r>
+    </w:p>
+    <w:p>
+      <w:pPr>
+        <w:spacing w:after="0" w:line="240" w:lineRule="auto"/>
+        <w:ind w:left="284" w:right="284" w:firstLine="709"/>
+        <w:jc w:val="both"/>
+        <w:rPr>
+          <w:rFonts w:ascii="Times New Roman" w:hAnsi="Times New Roman" w:cs="Times New Roman"/>
+          <w:sz w:val="28"/>
+          <w:szCs w:val="28"/>
+        </w:rPr>
+      </w:pPr>
+      <w:r>
+        <w:rPr>
+          <w:rFonts w:ascii="Times New Roman" w:hAnsi="Times New Roman" w:cs="Times New Roman"/>
+          <w:sz w:val="28"/>
+          <w:szCs w:val="28"/>
+        </w:rPr>
+        <w:t xml:space="preserve">– </w:t>
+      </w:r>
+      <w:r>
+        <w:rPr>
+          <w:rFonts w:ascii="Times New Roman" w:hAnsi="Times New Roman" w:cs="Times New Roman"/>
+          <w:sz w:val="28"/>
+          <w:szCs w:val="28"/>
+          <w:lang w:val="en-US"/>
+        </w:rPr>
+        <w:t>Model</w:t>
+      </w:r>
+      <w:r>
+        <w:rPr>
+          <w:rFonts w:ascii="Times New Roman" w:hAnsi="Times New Roman" w:cs="Times New Roman"/>
+          <w:sz w:val="28"/>
+          <w:szCs w:val="28"/>
+        </w:rPr>
+        <w:t>:</w:t>
+      </w:r>
+      <w:r>
+        <w:rPr>
+          <w:rFonts w:ascii="Times New Roman" w:hAnsi="Times New Roman" w:cs="Times New Roman"/>
+          <w:sz w:val="28"/>
+          <w:szCs w:val="28"/>
+        </w:rPr>
+        <w:t xml:space="preserve"> </w:t>
+      </w:r>
+      <w:r>
+        <w:rPr>
+          <w:rFonts w:ascii="Times New Roman" w:hAnsi="Times New Roman" w:cs="Times New Roman"/>
+          <w:sz w:val="28"/>
+          <w:szCs w:val="28"/>
+        </w:rPr>
+        <w:t>сущности</w:t>
+      </w:r>
+      <w:r>
+        <w:rPr>
+          <w:rFonts w:ascii="Times New Roman" w:hAnsi="Times New Roman" w:cs="Times New Roman"/>
+          <w:sz w:val="28"/>
+          <w:szCs w:val="28"/>
+        </w:rPr>
+        <w:t xml:space="preserve"> </w:t>
+      </w:r>
+      <w:r>
+        <w:rPr>
+          <w:rFonts w:ascii="Times New Roman" w:hAnsi="Times New Roman" w:cs="Times New Roman"/>
+          <w:sz w:val="28"/>
+          <w:szCs w:val="28"/>
+        </w:rPr>
+        <w:t>БД</w:t>
+      </w:r>
+      <w:r>
+        <w:rPr>
+          <w:rFonts w:ascii="Times New Roman" w:hAnsi="Times New Roman" w:cs="Times New Roman"/>
+          <w:sz w:val="28"/>
+          <w:szCs w:val="28"/>
+        </w:rPr>
+        <w:t>;</w:t>
+      </w:r>
+    </w:p>
+    <w:p>
+      <w:pPr>
+        <w:spacing w:after="0" w:line="240" w:lineRule="auto"/>
+        <w:ind w:left="284" w:right="284" w:firstLine="709"/>
+        <w:jc w:val="both"/>
+        <w:rPr>
+          <w:rFonts w:ascii="Times New Roman" w:hAnsi="Times New Roman" w:cs="Times New Roman"/>
+          <w:sz w:val="28"/>
+          <w:szCs w:val="28"/>
+        </w:rPr>
+      </w:pPr>
+      <w:r>
+        <w:rPr>
+          <w:rFonts w:ascii="Times New Roman" w:hAnsi="Times New Roman" w:cs="Times New Roman"/>
+          <w:sz w:val="28"/>
+          <w:szCs w:val="28"/>
+        </w:rPr>
+        <w:t xml:space="preserve">– </w:t>
+      </w:r>
+      <w:r>
+        <w:rPr>
+          <w:rFonts w:ascii="Times New Roman" w:hAnsi="Times New Roman" w:cs="Times New Roman"/>
+          <w:sz w:val="28"/>
+          <w:szCs w:val="28"/>
+          <w:lang w:val="en-US"/>
+        </w:rPr>
+        <w:t>View</w:t>
+      </w:r>
+      <w:r>
+        <w:rPr>
+          <w:rFonts w:ascii="Times New Roman" w:hAnsi="Times New Roman" w:cs="Times New Roman"/>
+          <w:sz w:val="28"/>
+          <w:szCs w:val="28"/>
+        </w:rPr>
+        <w:t xml:space="preserve">: </w:t>
+      </w:r>
+      <w:r>
+        <w:rPr>
+          <w:rFonts w:ascii="Times New Roman" w:hAnsi="Times New Roman" w:cs="Times New Roman"/>
+          <w:sz w:val="28"/>
+          <w:szCs w:val="28"/>
+          <w:lang w:val="en-US"/>
+        </w:rPr>
+        <w:t>Razor</w:t>
+      </w:r>
+      <w:r>
+        <w:rPr>
+          <w:rFonts w:ascii="Times New Roman" w:hAnsi="Times New Roman" w:cs="Times New Roman"/>
+          <w:sz w:val="28"/>
+          <w:szCs w:val="28"/>
+        </w:rPr>
+        <w:t xml:space="preserve">‑представления для действий, использующие данные из </w:t>
+      </w:r>
+      <w:r>
+        <w:rPr>
+          <w:rFonts w:ascii="Times New Roman" w:hAnsi="Times New Roman" w:cs="Times New Roman"/>
+          <w:sz w:val="28"/>
+          <w:szCs w:val="28"/>
+          <w:lang w:val="en-US"/>
+        </w:rPr>
+        <w:t>View</w:t>
+      </w:r>
+      <w:r>
+        <w:rPr>
+          <w:rFonts w:ascii="Times New Roman" w:hAnsi="Times New Roman" w:cs="Times New Roman"/>
+          <w:sz w:val="28"/>
+          <w:szCs w:val="28"/>
+        </w:rPr>
+        <w:t>;</w:t>
+      </w:r>
+    </w:p>
+    <w:p>
+      <w:pPr>
+        <w:spacing w:after="0" w:line="240" w:lineRule="auto"/>
+        <w:ind w:left="284" w:right="284" w:firstLine="709"/>
+        <w:jc w:val="both"/>
+        <w:rPr>
+          <w:rFonts w:ascii="Times New Roman" w:hAnsi="Times New Roman" w:cs="Times New Roman"/>
+          <w:sz w:val="28"/>
+          <w:szCs w:val="28"/>
+        </w:rPr>
+      </w:pPr>
+      <w:r>
+        <w:rPr>
+          <w:rFonts w:ascii="Times New Roman" w:hAnsi="Times New Roman" w:cs="Times New Roman"/>
+          <w:sz w:val="28"/>
+          <w:szCs w:val="28"/>
+        </w:rPr>
+        <w:t xml:space="preserve">– </w:t>
+      </w:r>
+      <w:r>
+        <w:rPr>
+          <w:rFonts w:ascii="Times New Roman" w:hAnsi="Times New Roman" w:cs="Times New Roman"/>
+          <w:sz w:val="28"/>
+          <w:szCs w:val="28"/>
+          <w:lang w:val="en-US"/>
+        </w:rPr>
+        <w:t>Controller</w:t>
+      </w:r>
+      <w:r>
+        <w:rPr>
+          <w:rFonts w:ascii="Times New Roman" w:hAnsi="Times New Roman" w:cs="Times New Roman"/>
+          <w:sz w:val="28"/>
+          <w:szCs w:val="28"/>
+        </w:rPr>
+        <w:t xml:space="preserve">: </w:t>
+      </w:r>
+      <w:proofErr w:type="spellStart"/>
+      <w:r>
+        <w:rPr>
+          <w:rFonts w:ascii="Times New Roman" w:hAnsi="Times New Roman" w:cs="Times New Roman"/>
+          <w:sz w:val="28"/>
+          <w:szCs w:val="28"/>
+          <w:lang w:val="en-US"/>
+        </w:rPr>
+        <w:t>RequestsController</w:t>
+      </w:r>
+      <w:proofErr w:type="spellEnd"/>
+      <w:r>
+        <w:rPr>
+          <w:rFonts w:ascii="Times New Roman" w:hAnsi="Times New Roman" w:cs="Times New Roman"/>
+          <w:sz w:val="28"/>
+          <w:szCs w:val="28"/>
+        </w:rPr>
+        <w:t xml:space="preserve"> инкапсулирует всю логику работы с заявками;</w:t>
+      </w:r>
+    </w:p>
+    <w:p>
+      <w:pPr>
+        <w:spacing w:after="0" w:line="240" w:lineRule="auto"/>
+        <w:ind w:left="284" w:right="284" w:firstLine="709"/>
+        <w:jc w:val="both"/>
+        <w:rPr>
+          <w:rFonts w:ascii="Times New Roman" w:hAnsi="Times New Roman" w:cs="Times New Roman"/>
+          <w:sz w:val="28"/>
+          <w:szCs w:val="28"/>
+        </w:rPr>
+      </w:pPr>
+      <w:r>
+        <w:rPr>
+          <w:rFonts w:ascii="Times New Roman" w:hAnsi="Times New Roman" w:cs="Times New Roman"/>
+          <w:sz w:val="28"/>
+          <w:szCs w:val="28"/>
+        </w:rPr>
+        <w:t xml:space="preserve">– </w:t>
+      </w:r>
+      <w:r>
+        <w:rPr>
+          <w:rFonts w:ascii="Times New Roman" w:hAnsi="Times New Roman" w:cs="Times New Roman"/>
+          <w:sz w:val="28"/>
+          <w:szCs w:val="28"/>
+        </w:rPr>
+        <w:t>р</w:t>
+      </w:r>
+      <w:r>
+        <w:rPr>
+          <w:rFonts w:ascii="Times New Roman" w:hAnsi="Times New Roman" w:cs="Times New Roman"/>
+          <w:sz w:val="28"/>
+          <w:szCs w:val="28"/>
+        </w:rPr>
+        <w:t>азделение по ролям:</w:t>
+      </w:r>
+      <w:r>
+        <w:rPr>
+          <w:rFonts w:ascii="Times New Roman" w:hAnsi="Times New Roman" w:cs="Times New Roman"/>
+          <w:sz w:val="28"/>
+          <w:szCs w:val="28"/>
+        </w:rPr>
+        <w:t xml:space="preserve"> </w:t>
+      </w:r>
+      <w:r>
+        <w:rPr>
+          <w:rFonts w:ascii="Times New Roman" w:hAnsi="Times New Roman" w:cs="Times New Roman"/>
+          <w:sz w:val="28"/>
+          <w:szCs w:val="28"/>
+        </w:rPr>
+        <w:t xml:space="preserve">методы </w:t>
+      </w:r>
+      <w:proofErr w:type="spellStart"/>
+      <w:r>
+        <w:rPr>
+          <w:rFonts w:ascii="Times New Roman" w:hAnsi="Times New Roman" w:cs="Times New Roman"/>
+          <w:sz w:val="28"/>
+          <w:szCs w:val="28"/>
+          <w:lang w:val="en-US"/>
+        </w:rPr>
+        <w:t>IsOperatorOrManager</w:t>
+      </w:r>
+      <w:proofErr w:type="spellEnd"/>
+      <w:r>
+        <w:rPr>
+          <w:rFonts w:ascii="Times New Roman" w:hAnsi="Times New Roman" w:cs="Times New Roman"/>
+          <w:sz w:val="28"/>
+          <w:szCs w:val="28"/>
+        </w:rPr>
+        <w:t xml:space="preserve">, </w:t>
+      </w:r>
+      <w:proofErr w:type="spellStart"/>
+      <w:r>
+        <w:rPr>
+          <w:rFonts w:ascii="Times New Roman" w:hAnsi="Times New Roman" w:cs="Times New Roman"/>
+          <w:sz w:val="28"/>
+          <w:szCs w:val="28"/>
+          <w:lang w:val="en-US"/>
+        </w:rPr>
+        <w:t>IsSpecialist</w:t>
+      </w:r>
+      <w:proofErr w:type="spellEnd"/>
+      <w:r>
+        <w:rPr>
+          <w:rFonts w:ascii="Times New Roman" w:hAnsi="Times New Roman" w:cs="Times New Roman"/>
+          <w:sz w:val="28"/>
+          <w:szCs w:val="28"/>
+        </w:rPr>
+        <w:t xml:space="preserve">, </w:t>
+      </w:r>
+      <w:proofErr w:type="spellStart"/>
+      <w:r>
+        <w:rPr>
+          <w:rFonts w:ascii="Times New Roman" w:hAnsi="Times New Roman" w:cs="Times New Roman"/>
+          <w:sz w:val="28"/>
+          <w:szCs w:val="28"/>
+          <w:lang w:val="en-US"/>
+        </w:rPr>
+        <w:t>IsClient</w:t>
+      </w:r>
+      <w:proofErr w:type="spellEnd"/>
+      <w:r>
+        <w:rPr>
+          <w:rFonts w:ascii="Times New Roman" w:hAnsi="Times New Roman" w:cs="Times New Roman"/>
+          <w:sz w:val="28"/>
+          <w:szCs w:val="28"/>
+        </w:rPr>
+        <w:t xml:space="preserve"> определяют права</w:t>
+      </w:r>
+      <w:r>
+        <w:rPr>
+          <w:rFonts w:ascii="Times New Roman" w:hAnsi="Times New Roman" w:cs="Times New Roman"/>
+          <w:sz w:val="28"/>
+          <w:szCs w:val="28"/>
+        </w:rPr>
+        <w:t xml:space="preserve">, </w:t>
+      </w:r>
+      <w:r>
+        <w:rPr>
+          <w:rFonts w:ascii="Times New Roman" w:hAnsi="Times New Roman" w:cs="Times New Roman"/>
+          <w:sz w:val="28"/>
+          <w:szCs w:val="28"/>
+        </w:rPr>
+        <w:t>также в</w:t>
+      </w:r>
+      <w:r>
+        <w:rPr>
+          <w:rFonts w:ascii="Times New Roman" w:hAnsi="Times New Roman" w:cs="Times New Roman"/>
+          <w:sz w:val="28"/>
+          <w:szCs w:val="28"/>
+        </w:rPr>
+        <w:t>о всех действиях контроллера проверяется роль и владение заявкой</w:t>
+      </w:r>
+      <w:r>
+        <w:rPr>
+          <w:rFonts w:ascii="Times New Roman" w:hAnsi="Times New Roman" w:cs="Times New Roman"/>
+          <w:sz w:val="28"/>
+          <w:szCs w:val="28"/>
+        </w:rPr>
+        <w:t>;</w:t>
+      </w:r>
+    </w:p>
+    <w:p>
+      <w:pPr>
+        <w:spacing w:after="0" w:line="240" w:lineRule="auto"/>
+        <w:ind w:left="284" w:right="284" w:firstLine="709"/>
+        <w:jc w:val="both"/>
+        <w:rPr>
+          <w:rFonts w:ascii="Times New Roman" w:hAnsi="Times New Roman" w:cs="Times New Roman"/>
+          <w:sz w:val="28"/>
+          <w:szCs w:val="28"/>
+        </w:rPr>
+      </w:pPr>
+      <w:r>
+        <w:rPr>
+          <w:rFonts w:ascii="Times New Roman" w:hAnsi="Times New Roman" w:cs="Times New Roman"/>
+          <w:sz w:val="28"/>
+          <w:szCs w:val="28"/>
+        </w:rPr>
+        <w:t xml:space="preserve">– </w:t>
+      </w:r>
+      <w:r>
+        <w:rPr>
+          <w:rFonts w:ascii="Times New Roman" w:hAnsi="Times New Roman" w:cs="Times New Roman"/>
+          <w:sz w:val="28"/>
+          <w:szCs w:val="28"/>
+        </w:rPr>
+        <w:t>действия по ролям</w:t>
+      </w:r>
+      <w:r>
+        <w:rPr>
+          <w:rFonts w:ascii="Times New Roman" w:hAnsi="Times New Roman" w:cs="Times New Roman"/>
+          <w:sz w:val="28"/>
+          <w:szCs w:val="28"/>
+        </w:rPr>
+        <w:t xml:space="preserve">: </w:t>
+      </w:r>
+      <w:r>
+        <w:rPr>
+          <w:rFonts w:ascii="Times New Roman" w:hAnsi="Times New Roman" w:cs="Times New Roman"/>
+          <w:sz w:val="28"/>
+          <w:szCs w:val="28"/>
+        </w:rPr>
+        <w:t>р</w:t>
+      </w:r>
+      <w:r>
+        <w:rPr>
+          <w:rFonts w:ascii="Times New Roman" w:hAnsi="Times New Roman" w:cs="Times New Roman"/>
+          <w:sz w:val="28"/>
+          <w:szCs w:val="28"/>
+        </w:rPr>
+        <w:t>азные поля доступны для изменения разным ролям (клиент может менять описание, специалист — статус, детали ремонта и даты, оператор/менеджер — всё, включая назначение мастера и клиента)</w:t>
+      </w:r>
+      <w:r>
+        <w:rPr>
+          <w:rFonts w:ascii="Times New Roman" w:hAnsi="Times New Roman" w:cs="Times New Roman"/>
+          <w:sz w:val="28"/>
+          <w:szCs w:val="28"/>
+        </w:rPr>
+        <w:t>, также с</w:t>
+      </w:r>
+      <w:r>
+        <w:rPr>
+          <w:rFonts w:ascii="Times New Roman" w:hAnsi="Times New Roman" w:cs="Times New Roman"/>
+          <w:sz w:val="28"/>
+          <w:szCs w:val="28"/>
+        </w:rPr>
+        <w:t xml:space="preserve">татусы заявок берутся из отдельной таблицы </w:t>
+      </w:r>
+      <w:r>
+        <w:rPr>
+          <w:rFonts w:ascii="Times New Roman" w:hAnsi="Times New Roman" w:cs="Times New Roman"/>
+          <w:sz w:val="28"/>
+          <w:szCs w:val="28"/>
+          <w:lang w:val="en-US"/>
+        </w:rPr>
+        <w:t>Statuses</w:t>
+      </w:r>
+      <w:r>
+        <w:rPr>
+          <w:rFonts w:ascii="Times New Roman" w:hAnsi="Times New Roman" w:cs="Times New Roman"/>
+          <w:sz w:val="28"/>
+          <w:szCs w:val="28"/>
+        </w:rPr>
+        <w:t>.</w:t>
+      </w:r>
+    </w:p>
+    <w:p>
+      <w:pPr>
+        <w:spacing w:after="0" w:line="240" w:lineRule="auto"/>
+        <w:ind w:left="284" w:right="284" w:firstLine="709"/>
+        <w:jc w:val="both"/>
+        <w:rPr>
+          <w:rFonts w:ascii="Times New Roman" w:hAnsi="Times New Roman" w:cs="Times New Roman"/>
+          <w:sz w:val="28"/>
+          <w:szCs w:val="28"/>
+        </w:rPr>
+      </w:pPr>
+    </w:p>
+    <w:p>
+      <w:pPr>
+        <w:spacing w:after="0" w:line="240" w:lineRule="auto"/>
+        <w:ind w:left="284" w:right="284" w:firstLine="709"/>
+        <w:jc w:val="both"/>
+        <w:rPr>
+          <w:rFonts w:ascii="Times New Roman" w:hAnsi="Times New Roman" w:cs="Times New Roman"/>
+          <w:sz w:val="28"/>
+          <w:szCs w:val="28"/>
+          <w:lang w:val="en-US"/>
+        </w:rPr>
+      </w:pPr>
+      <w:r>
+        <w:rPr>
+          <w:rFonts w:ascii="Times New Roman" w:hAnsi="Times New Roman" w:cs="Times New Roman"/>
+          <w:sz w:val="28"/>
+          <w:szCs w:val="28"/>
+        </w:rPr>
+        <w:t>Как было реализовано</w:t>
+      </w:r>
+      <w:r>
+        <w:rPr>
+          <w:rFonts w:ascii="Times New Roman" w:hAnsi="Times New Roman" w:cs="Times New Roman"/>
+          <w:sz w:val="28"/>
+          <w:szCs w:val="28"/>
+          <w:lang w:val="en-US"/>
+        </w:rPr>
+        <w:t>:</w:t>
+      </w:r>
+    </w:p>
+    <w:p>
+      <w:pPr>
+        <w:spacing w:after="0" w:line="240" w:lineRule="auto"/>
+        <w:ind w:left="284" w:right="284" w:firstLine="709"/>
+        <w:jc w:val="both"/>
+        <w:rPr>
+          <w:rFonts w:ascii="Times New Roman" w:hAnsi="Times New Roman" w:cs="Times New Roman"/>
+          <w:sz w:val="28"/>
+          <w:szCs w:val="28"/>
+        </w:rPr>
+      </w:pPr>
+      <w:r>
+        <w:rPr>
+          <w:rFonts w:ascii="Times New Roman" w:hAnsi="Times New Roman" w:cs="Times New Roman"/>
+          <w:sz w:val="28"/>
+          <w:szCs w:val="28"/>
+        </w:rPr>
+        <w:t>–</w:t>
+      </w:r>
+      <w:r>
+        <w:rPr>
+          <w:rFonts w:ascii="Times New Roman" w:hAnsi="Times New Roman" w:cs="Times New Roman"/>
+          <w:sz w:val="28"/>
+          <w:szCs w:val="28"/>
+        </w:rPr>
+        <w:t xml:space="preserve"> </w:t>
+      </w:r>
+      <w:r>
+        <w:rPr>
+          <w:rFonts w:ascii="Times New Roman" w:hAnsi="Times New Roman" w:cs="Times New Roman"/>
+          <w:sz w:val="28"/>
+          <w:szCs w:val="28"/>
+        </w:rPr>
+        <w:t>список</w:t>
+      </w:r>
+      <w:r>
+        <w:rPr>
+          <w:rFonts w:ascii="Times New Roman" w:hAnsi="Times New Roman" w:cs="Times New Roman"/>
+          <w:sz w:val="28"/>
+          <w:szCs w:val="28"/>
+        </w:rPr>
+        <w:t xml:space="preserve"> </w:t>
+      </w:r>
+      <w:r>
+        <w:rPr>
+          <w:rFonts w:ascii="Times New Roman" w:hAnsi="Times New Roman" w:cs="Times New Roman"/>
+          <w:sz w:val="28"/>
+          <w:szCs w:val="28"/>
+        </w:rPr>
+        <w:t>заявок</w:t>
+      </w:r>
+      <w:r>
+        <w:rPr>
+          <w:rFonts w:ascii="Times New Roman" w:hAnsi="Times New Roman" w:cs="Times New Roman"/>
+          <w:sz w:val="28"/>
+          <w:szCs w:val="28"/>
+        </w:rPr>
+        <w:t xml:space="preserve">: </w:t>
+      </w:r>
+      <w:r>
+        <w:rPr>
+          <w:rFonts w:ascii="Times New Roman" w:hAnsi="Times New Roman" w:cs="Times New Roman"/>
+          <w:sz w:val="28"/>
+          <w:szCs w:val="28"/>
+        </w:rPr>
+        <w:t>формируется</w:t>
+      </w:r>
+      <w:r>
+        <w:rPr>
+          <w:rFonts w:ascii="Times New Roman" w:hAnsi="Times New Roman" w:cs="Times New Roman"/>
+          <w:sz w:val="28"/>
+          <w:szCs w:val="28"/>
+        </w:rPr>
+        <w:t xml:space="preserve"> запрос к </w:t>
+      </w:r>
+      <w:r>
+        <w:rPr>
+          <w:rFonts w:ascii="Times New Roman" w:hAnsi="Times New Roman" w:cs="Times New Roman"/>
+          <w:sz w:val="28"/>
+          <w:szCs w:val="28"/>
+        </w:rPr>
+        <w:t>«</w:t>
+      </w:r>
+      <w:r>
+        <w:rPr>
+          <w:rFonts w:ascii="Times New Roman" w:hAnsi="Times New Roman" w:cs="Times New Roman"/>
+          <w:sz w:val="28"/>
+          <w:szCs w:val="28"/>
+        </w:rPr>
+        <w:t>_</w:t>
+      </w:r>
+      <w:proofErr w:type="gramStart"/>
+      <w:r>
+        <w:rPr>
+          <w:rFonts w:ascii="Times New Roman" w:hAnsi="Times New Roman" w:cs="Times New Roman"/>
+          <w:sz w:val="28"/>
+          <w:szCs w:val="28"/>
+          <w:lang w:val="en-US"/>
+        </w:rPr>
+        <w:t>context</w:t>
+      </w:r>
+      <w:r>
+        <w:rPr>
+          <w:rFonts w:ascii="Times New Roman" w:hAnsi="Times New Roman" w:cs="Times New Roman"/>
+          <w:sz w:val="28"/>
+          <w:szCs w:val="28"/>
+        </w:rPr>
+        <w:t>.</w:t>
+      </w:r>
+      <w:r>
+        <w:rPr>
+          <w:rFonts w:ascii="Times New Roman" w:hAnsi="Times New Roman" w:cs="Times New Roman"/>
+          <w:sz w:val="28"/>
+          <w:szCs w:val="28"/>
+          <w:lang w:val="en-US"/>
+        </w:rPr>
+        <w:t>Requests</w:t>
+      </w:r>
+      <w:proofErr w:type="gramEnd"/>
+      <w:r>
+        <w:rPr>
+          <w:rFonts w:ascii="Times New Roman" w:hAnsi="Times New Roman" w:cs="Times New Roman"/>
+          <w:sz w:val="28"/>
+          <w:szCs w:val="28"/>
+        </w:rPr>
+        <w:t>»</w:t>
+      </w:r>
+      <w:r>
+        <w:rPr>
+          <w:rFonts w:ascii="Times New Roman" w:hAnsi="Times New Roman" w:cs="Times New Roman"/>
+          <w:sz w:val="28"/>
+          <w:szCs w:val="28"/>
+        </w:rPr>
+        <w:t xml:space="preserve"> с </w:t>
+      </w:r>
+      <w:proofErr w:type="spellStart"/>
+      <w:r>
+        <w:rPr>
+          <w:rFonts w:ascii="Times New Roman" w:hAnsi="Times New Roman" w:cs="Times New Roman"/>
+          <w:sz w:val="28"/>
+          <w:szCs w:val="28"/>
+        </w:rPr>
+        <w:t>подгрузкой</w:t>
+      </w:r>
+      <w:proofErr w:type="spellEnd"/>
+      <w:r>
+        <w:rPr>
+          <w:rFonts w:ascii="Times New Roman" w:hAnsi="Times New Roman" w:cs="Times New Roman"/>
+          <w:sz w:val="28"/>
+          <w:szCs w:val="28"/>
+        </w:rPr>
+        <w:t xml:space="preserve"> связей </w:t>
+      </w:r>
+      <w:r>
+        <w:rPr>
+          <w:rFonts w:ascii="Times New Roman" w:hAnsi="Times New Roman" w:cs="Times New Roman"/>
+          <w:sz w:val="28"/>
+          <w:szCs w:val="28"/>
+          <w:lang w:val="en-US"/>
+        </w:rPr>
+        <w:t>Status</w:t>
+      </w:r>
+      <w:r>
+        <w:rPr>
+          <w:rFonts w:ascii="Times New Roman" w:hAnsi="Times New Roman" w:cs="Times New Roman"/>
+          <w:sz w:val="28"/>
+          <w:szCs w:val="28"/>
+        </w:rPr>
+        <w:t xml:space="preserve">, </w:t>
+      </w:r>
+      <w:r>
+        <w:rPr>
+          <w:rFonts w:ascii="Times New Roman" w:hAnsi="Times New Roman" w:cs="Times New Roman"/>
+          <w:sz w:val="28"/>
+          <w:szCs w:val="28"/>
+          <w:lang w:val="en-US"/>
+        </w:rPr>
+        <w:t>Client</w:t>
+      </w:r>
+      <w:r>
+        <w:rPr>
+          <w:rFonts w:ascii="Times New Roman" w:hAnsi="Times New Roman" w:cs="Times New Roman"/>
+          <w:sz w:val="28"/>
+          <w:szCs w:val="28"/>
+        </w:rPr>
+        <w:t xml:space="preserve">, </w:t>
+      </w:r>
+      <w:r>
+        <w:rPr>
+          <w:rFonts w:ascii="Times New Roman" w:hAnsi="Times New Roman" w:cs="Times New Roman"/>
+          <w:sz w:val="28"/>
+          <w:szCs w:val="28"/>
+          <w:lang w:val="en-US"/>
+        </w:rPr>
+        <w:t>Master</w:t>
+      </w:r>
+      <w:r>
+        <w:rPr>
+          <w:rFonts w:ascii="Times New Roman" w:hAnsi="Times New Roman" w:cs="Times New Roman"/>
+          <w:sz w:val="28"/>
+          <w:szCs w:val="28"/>
+        </w:rPr>
+        <w:t>;</w:t>
+      </w:r>
+    </w:p>
+    <w:p>
+      <w:pPr>
+        <w:spacing w:after="0" w:line="240" w:lineRule="auto"/>
+        <w:ind w:left="284" w:right="284" w:firstLine="709"/>
+        <w:jc w:val="both"/>
+        <w:rPr>
+          <w:rFonts w:ascii="Times New Roman" w:hAnsi="Times New Roman" w:cs="Times New Roman"/>
+          <w:sz w:val="28"/>
+          <w:szCs w:val="28"/>
+        </w:rPr>
+      </w:pPr>
+      <w:r>
+        <w:rPr>
+          <w:rFonts w:ascii="Times New Roman" w:hAnsi="Times New Roman" w:cs="Times New Roman"/>
+          <w:sz w:val="28"/>
+          <w:szCs w:val="28"/>
+        </w:rPr>
+        <w:t xml:space="preserve">– </w:t>
+      </w:r>
+      <w:r>
+        <w:rPr>
+          <w:rFonts w:ascii="Times New Roman" w:hAnsi="Times New Roman" w:cs="Times New Roman"/>
+          <w:sz w:val="28"/>
+          <w:szCs w:val="28"/>
+        </w:rPr>
+        <w:t>фильтры</w:t>
+      </w:r>
+      <w:r>
+        <w:rPr>
+          <w:rFonts w:ascii="Times New Roman" w:hAnsi="Times New Roman" w:cs="Times New Roman"/>
+          <w:sz w:val="28"/>
+          <w:szCs w:val="28"/>
+        </w:rPr>
+        <w:t xml:space="preserve">: </w:t>
+      </w:r>
+      <w:r>
+        <w:rPr>
+          <w:rFonts w:ascii="Times New Roman" w:hAnsi="Times New Roman" w:cs="Times New Roman"/>
+          <w:sz w:val="28"/>
+          <w:szCs w:val="28"/>
+        </w:rPr>
+        <w:t>по роли (</w:t>
+      </w:r>
+      <w:r>
+        <w:rPr>
+          <w:rFonts w:ascii="Times New Roman" w:hAnsi="Times New Roman" w:cs="Times New Roman"/>
+          <w:sz w:val="28"/>
+          <w:szCs w:val="28"/>
+        </w:rPr>
+        <w:t xml:space="preserve">клиент видит только свои заявки, специалист </w:t>
+      </w:r>
+      <w:r>
+        <w:rPr>
+          <w:rFonts w:ascii="Times New Roman" w:hAnsi="Times New Roman" w:cs="Times New Roman"/>
+          <w:sz w:val="28"/>
+          <w:szCs w:val="28"/>
+        </w:rPr>
+        <w:t>–</w:t>
+      </w:r>
+      <w:r>
+        <w:rPr>
+          <w:rFonts w:ascii="Times New Roman" w:hAnsi="Times New Roman" w:cs="Times New Roman"/>
+          <w:sz w:val="28"/>
+          <w:szCs w:val="28"/>
+        </w:rPr>
+        <w:t xml:space="preserve"> только назначенные ему</w:t>
+      </w:r>
+      <w:r>
+        <w:rPr>
+          <w:rFonts w:ascii="Times New Roman" w:hAnsi="Times New Roman" w:cs="Times New Roman"/>
+          <w:sz w:val="28"/>
+          <w:szCs w:val="28"/>
+        </w:rPr>
+        <w:t>), п</w:t>
+      </w:r>
+      <w:r>
+        <w:rPr>
+          <w:rFonts w:ascii="Times New Roman" w:hAnsi="Times New Roman" w:cs="Times New Roman"/>
+          <w:sz w:val="28"/>
+          <w:szCs w:val="28"/>
+        </w:rPr>
+        <w:t xml:space="preserve">о номеру </w:t>
+      </w:r>
+      <w:r>
+        <w:rPr>
+          <w:rFonts w:ascii="Times New Roman" w:hAnsi="Times New Roman" w:cs="Times New Roman"/>
+          <w:sz w:val="28"/>
+          <w:szCs w:val="28"/>
+        </w:rPr>
+        <w:t>заявки</w:t>
+      </w:r>
+      <w:r>
+        <w:rPr>
+          <w:rFonts w:ascii="Times New Roman" w:hAnsi="Times New Roman" w:cs="Times New Roman"/>
+          <w:sz w:val="28"/>
+          <w:szCs w:val="28"/>
+        </w:rPr>
+        <w:t>, статусу и тексту (поиск по типу, модели, описанию, ФИО клиента);</w:t>
+      </w:r>
+    </w:p>
+    <w:p>
+      <w:pPr>
+        <w:spacing w:after="0" w:line="240" w:lineRule="auto"/>
+        <w:ind w:left="284" w:right="284" w:firstLine="709"/>
+        <w:jc w:val="both"/>
+        <w:rPr>
+          <w:rFonts w:ascii="Times New Roman" w:hAnsi="Times New Roman" w:cs="Times New Roman"/>
+          <w:sz w:val="28"/>
+          <w:szCs w:val="28"/>
+        </w:rPr>
+      </w:pPr>
+      <w:r>
+        <w:rPr>
+          <w:rFonts w:ascii="Times New Roman" w:hAnsi="Times New Roman" w:cs="Times New Roman"/>
+          <w:sz w:val="28"/>
+          <w:szCs w:val="28"/>
+        </w:rPr>
+        <w:t xml:space="preserve">– </w:t>
+      </w:r>
+      <w:r>
+        <w:rPr>
+          <w:rFonts w:ascii="Times New Roman" w:hAnsi="Times New Roman" w:cs="Times New Roman"/>
+          <w:sz w:val="28"/>
+          <w:szCs w:val="28"/>
+        </w:rPr>
+        <w:t xml:space="preserve">заявки </w:t>
+      </w:r>
+      <w:r>
+        <w:rPr>
+          <w:rFonts w:ascii="Times New Roman" w:hAnsi="Times New Roman" w:cs="Times New Roman"/>
+          <w:sz w:val="28"/>
+          <w:szCs w:val="28"/>
+        </w:rPr>
+        <w:t>сортиру</w:t>
+      </w:r>
+      <w:r>
+        <w:rPr>
+          <w:rFonts w:ascii="Times New Roman" w:hAnsi="Times New Roman" w:cs="Times New Roman"/>
+          <w:sz w:val="28"/>
+          <w:szCs w:val="28"/>
+        </w:rPr>
+        <w:t>ю</w:t>
+      </w:r>
+      <w:r>
+        <w:rPr>
+          <w:rFonts w:ascii="Times New Roman" w:hAnsi="Times New Roman" w:cs="Times New Roman"/>
+          <w:sz w:val="28"/>
+          <w:szCs w:val="28"/>
+        </w:rPr>
+        <w:t>тся по дате и переда</w:t>
+      </w:r>
+      <w:r>
+        <w:rPr>
+          <w:rFonts w:ascii="Times New Roman" w:hAnsi="Times New Roman" w:cs="Times New Roman"/>
+          <w:sz w:val="28"/>
+          <w:szCs w:val="28"/>
+        </w:rPr>
+        <w:t>ю</w:t>
+      </w:r>
+      <w:r>
+        <w:rPr>
+          <w:rFonts w:ascii="Times New Roman" w:hAnsi="Times New Roman" w:cs="Times New Roman"/>
+          <w:sz w:val="28"/>
+          <w:szCs w:val="28"/>
+        </w:rPr>
+        <w:t>тся в представление;</w:t>
+      </w:r>
+    </w:p>
+    <w:p>
+      <w:pPr>
+        <w:spacing w:after="0" w:line="240" w:lineRule="auto"/>
+        <w:ind w:left="284" w:right="284" w:firstLine="709"/>
+        <w:jc w:val="both"/>
+        <w:rPr>
+          <w:rFonts w:ascii="Times New Roman" w:hAnsi="Times New Roman" w:cs="Times New Roman"/>
+          <w:sz w:val="28"/>
+          <w:szCs w:val="28"/>
+        </w:rPr>
+      </w:pPr>
+      <w:r>
+        <w:rPr>
+          <w:rFonts w:ascii="Times New Roman" w:hAnsi="Times New Roman" w:cs="Times New Roman"/>
+          <w:sz w:val="28"/>
+          <w:szCs w:val="28"/>
+        </w:rPr>
+        <w:t xml:space="preserve">– </w:t>
+      </w:r>
+      <w:r>
+        <w:rPr>
+          <w:rFonts w:ascii="Times New Roman" w:hAnsi="Times New Roman" w:cs="Times New Roman"/>
+          <w:sz w:val="28"/>
+          <w:szCs w:val="28"/>
+        </w:rPr>
+        <w:t>создание заявки</w:t>
+      </w:r>
+      <w:r>
+        <w:rPr>
+          <w:rFonts w:ascii="Times New Roman" w:hAnsi="Times New Roman" w:cs="Times New Roman"/>
+          <w:sz w:val="28"/>
+          <w:szCs w:val="28"/>
+        </w:rPr>
+        <w:t xml:space="preserve">: </w:t>
+      </w:r>
+      <w:r>
+        <w:rPr>
+          <w:rFonts w:ascii="Times New Roman" w:hAnsi="Times New Roman" w:cs="Times New Roman"/>
+          <w:sz w:val="28"/>
+          <w:szCs w:val="28"/>
+        </w:rPr>
+        <w:t>изначально п</w:t>
+      </w:r>
+      <w:r>
+        <w:rPr>
+          <w:rFonts w:ascii="Times New Roman" w:hAnsi="Times New Roman" w:cs="Times New Roman"/>
+          <w:sz w:val="28"/>
+          <w:szCs w:val="28"/>
+        </w:rPr>
+        <w:t>ровер</w:t>
+      </w:r>
+      <w:r>
+        <w:rPr>
+          <w:rFonts w:ascii="Times New Roman" w:hAnsi="Times New Roman" w:cs="Times New Roman"/>
+          <w:sz w:val="28"/>
+          <w:szCs w:val="28"/>
+        </w:rPr>
+        <w:t>яется роль</w:t>
+      </w:r>
+      <w:r>
+        <w:rPr>
+          <w:rFonts w:ascii="Times New Roman" w:hAnsi="Times New Roman" w:cs="Times New Roman"/>
+          <w:sz w:val="28"/>
+          <w:szCs w:val="28"/>
+        </w:rPr>
+        <w:t xml:space="preserve"> пользовател</w:t>
+      </w:r>
+      <w:r>
+        <w:rPr>
+          <w:rFonts w:ascii="Times New Roman" w:hAnsi="Times New Roman" w:cs="Times New Roman"/>
+          <w:sz w:val="28"/>
+          <w:szCs w:val="28"/>
+        </w:rPr>
+        <w:t xml:space="preserve">я, загружаются </w:t>
+      </w:r>
+      <w:r>
+        <w:rPr>
+          <w:rFonts w:ascii="Times New Roman" w:hAnsi="Times New Roman" w:cs="Times New Roman"/>
+          <w:sz w:val="28"/>
+          <w:szCs w:val="28"/>
+        </w:rPr>
+        <w:t>статус</w:t>
+      </w:r>
+      <w:r>
+        <w:rPr>
+          <w:rFonts w:ascii="Times New Roman" w:hAnsi="Times New Roman" w:cs="Times New Roman"/>
+          <w:sz w:val="28"/>
+          <w:szCs w:val="28"/>
+        </w:rPr>
+        <w:t>ы, у</w:t>
+      </w:r>
+      <w:r>
+        <w:rPr>
+          <w:rFonts w:ascii="Times New Roman" w:hAnsi="Times New Roman" w:cs="Times New Roman"/>
+          <w:sz w:val="28"/>
+          <w:szCs w:val="28"/>
+        </w:rPr>
+        <w:t>стан</w:t>
+      </w:r>
+      <w:r>
+        <w:rPr>
+          <w:rFonts w:ascii="Times New Roman" w:hAnsi="Times New Roman" w:cs="Times New Roman"/>
+          <w:sz w:val="28"/>
+          <w:szCs w:val="28"/>
+        </w:rPr>
+        <w:t>авливаются</w:t>
+      </w:r>
+      <w:r>
+        <w:rPr>
+          <w:rFonts w:ascii="Times New Roman" w:hAnsi="Times New Roman" w:cs="Times New Roman"/>
+          <w:sz w:val="28"/>
+          <w:szCs w:val="28"/>
+        </w:rPr>
+        <w:t xml:space="preserve"> </w:t>
+      </w:r>
+      <w:r>
+        <w:rPr>
+          <w:rFonts w:ascii="Times New Roman" w:hAnsi="Times New Roman" w:cs="Times New Roman"/>
+          <w:sz w:val="28"/>
+          <w:szCs w:val="28"/>
+        </w:rPr>
+        <w:t xml:space="preserve">некоторые </w:t>
+      </w:r>
+      <w:r>
+        <w:rPr>
+          <w:rFonts w:ascii="Times New Roman" w:hAnsi="Times New Roman" w:cs="Times New Roman"/>
+          <w:sz w:val="28"/>
+          <w:szCs w:val="28"/>
+        </w:rPr>
+        <w:t>значений модели (дата сегодня</w:t>
+      </w:r>
+      <w:r>
+        <w:rPr>
+          <w:rFonts w:ascii="Times New Roman" w:hAnsi="Times New Roman" w:cs="Times New Roman"/>
+          <w:sz w:val="28"/>
+          <w:szCs w:val="28"/>
+        </w:rPr>
+        <w:t xml:space="preserve"> и </w:t>
+      </w:r>
+      <w:r>
+        <w:rPr>
+          <w:rFonts w:ascii="Times New Roman" w:hAnsi="Times New Roman" w:cs="Times New Roman"/>
+          <w:sz w:val="28"/>
+          <w:szCs w:val="28"/>
+        </w:rPr>
+        <w:t xml:space="preserve">статус </w:t>
+      </w:r>
+      <w:r>
+        <w:rPr>
+          <w:rFonts w:ascii="Times New Roman" w:hAnsi="Times New Roman" w:cs="Times New Roman"/>
+          <w:sz w:val="28"/>
+          <w:szCs w:val="28"/>
+        </w:rPr>
+        <w:t>«</w:t>
+      </w:r>
+      <w:r>
+        <w:rPr>
+          <w:rFonts w:ascii="Times New Roman" w:hAnsi="Times New Roman" w:cs="Times New Roman"/>
+          <w:sz w:val="28"/>
+          <w:szCs w:val="28"/>
+        </w:rPr>
+        <w:t>Новая заявка</w:t>
+      </w:r>
+      <w:r>
+        <w:rPr>
+          <w:rFonts w:ascii="Times New Roman" w:hAnsi="Times New Roman" w:cs="Times New Roman"/>
+          <w:sz w:val="28"/>
+          <w:szCs w:val="28"/>
+        </w:rPr>
+        <w:t>»</w:t>
+      </w:r>
+      <w:r>
+        <w:rPr>
+          <w:rFonts w:ascii="Times New Roman" w:hAnsi="Times New Roman" w:cs="Times New Roman"/>
+          <w:sz w:val="28"/>
+          <w:szCs w:val="28"/>
+        </w:rPr>
+        <w:t>)</w:t>
+      </w:r>
+      <w:r>
+        <w:rPr>
+          <w:rFonts w:ascii="Times New Roman" w:hAnsi="Times New Roman" w:cs="Times New Roman"/>
+          <w:sz w:val="28"/>
+          <w:szCs w:val="28"/>
+        </w:rPr>
+        <w:t>;</w:t>
+      </w:r>
+    </w:p>
+    <w:p>
+      <w:pPr>
+        <w:spacing w:after="0" w:line="240" w:lineRule="auto"/>
+        <w:ind w:left="284" w:right="284" w:firstLine="709"/>
+        <w:jc w:val="both"/>
+        <w:rPr>
+          <w:rFonts w:ascii="Times New Roman" w:hAnsi="Times New Roman" w:cs="Times New Roman"/>
+          <w:sz w:val="28"/>
+          <w:szCs w:val="28"/>
+        </w:rPr>
+      </w:pPr>
+      <w:r>
+        <w:rPr>
+          <w:rFonts w:ascii="Times New Roman" w:hAnsi="Times New Roman" w:cs="Times New Roman"/>
+          <w:sz w:val="28"/>
+          <w:szCs w:val="28"/>
+        </w:rPr>
+        <w:t xml:space="preserve">– </w:t>
+      </w:r>
+      <w:r>
+        <w:rPr>
+          <w:rFonts w:ascii="Times New Roman" w:hAnsi="Times New Roman" w:cs="Times New Roman"/>
+          <w:sz w:val="28"/>
+          <w:szCs w:val="28"/>
+        </w:rPr>
+        <w:t>редактирование</w:t>
+      </w:r>
+      <w:r>
+        <w:rPr>
+          <w:rFonts w:ascii="Times New Roman" w:hAnsi="Times New Roman" w:cs="Times New Roman"/>
+          <w:sz w:val="28"/>
+          <w:szCs w:val="28"/>
+        </w:rPr>
+        <w:t>:</w:t>
+      </w:r>
+      <w:r>
+        <w:t xml:space="preserve"> </w:t>
+      </w:r>
+      <w:r>
+        <w:rPr>
+          <w:rFonts w:ascii="Times New Roman" w:hAnsi="Times New Roman" w:cs="Times New Roman"/>
+          <w:sz w:val="28"/>
+          <w:szCs w:val="28"/>
+        </w:rPr>
+        <w:t xml:space="preserve">загружается </w:t>
+      </w:r>
+      <w:r>
+        <w:rPr>
+          <w:rFonts w:ascii="Times New Roman" w:hAnsi="Times New Roman" w:cs="Times New Roman"/>
+          <w:sz w:val="28"/>
+          <w:szCs w:val="28"/>
+        </w:rPr>
+        <w:t>заявк</w:t>
+      </w:r>
+      <w:r>
+        <w:rPr>
+          <w:rFonts w:ascii="Times New Roman" w:hAnsi="Times New Roman" w:cs="Times New Roman"/>
+          <w:sz w:val="28"/>
+          <w:szCs w:val="28"/>
+        </w:rPr>
+        <w:t>а</w:t>
+      </w:r>
+      <w:r>
+        <w:rPr>
+          <w:rFonts w:ascii="Times New Roman" w:hAnsi="Times New Roman" w:cs="Times New Roman"/>
+          <w:sz w:val="28"/>
+          <w:szCs w:val="28"/>
+        </w:rPr>
+        <w:t xml:space="preserve"> из</w:t>
+      </w:r>
+      <w:r>
+        <w:rPr>
+          <w:rFonts w:ascii="Times New Roman" w:hAnsi="Times New Roman" w:cs="Times New Roman"/>
+          <w:sz w:val="28"/>
+          <w:szCs w:val="28"/>
+        </w:rPr>
+        <w:t xml:space="preserve"> базы данных </w:t>
+      </w:r>
+      <w:r>
+        <w:rPr>
+          <w:rFonts w:ascii="Times New Roman" w:hAnsi="Times New Roman" w:cs="Times New Roman"/>
+          <w:sz w:val="28"/>
+          <w:szCs w:val="28"/>
+        </w:rPr>
+        <w:t xml:space="preserve">по </w:t>
+      </w:r>
+      <w:r>
+        <w:rPr>
+          <w:rFonts w:ascii="Times New Roman" w:hAnsi="Times New Roman" w:cs="Times New Roman"/>
+          <w:sz w:val="28"/>
+          <w:szCs w:val="28"/>
+          <w:lang w:val="en-US"/>
+        </w:rPr>
+        <w:t>id</w:t>
+      </w:r>
+      <w:r>
+        <w:rPr>
+          <w:rFonts w:ascii="Times New Roman" w:hAnsi="Times New Roman" w:cs="Times New Roman"/>
+          <w:sz w:val="28"/>
+          <w:szCs w:val="28"/>
+        </w:rPr>
+        <w:t>, и работа по ролям к</w:t>
+      </w:r>
+      <w:r>
+        <w:rPr>
+          <w:rFonts w:ascii="Times New Roman" w:hAnsi="Times New Roman" w:cs="Times New Roman"/>
+          <w:sz w:val="28"/>
+          <w:szCs w:val="28"/>
+        </w:rPr>
+        <w:t>лиент</w:t>
+      </w:r>
+      <w:r>
+        <w:rPr>
+          <w:rFonts w:ascii="Times New Roman" w:hAnsi="Times New Roman" w:cs="Times New Roman"/>
+          <w:sz w:val="28"/>
+          <w:szCs w:val="28"/>
+        </w:rPr>
+        <w:t xml:space="preserve"> </w:t>
+      </w:r>
+      <w:r>
+        <w:rPr>
+          <w:rFonts w:ascii="Times New Roman" w:hAnsi="Times New Roman" w:cs="Times New Roman"/>
+          <w:sz w:val="28"/>
+          <w:szCs w:val="28"/>
+        </w:rPr>
+        <w:t>может менять описание проблемы</w:t>
+      </w:r>
+      <w:r>
+        <w:rPr>
+          <w:rFonts w:ascii="Times New Roman" w:hAnsi="Times New Roman" w:cs="Times New Roman"/>
+          <w:sz w:val="28"/>
+          <w:szCs w:val="28"/>
+        </w:rPr>
+        <w:t>, специалист может</w:t>
+      </w:r>
+      <w:r>
+        <w:rPr>
+          <w:rFonts w:ascii="Times New Roman" w:hAnsi="Times New Roman" w:cs="Times New Roman"/>
+          <w:sz w:val="28"/>
+          <w:szCs w:val="28"/>
+        </w:rPr>
+        <w:t xml:space="preserve"> меня</w:t>
+      </w:r>
+      <w:r>
+        <w:rPr>
+          <w:rFonts w:ascii="Times New Roman" w:hAnsi="Times New Roman" w:cs="Times New Roman"/>
+          <w:sz w:val="28"/>
+          <w:szCs w:val="28"/>
+        </w:rPr>
+        <w:t>ть</w:t>
+      </w:r>
+      <w:r>
+        <w:rPr>
+          <w:rFonts w:ascii="Times New Roman" w:hAnsi="Times New Roman" w:cs="Times New Roman"/>
+          <w:sz w:val="28"/>
+          <w:szCs w:val="28"/>
+        </w:rPr>
+        <w:t xml:space="preserve"> статус, детали ремонта и дату выполнения, при изменении статуса показывается сообщение</w:t>
+      </w:r>
+      <w:r>
+        <w:rPr>
+          <w:rFonts w:ascii="Times New Roman" w:hAnsi="Times New Roman" w:cs="Times New Roman"/>
+          <w:sz w:val="28"/>
+          <w:szCs w:val="28"/>
+        </w:rPr>
+        <w:t>, оператор имеет</w:t>
+      </w:r>
+      <w:r>
+        <w:rPr>
+          <w:rFonts w:ascii="Times New Roman" w:hAnsi="Times New Roman" w:cs="Times New Roman"/>
+          <w:sz w:val="28"/>
+          <w:szCs w:val="28"/>
+        </w:rPr>
+        <w:t xml:space="preserve"> полный контроль над данными заявки (даты, техника, описание, статус, мастер, детали ремонта)</w:t>
+      </w:r>
+      <w:r>
+        <w:rPr>
+          <w:rFonts w:ascii="Times New Roman" w:hAnsi="Times New Roman" w:cs="Times New Roman"/>
+          <w:sz w:val="28"/>
+          <w:szCs w:val="28"/>
+        </w:rPr>
+        <w:t>, п</w:t>
+      </w:r>
+      <w:r>
+        <w:rPr>
+          <w:rFonts w:ascii="Times New Roman" w:hAnsi="Times New Roman" w:cs="Times New Roman"/>
+          <w:sz w:val="28"/>
+          <w:szCs w:val="28"/>
+        </w:rPr>
+        <w:t xml:space="preserve">ри </w:t>
+      </w:r>
+      <w:r>
+        <w:rPr>
+          <w:rFonts w:ascii="Times New Roman" w:hAnsi="Times New Roman" w:cs="Times New Roman"/>
+          <w:sz w:val="28"/>
+          <w:szCs w:val="28"/>
+        </w:rPr>
+        <w:t>неправильных данных</w:t>
+      </w:r>
+      <w:r>
+        <w:rPr>
+          <w:rFonts w:ascii="Times New Roman" w:hAnsi="Times New Roman" w:cs="Times New Roman"/>
+          <w:sz w:val="28"/>
+          <w:szCs w:val="28"/>
+        </w:rPr>
+        <w:t xml:space="preserve"> модели возвра</w:t>
+      </w:r>
+      <w:r>
+        <w:rPr>
+          <w:rFonts w:ascii="Times New Roman" w:hAnsi="Times New Roman" w:cs="Times New Roman"/>
+          <w:sz w:val="28"/>
+          <w:szCs w:val="28"/>
+        </w:rPr>
+        <w:t>щается</w:t>
+      </w:r>
+      <w:r>
+        <w:rPr>
+          <w:rFonts w:ascii="Times New Roman" w:hAnsi="Times New Roman" w:cs="Times New Roman"/>
+          <w:sz w:val="28"/>
+          <w:szCs w:val="28"/>
+        </w:rPr>
+        <w:t xml:space="preserve"> форм</w:t>
+      </w:r>
+      <w:r>
+        <w:rPr>
+          <w:rFonts w:ascii="Times New Roman" w:hAnsi="Times New Roman" w:cs="Times New Roman"/>
+          <w:sz w:val="28"/>
+          <w:szCs w:val="28"/>
+        </w:rPr>
+        <w:t xml:space="preserve">а и пользователь пишет корректные данные, при правильных данных всё </w:t>
+      </w:r>
+      <w:r>
+        <w:rPr>
+          <w:rFonts w:ascii="Times New Roman" w:hAnsi="Times New Roman" w:cs="Times New Roman"/>
+          <w:sz w:val="28"/>
+          <w:szCs w:val="28"/>
+        </w:rPr>
+        <w:t>успешно сохран</w:t>
+      </w:r>
+      <w:r>
+        <w:rPr>
+          <w:rFonts w:ascii="Times New Roman" w:hAnsi="Times New Roman" w:cs="Times New Roman"/>
+          <w:sz w:val="28"/>
+          <w:szCs w:val="28"/>
+        </w:rPr>
+        <w:t>яется</w:t>
+      </w:r>
+      <w:r>
+        <w:rPr>
+          <w:rFonts w:ascii="Times New Roman" w:hAnsi="Times New Roman" w:cs="Times New Roman"/>
+          <w:sz w:val="28"/>
+          <w:szCs w:val="28"/>
+        </w:rPr>
+        <w:t>.</w:t>
+      </w:r>
+    </w:p>
+    <w:p>
+      <w:pPr>
+        <w:spacing w:after="0" w:line="240" w:lineRule="auto"/>
+        <w:ind w:left="284" w:right="284" w:firstLine="709"/>
+        <w:jc w:val="both"/>
+        <w:rPr>
+          <w:rFonts w:ascii="Times New Roman" w:hAnsi="Times New Roman" w:cs="Times New Roman"/>
+          <w:sz w:val="28"/>
+          <w:szCs w:val="28"/>
         </w:rPr>
       </w:pPr>
       <w:r>
@@ -197,6 +1977,7 @@
           <w:sz w:val="28"/>
           <w:szCs w:val="28"/>
         </w:rPr>
+        <w:lastRenderedPageBreak/>
         <w:t>Выходные данные:</w:t>
       </w:r>
     </w:p>
@@ -908,14 +2689,25 @@
         </w:rPr>
         <w:t xml:space="preserve">– </w:t>
       </w:r>
-      <w:r>
-        <w:rPr>
-          <w:rFonts w:ascii="Times New Roman" w:hAnsi="Times New Roman" w:cs="Times New Roman"/>
-          <w:sz w:val="28"/>
-          <w:szCs w:val="28"/>
-          <w:lang w:val="en-US"/>
-        </w:rPr>
-        <w:t>roleID (PK)</w:t>
+      <w:proofErr w:type="spellStart"/>
+      <w:r>
+        <w:rPr>
+          <w:rFonts w:ascii="Times New Roman" w:hAnsi="Times New Roman" w:cs="Times New Roman"/>
+          <w:sz w:val="28"/>
+          <w:szCs w:val="28"/>
+          <w:lang w:val="en-US"/>
+        </w:rPr>
+        <w:t>roleID</w:t>
+      </w:r>
+      <w:proofErr w:type="spellEnd"/>
+      <w:r>
+        <w:rPr>
+          <w:rFonts w:ascii="Times New Roman" w:hAnsi="Times New Roman" w:cs="Times New Roman"/>
+          <w:sz w:val="28"/>
+          <w:szCs w:val="28"/>
+          <w:lang w:val="en-US"/>
+        </w:rPr>
+        <w:t xml:space="preserve"> (PK)</w:t>
       </w:r>
       <w:r>
         <w:rPr>
@@ -948,6 +2740,7 @@
         </w:rPr>
         <w:t xml:space="preserve">– </w:t>
       </w:r>
+      <w:proofErr w:type="spellStart"/>
       <w:r>
         <w:rPr>
           <w:rFonts w:ascii="Times New Roman" w:hAnsi="Times New Roman" w:cs="Times New Roman"/>
@@ -957,6 +2750,7 @@
         </w:rPr>
         <w:t>roleName</w:t>
       </w:r>
+      <w:proofErr w:type="spellEnd"/>
       <w:r>
         <w:rPr>
           <w:rFonts w:ascii="Times New Roman" w:hAnsi="Times New Roman" w:cs="Times New Roman"/>
@@ -1053,14 +2847,25 @@
         </w:rPr>
         <w:t xml:space="preserve">– </w:t>
       </w:r>
-      <w:r>
-        <w:rPr>
-          <w:rFonts w:ascii="Times New Roman" w:hAnsi="Times New Roman" w:cs="Times New Roman"/>
-          <w:sz w:val="28"/>
-          <w:szCs w:val="28"/>
-          <w:lang w:val="en-US"/>
-        </w:rPr>
-        <w:t>statusID (PK)</w:t>
+      <w:proofErr w:type="spellStart"/>
+      <w:r>
+        <w:rPr>
+          <w:rFonts w:ascii="Times New Roman" w:hAnsi="Times New Roman" w:cs="Times New Roman"/>
+          <w:sz w:val="28"/>
+          <w:szCs w:val="28"/>
+          <w:lang w:val="en-US"/>
+        </w:rPr>
+        <w:t>statusID</w:t>
+      </w:r>
+      <w:proofErr w:type="spellEnd"/>
+      <w:r>
+        <w:rPr>
+          <w:rFonts w:ascii="Times New Roman" w:hAnsi="Times New Roman" w:cs="Times New Roman"/>
+          <w:sz w:val="28"/>
+          <w:szCs w:val="28"/>
+          <w:lang w:val="en-US"/>
+        </w:rPr>
+        <w:t xml:space="preserve"> (PK)</w:t>
       </w:r>
       <w:r>
         <w:rPr>
@@ -1093,6 +2898,7 @@
         </w:rPr>
         <w:t xml:space="preserve">– </w:t>
       </w:r>
+      <w:proofErr w:type="spellStart"/>
       <w:r>
         <w:rPr>
           <w:rFonts w:ascii="Times New Roman" w:hAnsi="Times New Roman" w:cs="Times New Roman"/>
@@ -1102,6 +2908,7 @@
         </w:rPr>
         <w:t>statusName</w:t>
       </w:r>
+      <w:proofErr w:type="spellEnd"/>
       <w:r>
         <w:rPr>
           <w:rFonts w:ascii="Times New Roman" w:hAnsi="Times New Roman" w:cs="Times New Roman"/>
@@ -1201,6 +3008,7 @@
         </w:rPr>
         <w:t xml:space="preserve">– </w:t>
       </w:r>
+      <w:proofErr w:type="spellStart"/>
       <w:r>
         <w:rPr>
           <w:rFonts w:ascii="Times New Roman" w:hAnsi="Times New Roman" w:cs="Times New Roman"/>
@@ -1210,6 +3018,7 @@
         </w:rPr>
         <w:t>userID</w:t>
       </w:r>
+      <w:proofErr w:type="spellEnd"/>
       <w:r>
         <w:rPr>
           <w:rFonts w:ascii="Times New Roman" w:hAnsi="Times New Roman" w:cs="Times New Roman"/>
@@ -1263,6 +3072,7 @@
         </w:rPr>
         <w:t xml:space="preserve">– </w:t>
       </w:r>
+      <w:proofErr w:type="spellStart"/>
       <w:r>
         <w:rPr>
           <w:rFonts w:ascii="Times New Roman" w:hAnsi="Times New Roman" w:cs="Times New Roman"/>
@@ -1272,6 +3082,7 @@
         </w:rPr>
         <w:t>fio</w:t>
       </w:r>
+      <w:proofErr w:type="spellEnd"/>
       <w:r>
         <w:rPr>
           <w:rFonts w:ascii="Times New Roman" w:hAnsi="Times New Roman" w:cs="Times New Roman"/>
@@ -1422,14 +3233,25 @@
         </w:rPr>
         <w:t xml:space="preserve">– </w:t>
       </w:r>
-      <w:r>
-        <w:rPr>
-          <w:rFonts w:ascii="Times New Roman" w:hAnsi="Times New Roman" w:cs="Times New Roman"/>
-          <w:sz w:val="28"/>
-          <w:szCs w:val="28"/>
-          <w:lang w:val="en-US"/>
-        </w:rPr>
-        <w:t>roleID (FK)</w:t>
+      <w:proofErr w:type="spellStart"/>
+      <w:r>
+        <w:rPr>
+          <w:rFonts w:ascii="Times New Roman" w:hAnsi="Times New Roman" w:cs="Times New Roman"/>
+          <w:sz w:val="28"/>
+          <w:szCs w:val="28"/>
+          <w:lang w:val="en-US"/>
+        </w:rPr>
+        <w:t>roleID</w:t>
+      </w:r>
+      <w:proofErr w:type="spellEnd"/>
+      <w:r>
+        <w:rPr>
+          <w:rFonts w:ascii="Times New Roman" w:hAnsi="Times New Roman" w:cs="Times New Roman"/>
+          <w:sz w:val="28"/>
+          <w:szCs w:val="28"/>
+          <w:lang w:val="en-US"/>
+        </w:rPr>
+        <w:t xml:space="preserve"> (FK)</w:t>
       </w:r>
       <w:r>
         <w:rPr>
@@ -1527,14 +3349,25 @@
         </w:rPr>
         <w:t xml:space="preserve">– </w:t>
       </w:r>
-      <w:r>
-        <w:rPr>
-          <w:rFonts w:ascii="Times New Roman" w:hAnsi="Times New Roman" w:cs="Times New Roman"/>
-          <w:sz w:val="28"/>
-          <w:szCs w:val="28"/>
-          <w:lang w:val="en-US"/>
-        </w:rPr>
-        <w:t>requestID (PK)</w:t>
+      <w:proofErr w:type="spellStart"/>
+      <w:r>
+        <w:rPr>
+          <w:rFonts w:ascii="Times New Roman" w:hAnsi="Times New Roman" w:cs="Times New Roman"/>
+          <w:sz w:val="28"/>
+          <w:szCs w:val="28"/>
+          <w:lang w:val="en-US"/>
+        </w:rPr>
+        <w:t>requestID</w:t>
+      </w:r>
+      <w:proofErr w:type="spellEnd"/>
+      <w:r>
+        <w:rPr>
+          <w:rFonts w:ascii="Times New Roman" w:hAnsi="Times New Roman" w:cs="Times New Roman"/>
+          <w:sz w:val="28"/>
+          <w:szCs w:val="28"/>
+          <w:lang w:val="en-US"/>
+        </w:rPr>
+        <w:t xml:space="preserve"> (PK)</w:t>
       </w:r>
       <w:r>
         <w:rPr>
@@ -1567,6 +3400,7 @@
         </w:rPr>
         <w:t xml:space="preserve">– </w:t>
       </w:r>
+      <w:proofErr w:type="spellStart"/>
       <w:r>
         <w:rPr>
           <w:rFonts w:ascii="Times New Roman" w:hAnsi="Times New Roman" w:cs="Times New Roman"/>
@@ -1576,6 +3410,7 @@
         </w:rPr>
         <w:t>startDate</w:t>
       </w:r>
+      <w:proofErr w:type="spellEnd"/>
       <w:r>
         <w:rPr>
           <w:rFonts w:ascii="Times New Roman" w:hAnsi="Times New Roman" w:cs="Times New Roman"/>
@@ -1607,6 +3442,7 @@
         </w:rPr>
         <w:t xml:space="preserve">– </w:t>
       </w:r>
+      <w:proofErr w:type="spellStart"/>
       <w:r>
         <w:rPr>
           <w:rFonts w:ascii="Times New Roman" w:hAnsi="Times New Roman" w:cs="Times New Roman"/>
@@ -1616,6 +3452,7 @@
         </w:rPr>
         <w:t>climateTechType</w:t>
       </w:r>
+      <w:proofErr w:type="spellEnd"/>
       <w:r>
         <w:rPr>
           <w:rFonts w:ascii="Times New Roman" w:hAnsi="Times New Roman" w:cs="Times New Roman"/>
@@ -1647,6 +3484,7 @@
         </w:rPr>
         <w:t xml:space="preserve">– </w:t>
       </w:r>
+      <w:proofErr w:type="spellStart"/>
       <w:r>
         <w:rPr>
           <w:rFonts w:ascii="Times New Roman" w:hAnsi="Times New Roman" w:cs="Times New Roman"/>
@@ -1656,6 +3494,7 @@
         </w:rPr>
         <w:t>climateTechModel</w:t>
       </w:r>
+      <w:proofErr w:type="spellEnd"/>
       <w:r>
         <w:rPr>
           <w:rFonts w:ascii="Times New Roman" w:hAnsi="Times New Roman" w:cs="Times New Roman"/>
@@ -1687,6 +3526,7 @@
         </w:rPr>
         <w:t xml:space="preserve">– </w:t>
       </w:r>
+      <w:proofErr w:type="spellStart"/>
       <w:r>
         <w:rPr>
           <w:rFonts w:ascii="Times New Roman" w:hAnsi="Times New Roman" w:cs="Times New Roman"/>
@@ -1696,6 +3536,7 @@
         </w:rPr>
         <w:t>problemDescription</w:t>
       </w:r>
+      <w:proofErr w:type="spellEnd"/>
       <w:r>
         <w:rPr>
           <w:rFonts w:ascii="Times New Roman" w:hAnsi="Times New Roman" w:cs="Times New Roman"/>
@@ -1727,14 +3568,25 @@
         </w:rPr>
         <w:t xml:space="preserve">– </w:t>
       </w:r>
-      <w:r>
-        <w:rPr>
-          <w:rFonts w:ascii="Times New Roman" w:hAnsi="Times New Roman" w:cs="Times New Roman"/>
-          <w:sz w:val="28"/>
-          <w:szCs w:val="28"/>
-          <w:lang w:val="en-US"/>
-        </w:rPr>
-        <w:t>statusID (FK)</w:t>
+      <w:proofErr w:type="spellStart"/>
+      <w:r>
+        <w:rPr>
+          <w:rFonts w:ascii="Times New Roman" w:hAnsi="Times New Roman" w:cs="Times New Roman"/>
+          <w:sz w:val="28"/>
+          <w:szCs w:val="28"/>
+          <w:lang w:val="en-US"/>
+        </w:rPr>
+        <w:t>statusID</w:t>
+      </w:r>
+      <w:proofErr w:type="spellEnd"/>
+      <w:r>
+        <w:rPr>
+          <w:rFonts w:ascii="Times New Roman" w:hAnsi="Times New Roman" w:cs="Times New Roman"/>
+          <w:sz w:val="28"/>
+          <w:szCs w:val="28"/>
+          <w:lang w:val="en-US"/>
+        </w:rPr>
+        <w:t xml:space="preserve"> (FK)</w:t>
       </w:r>
       <w:r>
         <w:rPr>
@@ -1767,6 +3619,7 @@
         </w:rPr>
         <w:t xml:space="preserve">– </w:t>
       </w:r>
+      <w:proofErr w:type="spellStart"/>
       <w:r>
         <w:rPr>
           <w:rFonts w:ascii="Times New Roman" w:hAnsi="Times New Roman" w:cs="Times New Roman"/>
@@ -1776,6 +3629,7 @@
         </w:rPr>
         <w:t>completionDate</w:t>
       </w:r>
+      <w:proofErr w:type="spellEnd"/>
       <w:r>
         <w:rPr>
           <w:rFonts w:ascii="Times New Roman" w:hAnsi="Times New Roman" w:cs="Times New Roman"/>
@@ -1807,6 +3661,7 @@
         </w:rPr>
         <w:t xml:space="preserve">– </w:t>
       </w:r>
+      <w:proofErr w:type="spellStart"/>
       <w:r>
         <w:rPr>
           <w:rFonts w:ascii="Times New Roman" w:hAnsi="Times New Roman" w:cs="Times New Roman"/>
@@ -1816,6 +3671,7 @@
         </w:rPr>
         <w:t>repairParts</w:t>
       </w:r>
+      <w:proofErr w:type="spellEnd"/>
       <w:r>
         <w:rPr>
           <w:rFonts w:ascii="Times New Roman" w:hAnsi="Times New Roman" w:cs="Times New Roman"/>
@@ -1847,14 +3703,25 @@
         </w:rPr>
         <w:t xml:space="preserve">– </w:t>
       </w:r>
-      <w:r>
-        <w:rPr>
-          <w:rFonts w:ascii="Times New Roman" w:hAnsi="Times New Roman" w:cs="Times New Roman"/>
-          <w:sz w:val="28"/>
-          <w:szCs w:val="28"/>
-          <w:lang w:val="en-US"/>
-        </w:rPr>
-        <w:t>masterID (FK)</w:t>
+      <w:proofErr w:type="spellStart"/>
+      <w:r>
+        <w:rPr>
+          <w:rFonts w:ascii="Times New Roman" w:hAnsi="Times New Roman" w:cs="Times New Roman"/>
+          <w:sz w:val="28"/>
+          <w:szCs w:val="28"/>
+          <w:lang w:val="en-US"/>
+        </w:rPr>
+        <w:t>masterID</w:t>
+      </w:r>
+      <w:proofErr w:type="spellEnd"/>
+      <w:r>
+        <w:rPr>
+          <w:rFonts w:ascii="Times New Roman" w:hAnsi="Times New Roman" w:cs="Times New Roman"/>
+          <w:sz w:val="28"/>
+          <w:szCs w:val="28"/>
+          <w:lang w:val="en-US"/>
+        </w:rPr>
+        <w:t xml:space="preserve"> (FK)</w:t>
       </w:r>
       <w:r>
         <w:rPr>
@@ -1887,14 +3754,25 @@
         </w:rPr>
         <w:t xml:space="preserve">– </w:t>
       </w:r>
-      <w:r>
-        <w:rPr>
-          <w:rFonts w:ascii="Times New Roman" w:hAnsi="Times New Roman" w:cs="Times New Roman"/>
-          <w:sz w:val="28"/>
-          <w:szCs w:val="28"/>
-          <w:lang w:val="en-US"/>
-        </w:rPr>
-        <w:t>clientID (FK)</w:t>
+      <w:proofErr w:type="spellStart"/>
+      <w:r>
+        <w:rPr>
+          <w:rFonts w:ascii="Times New Roman" w:hAnsi="Times New Roman" w:cs="Times New Roman"/>
+          <w:sz w:val="28"/>
+          <w:szCs w:val="28"/>
+          <w:lang w:val="en-US"/>
+        </w:rPr>
+        <w:t>clientID</w:t>
+      </w:r>
+      <w:proofErr w:type="spellEnd"/>
+      <w:r>
+        <w:rPr>
+          <w:rFonts w:ascii="Times New Roman" w:hAnsi="Times New Roman" w:cs="Times New Roman"/>
+          <w:sz w:val="28"/>
+          <w:szCs w:val="28"/>
+          <w:lang w:val="en-US"/>
+        </w:rPr>
+        <w:t xml:space="preserve"> (FK)</w:t>
       </w:r>
       <w:r>
         <w:rPr>
@@ -1992,14 +3870,25 @@
         </w:rPr>
         <w:t xml:space="preserve">– </w:t>
       </w:r>
-      <w:r>
-        <w:rPr>
-          <w:rFonts w:ascii="Times New Roman" w:hAnsi="Times New Roman" w:cs="Times New Roman"/>
-          <w:sz w:val="28"/>
-          <w:szCs w:val="28"/>
-          <w:lang w:val="en-US"/>
-        </w:rPr>
-        <w:t>commentID (PK)</w:t>
+      <w:proofErr w:type="spellStart"/>
+      <w:r>
+        <w:rPr>
+          <w:rFonts w:ascii="Times New Roman" w:hAnsi="Times New Roman" w:cs="Times New Roman"/>
+          <w:sz w:val="28"/>
+          <w:szCs w:val="28"/>
+          <w:lang w:val="en-US"/>
+        </w:rPr>
+        <w:t>commentID</w:t>
+      </w:r>
+      <w:proofErr w:type="spellEnd"/>
+      <w:r>
+        <w:rPr>
+          <w:rFonts w:ascii="Times New Roman" w:hAnsi="Times New Roman" w:cs="Times New Roman"/>
+          <w:sz w:val="28"/>
+          <w:szCs w:val="28"/>
+          <w:lang w:val="en-US"/>
+        </w:rPr>
+        <w:t xml:space="preserve"> (PK)</w:t>
       </w:r>
       <w:r>
         <w:rPr>
@@ -2072,14 +3961,25 @@
         </w:rPr>
         <w:t xml:space="preserve">– </w:t>
       </w:r>
-      <w:r>
-        <w:rPr>
-          <w:rFonts w:ascii="Times New Roman" w:hAnsi="Times New Roman" w:cs="Times New Roman"/>
-          <w:sz w:val="28"/>
-          <w:szCs w:val="28"/>
-          <w:lang w:val="en-US"/>
-        </w:rPr>
-        <w:t>masterID (FK)</w:t>
+      <w:proofErr w:type="spellStart"/>
+      <w:r>
+        <w:rPr>
+          <w:rFonts w:ascii="Times New Roman" w:hAnsi="Times New Roman" w:cs="Times New Roman"/>
+          <w:sz w:val="28"/>
+          <w:szCs w:val="28"/>
+          <w:lang w:val="en-US"/>
+        </w:rPr>
+        <w:t>masterID</w:t>
+      </w:r>
+      <w:proofErr w:type="spellEnd"/>
+      <w:r>
+        <w:rPr>
+          <w:rFonts w:ascii="Times New Roman" w:hAnsi="Times New Roman" w:cs="Times New Roman"/>
+          <w:sz w:val="28"/>
+          <w:szCs w:val="28"/>
+          <w:lang w:val="en-US"/>
+        </w:rPr>
+        <w:t xml:space="preserve"> (FK)</w:t>
       </w:r>
       <w:r>
         <w:rPr>
@@ -2112,14 +4012,25 @@
         </w:rPr>
         <w:t xml:space="preserve">– </w:t>
       </w:r>
-      <w:r>
-        <w:rPr>
-          <w:rFonts w:ascii="Times New Roman" w:hAnsi="Times New Roman" w:cs="Times New Roman"/>
-          <w:sz w:val="28"/>
-          <w:szCs w:val="28"/>
-          <w:lang w:val="en-US"/>
-        </w:rPr>
-        <w:t>requestID (FK)</w:t>
+      <w:proofErr w:type="spellStart"/>
+      <w:r>
+        <w:rPr>
+          <w:rFonts w:ascii="Times New Roman" w:hAnsi="Times New Roman" w:cs="Times New Roman"/>
+          <w:sz w:val="28"/>
+          <w:szCs w:val="28"/>
+          <w:lang w:val="en-US"/>
+        </w:rPr>
+        <w:t>requestID</w:t>
+      </w:r>
+      <w:proofErr w:type="spellEnd"/>
+      <w:r>
+        <w:rPr>
+          <w:rFonts w:ascii="Times New Roman" w:hAnsi="Times New Roman" w:cs="Times New Roman"/>
+          <w:sz w:val="28"/>
+          <w:szCs w:val="28"/>
+          <w:lang w:val="en-US"/>
+        </w:rPr>
+        <w:t xml:space="preserve"> (FK)</w:t>
       </w:r>
       <w:r>
         <w:rPr>
@@ -2795,14 +4706,25 @@
         </w:rPr>
         <w:t xml:space="preserve">    </w:t>
       </w:r>
-      <w:r>
-        <w:rPr>
-          <w:rFonts w:ascii="Courier New" w:hAnsi="Courier New" w:cs="Courier New"/>
-          <w:sz w:val="24"/>
-          <w:szCs w:val="24"/>
-          <w:lang w:val="en-US"/>
-        </w:rPr>
-        <w:t xml:space="preserve">roleID </w:t>
+      <w:proofErr w:type="spellStart"/>
+      <w:r>
+        <w:rPr>
+          <w:rFonts w:ascii="Courier New" w:hAnsi="Courier New" w:cs="Courier New"/>
+          <w:sz w:val="24"/>
+          <w:szCs w:val="24"/>
+          <w:lang w:val="en-US"/>
+        </w:rPr>
+        <w:t>roleID</w:t>
+      </w:r>
+      <w:proofErr w:type="spellEnd"/>
+      <w:r>
+        <w:rPr>
+          <w:rFonts w:ascii="Courier New" w:hAnsi="Courier New" w:cs="Courier New"/>
+          <w:sz w:val="24"/>
+          <w:szCs w:val="24"/>
+          <w:lang w:val="en-US"/>
+        </w:rPr>
+        <w:t xml:space="preserve"> </w:t>
       </w:r>
       <w:r>
         <w:rPr>
@@ -2848,7 +4770,47 @@
           <w:szCs w:val="24"/>
           <w:lang w:val="en-US"/>
         </w:rPr>
-        <w:t xml:space="preserve">    roleName VARCHAR(50) NOT NULL</w:t>
+        <w:t xml:space="preserve">    </w:t>
+      </w:r>
+      <w:proofErr w:type="spellStart"/>
+      <w:r>
+        <w:rPr>
+          <w:rFonts w:ascii="Courier New" w:hAnsi="Courier New" w:cs="Courier New"/>
+          <w:sz w:val="24"/>
+          <w:szCs w:val="24"/>
+          <w:lang w:val="en-US"/>
+        </w:rPr>
+        <w:t>roleName</w:t>
+      </w:r>
+      <w:proofErr w:type="spellEnd"/>
+      <w:r>
+        <w:rPr>
+          <w:rFonts w:ascii="Courier New" w:hAnsi="Courier New" w:cs="Courier New"/>
+          <w:sz w:val="24"/>
+          <w:szCs w:val="24"/>
+          <w:lang w:val="en-US"/>
+        </w:rPr>
+        <w:t xml:space="preserve"> </w:t>
+      </w:r>
+      <w:proofErr w:type="gramStart"/>
+      <w:r>
+        <w:rPr>
+          <w:rFonts w:ascii="Courier New" w:hAnsi="Courier New" w:cs="Courier New"/>
+          <w:sz w:val="24"/>
+          <w:szCs w:val="24"/>
+          <w:lang w:val="en-US"/>
+        </w:rPr>
+        <w:t>VARCHAR(</w:t>
+      </w:r>
+      <w:proofErr w:type="gramEnd"/>
+      <w:r>
+        <w:rPr>
+          <w:rFonts w:ascii="Courier New" w:hAnsi="Courier New" w:cs="Courier New"/>
+          <w:sz w:val="24"/>
+          <w:szCs w:val="24"/>
+          <w:lang w:val="en-US"/>
+        </w:rPr>
+        <w:t>50) NOT NULL</w:t>
       </w:r>
     </w:p>
     <w:p>
@@ -2951,7 +4913,27 @@
           <w:szCs w:val="24"/>
           <w:lang w:val="en-US"/>
         </w:rPr>
-        <w:t xml:space="preserve">    statusID </w:t>
+        <w:t xml:space="preserve">    </w:t>
+      </w:r>
+      <w:proofErr w:type="spellStart"/>
+      <w:r>
+        <w:rPr>
+          <w:rFonts w:ascii="Courier New" w:hAnsi="Courier New" w:cs="Courier New"/>
+          <w:sz w:val="24"/>
+          <w:szCs w:val="24"/>
+          <w:lang w:val="en-US"/>
+        </w:rPr>
+        <w:t>statusID</w:t>
+      </w:r>
+      <w:proofErr w:type="spellEnd"/>
+      <w:r>
+        <w:rPr>
+          <w:rFonts w:ascii="Courier New" w:hAnsi="Courier New" w:cs="Courier New"/>
+          <w:sz w:val="24"/>
+          <w:szCs w:val="24"/>
+          <w:lang w:val="en-US"/>
+        </w:rPr>
+        <w:t xml:space="preserve"> </w:t>
       </w:r>
       <w:r>
         <w:rPr>
@@ -3006,7 +4988,47 @@
           <w:szCs w:val="24"/>
           <w:lang w:val="en-US"/>
         </w:rPr>
-        <w:t xml:space="preserve">    statusName VARCHAR(50) NOT NULL</w:t>
+        <w:t xml:space="preserve">    </w:t>
+      </w:r>
+      <w:proofErr w:type="spellStart"/>
+      <w:r>
+        <w:rPr>
+          <w:rFonts w:ascii="Courier New" w:hAnsi="Courier New" w:cs="Courier New"/>
+          <w:sz w:val="24"/>
+          <w:szCs w:val="24"/>
+          <w:lang w:val="en-US"/>
+        </w:rPr>
+        <w:t>statusName</w:t>
+      </w:r>
+      <w:proofErr w:type="spellEnd"/>
+      <w:r>
+        <w:rPr>
+          <w:rFonts w:ascii="Courier New" w:hAnsi="Courier New" w:cs="Courier New"/>
+          <w:sz w:val="24"/>
+          <w:szCs w:val="24"/>
+          <w:lang w:val="en-US"/>
+        </w:rPr>
+        <w:t xml:space="preserve"> </w:t>
+      </w:r>
+      <w:proofErr w:type="gramStart"/>
+      <w:r>
+        <w:rPr>
+          <w:rFonts w:ascii="Courier New" w:hAnsi="Courier New" w:cs="Courier New"/>
+          <w:sz w:val="24"/>
+          <w:szCs w:val="24"/>
+          <w:lang w:val="en-US"/>
+        </w:rPr>
+        <w:t>VARCHAR(</w:t>
+      </w:r>
+      <w:proofErr w:type="gramEnd"/>
+      <w:r>
+        <w:rPr>
+          <w:rFonts w:ascii="Courier New" w:hAnsi="Courier New" w:cs="Courier New"/>
+          <w:sz w:val="24"/>
+          <w:szCs w:val="24"/>
+          <w:lang w:val="en-US"/>
+        </w:rPr>
+        <w:t>50) NOT NULL</w:t>
       </w:r>
     </w:p>
     <w:p>
@@ -3109,7 +5131,27 @@
           <w:szCs w:val="24"/>
           <w:lang w:val="en-US"/>
         </w:rPr>
-        <w:t xml:space="preserve">    userID </w:t>
+        <w:t xml:space="preserve">    </w:t>
+      </w:r>
+      <w:proofErr w:type="spellStart"/>
+      <w:r>
+        <w:rPr>
+          <w:rFonts w:ascii="Courier New" w:hAnsi="Courier New" w:cs="Courier New"/>
+          <w:sz w:val="24"/>
+          <w:szCs w:val="24"/>
+          <w:lang w:val="en-US"/>
+        </w:rPr>
+        <w:t>userID</w:t>
+      </w:r>
+      <w:proofErr w:type="spellEnd"/>
+      <w:r>
+        <w:rPr>
+          <w:rFonts w:ascii="Courier New" w:hAnsi="Courier New" w:cs="Courier New"/>
+          <w:sz w:val="24"/>
+          <w:szCs w:val="24"/>
+          <w:lang w:val="en-US"/>
+        </w:rPr>
+        <w:t xml:space="preserve"> </w:t>
       </w:r>
       <w:r>
         <w:rPr>
@@ -3164,7 +5206,47 @@
           <w:szCs w:val="24"/>
           <w:lang w:val="en-US"/>
         </w:rPr>
-        <w:t xml:space="preserve">    fio VARCHAR(150) NOT NULL,</w:t>
+        <w:t xml:space="preserve">    </w:t>
+      </w:r>
+      <w:proofErr w:type="spellStart"/>
+      <w:r>
+        <w:rPr>
+          <w:rFonts w:ascii="Courier New" w:hAnsi="Courier New" w:cs="Courier New"/>
+          <w:sz w:val="24"/>
+          <w:szCs w:val="24"/>
+          <w:lang w:val="en-US"/>
+        </w:rPr>
+        <w:t>fio</w:t>
+      </w:r>
+      <w:proofErr w:type="spellEnd"/>
+      <w:r>
+        <w:rPr>
+          <w:rFonts w:ascii="Courier New" w:hAnsi="Courier New" w:cs="Courier New"/>
+          <w:sz w:val="24"/>
+          <w:szCs w:val="24"/>
+          <w:lang w:val="en-US"/>
+        </w:rPr>
+        <w:t xml:space="preserve"> </w:t>
+      </w:r>
+      <w:proofErr w:type="gramStart"/>
+      <w:r>
+        <w:rPr>
+          <w:rFonts w:ascii="Courier New" w:hAnsi="Courier New" w:cs="Courier New"/>
+          <w:sz w:val="24"/>
+          <w:szCs w:val="24"/>
+          <w:lang w:val="en-US"/>
+        </w:rPr>
+        <w:t>VARCHAR(</w:t>
+      </w:r>
+      <w:proofErr w:type="gramEnd"/>
+      <w:r>
+        <w:rPr>
+          <w:rFonts w:ascii="Courier New" w:hAnsi="Courier New" w:cs="Courier New"/>
+          <w:sz w:val="24"/>
+          <w:szCs w:val="24"/>
+          <w:lang w:val="en-US"/>
+        </w:rPr>
+        <w:t>150) NOT NULL,</w:t>
       </w:r>
     </w:p>
     <w:p>
@@ -3192,7 +5274,27 @@
           <w:szCs w:val="24"/>
           <w:lang w:val="en-US"/>
         </w:rPr>
-        <w:t xml:space="preserve">    phone VARCHAR(20),</w:t>
+        <w:t xml:space="preserve">    phone </w:t>
+      </w:r>
+      <w:proofErr w:type="gramStart"/>
+      <w:r>
+        <w:rPr>
+          <w:rFonts w:ascii="Courier New" w:hAnsi="Courier New" w:cs="Courier New"/>
+          <w:sz w:val="24"/>
+          <w:szCs w:val="24"/>
+          <w:lang w:val="en-US"/>
+        </w:rPr>
+        <w:t>VARCHAR(</w:t>
+      </w:r>
+      <w:proofErr w:type="gramEnd"/>
+      <w:r>
+        <w:rPr>
+          <w:rFonts w:ascii="Courier New" w:hAnsi="Courier New" w:cs="Courier New"/>
+          <w:sz w:val="24"/>
+          <w:szCs w:val="24"/>
+          <w:lang w:val="en-US"/>
+        </w:rPr>
+        <w:t>20),</w:t>
       </w:r>
     </w:p>
     <w:p>
@@ -3220,7 +5322,27 @@
           <w:szCs w:val="24"/>
           <w:lang w:val="en-US"/>
         </w:rPr>
-        <w:t xml:space="preserve">    login VARCHAR(50) UNIQUE NOT NULL,</w:t>
+        <w:t xml:space="preserve">    login </w:t>
+      </w:r>
+      <w:proofErr w:type="gramStart"/>
+      <w:r>
+        <w:rPr>
+          <w:rFonts w:ascii="Courier New" w:hAnsi="Courier New" w:cs="Courier New"/>
+          <w:sz w:val="24"/>
+          <w:szCs w:val="24"/>
+          <w:lang w:val="en-US"/>
+        </w:rPr>
+        <w:t>VARCHAR(</w:t>
+      </w:r>
+      <w:proofErr w:type="gramEnd"/>
+      <w:r>
+        <w:rPr>
+          <w:rFonts w:ascii="Courier New" w:hAnsi="Courier New" w:cs="Courier New"/>
+          <w:sz w:val="24"/>
+          <w:szCs w:val="24"/>
+          <w:lang w:val="en-US"/>
+        </w:rPr>
+        <w:t>50) UNIQUE NOT NULL,</w:t>
       </w:r>
     </w:p>
     <w:p>
@@ -3248,7 +5370,27 @@
           <w:szCs w:val="24"/>
           <w:lang w:val="en-US"/>
         </w:rPr>
-        <w:t xml:space="preserve">    password VARCHAR(50) NOT NULL,</w:t>
+        <w:t xml:space="preserve">    password </w:t>
+      </w:r>
+      <w:proofErr w:type="gramStart"/>
+      <w:r>
+        <w:rPr>
+          <w:rFonts w:ascii="Courier New" w:hAnsi="Courier New" w:cs="Courier New"/>
+          <w:sz w:val="24"/>
+          <w:szCs w:val="24"/>
+          <w:lang w:val="en-US"/>
+        </w:rPr>
+        <w:t>VARCHAR(</w:t>
+      </w:r>
+      <w:proofErr w:type="gramEnd"/>
+      <w:r>
+        <w:rPr>
+          <w:rFonts w:ascii="Courier New" w:hAnsi="Courier New" w:cs="Courier New"/>
+          <w:sz w:val="24"/>
+          <w:szCs w:val="24"/>
+          <w:lang w:val="en-US"/>
+        </w:rPr>
+        <w:t>50) NOT NULL,</w:t>
       </w:r>
     </w:p>
     <w:p>
@@ -3276,7 +5418,27 @@
           <w:szCs w:val="24"/>
           <w:lang w:val="en-US"/>
         </w:rPr>
-        <w:t xml:space="preserve">    roleID INTEGER NOT NULL,</w:t>
+        <w:t xml:space="preserve">    </w:t>
+      </w:r>
+      <w:proofErr w:type="spellStart"/>
+      <w:r>
+        <w:rPr>
+          <w:rFonts w:ascii="Courier New" w:hAnsi="Courier New" w:cs="Courier New"/>
+          <w:sz w:val="24"/>
+          <w:szCs w:val="24"/>
+          <w:lang w:val="en-US"/>
+        </w:rPr>
+        <w:t>roleID</w:t>
+      </w:r>
+      <w:proofErr w:type="spellEnd"/>
+      <w:r>
+        <w:rPr>
+          <w:rFonts w:ascii="Courier New" w:hAnsi="Courier New" w:cs="Courier New"/>
+          <w:sz w:val="24"/>
+          <w:szCs w:val="24"/>
+          <w:lang w:val="en-US"/>
+        </w:rPr>
+        <w:t xml:space="preserve"> INTEGER NOT NULL,</w:t>
       </w:r>
     </w:p>
     <w:p>
@@ -3304,7 +5466,47 @@
           <w:szCs w:val="24"/>
           <w:lang w:val="en-US"/>
         </w:rPr>
-        <w:t xml:space="preserve">    FOREIGN KEY (roleID) REFERENCES Roles(roleID)</w:t>
+        <w:t xml:space="preserve">    FOREIGN KEY (</w:t>
+      </w:r>
+      <w:proofErr w:type="spellStart"/>
+      <w:r>
+        <w:rPr>
+          <w:rFonts w:ascii="Courier New" w:hAnsi="Courier New" w:cs="Courier New"/>
+          <w:sz w:val="24"/>
+          <w:szCs w:val="24"/>
+          <w:lang w:val="en-US"/>
+        </w:rPr>
+        <w:t>roleID</w:t>
+      </w:r>
+      <w:proofErr w:type="spellEnd"/>
+      <w:r>
+        <w:rPr>
+          <w:rFonts w:ascii="Courier New" w:hAnsi="Courier New" w:cs="Courier New"/>
+          <w:sz w:val="24"/>
+          <w:szCs w:val="24"/>
+          <w:lang w:val="en-US"/>
+        </w:rPr>
+        <w:t>) REFERENCES Roles(</w:t>
+      </w:r>
+      <w:proofErr w:type="spellStart"/>
+      <w:r>
+        <w:rPr>
+          <w:rFonts w:ascii="Courier New" w:hAnsi="Courier New" w:cs="Courier New"/>
+          <w:sz w:val="24"/>
+          <w:szCs w:val="24"/>
+          <w:lang w:val="en-US"/>
+        </w:rPr>
+        <w:t>roleID</w:t>
+      </w:r>
+      <w:proofErr w:type="spellEnd"/>
+      <w:r>
+        <w:rPr>
+          <w:rFonts w:ascii="Courier New" w:hAnsi="Courier New" w:cs="Courier New"/>
+          <w:sz w:val="24"/>
+          <w:szCs w:val="24"/>
+          <w:lang w:val="en-US"/>
+        </w:rPr>
+        <w:t>)</w:t>
       </w:r>
     </w:p>
     <w:p>
@@ -3455,7 +5657,27 @@
           <w:szCs w:val="24"/>
           <w:lang w:val="en-US"/>
         </w:rPr>
-        <w:t xml:space="preserve">    requestID </w:t>
+        <w:t xml:space="preserve">    </w:t>
+      </w:r>
+      <w:proofErr w:type="spellStart"/>
+      <w:r>
+        <w:rPr>
+          <w:rFonts w:ascii="Courier New" w:hAnsi="Courier New" w:cs="Courier New"/>
+          <w:sz w:val="24"/>
+          <w:szCs w:val="24"/>
+          <w:lang w:val="en-US"/>
+        </w:rPr>
+        <w:t>requestID</w:t>
+      </w:r>
+      <w:proofErr w:type="spellEnd"/>
+      <w:r>
+        <w:rPr>
+          <w:rFonts w:ascii="Courier New" w:hAnsi="Courier New" w:cs="Courier New"/>
+          <w:sz w:val="24"/>
+          <w:szCs w:val="24"/>
+          <w:lang w:val="en-US"/>
+        </w:rPr>
+        <w:t xml:space="preserve"> </w:t>
       </w:r>
       <w:r>
         <w:rPr>
@@ -3510,7 +5732,27 @@
           <w:szCs w:val="24"/>
           <w:lang w:val="en-US"/>
         </w:rPr>
-        <w:t xml:space="preserve">    startDate DATE NOT NULL,</w:t>
+        <w:t xml:space="preserve">    </w:t>
+      </w:r>
+      <w:proofErr w:type="spellStart"/>
+      <w:r>
+        <w:rPr>
+          <w:rFonts w:ascii="Courier New" w:hAnsi="Courier New" w:cs="Courier New"/>
+          <w:sz w:val="24"/>
+          <w:szCs w:val="24"/>
+          <w:lang w:val="en-US"/>
+        </w:rPr>
+        <w:t>startDate</w:t>
+      </w:r>
+      <w:proofErr w:type="spellEnd"/>
+      <w:r>
+        <w:rPr>
+          <w:rFonts w:ascii="Courier New" w:hAnsi="Courier New" w:cs="Courier New"/>
+          <w:sz w:val="24"/>
+          <w:szCs w:val="24"/>
+          <w:lang w:val="en-US"/>
+        </w:rPr>
+        <w:t xml:space="preserve"> DATE NOT NULL,</w:t>
       </w:r>
     </w:p>
     <w:p>
@@ -3538,7 +5780,47 @@
           <w:szCs w:val="24"/>
           <w:lang w:val="en-US"/>
         </w:rPr>
-        <w:t xml:space="preserve">    climateTechType VARCHAR(100) NOT NULL,</w:t>
+        <w:t xml:space="preserve">    </w:t>
+      </w:r>
+      <w:proofErr w:type="spellStart"/>
+      <w:r>
+        <w:rPr>
+          <w:rFonts w:ascii="Courier New" w:hAnsi="Courier New" w:cs="Courier New"/>
+          <w:sz w:val="24"/>
+          <w:szCs w:val="24"/>
+          <w:lang w:val="en-US"/>
+        </w:rPr>
+        <w:t>climateTechType</w:t>
+      </w:r>
+      <w:proofErr w:type="spellEnd"/>
+      <w:r>
+        <w:rPr>
+          <w:rFonts w:ascii="Courier New" w:hAnsi="Courier New" w:cs="Courier New"/>
+          <w:sz w:val="24"/>
+          <w:szCs w:val="24"/>
+          <w:lang w:val="en-US"/>
+        </w:rPr>
+        <w:t xml:space="preserve"> </w:t>
+      </w:r>
+      <w:proofErr w:type="gramStart"/>
+      <w:r>
+        <w:rPr>
+          <w:rFonts w:ascii="Courier New" w:hAnsi="Courier New" w:cs="Courier New"/>
+          <w:sz w:val="24"/>
+          <w:szCs w:val="24"/>
+          <w:lang w:val="en-US"/>
+        </w:rPr>
+        <w:t>VARCHAR(</w:t>
+      </w:r>
+      <w:proofErr w:type="gramEnd"/>
+      <w:r>
+        <w:rPr>
+          <w:rFonts w:ascii="Courier New" w:hAnsi="Courier New" w:cs="Courier New"/>
+          <w:sz w:val="24"/>
+          <w:szCs w:val="24"/>
+          <w:lang w:val="en-US"/>
+        </w:rPr>
+        <w:t>100) NOT NULL,</w:t>
       </w:r>
     </w:p>
     <w:p>
@@ -3566,7 +5848,47 @@
           <w:szCs w:val="24"/>
           <w:lang w:val="en-US"/>
         </w:rPr>
-        <w:t xml:space="preserve">    climateTechModel VARCHAR(100) NOT NULL,</w:t>
+        <w:t xml:space="preserve">    </w:t>
+      </w:r>
+      <w:proofErr w:type="spellStart"/>
+      <w:r>
+        <w:rPr>
+          <w:rFonts w:ascii="Courier New" w:hAnsi="Courier New" w:cs="Courier New"/>
+          <w:sz w:val="24"/>
+          <w:szCs w:val="24"/>
+          <w:lang w:val="en-US"/>
+        </w:rPr>
+        <w:t>climateTechModel</w:t>
+      </w:r>
+      <w:proofErr w:type="spellEnd"/>
+      <w:r>
+        <w:rPr>
+          <w:rFonts w:ascii="Courier New" w:hAnsi="Courier New" w:cs="Courier New"/>
+          <w:sz w:val="24"/>
+          <w:szCs w:val="24"/>
+          <w:lang w:val="en-US"/>
+        </w:rPr>
+        <w:t xml:space="preserve"> </w:t>
+      </w:r>
+      <w:proofErr w:type="gramStart"/>
+      <w:r>
+        <w:rPr>
+          <w:rFonts w:ascii="Courier New" w:hAnsi="Courier New" w:cs="Courier New"/>
+          <w:sz w:val="24"/>
+          <w:szCs w:val="24"/>
+          <w:lang w:val="en-US"/>
+        </w:rPr>
+        <w:t>VARCHAR(</w:t>
+      </w:r>
+      <w:proofErr w:type="gramEnd"/>
+      <w:r>
+        <w:rPr>
+          <w:rFonts w:ascii="Courier New" w:hAnsi="Courier New" w:cs="Courier New"/>
+          <w:sz w:val="24"/>
+          <w:szCs w:val="24"/>
+          <w:lang w:val="en-US"/>
+        </w:rPr>
+        <w:t>100) NOT NULL,</w:t>
       </w:r>
     </w:p>
     <w:p>
@@ -3594,7 +5916,27 @@
           <w:szCs w:val="24"/>
           <w:lang w:val="en-US"/>
         </w:rPr>
-        <w:t xml:space="preserve">    problemDescription TEXT NOT NULL,</w:t>
+        <w:t xml:space="preserve">    </w:t>
+      </w:r>
+      <w:proofErr w:type="spellStart"/>
+      <w:r>
+        <w:rPr>
+          <w:rFonts w:ascii="Courier New" w:hAnsi="Courier New" w:cs="Courier New"/>
+          <w:sz w:val="24"/>
+          <w:szCs w:val="24"/>
+          <w:lang w:val="en-US"/>
+        </w:rPr>
+        <w:t>problemDescription</w:t>
+      </w:r>
+      <w:proofErr w:type="spellEnd"/>
+      <w:r>
+        <w:rPr>
+          <w:rFonts w:ascii="Courier New" w:hAnsi="Courier New" w:cs="Courier New"/>
+          <w:sz w:val="24"/>
+          <w:szCs w:val="24"/>
+          <w:lang w:val="en-US"/>
+        </w:rPr>
+        <w:t xml:space="preserve"> TEXT NOT NULL,</w:t>
       </w:r>
     </w:p>
     <w:p>
@@ -3622,7 +5964,27 @@
           <w:szCs w:val="24"/>
           <w:lang w:val="en-US"/>
         </w:rPr>
-        <w:t xml:space="preserve">    statusID INTEGER NOT NULL,</w:t>
+        <w:t xml:space="preserve">    </w:t>
+      </w:r>
+      <w:proofErr w:type="spellStart"/>
+      <w:r>
+        <w:rPr>
+          <w:rFonts w:ascii="Courier New" w:hAnsi="Courier New" w:cs="Courier New"/>
+          <w:sz w:val="24"/>
+          <w:szCs w:val="24"/>
+          <w:lang w:val="en-US"/>
+        </w:rPr>
+        <w:t>statusID</w:t>
+      </w:r>
+      <w:proofErr w:type="spellEnd"/>
+      <w:r>
+        <w:rPr>
+          <w:rFonts w:ascii="Courier New" w:hAnsi="Courier New" w:cs="Courier New"/>
+          <w:sz w:val="24"/>
+          <w:szCs w:val="24"/>
+          <w:lang w:val="en-US"/>
+        </w:rPr>
+        <w:t xml:space="preserve"> INTEGER NOT NULL,</w:t>
       </w:r>
     </w:p>
     <w:p>
@@ -3650,7 +6012,27 @@
           <w:szCs w:val="24"/>
           <w:lang w:val="en-US"/>
         </w:rPr>
-        <w:t xml:space="preserve">    completionDate DATE,</w:t>
+        <w:t xml:space="preserve">    </w:t>
+      </w:r>
+      <w:proofErr w:type="spellStart"/>
+      <w:r>
+        <w:rPr>
+          <w:rFonts w:ascii="Courier New" w:hAnsi="Courier New" w:cs="Courier New"/>
+          <w:sz w:val="24"/>
+          <w:szCs w:val="24"/>
+          <w:lang w:val="en-US"/>
+        </w:rPr>
+        <w:t>completionDate</w:t>
+      </w:r>
+      <w:proofErr w:type="spellEnd"/>
+      <w:r>
+        <w:rPr>
+          <w:rFonts w:ascii="Courier New" w:hAnsi="Courier New" w:cs="Courier New"/>
+          <w:sz w:val="24"/>
+          <w:szCs w:val="24"/>
+          <w:lang w:val="en-US"/>
+        </w:rPr>
+        <w:t xml:space="preserve"> DATE,</w:t>
       </w:r>
     </w:p>
     <w:p>
@@ -3678,7 +6060,27 @@
           <w:szCs w:val="24"/>
           <w:lang w:val="en-US"/>
         </w:rPr>
-        <w:t xml:space="preserve">    repairParts TEXT,</w:t>
+        <w:t xml:space="preserve">    </w:t>
+      </w:r>
+      <w:proofErr w:type="spellStart"/>
+      <w:r>
+        <w:rPr>
+          <w:rFonts w:ascii="Courier New" w:hAnsi="Courier New" w:cs="Courier New"/>
+          <w:sz w:val="24"/>
+          <w:szCs w:val="24"/>
+          <w:lang w:val="en-US"/>
+        </w:rPr>
+        <w:t>repairParts</w:t>
+      </w:r>
+      <w:proofErr w:type="spellEnd"/>
+      <w:r>
+        <w:rPr>
+          <w:rFonts w:ascii="Courier New" w:hAnsi="Courier New" w:cs="Courier New"/>
+          <w:sz w:val="24"/>
+          <w:szCs w:val="24"/>
+          <w:lang w:val="en-US"/>
+        </w:rPr>
+        <w:t xml:space="preserve"> TEXT,</w:t>
       </w:r>
     </w:p>
     <w:p>
@@ -3706,7 +6108,27 @@
           <w:szCs w:val="24"/>
           <w:lang w:val="en-US"/>
         </w:rPr>
-        <w:t xml:space="preserve">    masterID INTEGER,</w:t>
+        <w:t xml:space="preserve">    </w:t>
+      </w:r>
+      <w:proofErr w:type="spellStart"/>
+      <w:r>
+        <w:rPr>
+          <w:rFonts w:ascii="Courier New" w:hAnsi="Courier New" w:cs="Courier New"/>
+          <w:sz w:val="24"/>
+          <w:szCs w:val="24"/>
+          <w:lang w:val="en-US"/>
+        </w:rPr>
+        <w:t>masterID</w:t>
+      </w:r>
+      <w:proofErr w:type="spellEnd"/>
+      <w:r>
+        <w:rPr>
+          <w:rFonts w:ascii="Courier New" w:hAnsi="Courier New" w:cs="Courier New"/>
+          <w:sz w:val="24"/>
+          <w:szCs w:val="24"/>
+          <w:lang w:val="en-US"/>
+        </w:rPr>
+        <w:t xml:space="preserve"> INTEGER,</w:t>
       </w:r>
     </w:p>
     <w:p>
@@ -3734,7 +6156,27 @@
           <w:szCs w:val="24"/>
           <w:lang w:val="en-US"/>
         </w:rPr>
-        <w:t xml:space="preserve">    clientID INTEGER NOT NULL,</w:t>
+        <w:t xml:space="preserve">    </w:t>
+      </w:r>
+      <w:proofErr w:type="spellStart"/>
+      <w:r>
+        <w:rPr>
+          <w:rFonts w:ascii="Courier New" w:hAnsi="Courier New" w:cs="Courier New"/>
+          <w:sz w:val="24"/>
+          <w:szCs w:val="24"/>
+          <w:lang w:val="en-US"/>
+        </w:rPr>
+        <w:t>clientID</w:t>
+      </w:r>
+      <w:proofErr w:type="spellEnd"/>
+      <w:r>
+        <w:rPr>
+          <w:rFonts w:ascii="Courier New" w:hAnsi="Courier New" w:cs="Courier New"/>
+          <w:sz w:val="24"/>
+          <w:szCs w:val="24"/>
+          <w:lang w:val="en-US"/>
+        </w:rPr>
+        <w:t xml:space="preserve"> INTEGER NOT NULL,</w:t>
       </w:r>
     </w:p>
     <w:p>
@@ -3762,7 +6204,47 @@
           <w:szCs w:val="24"/>
           <w:lang w:val="en-US"/>
         </w:rPr>
-        <w:t xml:space="preserve">    FOREIGN KEY (statusID) REFERENCES Statuses(statusID),</w:t>
+        <w:t xml:space="preserve">    FOREIGN KEY (</w:t>
+      </w:r>
+      <w:proofErr w:type="spellStart"/>
+      <w:r>
+        <w:rPr>
+          <w:rFonts w:ascii="Courier New" w:hAnsi="Courier New" w:cs="Courier New"/>
+          <w:sz w:val="24"/>
+          <w:szCs w:val="24"/>
+          <w:lang w:val="en-US"/>
+        </w:rPr>
+        <w:t>statusID</w:t>
+      </w:r>
+      <w:proofErr w:type="spellEnd"/>
+      <w:r>
+        <w:rPr>
+          <w:rFonts w:ascii="Courier New" w:hAnsi="Courier New" w:cs="Courier New"/>
+          <w:sz w:val="24"/>
+          <w:szCs w:val="24"/>
+          <w:lang w:val="en-US"/>
+        </w:rPr>
+        <w:t>) REFERENCES Statuses(</w:t>
+      </w:r>
+      <w:proofErr w:type="spellStart"/>
+      <w:r>
+        <w:rPr>
+          <w:rFonts w:ascii="Courier New" w:hAnsi="Courier New" w:cs="Courier New"/>
+          <w:sz w:val="24"/>
+          <w:szCs w:val="24"/>
+          <w:lang w:val="en-US"/>
+        </w:rPr>
+        <w:t>statusID</w:t>
+      </w:r>
+      <w:proofErr w:type="spellEnd"/>
+      <w:r>
+        <w:rPr>
+          <w:rFonts w:ascii="Courier New" w:hAnsi="Courier New" w:cs="Courier New"/>
+          <w:sz w:val="24"/>
+          <w:szCs w:val="24"/>
+          <w:lang w:val="en-US"/>
+        </w:rPr>
+        <w:t>),</w:t>
       </w:r>
     </w:p>
     <w:p>
@@ -3790,7 +6272,47 @@
           <w:szCs w:val="24"/>
           <w:lang w:val="en-US"/>
         </w:rPr>
-        <w:t xml:space="preserve">    FOREIGN KEY (masterID) REFERENCES Users(userID),</w:t>
+        <w:t xml:space="preserve">    FOREIGN KEY (</w:t>
+      </w:r>
+      <w:proofErr w:type="spellStart"/>
+      <w:r>
+        <w:rPr>
+          <w:rFonts w:ascii="Courier New" w:hAnsi="Courier New" w:cs="Courier New"/>
+          <w:sz w:val="24"/>
+          <w:szCs w:val="24"/>
+          <w:lang w:val="en-US"/>
+        </w:rPr>
+        <w:t>masterID</w:t>
+      </w:r>
+      <w:proofErr w:type="spellEnd"/>
+      <w:r>
+        <w:rPr>
+          <w:rFonts w:ascii="Courier New" w:hAnsi="Courier New" w:cs="Courier New"/>
+          <w:sz w:val="24"/>
+          <w:szCs w:val="24"/>
+          <w:lang w:val="en-US"/>
+        </w:rPr>
+        <w:t>) REFERENCES Users(</w:t>
+      </w:r>
+      <w:proofErr w:type="spellStart"/>
+      <w:r>
+        <w:rPr>
+          <w:rFonts w:ascii="Courier New" w:hAnsi="Courier New" w:cs="Courier New"/>
+          <w:sz w:val="24"/>
+          <w:szCs w:val="24"/>
+          <w:lang w:val="en-US"/>
+        </w:rPr>
+        <w:t>userID</w:t>
+      </w:r>
+      <w:proofErr w:type="spellEnd"/>
+      <w:r>
+        <w:rPr>
+          <w:rFonts w:ascii="Courier New" w:hAnsi="Courier New" w:cs="Courier New"/>
+          <w:sz w:val="24"/>
+          <w:szCs w:val="24"/>
+          <w:lang w:val="en-US"/>
+        </w:rPr>
+        <w:t>),</w:t>
       </w:r>
     </w:p>
     <w:p>
@@ -3818,7 +6340,47 @@
           <w:szCs w:val="24"/>
           <w:lang w:val="en-US"/>
         </w:rPr>
-        <w:t xml:space="preserve">    FOREIGN KEY (clientID) REFERENCES Users(userID)</w:t>
+        <w:t xml:space="preserve">    FOREIGN KEY (</w:t>
+      </w:r>
+      <w:proofErr w:type="spellStart"/>
+      <w:r>
+        <w:rPr>
+          <w:rFonts w:ascii="Courier New" w:hAnsi="Courier New" w:cs="Courier New"/>
+          <w:sz w:val="24"/>
+          <w:szCs w:val="24"/>
+          <w:lang w:val="en-US"/>
+        </w:rPr>
+        <w:t>clientID</w:t>
+      </w:r>
+      <w:proofErr w:type="spellEnd"/>
+      <w:r>
+        <w:rPr>
+          <w:rFonts w:ascii="Courier New" w:hAnsi="Courier New" w:cs="Courier New"/>
+          <w:sz w:val="24"/>
+          <w:szCs w:val="24"/>
+          <w:lang w:val="en-US"/>
+        </w:rPr>
+        <w:t>) REFERENCES Users(</w:t>
+      </w:r>
+      <w:proofErr w:type="spellStart"/>
+      <w:r>
+        <w:rPr>
+          <w:rFonts w:ascii="Courier New" w:hAnsi="Courier New" w:cs="Courier New"/>
+          <w:sz w:val="24"/>
+          <w:szCs w:val="24"/>
+          <w:lang w:val="en-US"/>
+        </w:rPr>
+        <w:t>userID</w:t>
+      </w:r>
+      <w:proofErr w:type="spellEnd"/>
+      <w:r>
+        <w:rPr>
+          <w:rFonts w:ascii="Courier New" w:hAnsi="Courier New" w:cs="Courier New"/>
+          <w:sz w:val="24"/>
+          <w:szCs w:val="24"/>
+          <w:lang w:val="en-US"/>
+        </w:rPr>
+        <w:t>)</w:t>
       </w:r>
     </w:p>
     <w:p>
@@ -3921,7 +6483,27 @@
           <w:szCs w:val="24"/>
           <w:lang w:val="en-US"/>
         </w:rPr>
-        <w:t xml:space="preserve">    commentID </w:t>
+        <w:t xml:space="preserve">    </w:t>
+      </w:r>
+      <w:proofErr w:type="spellStart"/>
+      <w:r>
+        <w:rPr>
+          <w:rFonts w:ascii="Courier New" w:hAnsi="Courier New" w:cs="Courier New"/>
+          <w:sz w:val="24"/>
+          <w:szCs w:val="24"/>
+          <w:lang w:val="en-US"/>
+        </w:rPr>
+        <w:t>commentID</w:t>
+      </w:r>
+      <w:proofErr w:type="spellEnd"/>
+      <w:r>
+        <w:rPr>
+          <w:rFonts w:ascii="Courier New" w:hAnsi="Courier New" w:cs="Courier New"/>
+          <w:sz w:val="24"/>
+          <w:szCs w:val="24"/>
+          <w:lang w:val="en-US"/>
+        </w:rPr>
+        <w:t xml:space="preserve"> </w:t>
       </w:r>
       <w:r>
         <w:rPr>
@@ -4004,7 +6586,27 @@
           <w:szCs w:val="24"/>
           <w:lang w:val="en-US"/>
         </w:rPr>
-        <w:t xml:space="preserve">    masterID INTEGER NOT NULL,</w:t>
+        <w:t xml:space="preserve">    </w:t>
+      </w:r>
+      <w:proofErr w:type="spellStart"/>
+      <w:r>
+        <w:rPr>
+          <w:rFonts w:ascii="Courier New" w:hAnsi="Courier New" w:cs="Courier New"/>
+          <w:sz w:val="24"/>
+          <w:szCs w:val="24"/>
+          <w:lang w:val="en-US"/>
+        </w:rPr>
+        <w:t>masterID</w:t>
+      </w:r>
+      <w:proofErr w:type="spellEnd"/>
+      <w:r>
+        <w:rPr>
+          <w:rFonts w:ascii="Courier New" w:hAnsi="Courier New" w:cs="Courier New"/>
+          <w:sz w:val="24"/>
+          <w:szCs w:val="24"/>
+          <w:lang w:val="en-US"/>
+        </w:rPr>
+        <w:t xml:space="preserve"> INTEGER NOT NULL,</w:t>
       </w:r>
     </w:p>
     <w:p>
@@ -4032,7 +6634,27 @@
           <w:szCs w:val="24"/>
           <w:lang w:val="en-US"/>
         </w:rPr>
-        <w:t xml:space="preserve">    requestID INTEGER NOT NULL,</w:t>
+        <w:t xml:space="preserve">    </w:t>
+      </w:r>
+      <w:proofErr w:type="spellStart"/>
+      <w:r>
+        <w:rPr>
+          <w:rFonts w:ascii="Courier New" w:hAnsi="Courier New" w:cs="Courier New"/>
+          <w:sz w:val="24"/>
+          <w:szCs w:val="24"/>
+          <w:lang w:val="en-US"/>
+        </w:rPr>
+        <w:t>requestID</w:t>
+      </w:r>
+      <w:proofErr w:type="spellEnd"/>
+      <w:r>
+        <w:rPr>
+          <w:rFonts w:ascii="Courier New" w:hAnsi="Courier New" w:cs="Courier New"/>
+          <w:sz w:val="24"/>
+          <w:szCs w:val="24"/>
+          <w:lang w:val="en-US"/>
+        </w:rPr>
+        <w:t xml:space="preserve"> INTEGER NOT NULL,</w:t>
       </w:r>
     </w:p>
     <w:p>
@@ -4060,7 +6682,47 @@
           <w:szCs w:val="24"/>
           <w:lang w:val="en-US"/>
         </w:rPr>
-        <w:t xml:space="preserve">    FOREIGN KEY (masterID) REFERENCES Users(userID),</w:t>
+        <w:t xml:space="preserve">    FOREIGN KEY (</w:t>
+      </w:r>
+      <w:proofErr w:type="spellStart"/>
+      <w:r>
+        <w:rPr>
+          <w:rFonts w:ascii="Courier New" w:hAnsi="Courier New" w:cs="Courier New"/>
+          <w:sz w:val="24"/>
+          <w:szCs w:val="24"/>
+          <w:lang w:val="en-US"/>
+        </w:rPr>
+        <w:t>masterID</w:t>
+      </w:r>
+      <w:proofErr w:type="spellEnd"/>
+      <w:r>
+        <w:rPr>
+          <w:rFonts w:ascii="Courier New" w:hAnsi="Courier New" w:cs="Courier New"/>
+          <w:sz w:val="24"/>
+          <w:szCs w:val="24"/>
+          <w:lang w:val="en-US"/>
+        </w:rPr>
+        <w:t>) REFERENCES Users(</w:t>
+      </w:r>
+      <w:proofErr w:type="spellStart"/>
+      <w:r>
+        <w:rPr>
+          <w:rFonts w:ascii="Courier New" w:hAnsi="Courier New" w:cs="Courier New"/>
+          <w:sz w:val="24"/>
+          <w:szCs w:val="24"/>
+          <w:lang w:val="en-US"/>
+        </w:rPr>
+        <w:t>userID</w:t>
+      </w:r>
+      <w:proofErr w:type="spellEnd"/>
+      <w:r>
+        <w:rPr>
+          <w:rFonts w:ascii="Courier New" w:hAnsi="Courier New" w:cs="Courier New"/>
+          <w:sz w:val="24"/>
+          <w:szCs w:val="24"/>
+          <w:lang w:val="en-US"/>
+        </w:rPr>
+        <w:t>),</w:t>
       </w:r>
     </w:p>
     <w:p>
@@ -4088,7 +6750,47 @@
           <w:szCs w:val="24"/>
           <w:lang w:val="en-US"/>
         </w:rPr>
-        <w:t xml:space="preserve">    FOREIGN KEY (requestID) REFERENCES Requests(requestID)</w:t>
+        <w:t xml:space="preserve">    FOREIGN KEY (</w:t>
+      </w:r>
+      <w:proofErr w:type="spellStart"/>
+      <w:r>
+        <w:rPr>
+          <w:rFonts w:ascii="Courier New" w:hAnsi="Courier New" w:cs="Courier New"/>
+          <w:sz w:val="24"/>
+          <w:szCs w:val="24"/>
+          <w:lang w:val="en-US"/>
+        </w:rPr>
+        <w:t>requestID</w:t>
+      </w:r>
+      <w:proofErr w:type="spellEnd"/>
+      <w:r>
+        <w:rPr>
+          <w:rFonts w:ascii="Courier New" w:hAnsi="Courier New" w:cs="Courier New"/>
+          <w:sz w:val="24"/>
+          <w:szCs w:val="24"/>
+          <w:lang w:val="en-US"/>
+        </w:rPr>
+        <w:t>) REFERENCES Requests(</w:t>
+      </w:r>
+      <w:proofErr w:type="spellStart"/>
+      <w:r>
+        <w:rPr>
+          <w:rFonts w:ascii="Courier New" w:hAnsi="Courier New" w:cs="Courier New"/>
+          <w:sz w:val="24"/>
+          <w:szCs w:val="24"/>
+          <w:lang w:val="en-US"/>
+        </w:rPr>
+        <w:t>requestID</w:t>
+      </w:r>
+      <w:proofErr w:type="spellEnd"/>
+      <w:r>
+        <w:rPr>
+          <w:rFonts w:ascii="Courier New" w:hAnsi="Courier New" w:cs="Courier New"/>
+          <w:sz w:val="24"/>
+          <w:szCs w:val="24"/>
+          <w:lang w:val="en-US"/>
+        </w:rPr>
+        <w:t>)</w:t>
       </w:r>
     </w:p>
     <w:p>
@@ -4206,7 +6908,27 @@
           <w:szCs w:val="24"/>
           <w:lang w:val="en-US"/>
         </w:rPr>
-        <w:t>INSERT INTO Roles (roleName) VALUES ('</w:t>
+        <w:t>INSERT INTO Roles (</w:t>
+      </w:r>
+      <w:proofErr w:type="spellStart"/>
+      <w:r>
+        <w:rPr>
+          <w:rFonts w:ascii="Courier New" w:hAnsi="Courier New" w:cs="Courier New"/>
+          <w:sz w:val="24"/>
+          <w:szCs w:val="24"/>
+          <w:lang w:val="en-US"/>
+        </w:rPr>
+        <w:t>roleName</w:t>
+      </w:r>
+      <w:proofErr w:type="spellEnd"/>
+      <w:r>
+        <w:rPr>
+          <w:rFonts w:ascii="Courier New" w:hAnsi="Courier New" w:cs="Courier New"/>
+          <w:sz w:val="24"/>
+          <w:szCs w:val="24"/>
+          <w:lang w:val="en-US"/>
+        </w:rPr>
+        <w:t>) VALUES ('</w:t>
       </w:r>
       <w:r>
         <w:rPr>
@@ -4302,7 +7024,27 @@
           <w:szCs w:val="24"/>
           <w:lang w:val="en-US"/>
         </w:rPr>
-        <w:t>INSERT INTO Statuses (statusName) VALUES ('</w:t>
+        <w:t>INSERT INTO Statuses (</w:t>
+      </w:r>
+      <w:proofErr w:type="spellStart"/>
+      <w:r>
+        <w:rPr>
+          <w:rFonts w:ascii="Courier New" w:hAnsi="Courier New" w:cs="Courier New"/>
+          <w:sz w:val="24"/>
+          <w:szCs w:val="24"/>
+          <w:lang w:val="en-US"/>
+        </w:rPr>
+        <w:t>statusName</w:t>
+      </w:r>
+      <w:proofErr w:type="spellEnd"/>
+      <w:r>
+        <w:rPr>
+          <w:rFonts w:ascii="Courier New" w:hAnsi="Courier New" w:cs="Courier New"/>
+          <w:sz w:val="24"/>
+          <w:szCs w:val="24"/>
+          <w:lang w:val="en-US"/>
+        </w:rPr>
+        <w:t>) VALUES ('</w:t>
       </w:r>
       <w:r>
         <w:rPr>
@@ -4485,7 +7227,67 @@
           <w:szCs w:val="24"/>
           <w:lang w:val="en-US"/>
         </w:rPr>
-        <w:t>INSERT INTO Users (userID, fio, phone, login, password, roleID) VALUES</w:t>
+        <w:t>INSERT INTO Users (</w:t>
+      </w:r>
+      <w:proofErr w:type="spellStart"/>
+      <w:r>
+        <w:rPr>
+          <w:rFonts w:ascii="Courier New" w:hAnsi="Courier New" w:cs="Courier New"/>
+          <w:sz w:val="24"/>
+          <w:szCs w:val="24"/>
+          <w:lang w:val="en-US"/>
+        </w:rPr>
+        <w:t>userID</w:t>
+      </w:r>
+      <w:proofErr w:type="spellEnd"/>
+      <w:r>
+        <w:rPr>
+          <w:rFonts w:ascii="Courier New" w:hAnsi="Courier New" w:cs="Courier New"/>
+          <w:sz w:val="24"/>
+          <w:szCs w:val="24"/>
+          <w:lang w:val="en-US"/>
+        </w:rPr>
+        <w:t xml:space="preserve">, </w:t>
+      </w:r>
+      <w:proofErr w:type="spellStart"/>
+      <w:r>
+        <w:rPr>
+          <w:rFonts w:ascii="Courier New" w:hAnsi="Courier New" w:cs="Courier New"/>
+          <w:sz w:val="24"/>
+          <w:szCs w:val="24"/>
+          <w:lang w:val="en-US"/>
+        </w:rPr>
+        <w:t>fio</w:t>
+      </w:r>
+      <w:proofErr w:type="spellEnd"/>
+      <w:r>
+        <w:rPr>
+          <w:rFonts w:ascii="Courier New" w:hAnsi="Courier New" w:cs="Courier New"/>
+          <w:sz w:val="24"/>
+          <w:szCs w:val="24"/>
+          <w:lang w:val="en-US"/>
+        </w:rPr>
+        <w:t xml:space="preserve">, phone, login, password, </w:t>
+      </w:r>
+      <w:proofErr w:type="spellStart"/>
+      <w:r>
+        <w:rPr>
+          <w:rFonts w:ascii="Courier New" w:hAnsi="Courier New" w:cs="Courier New"/>
+          <w:sz w:val="24"/>
+          <w:szCs w:val="24"/>
+          <w:lang w:val="en-US"/>
+        </w:rPr>
+        <w:t>roleID</w:t>
+      </w:r>
+      <w:proofErr w:type="spellEnd"/>
+      <w:r>
+        <w:rPr>
+          <w:rFonts w:ascii="Courier New" w:hAnsi="Courier New" w:cs="Courier New"/>
+          <w:sz w:val="24"/>
+          <w:szCs w:val="24"/>
+          <w:lang w:val="en-US"/>
+        </w:rPr>
+        <w:t>) VALUES</w:t>
       </w:r>
     </w:p>
     <w:p>
@@ -4563,7 +7365,25 @@
           <w:sz w:val="24"/>
           <w:szCs w:val="24"/>
         </w:rPr>
-        <w:t>(3, 'Гончарова Ульяна Ярославовна', '89210673849', 'login3', 'pass3', 2),</w:t>
+        <w:t xml:space="preserve">(3, 'Гончарова Ульяна </w:t>
+      </w:r>
+      <w:proofErr w:type="spellStart"/>
+      <w:r>
+        <w:rPr>
+          <w:rFonts w:ascii="Courier New" w:hAnsi="Courier New" w:cs="Courier New"/>
+          <w:sz w:val="24"/>
+          <w:szCs w:val="24"/>
+        </w:rPr>
+        <w:t>Ярославовна</w:t>
+      </w:r>
+      <w:proofErr w:type="spellEnd"/>
+      <w:r>
+        <w:rPr>
+          <w:rFonts w:ascii="Courier New" w:hAnsi="Courier New" w:cs="Courier New"/>
+          <w:sz w:val="24"/>
+          <w:szCs w:val="24"/>
+        </w:rPr>
+        <w:t>', '89210673849', 'login3', 'pass3', 2),</w:t>
       </w:r>
     </w:p>
     <w:p>
@@ -4783,7 +7603,25 @@
           <w:sz w:val="24"/>
           <w:szCs w:val="24"/>
         </w:rPr>
-        <w:t>(10, 'Беспалова Екатерина Даниэльевна', '89219567844', 'login10', 'pass10', 2);</w:t>
+        <w:t xml:space="preserve">(10, 'Беспалова Екатерина </w:t>
+      </w:r>
+      <w:proofErr w:type="spellStart"/>
+      <w:r>
+        <w:rPr>
+          <w:rFonts w:ascii="Courier New" w:hAnsi="Courier New" w:cs="Courier New"/>
+          <w:sz w:val="24"/>
+          <w:szCs w:val="24"/>
+        </w:rPr>
+        <w:t>Даниэльевна</w:t>
+      </w:r>
+      <w:proofErr w:type="spellEnd"/>
+      <w:r>
+        <w:rPr>
+          <w:rFonts w:ascii="Courier New" w:hAnsi="Courier New" w:cs="Courier New"/>
+          <w:sz w:val="24"/>
+          <w:szCs w:val="24"/>
+        </w:rPr>
+        <w:t>', '89219567844', 'login10', 'pass10', 2);</w:t>
       </w:r>
     </w:p>
     <w:p>
@@ -4829,7 +7667,207 @@
           <w:szCs w:val="24"/>
           <w:lang w:val="en-US"/>
         </w:rPr>
-        <w:t>INSERT INTO Requests (requestID, startDate, climateTechType, climateTechModel, problemDescription, statusID, completionDate, repairParts, masterID, clientID) VALUES</w:t>
+        <w:t>INSERT INTO Requests (</w:t>
+      </w:r>
+      <w:proofErr w:type="spellStart"/>
+      <w:r>
+        <w:rPr>
+          <w:rFonts w:ascii="Courier New" w:hAnsi="Courier New" w:cs="Courier New"/>
+          <w:sz w:val="24"/>
+          <w:szCs w:val="24"/>
+          <w:lang w:val="en-US"/>
+        </w:rPr>
+        <w:t>requestID</w:t>
+      </w:r>
+      <w:proofErr w:type="spellEnd"/>
+      <w:r>
+        <w:rPr>
+          <w:rFonts w:ascii="Courier New" w:hAnsi="Courier New" w:cs="Courier New"/>
+          <w:sz w:val="24"/>
+          <w:szCs w:val="24"/>
+          <w:lang w:val="en-US"/>
+        </w:rPr>
+        <w:t xml:space="preserve">, </w:t>
+      </w:r>
+      <w:proofErr w:type="spellStart"/>
+      <w:r>
+        <w:rPr>
+          <w:rFonts w:ascii="Courier New" w:hAnsi="Courier New" w:cs="Courier New"/>
+          <w:sz w:val="24"/>
+          <w:szCs w:val="24"/>
+          <w:lang w:val="en-US"/>
+        </w:rPr>
+        <w:t>startDate</w:t>
+      </w:r>
+      <w:proofErr w:type="spellEnd"/>
+      <w:r>
+        <w:rPr>
+          <w:rFonts w:ascii="Courier New" w:hAnsi="Courier New" w:cs="Courier New"/>
+          <w:sz w:val="24"/>
+          <w:szCs w:val="24"/>
+          <w:lang w:val="en-US"/>
+        </w:rPr>
+        <w:t xml:space="preserve">, </w:t>
+      </w:r>
+      <w:proofErr w:type="spellStart"/>
+      <w:r>
+        <w:rPr>
+          <w:rFonts w:ascii="Courier New" w:hAnsi="Courier New" w:cs="Courier New"/>
+          <w:sz w:val="24"/>
+          <w:szCs w:val="24"/>
+          <w:lang w:val="en-US"/>
+        </w:rPr>
+        <w:t>climateTechType</w:t>
+      </w:r>
+      <w:proofErr w:type="spellEnd"/>
+      <w:r>
+        <w:rPr>
+          <w:rFonts w:ascii="Courier New" w:hAnsi="Courier New" w:cs="Courier New"/>
+          <w:sz w:val="24"/>
+          <w:szCs w:val="24"/>
+          <w:lang w:val="en-US"/>
+        </w:rPr>
+        <w:t xml:space="preserve">, </w:t>
+      </w:r>
+      <w:proofErr w:type="spellStart"/>
+      <w:r>
+        <w:rPr>
+          <w:rFonts w:ascii="Courier New" w:hAnsi="Courier New" w:cs="Courier New"/>
+          <w:sz w:val="24"/>
+          <w:szCs w:val="24"/>
+          <w:lang w:val="en-US"/>
+        </w:rPr>
+        <w:t>climateTechModel</w:t>
+      </w:r>
+      <w:proofErr w:type="spellEnd"/>
+      <w:r>
+        <w:rPr>
+          <w:rFonts w:ascii="Courier New" w:hAnsi="Courier New" w:cs="Courier New"/>
+          <w:sz w:val="24"/>
+          <w:szCs w:val="24"/>
+          <w:lang w:val="en-US"/>
+        </w:rPr>
+        <w:t xml:space="preserve">, </w:t>
+      </w:r>
+      <w:proofErr w:type="spellStart"/>
+      <w:r>
+        <w:rPr>
+          <w:rFonts w:ascii="Courier New" w:hAnsi="Courier New" w:cs="Courier New"/>
+          <w:sz w:val="24"/>
+          <w:szCs w:val="24"/>
+          <w:lang w:val="en-US"/>
+        </w:rPr>
+        <w:t>problemDescription</w:t>
+      </w:r>
+      <w:proofErr w:type="spellEnd"/>
+      <w:r>
+        <w:rPr>
+          <w:rFonts w:ascii="Courier New" w:hAnsi="Courier New" w:cs="Courier New"/>
+          <w:sz w:val="24"/>
+          <w:szCs w:val="24"/>
+          <w:lang w:val="en-US"/>
+        </w:rPr>
+        <w:t xml:space="preserve">, </w:t>
+      </w:r>
+      <w:proofErr w:type="spellStart"/>
+      <w:r>
+        <w:rPr>
+          <w:rFonts w:ascii="Courier New" w:hAnsi="Courier New" w:cs="Courier New"/>
+          <w:sz w:val="24"/>
+          <w:szCs w:val="24"/>
+          <w:lang w:val="en-US"/>
+        </w:rPr>
+        <w:t>statusID</w:t>
+      </w:r>
+      <w:proofErr w:type="spellEnd"/>
+      <w:r>
+        <w:rPr>
+          <w:rFonts w:ascii="Courier New" w:hAnsi="Courier New" w:cs="Courier New"/>
+          <w:sz w:val="24"/>
+          <w:szCs w:val="24"/>
+          <w:lang w:val="en-US"/>
+        </w:rPr>
+        <w:t xml:space="preserve">, </w:t>
+      </w:r>
+      <w:proofErr w:type="spellStart"/>
+      <w:r>
+        <w:rPr>
+          <w:rFonts w:ascii="Courier New" w:hAnsi="Courier New" w:cs="Courier New"/>
+          <w:sz w:val="24"/>
+          <w:szCs w:val="24"/>
+          <w:lang w:val="en-US"/>
+        </w:rPr>
+        <w:t>completionDate</w:t>
+      </w:r>
+      <w:proofErr w:type="spellEnd"/>
+      <w:r>
+        <w:rPr>
+          <w:rFonts w:ascii="Courier New" w:hAnsi="Courier New" w:cs="Courier New"/>
+          <w:sz w:val="24"/>
+          <w:szCs w:val="24"/>
+          <w:lang w:val="en-US"/>
+        </w:rPr>
+        <w:t xml:space="preserve">, </w:t>
+      </w:r>
+      <w:proofErr w:type="spellStart"/>
+      <w:r>
+        <w:rPr>
+          <w:rFonts w:ascii="Courier New" w:hAnsi="Courier New" w:cs="Courier New"/>
+          <w:sz w:val="24"/>
+          <w:szCs w:val="24"/>
+          <w:lang w:val="en-US"/>
+        </w:rPr>
+        <w:t>repairParts</w:t>
+      </w:r>
+      <w:proofErr w:type="spellEnd"/>
+      <w:r>
+        <w:rPr>
+          <w:rFonts w:ascii="Courier New" w:hAnsi="Courier New" w:cs="Courier New"/>
+          <w:sz w:val="24"/>
+          <w:szCs w:val="24"/>
+          <w:lang w:val="en-US"/>
+        </w:rPr>
+        <w:t xml:space="preserve">, </w:t>
+      </w:r>
+      <w:proofErr w:type="spellStart"/>
+      <w:r>
+        <w:rPr>
+          <w:rFonts w:ascii="Courier New" w:hAnsi="Courier New" w:cs="Courier New"/>
+          <w:sz w:val="24"/>
+          <w:szCs w:val="24"/>
+          <w:lang w:val="en-US"/>
+        </w:rPr>
+        <w:t>masterID</w:t>
+      </w:r>
+      <w:proofErr w:type="spellEnd"/>
+      <w:r>
+        <w:rPr>
+          <w:rFonts w:ascii="Courier New" w:hAnsi="Courier New" w:cs="Courier New"/>
+          <w:sz w:val="24"/>
+          <w:szCs w:val="24"/>
+          <w:lang w:val="en-US"/>
+        </w:rPr>
+        <w:t xml:space="preserve">, </w:t>
+      </w:r>
+      <w:proofErr w:type="spellStart"/>
+      <w:r>
+        <w:rPr>
+          <w:rFonts w:ascii="Courier New" w:hAnsi="Courier New" w:cs="Courier New"/>
+          <w:sz w:val="24"/>
+          <w:szCs w:val="24"/>
+          <w:lang w:val="en-US"/>
+        </w:rPr>
+        <w:t>clientID</w:t>
+      </w:r>
+      <w:proofErr w:type="spellEnd"/>
+      <w:r>
+        <w:rPr>
+          <w:rFonts w:ascii="Courier New" w:hAnsi="Courier New" w:cs="Courier New"/>
+          <w:sz w:val="24"/>
+          <w:szCs w:val="24"/>
+          <w:lang w:val="en-US"/>
+        </w:rPr>
+        <w:t>) VALUES</w:t>
       </w:r>
     </w:p>
     <w:p>
@@ -5098,7 +8136,25 @@
           <w:sz w:val="24"/>
           <w:szCs w:val="24"/>
         </w:rPr>
-        <w:t>(3, '2022-07-07', 'Увлажнитель воздуха', 'Xiaomi Smart Humidifier 2', 'Пар имеет неприятный запах', 2, '2023-01-01', NULL, 3, 9),</w:t>
+        <w:t xml:space="preserve">(3, '2022-07-07', 'Увлажнитель воздуха', 'Xiaomi Smart </w:t>
+      </w:r>
+      <w:proofErr w:type="spellStart"/>
+      <w:r>
+        <w:rPr>
+          <w:rFonts w:ascii="Courier New" w:hAnsi="Courier New" w:cs="Courier New"/>
+          <w:sz w:val="24"/>
+          <w:szCs w:val="24"/>
+        </w:rPr>
+        <w:t>Humidifier</w:t>
+      </w:r>
+      <w:proofErr w:type="spellEnd"/>
+      <w:r>
+        <w:rPr>
+          <w:rFonts w:ascii="Courier New" w:hAnsi="Courier New" w:cs="Courier New"/>
+          <w:sz w:val="24"/>
+          <w:szCs w:val="24"/>
+        </w:rPr>
+        <w:t xml:space="preserve"> 2', 'Пар имеет неприятный запах', 2, '2023-01-01', NULL, 3, 9),</w:t>
       </w:r>
     </w:p>
     <w:p>
@@ -5124,7 +8180,25 @@
           <w:sz w:val="24"/>
           <w:szCs w:val="24"/>
         </w:rPr>
-        <w:t>(4, '2023-08-02', 'Увлажнитель воздуха', 'Polaris PUH 2300 WIFI IQ Home', 'Продолжает работать при снижении воды', 3, NULL, NULL, NULL, 8),</w:t>
+        <w:t>(4, '2023-08-02', 'Увлажнитель воздуха', '</w:t>
+      </w:r>
+      <w:proofErr w:type="spellStart"/>
+      <w:r>
+        <w:rPr>
+          <w:rFonts w:ascii="Courier New" w:hAnsi="Courier New" w:cs="Courier New"/>
+          <w:sz w:val="24"/>
+          <w:szCs w:val="24"/>
+        </w:rPr>
+        <w:t>Polaris</w:t>
+      </w:r>
+      <w:proofErr w:type="spellEnd"/>
+      <w:r>
+        <w:rPr>
+          <w:rFonts w:ascii="Courier New" w:hAnsi="Courier New" w:cs="Courier New"/>
+          <w:sz w:val="24"/>
+          <w:szCs w:val="24"/>
+        </w:rPr>
+        <w:t xml:space="preserve"> PUH 2300 WIFI IQ Home', 'Продолжает работать при снижении воды', 3, NULL, NULL, NULL, 8),</w:t>
       </w:r>
     </w:p>
     <w:p>
@@ -5150,7 +8224,25 @@
           <w:sz w:val="24"/>
           <w:szCs w:val="24"/>
         </w:rPr>
-        <w:t>(5, '2023-08-02', 'Сушилка для рук', 'Ballu BAHD-1250', 'Не работает', 3, NULL, NULL, NULL, 9);</w:t>
+        <w:t>(5, '2023-08-02', 'Сушилка для рук', '</w:t>
+      </w:r>
+      <w:proofErr w:type="spellStart"/>
+      <w:r>
+        <w:rPr>
+          <w:rFonts w:ascii="Courier New" w:hAnsi="Courier New" w:cs="Courier New"/>
+          <w:sz w:val="24"/>
+          <w:szCs w:val="24"/>
+        </w:rPr>
+        <w:t>Ballu</w:t>
+      </w:r>
+      <w:proofErr w:type="spellEnd"/>
+      <w:r>
+        <w:rPr>
+          <w:rFonts w:ascii="Courier New" w:hAnsi="Courier New" w:cs="Courier New"/>
+          <w:sz w:val="24"/>
+          <w:szCs w:val="24"/>
+        </w:rPr>
+        <w:t xml:space="preserve"> BAHD-1250', 'Не работает', 3, NULL, NULL, NULL, 9);</w:t>
       </w:r>
     </w:p>
     <w:p>
@@ -5196,7 +8288,67 @@
           <w:szCs w:val="24"/>
           <w:lang w:val="en-US"/>
         </w:rPr>
-        <w:t>INSERT INTO Comments (commentID, message, masterID, requestID) VALUES</w:t>
+        <w:t>INSERT INTO Comments (</w:t>
+      </w:r>
+      <w:proofErr w:type="spellStart"/>
+      <w:r>
+        <w:rPr>
+          <w:rFonts w:ascii="Courier New" w:hAnsi="Courier New" w:cs="Courier New"/>
+          <w:sz w:val="24"/>
+          <w:szCs w:val="24"/>
+          <w:lang w:val="en-US"/>
+        </w:rPr>
+        <w:t>commentID</w:t>
+      </w:r>
+      <w:proofErr w:type="spellEnd"/>
+      <w:r>
+        <w:rPr>
+          <w:rFonts w:ascii="Courier New" w:hAnsi="Courier New" w:cs="Courier New"/>
+          <w:sz w:val="24"/>
+          <w:szCs w:val="24"/>
+          <w:lang w:val="en-US"/>
+        </w:rPr>
+        <w:t xml:space="preserve">, message, </w:t>
+      </w:r>
+      <w:proofErr w:type="spellStart"/>
+      <w:r>
+        <w:rPr>
+          <w:rFonts w:ascii="Courier New" w:hAnsi="Courier New" w:cs="Courier New"/>
+          <w:sz w:val="24"/>
+          <w:szCs w:val="24"/>
+          <w:lang w:val="en-US"/>
+        </w:rPr>
+        <w:t>masterID</w:t>
+      </w:r>
+      <w:proofErr w:type="spellEnd"/>
+      <w:r>
+        <w:rPr>
+          <w:rFonts w:ascii="Courier New" w:hAnsi="Courier New" w:cs="Courier New"/>
+          <w:sz w:val="24"/>
+          <w:szCs w:val="24"/>
+          <w:lang w:val="en-US"/>
+        </w:rPr>
+        <w:t xml:space="preserve">, </w:t>
+      </w:r>
+      <w:proofErr w:type="spellStart"/>
+      <w:r>
+        <w:rPr>
+          <w:rFonts w:ascii="Courier New" w:hAnsi="Courier New" w:cs="Courier New"/>
+          <w:sz w:val="24"/>
+          <w:szCs w:val="24"/>
+          <w:lang w:val="en-US"/>
+        </w:rPr>
+        <w:t>requestID</w:t>
+      </w:r>
+      <w:proofErr w:type="spellEnd"/>
+      <w:r>
+        <w:rPr>
+          <w:rFonts w:ascii="Courier New" w:hAnsi="Courier New" w:cs="Courier New"/>
+          <w:sz w:val="24"/>
+          <w:szCs w:val="24"/>
+          <w:lang w:val="en-US"/>
+        </w:rPr>
+        <w:t>) VALUES</w:t>
       </w:r>
     </w:p>
     <w:p>
@@ -5283,15 +8435,13 @@
           <w:rFonts w:ascii="Times New Roman" w:hAnsi="Times New Roman" w:cs="Times New Roman"/>
           <w:sz w:val="28"/>
           <w:szCs w:val="28"/>
-          <w:lang w:val="en-US"/>
-        </w:rPr>
-      </w:pPr>
-      <w:r>
-        <w:rPr>
-          <w:rFonts w:ascii="Times New Roman" w:hAnsi="Times New Roman" w:cs="Times New Roman"/>
-          <w:sz w:val="28"/>
-          <w:szCs w:val="28"/>
-          <w:lang w:val="en-US"/>
+        </w:rPr>
+      </w:pPr>
+      <w:r>
+        <w:rPr>
+          <w:rFonts w:ascii="Times New Roman" w:hAnsi="Times New Roman" w:cs="Times New Roman"/>
+          <w:sz w:val="28"/>
+          <w:szCs w:val="28"/>
         </w:rPr>
         <w:br w:type="page"/>
       </w:r>
@@ -5565,15 +8715,7 @@
           <w:sz w:val="28"/>
           <w:szCs w:val="28"/>
         </w:rPr>
-        <w:t xml:space="preserve"> </w:t>
-      </w:r>
-      <w:r>
-        <w:rPr>
-          <w:rFonts w:ascii="Times New Roman" w:hAnsi="Times New Roman" w:cs="Times New Roman"/>
-          <w:sz w:val="28"/>
-          <w:szCs w:val="28"/>
-        </w:rPr>
-        <w:t>обработка ошибок и предупреждений при удалении данных</w:t>
+        <w:t xml:space="preserve"> обработка ошибок и предупреждений при удалении данных</w:t>
       </w:r>
       <w:r>
         <w:rPr>
@@ -5609,15 +8751,7 @@
           <w:sz w:val="28"/>
           <w:szCs w:val="28"/>
         </w:rPr>
-        <w:t xml:space="preserve"> </w:t>
-      </w:r>
-      <w:r>
-        <w:rPr>
-          <w:rFonts w:ascii="Times New Roman" w:hAnsi="Times New Roman" w:cs="Times New Roman"/>
-          <w:sz w:val="28"/>
-          <w:szCs w:val="28"/>
-        </w:rPr>
-        <w:t>вкладка со статистикой работы отдела</w:t>
+        <w:t xml:space="preserve"> вкладка со статистикой работы отдела</w:t>
       </w:r>
       <w:r>
         <w:rPr>
@@ -5653,15 +8787,7 @@
           <w:sz w:val="28"/>
           <w:szCs w:val="28"/>
         </w:rPr>
-        <w:t xml:space="preserve"> </w:t>
-      </w:r>
-      <w:r>
-        <w:rPr>
-          <w:rFonts w:ascii="Times New Roman" w:hAnsi="Times New Roman" w:cs="Times New Roman"/>
-          <w:sz w:val="28"/>
-          <w:szCs w:val="28"/>
-        </w:rPr>
-        <w:t>отображение данных текущего пользователя и функция выхода из системы.</w:t>
+        <w:t xml:space="preserve"> отображение данных текущего пользователя и функция выхода из системы.</w:t>
       </w:r>
     </w:p>
     <w:p>
@@ -5738,6 +8864,7 @@
       <w:r>
         <w:rPr>
           <w:rFonts w:ascii="Times New Roman" w:hAnsi="Times New Roman" w:cs="Times New Roman"/>
+          <w:noProof/>
           <w:sz w:val="28"/>
           <w:szCs w:val="28"/>
         </w:rPr>
@@ -5829,6 +8956,7 @@
       <w:r>
         <w:rPr>
           <w:rFonts w:ascii="Times New Roman" w:hAnsi="Times New Roman" w:cs="Times New Roman"/>
+          <w:noProof/>
           <w:sz w:val="28"/>
           <w:szCs w:val="28"/>
         </w:rPr>
@@ -5907,15 +9035,7 @@
           <w:sz w:val="28"/>
           <w:szCs w:val="28"/>
         </w:rPr>
-        <w:t xml:space="preserve"> – </w:t>
-      </w:r>
-      <w:r>
-        <w:rPr>
-          <w:rFonts w:ascii="Times New Roman" w:hAnsi="Times New Roman" w:cs="Times New Roman"/>
-          <w:sz w:val="28"/>
-          <w:szCs w:val="28"/>
-        </w:rPr>
-        <w:t>Главная вкладка</w:t>
+        <w:t xml:space="preserve"> – Главная вкладка</w:t>
       </w:r>
     </w:p>
     <w:p>
@@ -5949,6 +9069,7 @@
       <w:r>
         <w:rPr>
           <w:rFonts w:ascii="Times New Roman" w:hAnsi="Times New Roman" w:cs="Times New Roman"/>
+          <w:noProof/>
           <w:sz w:val="28"/>
           <w:szCs w:val="28"/>
         </w:rPr>
@@ -6028,15 +9149,7 @@
           <w:sz w:val="28"/>
           <w:szCs w:val="28"/>
         </w:rPr>
-        <w:t xml:space="preserve"> – Окно </w:t>
-      </w:r>
-      <w:r>
-        <w:rPr>
-          <w:rFonts w:ascii="Times New Roman" w:hAnsi="Times New Roman" w:cs="Times New Roman"/>
-          <w:sz w:val="28"/>
-          <w:szCs w:val="28"/>
-        </w:rPr>
-        <w:t>статистики</w:t>
+        <w:t xml:space="preserve"> – Окно статистики</w:t>
       </w:r>
     </w:p>
     <w:p>
@@ -6065,6 +9178,7 @@
       <w:r>
         <w:rPr>
           <w:rFonts w:ascii="Times New Roman" w:hAnsi="Times New Roman" w:cs="Times New Roman"/>
+          <w:noProof/>
           <w:sz w:val="28"/>
           <w:szCs w:val="28"/>
         </w:rPr>
@@ -6143,15 +9257,7 @@
           <w:sz w:val="28"/>
           <w:szCs w:val="28"/>
         </w:rPr>
-        <w:t xml:space="preserve"> – Окно </w:t>
-      </w:r>
-      <w:r>
-        <w:rPr>
-          <w:rFonts w:ascii="Times New Roman" w:hAnsi="Times New Roman" w:cs="Times New Roman"/>
-          <w:sz w:val="28"/>
-          <w:szCs w:val="28"/>
-        </w:rPr>
-        <w:t>комментариев</w:t>
+        <w:t xml:space="preserve"> – Окно комментариев</w:t>
       </w:r>
     </w:p>
     <w:p>
@@ -6180,6 +9286,7 @@
       <w:r>
         <w:rPr>
           <w:rFonts w:ascii="Times New Roman" w:hAnsi="Times New Roman" w:cs="Times New Roman"/>
+          <w:noProof/>
           <w:sz w:val="28"/>
           <w:szCs w:val="28"/>
         </w:rPr>
@@ -6242,31 +9349,7 @@
           <w:sz w:val="28"/>
           <w:szCs w:val="28"/>
         </w:rPr>
-        <w:t>Рисунок 3.</w:t>
-      </w:r>
-      <w:r>
-        <w:rPr>
-          <w:rFonts w:ascii="Times New Roman" w:hAnsi="Times New Roman" w:cs="Times New Roman"/>
-          <w:sz w:val="28"/>
-          <w:szCs w:val="28"/>
-        </w:rPr>
-        <w:t>5</w:t>
-      </w:r>
-      <w:r>
-        <w:rPr>
-          <w:rFonts w:ascii="Times New Roman" w:hAnsi="Times New Roman" w:cs="Times New Roman"/>
-          <w:sz w:val="28"/>
-          <w:szCs w:val="28"/>
-        </w:rPr>
-        <w:t xml:space="preserve"> – </w:t>
-      </w:r>
-      <w:r>
-        <w:rPr>
-          <w:rFonts w:ascii="Times New Roman" w:hAnsi="Times New Roman" w:cs="Times New Roman"/>
-          <w:sz w:val="28"/>
-          <w:szCs w:val="28"/>
-        </w:rPr>
-        <w:t>Создание заявки</w:t>
+        <w:t>Рисунок 3.5 – Создание заявки</w:t>
       </w:r>
     </w:p>
     <w:p>
@@ -6295,6 +9378,7 @@
       <w:r>
         <w:rPr>
           <w:rFonts w:ascii="Times New Roman" w:hAnsi="Times New Roman" w:cs="Times New Roman"/>
+          <w:noProof/>
           <w:sz w:val="28"/>
           <w:szCs w:val="28"/>
         </w:rPr>
@@ -6358,31 +9442,7 @@
           <w:sz w:val="28"/>
           <w:szCs w:val="28"/>
         </w:rPr>
-        <w:t>Рисунок 3.</w:t>
-      </w:r>
-      <w:r>
-        <w:rPr>
-          <w:rFonts w:ascii="Times New Roman" w:hAnsi="Times New Roman" w:cs="Times New Roman"/>
-          <w:sz w:val="28"/>
-          <w:szCs w:val="28"/>
-        </w:rPr>
-        <w:t>6</w:t>
-      </w:r>
-      <w:r>
-        <w:rPr>
-          <w:rFonts w:ascii="Times New Roman" w:hAnsi="Times New Roman" w:cs="Times New Roman"/>
-          <w:sz w:val="28"/>
-          <w:szCs w:val="28"/>
-        </w:rPr>
-        <w:t xml:space="preserve"> – </w:t>
-      </w:r>
-      <w:r>
-        <w:rPr>
-          <w:rFonts w:ascii="Times New Roman" w:hAnsi="Times New Roman" w:cs="Times New Roman"/>
-          <w:sz w:val="28"/>
-          <w:szCs w:val="28"/>
-        </w:rPr>
-        <w:t>Редактирование заявки</w:t>
+        <w:t>Рисунок 3.6 – Редактирование заявки</w:t>
       </w:r>
     </w:p>
     <w:p>
@@ -6411,6 +9471,7 @@
       <w:r>
         <w:rPr>
           <w:rFonts w:ascii="Times New Roman" w:hAnsi="Times New Roman" w:cs="Times New Roman"/>
+          <w:noProof/>
           <w:sz w:val="28"/>
           <w:szCs w:val="28"/>
         </w:rPr>
@@ -6489,15 +9550,7 @@
           <w:sz w:val="28"/>
           <w:szCs w:val="28"/>
         </w:rPr>
-        <w:t xml:space="preserve"> – </w:t>
-      </w:r>
-      <w:r>
-        <w:rPr>
-          <w:rFonts w:ascii="Times New Roman" w:hAnsi="Times New Roman" w:cs="Times New Roman"/>
-          <w:sz w:val="28"/>
-          <w:szCs w:val="28"/>
-        </w:rPr>
-        <w:t>Главная страница с роли заказчика</w:t>
+        <w:t xml:space="preserve"> – Главная страница с роли заказчика</w:t>
       </w:r>
     </w:p>
     <w:p>
@@ -7819,13 +10872,13 @@
 <file path=word/numbering.xml><?xml version="1.0" encoding="utf-8"?>
 <w:numbering xmlns:wpc="http://schemas.microsoft.com/office/word/2010/wordprocessingCanvas" xmlns:cx="http://schemas.microsoft.com/office/drawing/2014/chartex" xmlns:cx1="http://schemas.microsoft.com/office/drawing/2015/9/8/chartex" xmlns:cx2="http://schemas.microsoft.com/office/drawing/2015/10/21/chartex" xmlns:cx3="http://schemas.microsoft.com/office/drawing/2016/5/9/chartex" xmlns:cx4="http://schemas.microsoft.com/office/drawing/2016/5/10/chartex" xmlns:cx5="http://schemas.microsoft.com/office/drawing/2016/5/11/chartex" xmlns:cx6="http://schemas.microsoft.com/office/drawing/2016/5/12/chartex" xmlns:cx7="http://schemas.microsoft.com/office/drawing/2016/5/13/chartex" xmlns:cx8="http://schemas.microsoft.com/office/drawing/2016/5/14/chartex" xmlns:mc="http://schemas.openxmlformats.org/markup-compatibility/2006" xmlns:aink="http://schemas.microsoft.com/office/drawing/2016/ink" xmlns:am3d="http://schemas.microsoft.com/office/drawing/2017/model3d" xmlns:o="urn:schemas-microsoft-com:office:office" xmlns:r="http://schemas.openxmlformats.org/officeDocument/2006/relationships" xmlns:m="http://schemas.openxmlformats.org/officeDocument/2006/math" xmlns:v="urn:schemas-microsoft-com:vml" xmlns:wp14="http://schemas.microsoft.com/office/word/2010/wordprocessingDrawing" xmlns:wp="http://schemas.openxmlformats.org/drawingml/2006/wordprocessingDrawing" xmlns:w10="urn:schemas-microsoft-com:office:word" xmlns:w="http://schemas.openxmlformats.org/wordprocessingml/2006/main" xmlns:w14="http://schemas.microsoft.com/office/word/2010/wordml" xmlns:w15="http://schemas.microsoft.com/office/word/2012/wordml" xmlns:w16cex="http://schemas.microsoft.com/office/word/2018/wordml/cex" xmlns:w16cid="http://schemas.microsoft.com/office/word/2016/wordml/cid" xmlns:w16="http://schemas.microsoft.com/office/word/2018/wordml" xmlns:w16sdtdh="http://schemas.microsoft.com/office/word/2020/wordml/sdtdatahash" xmlns:w16se="http://schemas.microsoft.com/office/word/2015/wordml/symex" xmlns:wpg="http://schemas.microsoft.com/office/word/2010/wordprocessingGroup" xmlns:wpi="http://schemas.microsoft.com/office/word/2010/wordprocessingInk" xmlns:wne="http://schemas.microsoft.com/office/word/2006/wordml" xmlns:wps="http://schemas.microsoft.com/office/word/2010/wordprocessingShape" mc:Ignorable="w14 w15 w16se w16cid w16 w16cex w16sdtdh wp14">
   <w:abstractNum w:abstractNumId="0" w15:restartNumberingAfterBreak="0">
-    <w:nsid w:val="0C832895"/>
+    <w:nsid w:val="0A5B7467"/>
     <w:multiLevelType w:val="hybridMultilevel"/>
-    <w:tmpl w:val="5074F752"/>
-    <w:lvl w:ilvl="0" w:tplc="D9FC115C">
-      <w:start w:val="11"/>
+    <w:tmpl w:val="31E8E59A"/>
+    <w:lvl w:ilvl="0" w:tplc="7E0060DC">
+      <w:start w:val="9"/>
       <w:numFmt w:val="bullet"/>
-      <w:lvlText w:val="-"/>
+      <w:lvlText w:val="–"/>
       <w:lvlJc w:val="left"/>
       <w:pPr>
         <w:ind w:left="1353" w:hanging="360"/>
@@ -7931,7 +10984,123 @@
       </w:rPr>
     </w:lvl>
   </w:abstractNum>
+  <w:abstractNum w:abstractNumId="1" w15:restartNumberingAfterBreak="0">
+    <w:nsid w:val="0C832895"/>
+    <w:multiLevelType w:val="hybridMultilevel"/>
+    <w:tmpl w:val="5074F752"/>
+    <w:lvl w:ilvl="0" w:tplc="D9FC115C">
+      <w:start w:val="11"/>
+      <w:numFmt w:val="bullet"/>
+      <w:lvlText w:val="-"/>
+      <w:lvlJc w:val="left"/>
+      <w:pPr>
+        <w:ind w:left="1353" w:hanging="360"/>
+      </w:pPr>
+      <w:rPr>
+        <w:rFonts w:ascii="Times New Roman" w:eastAsiaTheme="minorHAnsi" w:hAnsi="Times New Roman" w:cs="Times New Roman" w:hint="default"/>
+      </w:rPr>
+    </w:lvl>
+    <w:lvl w:ilvl="1" w:tplc="04190003" w:tentative="1">
+      <w:start w:val="1"/>
+      <w:numFmt w:val="bullet"/>
+      <w:lvlText w:val="o"/>
+      <w:lvlJc w:val="left"/>
+      <w:pPr>
+        <w:ind w:left="2073" w:hanging="360"/>
+      </w:pPr>
+      <w:rPr>
+        <w:rFonts w:ascii="Courier New" w:hAnsi="Courier New" w:cs="Courier New" w:hint="default"/>
+      </w:rPr>
+    </w:lvl>
+    <w:lvl w:ilvl="2" w:tplc="04190005" w:tentative="1">
+      <w:start w:val="1"/>
+      <w:numFmt w:val="bullet"/>
+      <w:lvlText w:val=""/>
+      <w:lvlJc w:val="left"/>
+      <w:pPr>
+        <w:ind w:left="2793" w:hanging="360"/>
+      </w:pPr>
+      <w:rPr>
+        <w:rFonts w:ascii="Wingdings" w:hAnsi="Wingdings" w:hint="default"/>
+      </w:rPr>
+    </w:lvl>
+    <w:lvl w:ilvl="3" w:tplc="04190001" w:tentative="1">
+      <w:start w:val="1"/>
+      <w:numFmt w:val="bullet"/>
+      <w:lvlText w:val=""/>
+      <w:lvlJc w:val="left"/>
+      <w:pPr>
+        <w:ind w:left="3513" w:hanging="360"/>
+      </w:pPr>
+      <w:rPr>
+        <w:rFonts w:ascii="Symbol" w:hAnsi="Symbol" w:hint="default"/>
+      </w:rPr>
+    </w:lvl>
+    <w:lvl w:ilvl="4" w:tplc="04190003" w:tentative="1">
+      <w:start w:val="1"/>
+      <w:numFmt w:val="bullet"/>
+      <w:lvlText w:val="o"/>
+      <w:lvlJc w:val="left"/>
+      <w:pPr>
+        <w:ind w:left="4233" w:hanging="360"/>
+      </w:pPr>
+      <w:rPr>
+        <w:rFonts w:ascii="Courier New" w:hAnsi="Courier New" w:cs="Courier New" w:hint="default"/>
+      </w:rPr>
+    </w:lvl>
+    <w:lvl w:ilvl="5" w:tplc="04190005" w:tentative="1">
+      <w:start w:val="1"/>
+      <w:numFmt w:val="bullet"/>
+      <w:lvlText w:val=""/>
+      <w:lvlJc w:val="left"/>
+      <w:pPr>
+        <w:ind w:left="4953" w:hanging="360"/>
+      </w:pPr>
+      <w:rPr>
+        <w:rFonts w:ascii="Wingdings" w:hAnsi="Wingdings" w:hint="default"/>
+      </w:rPr>
+    </w:lvl>
+    <w:lvl w:ilvl="6" w:tplc="04190001" w:tentative="1">
+      <w:start w:val="1"/>
+      <w:numFmt w:val="bullet"/>
+      <w:lvlText w:val=""/>
+      <w:lvlJc w:val="left"/>
+      <w:pPr>
+        <w:ind w:left="5673" w:hanging="360"/>
+      </w:pPr>
+      <w:rPr>
+        <w:rFonts w:ascii="Symbol" w:hAnsi="Symbol" w:hint="default"/>
+      </w:rPr>
+    </w:lvl>
+    <w:lvl w:ilvl="7" w:tplc="04190003" w:tentative="1">
+      <w:start w:val="1"/>
+      <w:numFmt w:val="bullet"/>
+      <w:lvlText w:val="o"/>
+      <w:lvlJc w:val="left"/>
+      <w:pPr>
+        <w:ind w:left="6393" w:hanging="360"/>
+      </w:pPr>
+      <w:rPr>
+        <w:rFonts w:ascii="Courier New" w:hAnsi="Courier New" w:cs="Courier New" w:hint="default"/>
+      </w:rPr>
+    </w:lvl>
+    <w:lvl w:ilvl="8" w:tplc="04190005" w:tentative="1">
+      <w:start w:val="1"/>
+      <w:numFmt w:val="bullet"/>
+      <w:lvlText w:val=""/>
+      <w:lvlJc w:val="left"/>
+      <w:pPr>
+        <w:ind w:left="7113" w:hanging="360"/>
+      </w:pPr>
+      <w:rPr>
+        <w:rFonts w:ascii="Wingdings" w:hAnsi="Wingdings" w:hint="default"/>
+      </w:rPr>
+    </w:lvl>
+  </w:abstractNum>
   <w:num w:numId="1">
+    <w:abstractNumId w:val="1"/>
+  </w:num>
+  <w:num w:numId="2">
     <w:abstractNumId w:val="0"/>
   </w:num>
 </w:numbering>
